--- a/Dự đoán chất lượng không khí.docx
+++ b/Dự đoán chất lượng không khí.docx
@@ -261,7 +261,7 @@
           <w:szCs w:val="28"/>
           <w:lang w:val="en-US"/>
         </w:rPr>
-        <w:t>13</w:t>
+        <w:t>11</w:t>
       </w:r>
     </w:p>
     <w:tbl>
@@ -272,11 +272,11 @@
         <w:tblLook w:val="04A0" w:firstRow="1" w:lastRow="0" w:firstColumn="1" w:lastColumn="0" w:noHBand="0" w:noVBand="1"/>
       </w:tblPr>
       <w:tblGrid>
-        <w:gridCol w:w="1838"/>
-        <w:gridCol w:w="2121"/>
-        <w:gridCol w:w="1419"/>
-        <w:gridCol w:w="1484"/>
-        <w:gridCol w:w="1485"/>
+        <w:gridCol w:w="1555"/>
+        <w:gridCol w:w="1417"/>
+        <w:gridCol w:w="1276"/>
+        <w:gridCol w:w="2693"/>
+        <w:gridCol w:w="1406"/>
       </w:tblGrid>
       <w:tr>
         <w:trPr>
@@ -284,7 +284,7 @@
         </w:trPr>
         <w:tc>
           <w:tcPr>
-            <w:tcW w:w="1838" w:type="dxa"/>
+            <w:tcW w:w="1555" w:type="dxa"/>
             <w:vAlign w:val="center"/>
           </w:tcPr>
           <w:p>
@@ -293,6 +293,7 @@
               <w:jc w:val="center"/>
               <w:rPr>
                 <w:rFonts w:asciiTheme="majorHAnsi" w:hAnsiTheme="majorHAnsi" w:cstheme="majorHAnsi"/>
+                <w:b/>
                 <w:sz w:val="24"/>
                 <w:szCs w:val="28"/>
                 <w:lang w:val="en-US"/>
@@ -301,6 +302,7 @@
             <w:r>
               <w:rPr>
                 <w:rFonts w:asciiTheme="majorHAnsi" w:hAnsiTheme="majorHAnsi" w:cstheme="majorHAnsi"/>
+                <w:b/>
                 <w:sz w:val="24"/>
                 <w:szCs w:val="28"/>
                 <w:lang w:val="en-US"/>
@@ -311,7 +313,7 @@
         </w:tc>
         <w:tc>
           <w:tcPr>
-            <w:tcW w:w="2121" w:type="dxa"/>
+            <w:tcW w:w="1417" w:type="dxa"/>
             <w:vAlign w:val="center"/>
           </w:tcPr>
           <w:p>
@@ -320,6 +322,7 @@
               <w:jc w:val="center"/>
               <w:rPr>
                 <w:rFonts w:asciiTheme="majorHAnsi" w:hAnsiTheme="majorHAnsi" w:cstheme="majorHAnsi"/>
+                <w:b/>
                 <w:sz w:val="24"/>
                 <w:szCs w:val="28"/>
                 <w:lang w:val="en-US"/>
@@ -328,6 +331,7 @@
             <w:r>
               <w:rPr>
                 <w:rFonts w:asciiTheme="majorHAnsi" w:hAnsiTheme="majorHAnsi" w:cstheme="majorHAnsi"/>
+                <w:b/>
                 <w:sz w:val="24"/>
                 <w:szCs w:val="28"/>
                 <w:lang w:val="en-US"/>
@@ -338,7 +342,7 @@
         </w:tc>
         <w:tc>
           <w:tcPr>
-            <w:tcW w:w="1419" w:type="dxa"/>
+            <w:tcW w:w="1276" w:type="dxa"/>
             <w:vAlign w:val="center"/>
           </w:tcPr>
           <w:p>
@@ -347,6 +351,7 @@
               <w:jc w:val="center"/>
               <w:rPr>
                 <w:rFonts w:asciiTheme="majorHAnsi" w:hAnsiTheme="majorHAnsi" w:cstheme="majorHAnsi"/>
+                <w:b/>
                 <w:sz w:val="24"/>
                 <w:szCs w:val="28"/>
                 <w:lang w:val="en-US"/>
@@ -355,6 +360,7 @@
             <w:r>
               <w:rPr>
                 <w:rFonts w:asciiTheme="majorHAnsi" w:hAnsiTheme="majorHAnsi" w:cstheme="majorHAnsi"/>
+                <w:b/>
                 <w:sz w:val="24"/>
                 <w:szCs w:val="28"/>
                 <w:lang w:val="en-US"/>
@@ -365,7 +371,7 @@
         </w:tc>
         <w:tc>
           <w:tcPr>
-            <w:tcW w:w="1484" w:type="dxa"/>
+            <w:tcW w:w="2693" w:type="dxa"/>
             <w:vAlign w:val="center"/>
           </w:tcPr>
           <w:p>
@@ -374,6 +380,7 @@
               <w:jc w:val="center"/>
               <w:rPr>
                 <w:rFonts w:asciiTheme="majorHAnsi" w:hAnsiTheme="majorHAnsi" w:cstheme="majorHAnsi"/>
+                <w:b/>
                 <w:sz w:val="24"/>
                 <w:szCs w:val="28"/>
                 <w:lang w:val="en-US"/>
@@ -382,6 +389,7 @@
             <w:r>
               <w:rPr>
                 <w:rFonts w:asciiTheme="majorHAnsi" w:hAnsiTheme="majorHAnsi" w:cstheme="majorHAnsi"/>
+                <w:b/>
                 <w:sz w:val="24"/>
                 <w:szCs w:val="28"/>
                 <w:lang w:val="en-US"/>
@@ -392,7 +400,7 @@
         </w:tc>
         <w:tc>
           <w:tcPr>
-            <w:tcW w:w="1485" w:type="dxa"/>
+            <w:tcW w:w="1406" w:type="dxa"/>
             <w:vAlign w:val="center"/>
           </w:tcPr>
           <w:p>
@@ -401,6 +409,7 @@
               <w:jc w:val="center"/>
               <w:rPr>
                 <w:rFonts w:asciiTheme="majorHAnsi" w:hAnsiTheme="majorHAnsi" w:cstheme="majorHAnsi"/>
+                <w:b/>
                 <w:sz w:val="24"/>
                 <w:szCs w:val="28"/>
                 <w:lang w:val="en-US"/>
@@ -409,6 +418,7 @@
             <w:r>
               <w:rPr>
                 <w:rFonts w:asciiTheme="majorHAnsi" w:hAnsiTheme="majorHAnsi" w:cstheme="majorHAnsi"/>
+                <w:b/>
                 <w:sz w:val="24"/>
                 <w:szCs w:val="28"/>
                 <w:lang w:val="en-US"/>
@@ -424,7 +434,7 @@
         </w:trPr>
         <w:tc>
           <w:tcPr>
-            <w:tcW w:w="1838" w:type="dxa"/>
+            <w:tcW w:w="1555" w:type="dxa"/>
             <w:vAlign w:val="center"/>
           </w:tcPr>
           <w:p>
@@ -472,7 +482,7 @@
         </w:tc>
         <w:tc>
           <w:tcPr>
-            <w:tcW w:w="2121" w:type="dxa"/>
+            <w:tcW w:w="1417" w:type="dxa"/>
             <w:vAlign w:val="center"/>
           </w:tcPr>
           <w:p>
@@ -499,7 +509,7 @@
         </w:tc>
         <w:tc>
           <w:tcPr>
-            <w:tcW w:w="1419" w:type="dxa"/>
+            <w:tcW w:w="1276" w:type="dxa"/>
             <w:vAlign w:val="center"/>
           </w:tcPr>
           <w:p>
@@ -526,7 +536,7 @@
         </w:tc>
         <w:tc>
           <w:tcPr>
-            <w:tcW w:w="1484" w:type="dxa"/>
+            <w:tcW w:w="2693" w:type="dxa"/>
             <w:vAlign w:val="center"/>
           </w:tcPr>
           <w:p>
@@ -540,11 +550,20 @@
                 <w:lang w:val="en-US"/>
               </w:rPr>
             </w:pPr>
+            <w:r>
+              <w:rPr>
+                <w:rFonts w:asciiTheme="majorHAnsi" w:hAnsiTheme="majorHAnsi" w:cstheme="majorHAnsi"/>
+                <w:sz w:val="24"/>
+                <w:szCs w:val="28"/>
+                <w:lang w:val="en-US"/>
+              </w:rPr>
+              <w:t>Ppt, mô tả dữ liệu, phân tích dữ liệu, kết quả thực nghiệm (1, 3).</w:t>
+            </w:r>
           </w:p>
         </w:tc>
         <w:tc>
           <w:tcPr>
-            <w:tcW w:w="1485" w:type="dxa"/>
+            <w:tcW w:w="1406" w:type="dxa"/>
             <w:vAlign w:val="center"/>
           </w:tcPr>
           <w:p>
@@ -576,7 +595,7 @@
         </w:trPr>
         <w:tc>
           <w:tcPr>
-            <w:tcW w:w="1838" w:type="dxa"/>
+            <w:tcW w:w="1555" w:type="dxa"/>
             <w:vAlign w:val="center"/>
           </w:tcPr>
           <w:p>
@@ -603,7 +622,7 @@
         </w:tc>
         <w:tc>
           <w:tcPr>
-            <w:tcW w:w="2121" w:type="dxa"/>
+            <w:tcW w:w="1417" w:type="dxa"/>
             <w:vAlign w:val="center"/>
           </w:tcPr>
           <w:p>
@@ -630,7 +649,7 @@
         </w:tc>
         <w:tc>
           <w:tcPr>
-            <w:tcW w:w="1419" w:type="dxa"/>
+            <w:tcW w:w="1276" w:type="dxa"/>
             <w:vAlign w:val="center"/>
           </w:tcPr>
           <w:p>
@@ -657,7 +676,7 @@
         </w:tc>
         <w:tc>
           <w:tcPr>
-            <w:tcW w:w="1484" w:type="dxa"/>
+            <w:tcW w:w="2693" w:type="dxa"/>
             <w:vAlign w:val="center"/>
           </w:tcPr>
           <w:p>
@@ -671,11 +690,47 @@
                 <w:lang w:val="en-US"/>
               </w:rPr>
             </w:pPr>
+            <w:r>
+              <w:rPr>
+                <w:rFonts w:asciiTheme="majorHAnsi" w:hAnsiTheme="majorHAnsi" w:cstheme="majorHAnsi"/>
+                <w:sz w:val="24"/>
+                <w:szCs w:val="28"/>
+                <w:lang w:val="en-US"/>
+              </w:rPr>
+              <w:t>Ppt, phân lớp dữ liệu,</w:t>
+            </w:r>
+            <w:r>
+              <w:rPr>
+                <w:rFonts w:asciiTheme="majorHAnsi" w:hAnsiTheme="majorHAnsi" w:cstheme="majorHAnsi"/>
+                <w:sz w:val="24"/>
+                <w:szCs w:val="28"/>
+                <w:lang w:val="en-US"/>
+              </w:rPr>
+              <w:t xml:space="preserve"> kết quả thực nghiệm</w:t>
+            </w:r>
+            <w:r>
+              <w:rPr>
+                <w:rFonts w:asciiTheme="majorHAnsi" w:hAnsiTheme="majorHAnsi" w:cstheme="majorHAnsi"/>
+                <w:sz w:val="24"/>
+                <w:szCs w:val="28"/>
+                <w:lang w:val="en-US"/>
+              </w:rPr>
+              <w:t xml:space="preserve"> (2, 4)</w:t>
+            </w:r>
+            <w:r>
+              <w:rPr>
+                <w:rFonts w:asciiTheme="majorHAnsi" w:hAnsiTheme="majorHAnsi" w:cstheme="majorHAnsi"/>
+                <w:sz w:val="24"/>
+                <w:szCs w:val="28"/>
+                <w:lang w:val="en-US"/>
+              </w:rPr>
+              <w:t>, kết luận.</w:t>
+            </w:r>
           </w:p>
         </w:tc>
         <w:tc>
           <w:tcPr>
-            <w:tcW w:w="1485" w:type="dxa"/>
+            <w:tcW w:w="1406" w:type="dxa"/>
             <w:vAlign w:val="center"/>
           </w:tcPr>
           <w:p>
@@ -707,7 +762,7 @@
         </w:trPr>
         <w:tc>
           <w:tcPr>
-            <w:tcW w:w="1838" w:type="dxa"/>
+            <w:tcW w:w="1555" w:type="dxa"/>
             <w:vAlign w:val="center"/>
           </w:tcPr>
           <w:p>
@@ -734,7 +789,7 @@
         </w:tc>
         <w:tc>
           <w:tcPr>
-            <w:tcW w:w="2121" w:type="dxa"/>
+            <w:tcW w:w="1417" w:type="dxa"/>
             <w:vAlign w:val="center"/>
           </w:tcPr>
           <w:p>
@@ -761,7 +816,7 @@
         </w:tc>
         <w:tc>
           <w:tcPr>
-            <w:tcW w:w="1419" w:type="dxa"/>
+            <w:tcW w:w="1276" w:type="dxa"/>
             <w:vAlign w:val="center"/>
           </w:tcPr>
           <w:p>
@@ -788,7 +843,7 @@
         </w:tc>
         <w:tc>
           <w:tcPr>
-            <w:tcW w:w="1484" w:type="dxa"/>
+            <w:tcW w:w="2693" w:type="dxa"/>
             <w:vAlign w:val="center"/>
           </w:tcPr>
           <w:p>
@@ -802,11 +857,20 @@
                 <w:lang w:val="en-US"/>
               </w:rPr>
             </w:pPr>
+            <w:r>
+              <w:rPr>
+                <w:rFonts w:asciiTheme="majorHAnsi" w:hAnsiTheme="majorHAnsi" w:cstheme="majorHAnsi"/>
+                <w:sz w:val="24"/>
+                <w:szCs w:val="28"/>
+                <w:lang w:val="en-US"/>
+              </w:rPr>
+              <w:t>Word, đặt vấn đề, phương pháp sử dụng, kết quả thực nghiệm (5)</w:t>
+            </w:r>
           </w:p>
         </w:tc>
         <w:tc>
           <w:tcPr>
-            <w:tcW w:w="1485" w:type="dxa"/>
+            <w:tcW w:w="1406" w:type="dxa"/>
             <w:vAlign w:val="center"/>
           </w:tcPr>
           <w:p>
@@ -860,7 +924,6 @@
     <w:p>
       <w:pPr>
         <w:spacing w:line="360" w:lineRule="auto"/>
-        <w:jc w:val="center"/>
         <w:rPr>
           <w:rFonts w:asciiTheme="majorHAnsi" w:hAnsiTheme="majorHAnsi" w:cstheme="majorHAnsi"/>
           <w:sz w:val="28"/>
@@ -880,38 +943,23 @@
           <w:lang w:val="en-US"/>
         </w:rPr>
       </w:pPr>
-    </w:p>
-    <w:p>
-      <w:pPr>
-        <w:spacing w:line="360" w:lineRule="auto"/>
-        <w:jc w:val="center"/>
+      <w:r>
         <w:rPr>
           <w:rFonts w:asciiTheme="majorHAnsi" w:hAnsiTheme="majorHAnsi" w:cstheme="majorHAnsi"/>
           <w:sz w:val="28"/>
           <w:szCs w:val="28"/>
           <w:lang w:val="en-US"/>
         </w:rPr>
-      </w:pPr>
-    </w:p>
-    <w:p>
-      <w:pPr>
-        <w:spacing w:line="360" w:lineRule="auto"/>
-        <w:jc w:val="center"/>
+        <w:t>Hà Nội, 202</w:t>
+      </w:r>
+      <w:r>
         <w:rPr>
           <w:rFonts w:asciiTheme="majorHAnsi" w:hAnsiTheme="majorHAnsi" w:cstheme="majorHAnsi"/>
           <w:sz w:val="28"/>
           <w:szCs w:val="28"/>
           <w:lang w:val="en-US"/>
         </w:rPr>
-      </w:pPr>
-      <w:r>
-        <w:rPr>
-          <w:rFonts w:asciiTheme="majorHAnsi" w:hAnsiTheme="majorHAnsi" w:cstheme="majorHAnsi"/>
-          <w:sz w:val="28"/>
-          <w:szCs w:val="28"/>
-          <w:lang w:val="en-US"/>
-        </w:rPr>
-        <w:t>Hà Nội, 2025</w:t>
+        <w:t>6</w:t>
       </w:r>
     </w:p>
     <w:p>
@@ -1120,20 +1168,9 @@
           <w:szCs w:val="24"/>
           <w:lang w:val="en-US"/>
         </w:rPr>
-        <w:t xml:space="preserve">Ô nhiễm không khí đang trở thành một trong những vấn đề nghiêm trọng trên toàn cầu, đặc biệt tại các đô thị lớn và khu vực có mật độ dân cư cao. Các chất ô nhiễm như bụi mịn PM2.5, PM10 cùng các khí thải độc hại như CO, NO₂, SO₂ có tác động trực tiếp đến sức khỏe con người, làm gia tăng nguy cơ mắc các bệnh về hô hấp, tim mạch và nhiều vấn đề sức khỏe khác. Chỉ số chất lượng không khí (AQI) được sử dụng phổ biến để đánh giá mức độ ô nhiễm tại một khu vực, tuy nhiên việc theo dõi AQI theo thời gian thực vẫn chưa đủ để hỗ trợ các biện </w:t>
-      </w:r>
-      <w:bookmarkStart w:id="0" w:name="_GoBack"/>
-      <w:r>
-        <w:rPr>
-          <w:rFonts w:asciiTheme="majorHAnsi" w:hAnsiTheme="majorHAnsi" w:cstheme="majorHAnsi"/>
-          <w:sz w:val="24"/>
-          <w:szCs w:val="24"/>
-          <w:lang w:val="en-US"/>
-        </w:rPr>
-        <w:t>pháp phòng ngừa sớm và quản lý môi trường hiệu quả.</w:t>
-      </w:r>
-    </w:p>
-    <w:bookmarkEnd w:id="0"/>
+        <w:t>Ô nhiễm không khí đang trở thành một trong những vấn đề nghiêm trọng trên toàn cầu, đặc biệt tại các đô thị lớn và khu vực có mật độ dân cư cao. Các chất ô nhiễm như bụi mịn PM2.5, PM10 cùng các khí thải độc hại như CO, NO₂, SO₂ có tác động trực tiếp đến sức khỏe con người, làm gia tăng nguy cơ mắc các bệnh về hô hấp, tim mạch và nhiều vấn đề sức khỏe khác. Chỉ số chất lượng không khí (AQI) được sử dụng phổ biến để đánh giá mức độ ô nhiễm tại một khu vực, tuy nhiên việc theo dõi AQI theo thời gian thực vẫn chưa đủ để hỗ trợ các biện pháp phòng ngừa sớm và quản lý môi trường hiệu quả.</w:t>
+      </w:r>
+    </w:p>
     <w:p>
       <w:pPr>
         <w:spacing w:line="360" w:lineRule="auto"/>
@@ -1328,6 +1365,7 @@
         </w:rPr>
       </w:sdtEndPr>
       <w:sdtContent>
+        <w:bookmarkStart w:id="0" w:name="_GoBack" w:displacedByCustomXml="prev"/>
         <w:p>
           <w:pPr>
             <w:pStyle w:val="TOCHeading"/>
@@ -4192,7 +4230,7 @@
               <w:rPr>
                 <w:webHidden/>
               </w:rPr>
-              <w:t>18</w:t>
+              <w:t>19</w:t>
             </w:r>
             <w:r>
               <w:rPr>
@@ -4267,7 +4305,7 @@
               <w:rPr>
                 <w:webHidden/>
               </w:rPr>
-              <w:t>18</w:t>
+              <w:t>19</w:t>
             </w:r>
             <w:r>
               <w:rPr>
@@ -4328,7 +4366,7 @@
               <w:rPr>
                 <w:webHidden/>
               </w:rPr>
-              <w:t>20</w:t>
+              <w:t>21</w:t>
             </w:r>
             <w:r>
               <w:rPr>
@@ -4349,6 +4387,7 @@
             <w:fldChar w:fldCharType="end"/>
           </w:r>
         </w:p>
+        <w:bookmarkEnd w:id="0" w:displacedByCustomXml="next"/>
       </w:sdtContent>
     </w:sdt>
     <w:p>
@@ -4367,6 +4406,7 @@
     <w:p>
       <w:pPr>
         <w:pStyle w:val="TOC1"/>
+        <w:jc w:val="left"/>
         <w:rPr>
           <w:rFonts w:asciiTheme="minorHAnsi" w:eastAsiaTheme="minorEastAsia" w:hAnsiTheme="minorHAnsi" w:cstheme="minorBidi"/>
           <w:b w:val="0"/>
@@ -4399,7 +4439,7 @@
         </w:rPr>
         <w:fldChar w:fldCharType="separate"/>
       </w:r>
-      <w:hyperlink w:anchor="_Toc221731549" w:history="1">
+      <w:hyperlink w:anchor="_Toc225355972" w:history="1">
         <w:r>
           <w:rPr>
             <w:rStyle w:val="Hyperlink"/>
@@ -4434,7 +4474,7 @@
             <w:sz w:val="24"/>
             <w:szCs w:val="24"/>
           </w:rPr>
-          <w:instrText xml:space="preserve"> PAGEREF _Toc221731549 \h </w:instrText>
+          <w:instrText xml:space="preserve"> PAGEREF _Toc225355972 \h </w:instrText>
         </w:r>
         <w:r>
           <w:rPr>
@@ -4476,6 +4516,7 @@
     <w:p>
       <w:pPr>
         <w:pStyle w:val="TOC1"/>
+        <w:jc w:val="left"/>
         <w:rPr>
           <w:rFonts w:asciiTheme="minorHAnsi" w:eastAsiaTheme="minorEastAsia" w:hAnsiTheme="minorHAnsi" w:cstheme="minorBidi"/>
           <w:b w:val="0"/>
@@ -4484,7 +4525,7 @@
           <w:lang w:val="vi-VN"/>
         </w:rPr>
       </w:pPr>
-      <w:hyperlink w:anchor="_Toc221731550" w:history="1">
+      <w:hyperlink w:anchor="_Toc225355974" w:history="1">
         <w:r>
           <w:rPr>
             <w:rStyle w:val="Hyperlink"/>
@@ -4519,7 +4560,7 @@
             <w:sz w:val="24"/>
             <w:szCs w:val="24"/>
           </w:rPr>
-          <w:instrText xml:space="preserve"> PAGEREF _Toc221731550 \h </w:instrText>
+          <w:instrText xml:space="preserve"> PAGEREF _Toc225355974 \h </w:instrText>
         </w:r>
         <w:r>
           <w:rPr>
@@ -4545,7 +4586,7 @@
             <w:sz w:val="24"/>
             <w:szCs w:val="24"/>
           </w:rPr>
-          <w:t>7</w:t>
+          <w:t>8</w:t>
         </w:r>
         <w:r>
           <w:rPr>
@@ -4561,6 +4602,7 @@
     <w:p>
       <w:pPr>
         <w:pStyle w:val="TOC1"/>
+        <w:jc w:val="left"/>
         <w:rPr>
           <w:rFonts w:asciiTheme="minorHAnsi" w:eastAsiaTheme="minorEastAsia" w:hAnsiTheme="minorHAnsi" w:cstheme="minorBidi"/>
           <w:b w:val="0"/>
@@ -4569,7 +4611,7 @@
           <w:lang w:val="vi-VN"/>
         </w:rPr>
       </w:pPr>
-      <w:hyperlink w:anchor="_Toc221731551" w:history="1">
+      <w:hyperlink w:anchor="_Toc225355975" w:history="1">
         <w:r>
           <w:rPr>
             <w:rStyle w:val="Hyperlink"/>
@@ -4614,7 +4656,7 @@
             <w:sz w:val="24"/>
             <w:szCs w:val="24"/>
           </w:rPr>
-          <w:instrText xml:space="preserve"> PAGEREF _Toc221731551 \h </w:instrText>
+          <w:instrText xml:space="preserve"> PAGEREF _Toc225355975 \h </w:instrText>
         </w:r>
         <w:r>
           <w:rPr>
@@ -4640,7 +4682,7 @@
             <w:sz w:val="24"/>
             <w:szCs w:val="24"/>
           </w:rPr>
-          <w:t>8</w:t>
+          <w:t>9</w:t>
         </w:r>
         <w:r>
           <w:rPr>
@@ -4656,6 +4698,7 @@
     <w:p>
       <w:pPr>
         <w:pStyle w:val="TOC1"/>
+        <w:jc w:val="left"/>
         <w:rPr>
           <w:rFonts w:asciiTheme="minorHAnsi" w:eastAsiaTheme="minorEastAsia" w:hAnsiTheme="minorHAnsi" w:cstheme="minorBidi"/>
           <w:b w:val="0"/>
@@ -4664,7 +4707,7 @@
           <w:lang w:val="vi-VN"/>
         </w:rPr>
       </w:pPr>
-      <w:hyperlink w:anchor="_Toc221731552" w:history="1">
+      <w:hyperlink w:anchor="_Toc225355976" w:history="1">
         <w:r>
           <w:rPr>
             <w:rStyle w:val="Hyperlink"/>
@@ -4699,7 +4742,7 @@
             <w:sz w:val="24"/>
             <w:szCs w:val="24"/>
           </w:rPr>
-          <w:instrText xml:space="preserve"> PAGEREF _Toc221731552 \h </w:instrText>
+          <w:instrText xml:space="preserve"> PAGEREF _Toc225355976 \h </w:instrText>
         </w:r>
         <w:r>
           <w:rPr>
@@ -4725,7 +4768,7 @@
             <w:sz w:val="24"/>
             <w:szCs w:val="24"/>
           </w:rPr>
-          <w:t>8</w:t>
+          <w:t>9</w:t>
         </w:r>
         <w:r>
           <w:rPr>
@@ -4741,6 +4784,7 @@
     <w:p>
       <w:pPr>
         <w:pStyle w:val="TOC1"/>
+        <w:jc w:val="left"/>
         <w:rPr>
           <w:rFonts w:asciiTheme="minorHAnsi" w:eastAsiaTheme="minorEastAsia" w:hAnsiTheme="minorHAnsi" w:cstheme="minorBidi"/>
           <w:b w:val="0"/>
@@ -4749,7 +4793,7 @@
           <w:lang w:val="vi-VN"/>
         </w:rPr>
       </w:pPr>
-      <w:hyperlink w:anchor="_Toc221731553" w:history="1">
+      <w:hyperlink w:anchor="_Toc225355977" w:history="1">
         <w:r>
           <w:rPr>
             <w:rStyle w:val="Hyperlink"/>
@@ -4784,92 +4828,7 @@
             <w:sz w:val="24"/>
             <w:szCs w:val="24"/>
           </w:rPr>
-          <w:instrText xml:space="preserve"> PAGEREF _Toc221731553 \h </w:instrText>
-        </w:r>
-        <w:r>
-          <w:rPr>
-            <w:b w:val="0"/>
-            <w:webHidden/>
-            <w:sz w:val="24"/>
-            <w:szCs w:val="24"/>
-          </w:rPr>
-        </w:r>
-        <w:r>
-          <w:rPr>
-            <w:b w:val="0"/>
-            <w:webHidden/>
-            <w:sz w:val="24"/>
-            <w:szCs w:val="24"/>
-          </w:rPr>
-          <w:fldChar w:fldCharType="separate"/>
-        </w:r>
-        <w:r>
-          <w:rPr>
-            <w:b w:val="0"/>
-            <w:webHidden/>
-            <w:sz w:val="24"/>
-            <w:szCs w:val="24"/>
-          </w:rPr>
-          <w:t>11</w:t>
-        </w:r>
-        <w:r>
-          <w:rPr>
-            <w:b w:val="0"/>
-            <w:webHidden/>
-            <w:sz w:val="24"/>
-            <w:szCs w:val="24"/>
-          </w:rPr>
-          <w:fldChar w:fldCharType="end"/>
-        </w:r>
-      </w:hyperlink>
-    </w:p>
-    <w:p>
-      <w:pPr>
-        <w:pStyle w:val="TOC1"/>
-        <w:rPr>
-          <w:rFonts w:asciiTheme="minorHAnsi" w:eastAsiaTheme="minorEastAsia" w:hAnsiTheme="minorHAnsi" w:cstheme="minorBidi"/>
-          <w:b w:val="0"/>
-          <w:sz w:val="24"/>
-          <w:szCs w:val="24"/>
-          <w:lang w:val="vi-VN"/>
-        </w:rPr>
-      </w:pPr>
-      <w:hyperlink w:anchor="_Toc221731554" w:history="1">
-        <w:r>
-          <w:rPr>
-            <w:rStyle w:val="Hyperlink"/>
-            <w:b w:val="0"/>
-            <w:sz w:val="24"/>
-            <w:szCs w:val="24"/>
-          </w:rPr>
-          <w:t>Hình 4.2.2: Mô hình phân lớp dự đoán mức độ ô nhiễm không khí</w:t>
-        </w:r>
-        <w:r>
-          <w:rPr>
-            <w:b w:val="0"/>
-            <w:webHidden/>
-            <w:sz w:val="24"/>
-            <w:szCs w:val="24"/>
-          </w:rPr>
-          <w:tab/>
-        </w:r>
-        <w:r>
-          <w:rPr>
-            <w:b w:val="0"/>
-            <w:webHidden/>
-            <w:sz w:val="24"/>
-            <w:szCs w:val="24"/>
-          </w:rPr>
-          <w:fldChar w:fldCharType="begin"/>
-        </w:r>
-        <w:r>
-          <w:rPr>
-            <w:b w:val="0"/>
-            <w:webHidden/>
-            <w:sz w:val="24"/>
-            <w:szCs w:val="24"/>
-          </w:rPr>
-          <w:instrText xml:space="preserve"> PAGEREF _Toc221731554 \h </w:instrText>
+          <w:instrText xml:space="preserve"> PAGEREF _Toc225355977 \h </w:instrText>
         </w:r>
         <w:r>
           <w:rPr>
@@ -4911,6 +4870,7 @@
     <w:p>
       <w:pPr>
         <w:pStyle w:val="TOC1"/>
+        <w:jc w:val="left"/>
         <w:rPr>
           <w:rFonts w:asciiTheme="minorHAnsi" w:eastAsiaTheme="minorEastAsia" w:hAnsiTheme="minorHAnsi" w:cstheme="minorBidi"/>
           <w:b w:val="0"/>
@@ -4919,7 +4879,7 @@
           <w:lang w:val="vi-VN"/>
         </w:rPr>
       </w:pPr>
-      <w:hyperlink w:anchor="_Toc221731555" w:history="1">
+      <w:hyperlink w:anchor="_Toc225355978" w:history="1">
         <w:r>
           <w:rPr>
             <w:rStyle w:val="Hyperlink"/>
@@ -4927,7 +4887,7 @@
             <w:sz w:val="24"/>
             <w:szCs w:val="24"/>
           </w:rPr>
-          <w:t>Hình 4.2.2.2.1: Mô hình Tree</w:t>
+          <w:t>Hình 4.2.2: Mô hình phân lớp dự đoán mức độ ô nhiễm không khí</w:t>
         </w:r>
         <w:r>
           <w:rPr>
@@ -4954,92 +4914,7 @@
             <w:sz w:val="24"/>
             <w:szCs w:val="24"/>
           </w:rPr>
-          <w:instrText xml:space="preserve"> PAGEREF _Toc221731555 \h </w:instrText>
-        </w:r>
-        <w:r>
-          <w:rPr>
-            <w:b w:val="0"/>
-            <w:webHidden/>
-            <w:sz w:val="24"/>
-            <w:szCs w:val="24"/>
-          </w:rPr>
-        </w:r>
-        <w:r>
-          <w:rPr>
-            <w:b w:val="0"/>
-            <w:webHidden/>
-            <w:sz w:val="24"/>
-            <w:szCs w:val="24"/>
-          </w:rPr>
-          <w:fldChar w:fldCharType="separate"/>
-        </w:r>
-        <w:r>
-          <w:rPr>
-            <w:b w:val="0"/>
-            <w:webHidden/>
-            <w:sz w:val="24"/>
-            <w:szCs w:val="24"/>
-          </w:rPr>
-          <w:t>12</w:t>
-        </w:r>
-        <w:r>
-          <w:rPr>
-            <w:b w:val="0"/>
-            <w:webHidden/>
-            <w:sz w:val="24"/>
-            <w:szCs w:val="24"/>
-          </w:rPr>
-          <w:fldChar w:fldCharType="end"/>
-        </w:r>
-      </w:hyperlink>
-    </w:p>
-    <w:p>
-      <w:pPr>
-        <w:pStyle w:val="TOC1"/>
-        <w:rPr>
-          <w:rFonts w:asciiTheme="minorHAnsi" w:eastAsiaTheme="minorEastAsia" w:hAnsiTheme="minorHAnsi" w:cstheme="minorBidi"/>
-          <w:b w:val="0"/>
-          <w:sz w:val="24"/>
-          <w:szCs w:val="24"/>
-          <w:lang w:val="vi-VN"/>
-        </w:rPr>
-      </w:pPr>
-      <w:hyperlink w:anchor="_Toc221731556" w:history="1">
-        <w:r>
-          <w:rPr>
-            <w:rStyle w:val="Hyperlink"/>
-            <w:b w:val="0"/>
-            <w:sz w:val="24"/>
-            <w:szCs w:val="24"/>
-          </w:rPr>
-          <w:t>Hình 4.2.2.2.2: Mô hình Random Forest</w:t>
-        </w:r>
-        <w:r>
-          <w:rPr>
-            <w:b w:val="0"/>
-            <w:webHidden/>
-            <w:sz w:val="24"/>
-            <w:szCs w:val="24"/>
-          </w:rPr>
-          <w:tab/>
-        </w:r>
-        <w:r>
-          <w:rPr>
-            <w:b w:val="0"/>
-            <w:webHidden/>
-            <w:sz w:val="24"/>
-            <w:szCs w:val="24"/>
-          </w:rPr>
-          <w:fldChar w:fldCharType="begin"/>
-        </w:r>
-        <w:r>
-          <w:rPr>
-            <w:b w:val="0"/>
-            <w:webHidden/>
-            <w:sz w:val="24"/>
-            <w:szCs w:val="24"/>
-          </w:rPr>
-          <w:instrText xml:space="preserve"> PAGEREF _Toc221731556 \h </w:instrText>
+          <w:instrText xml:space="preserve"> PAGEREF _Toc225355978 \h </w:instrText>
         </w:r>
         <w:r>
           <w:rPr>
@@ -5081,6 +4956,7 @@
     <w:p>
       <w:pPr>
         <w:pStyle w:val="TOC1"/>
+        <w:jc w:val="left"/>
         <w:rPr>
           <w:rFonts w:asciiTheme="minorHAnsi" w:eastAsiaTheme="minorEastAsia" w:hAnsiTheme="minorHAnsi" w:cstheme="minorBidi"/>
           <w:b w:val="0"/>
@@ -5089,7 +4965,7 @@
           <w:lang w:val="vi-VN"/>
         </w:rPr>
       </w:pPr>
-      <w:hyperlink w:anchor="_Toc221731557" w:history="1">
+      <w:hyperlink w:anchor="_Toc225355979" w:history="1">
         <w:r>
           <w:rPr>
             <w:rStyle w:val="Hyperlink"/>
@@ -5097,7 +4973,7 @@
             <w:sz w:val="24"/>
             <w:szCs w:val="24"/>
           </w:rPr>
-          <w:t>Hình 5.1.1: Mô hình thể hiện chỉ số của công cụ Test &amp; Score trong Orange</w:t>
+          <w:t>Hình 4.2.2.2.1: Mô hình Tree</w:t>
         </w:r>
         <w:r>
           <w:rPr>
@@ -5124,7 +5000,93 @@
             <w:sz w:val="24"/>
             <w:szCs w:val="24"/>
           </w:rPr>
-          <w:instrText xml:space="preserve"> PAGEREF _Toc221731557 \h </w:instrText>
+          <w:instrText xml:space="preserve"> PAGEREF _Toc225355979 \h </w:instrText>
+        </w:r>
+        <w:r>
+          <w:rPr>
+            <w:b w:val="0"/>
+            <w:webHidden/>
+            <w:sz w:val="24"/>
+            <w:szCs w:val="24"/>
+          </w:rPr>
+        </w:r>
+        <w:r>
+          <w:rPr>
+            <w:b w:val="0"/>
+            <w:webHidden/>
+            <w:sz w:val="24"/>
+            <w:szCs w:val="24"/>
+          </w:rPr>
+          <w:fldChar w:fldCharType="separate"/>
+        </w:r>
+        <w:r>
+          <w:rPr>
+            <w:b w:val="0"/>
+            <w:webHidden/>
+            <w:sz w:val="24"/>
+            <w:szCs w:val="24"/>
+          </w:rPr>
+          <w:t>13</w:t>
+        </w:r>
+        <w:r>
+          <w:rPr>
+            <w:b w:val="0"/>
+            <w:webHidden/>
+            <w:sz w:val="24"/>
+            <w:szCs w:val="24"/>
+          </w:rPr>
+          <w:fldChar w:fldCharType="end"/>
+        </w:r>
+      </w:hyperlink>
+    </w:p>
+    <w:p>
+      <w:pPr>
+        <w:pStyle w:val="TOC1"/>
+        <w:jc w:val="left"/>
+        <w:rPr>
+          <w:rFonts w:asciiTheme="minorHAnsi" w:eastAsiaTheme="minorEastAsia" w:hAnsiTheme="minorHAnsi" w:cstheme="minorBidi"/>
+          <w:b w:val="0"/>
+          <w:sz w:val="24"/>
+          <w:szCs w:val="24"/>
+          <w:lang w:val="vi-VN"/>
+        </w:rPr>
+      </w:pPr>
+      <w:hyperlink w:anchor="_Toc225355980" w:history="1">
+        <w:r>
+          <w:rPr>
+            <w:rStyle w:val="Hyperlink"/>
+            <w:b w:val="0"/>
+            <w:sz w:val="24"/>
+            <w:szCs w:val="24"/>
+          </w:rPr>
+          <w:t>Hình 4.2.2.2.2: Mô hình Random Forest</w:t>
+        </w:r>
+        <w:r>
+          <w:rPr>
+            <w:b w:val="0"/>
+            <w:webHidden/>
+            <w:sz w:val="24"/>
+            <w:szCs w:val="24"/>
+          </w:rPr>
+          <w:tab/>
+        </w:r>
+        <w:r>
+          <w:rPr>
+            <w:b w:val="0"/>
+            <w:webHidden/>
+            <w:sz w:val="24"/>
+            <w:szCs w:val="24"/>
+          </w:rPr>
+          <w:fldChar w:fldCharType="begin"/>
+        </w:r>
+        <w:r>
+          <w:rPr>
+            <w:b w:val="0"/>
+            <w:webHidden/>
+            <w:sz w:val="24"/>
+            <w:szCs w:val="24"/>
+          </w:rPr>
+          <w:instrText xml:space="preserve"> PAGEREF _Toc225355980 \h </w:instrText>
         </w:r>
         <w:r>
           <w:rPr>
@@ -5166,6 +5128,7 @@
     <w:p>
       <w:pPr>
         <w:pStyle w:val="TOC1"/>
+        <w:jc w:val="left"/>
         <w:rPr>
           <w:rFonts w:asciiTheme="minorHAnsi" w:eastAsiaTheme="minorEastAsia" w:hAnsiTheme="minorHAnsi" w:cstheme="minorBidi"/>
           <w:b w:val="0"/>
@@ -5174,7 +5137,7 @@
           <w:lang w:val="vi-VN"/>
         </w:rPr>
       </w:pPr>
-      <w:hyperlink w:anchor="_Toc221731558" w:history="1">
+      <w:hyperlink w:anchor="_Toc225355981" w:history="1">
         <w:r>
           <w:rPr>
             <w:rStyle w:val="Hyperlink"/>
@@ -5182,7 +5145,7 @@
             <w:sz w:val="24"/>
             <w:szCs w:val="24"/>
           </w:rPr>
-          <w:t>Hình 5.2.1: Mô hình ma trận nhầm lẫn của phương pháp Tree</w:t>
+          <w:t>Hình 5.1.1: Mô hình thể hiện chỉ số của công cụ Test &amp; Score trong Orange</w:t>
         </w:r>
         <w:r>
           <w:rPr>
@@ -5209,7 +5172,7 @@
             <w:sz w:val="24"/>
             <w:szCs w:val="24"/>
           </w:rPr>
-          <w:instrText xml:space="preserve"> PAGEREF _Toc221731558 \h </w:instrText>
+          <w:instrText xml:space="preserve"> PAGEREF _Toc225355981 \h </w:instrText>
         </w:r>
         <w:r>
           <w:rPr>
@@ -5251,6 +5214,7 @@
     <w:p>
       <w:pPr>
         <w:pStyle w:val="TOC1"/>
+        <w:jc w:val="left"/>
         <w:rPr>
           <w:rFonts w:asciiTheme="minorHAnsi" w:eastAsiaTheme="minorEastAsia" w:hAnsiTheme="minorHAnsi" w:cstheme="minorBidi"/>
           <w:b w:val="0"/>
@@ -5259,7 +5223,7 @@
           <w:lang w:val="vi-VN"/>
         </w:rPr>
       </w:pPr>
-      <w:hyperlink w:anchor="_Toc221731559" w:history="1">
+      <w:hyperlink w:anchor="_Toc225355982" w:history="1">
         <w:r>
           <w:rPr>
             <w:rStyle w:val="Hyperlink"/>
@@ -5267,7 +5231,7 @@
             <w:sz w:val="24"/>
             <w:szCs w:val="24"/>
           </w:rPr>
-          <w:t>Hình 5.2.2: Mô hình ma trận nhầm lẫn của phương pháp Random Forest</w:t>
+          <w:t>Hình 5.2.1: Mô hình ma trận nhầm lẫn của phương pháp Tree</w:t>
         </w:r>
         <w:r>
           <w:rPr>
@@ -5294,92 +5258,7 @@
             <w:sz w:val="24"/>
             <w:szCs w:val="24"/>
           </w:rPr>
-          <w:instrText xml:space="preserve"> PAGEREF _Toc221731559 \h </w:instrText>
-        </w:r>
-        <w:r>
-          <w:rPr>
-            <w:b w:val="0"/>
-            <w:webHidden/>
-            <w:sz w:val="24"/>
-            <w:szCs w:val="24"/>
-          </w:rPr>
-        </w:r>
-        <w:r>
-          <w:rPr>
-            <w:b w:val="0"/>
-            <w:webHidden/>
-            <w:sz w:val="24"/>
-            <w:szCs w:val="24"/>
-          </w:rPr>
-          <w:fldChar w:fldCharType="separate"/>
-        </w:r>
-        <w:r>
-          <w:rPr>
-            <w:b w:val="0"/>
-            <w:webHidden/>
-            <w:sz w:val="24"/>
-            <w:szCs w:val="24"/>
-          </w:rPr>
-          <w:t>15</w:t>
-        </w:r>
-        <w:r>
-          <w:rPr>
-            <w:b w:val="0"/>
-            <w:webHidden/>
-            <w:sz w:val="24"/>
-            <w:szCs w:val="24"/>
-          </w:rPr>
-          <w:fldChar w:fldCharType="end"/>
-        </w:r>
-      </w:hyperlink>
-    </w:p>
-    <w:p>
-      <w:pPr>
-        <w:pStyle w:val="TOC1"/>
-        <w:rPr>
-          <w:rFonts w:asciiTheme="minorHAnsi" w:eastAsiaTheme="minorEastAsia" w:hAnsiTheme="minorHAnsi" w:cstheme="minorBidi"/>
-          <w:b w:val="0"/>
-          <w:sz w:val="24"/>
-          <w:szCs w:val="24"/>
-          <w:lang w:val="vi-VN"/>
-        </w:rPr>
-      </w:pPr>
-      <w:hyperlink w:anchor="_Toc221731560" w:history="1">
-        <w:r>
-          <w:rPr>
-            <w:rStyle w:val="Hyperlink"/>
-            <w:b w:val="0"/>
-            <w:sz w:val="24"/>
-            <w:szCs w:val="24"/>
-          </w:rPr>
-          <w:t>Hình 5.3.1: Kết quả dự báo của tệp dữ liệu Data 20%</w:t>
-        </w:r>
-        <w:r>
-          <w:rPr>
-            <w:b w:val="0"/>
-            <w:webHidden/>
-            <w:sz w:val="24"/>
-            <w:szCs w:val="24"/>
-          </w:rPr>
-          <w:tab/>
-        </w:r>
-        <w:r>
-          <w:rPr>
-            <w:b w:val="0"/>
-            <w:webHidden/>
-            <w:sz w:val="24"/>
-            <w:szCs w:val="24"/>
-          </w:rPr>
-          <w:fldChar w:fldCharType="begin"/>
-        </w:r>
-        <w:r>
-          <w:rPr>
-            <w:b w:val="0"/>
-            <w:webHidden/>
-            <w:sz w:val="24"/>
-            <w:szCs w:val="24"/>
-          </w:rPr>
-          <w:instrText xml:space="preserve"> PAGEREF _Toc221731560 \h </w:instrText>
+          <w:instrText xml:space="preserve"> PAGEREF _Toc225355982 \h </w:instrText>
         </w:r>
         <w:r>
           <w:rPr>
@@ -5420,6 +5299,350 @@
     </w:p>
     <w:p>
       <w:pPr>
+        <w:pStyle w:val="TOC1"/>
+        <w:jc w:val="left"/>
+        <w:rPr>
+          <w:rFonts w:asciiTheme="minorHAnsi" w:eastAsiaTheme="minorEastAsia" w:hAnsiTheme="minorHAnsi" w:cstheme="minorBidi"/>
+          <w:b w:val="0"/>
+          <w:sz w:val="24"/>
+          <w:szCs w:val="24"/>
+          <w:lang w:val="vi-VN"/>
+        </w:rPr>
+      </w:pPr>
+      <w:hyperlink w:anchor="_Toc225355983" w:history="1">
+        <w:r>
+          <w:rPr>
+            <w:rStyle w:val="Hyperlink"/>
+            <w:b w:val="0"/>
+            <w:sz w:val="24"/>
+            <w:szCs w:val="24"/>
+          </w:rPr>
+          <w:t>Hình 5.2.2: Mô hình ma trận nhầm lẫn của phương pháp Random Forest</w:t>
+        </w:r>
+        <w:r>
+          <w:rPr>
+            <w:b w:val="0"/>
+            <w:webHidden/>
+            <w:sz w:val="24"/>
+            <w:szCs w:val="24"/>
+          </w:rPr>
+          <w:tab/>
+        </w:r>
+        <w:r>
+          <w:rPr>
+            <w:b w:val="0"/>
+            <w:webHidden/>
+            <w:sz w:val="24"/>
+            <w:szCs w:val="24"/>
+          </w:rPr>
+          <w:fldChar w:fldCharType="begin"/>
+        </w:r>
+        <w:r>
+          <w:rPr>
+            <w:b w:val="0"/>
+            <w:webHidden/>
+            <w:sz w:val="24"/>
+            <w:szCs w:val="24"/>
+          </w:rPr>
+          <w:instrText xml:space="preserve"> PAGEREF _Toc225355983 \h </w:instrText>
+        </w:r>
+        <w:r>
+          <w:rPr>
+            <w:b w:val="0"/>
+            <w:webHidden/>
+            <w:sz w:val="24"/>
+            <w:szCs w:val="24"/>
+          </w:rPr>
+        </w:r>
+        <w:r>
+          <w:rPr>
+            <w:b w:val="0"/>
+            <w:webHidden/>
+            <w:sz w:val="24"/>
+            <w:szCs w:val="24"/>
+          </w:rPr>
+          <w:fldChar w:fldCharType="separate"/>
+        </w:r>
+        <w:r>
+          <w:rPr>
+            <w:b w:val="0"/>
+            <w:webHidden/>
+            <w:sz w:val="24"/>
+            <w:szCs w:val="24"/>
+          </w:rPr>
+          <w:t>16</w:t>
+        </w:r>
+        <w:r>
+          <w:rPr>
+            <w:b w:val="0"/>
+            <w:webHidden/>
+            <w:sz w:val="24"/>
+            <w:szCs w:val="24"/>
+          </w:rPr>
+          <w:fldChar w:fldCharType="end"/>
+        </w:r>
+      </w:hyperlink>
+    </w:p>
+    <w:p>
+      <w:pPr>
+        <w:pStyle w:val="TOC1"/>
+        <w:jc w:val="left"/>
+        <w:rPr>
+          <w:rFonts w:asciiTheme="minorHAnsi" w:eastAsiaTheme="minorEastAsia" w:hAnsiTheme="minorHAnsi" w:cstheme="minorBidi"/>
+          <w:b w:val="0"/>
+          <w:sz w:val="24"/>
+          <w:szCs w:val="24"/>
+          <w:lang w:val="vi-VN"/>
+        </w:rPr>
+      </w:pPr>
+      <w:hyperlink w:anchor="_Toc225355984" w:history="1">
+        <w:r>
+          <w:rPr>
+            <w:rStyle w:val="Hyperlink"/>
+            <w:b w:val="0"/>
+            <w:sz w:val="24"/>
+            <w:szCs w:val="24"/>
+          </w:rPr>
+          <w:t>Hình 5.3.1: Kết quả dự báo của tệp dữ liệu Data 20%</w:t>
+        </w:r>
+        <w:r>
+          <w:rPr>
+            <w:b w:val="0"/>
+            <w:webHidden/>
+            <w:sz w:val="24"/>
+            <w:szCs w:val="24"/>
+          </w:rPr>
+          <w:tab/>
+        </w:r>
+        <w:r>
+          <w:rPr>
+            <w:b w:val="0"/>
+            <w:webHidden/>
+            <w:sz w:val="24"/>
+            <w:szCs w:val="24"/>
+          </w:rPr>
+          <w:fldChar w:fldCharType="begin"/>
+        </w:r>
+        <w:r>
+          <w:rPr>
+            <w:b w:val="0"/>
+            <w:webHidden/>
+            <w:sz w:val="24"/>
+            <w:szCs w:val="24"/>
+          </w:rPr>
+          <w:instrText xml:space="preserve"> PAGEREF _Toc225355984 \h </w:instrText>
+        </w:r>
+        <w:r>
+          <w:rPr>
+            <w:b w:val="0"/>
+            <w:webHidden/>
+            <w:sz w:val="24"/>
+            <w:szCs w:val="24"/>
+          </w:rPr>
+        </w:r>
+        <w:r>
+          <w:rPr>
+            <w:b w:val="0"/>
+            <w:webHidden/>
+            <w:sz w:val="24"/>
+            <w:szCs w:val="24"/>
+          </w:rPr>
+          <w:fldChar w:fldCharType="separate"/>
+        </w:r>
+        <w:r>
+          <w:rPr>
+            <w:b w:val="0"/>
+            <w:webHidden/>
+            <w:sz w:val="24"/>
+            <w:szCs w:val="24"/>
+          </w:rPr>
+          <w:t>17</w:t>
+        </w:r>
+        <w:r>
+          <w:rPr>
+            <w:b w:val="0"/>
+            <w:webHidden/>
+            <w:sz w:val="24"/>
+            <w:szCs w:val="24"/>
+          </w:rPr>
+          <w:fldChar w:fldCharType="end"/>
+        </w:r>
+      </w:hyperlink>
+    </w:p>
+    <w:p>
+      <w:pPr>
+        <w:pStyle w:val="TOC1"/>
+        <w:jc w:val="left"/>
+        <w:rPr>
+          <w:rFonts w:asciiTheme="minorHAnsi" w:eastAsiaTheme="minorEastAsia" w:hAnsiTheme="minorHAnsi" w:cstheme="minorBidi"/>
+          <w:b w:val="0"/>
+          <w:sz w:val="24"/>
+          <w:szCs w:val="24"/>
+          <w:lang w:val="vi-VN"/>
+        </w:rPr>
+      </w:pPr>
+      <w:hyperlink w:anchor="_Toc225355985" w:history="1">
+        <w:r>
+          <w:rPr>
+            <w:rStyle w:val="Hyperlink"/>
+            <w:b w:val="0"/>
+            <w:sz w:val="24"/>
+            <w:szCs w:val="24"/>
+          </w:rPr>
+          <w:t>Hình 5.5.1: Quản lý dự án bằng Git</w:t>
+        </w:r>
+        <w:r>
+          <w:rPr>
+            <w:b w:val="0"/>
+            <w:webHidden/>
+            <w:sz w:val="24"/>
+            <w:szCs w:val="24"/>
+          </w:rPr>
+          <w:tab/>
+        </w:r>
+        <w:r>
+          <w:rPr>
+            <w:b w:val="0"/>
+            <w:webHidden/>
+            <w:sz w:val="24"/>
+            <w:szCs w:val="24"/>
+          </w:rPr>
+          <w:fldChar w:fldCharType="begin"/>
+        </w:r>
+        <w:r>
+          <w:rPr>
+            <w:b w:val="0"/>
+            <w:webHidden/>
+            <w:sz w:val="24"/>
+            <w:szCs w:val="24"/>
+          </w:rPr>
+          <w:instrText xml:space="preserve"> PAGEREF _Toc225355985 \h </w:instrText>
+        </w:r>
+        <w:r>
+          <w:rPr>
+            <w:b w:val="0"/>
+            <w:webHidden/>
+            <w:sz w:val="24"/>
+            <w:szCs w:val="24"/>
+          </w:rPr>
+        </w:r>
+        <w:r>
+          <w:rPr>
+            <w:b w:val="0"/>
+            <w:webHidden/>
+            <w:sz w:val="24"/>
+            <w:szCs w:val="24"/>
+          </w:rPr>
+          <w:fldChar w:fldCharType="separate"/>
+        </w:r>
+        <w:r>
+          <w:rPr>
+            <w:b w:val="0"/>
+            <w:webHidden/>
+            <w:sz w:val="24"/>
+            <w:szCs w:val="24"/>
+          </w:rPr>
+          <w:t>19</w:t>
+        </w:r>
+        <w:r>
+          <w:rPr>
+            <w:b w:val="0"/>
+            <w:webHidden/>
+            <w:sz w:val="24"/>
+            <w:szCs w:val="24"/>
+          </w:rPr>
+          <w:fldChar w:fldCharType="end"/>
+        </w:r>
+      </w:hyperlink>
+    </w:p>
+    <w:p>
+      <w:pPr>
+        <w:pStyle w:val="TOC1"/>
+        <w:jc w:val="left"/>
+        <w:rPr>
+          <w:rFonts w:asciiTheme="minorHAnsi" w:eastAsiaTheme="minorEastAsia" w:hAnsiTheme="minorHAnsi" w:cstheme="minorBidi"/>
+          <w:b w:val="0"/>
+          <w:sz w:val="24"/>
+          <w:szCs w:val="24"/>
+          <w:lang w:val="vi-VN"/>
+        </w:rPr>
+      </w:pPr>
+      <w:hyperlink w:anchor="_Toc225355986" w:history="1">
+        <w:r>
+          <w:rPr>
+            <w:rStyle w:val="Hyperlink"/>
+            <w:b w:val="0"/>
+            <w:sz w:val="24"/>
+            <w:szCs w:val="24"/>
+          </w:rPr>
+          <w:t>Hình 5.5.2: Lưu trữ trên Github</w:t>
+        </w:r>
+        <w:r>
+          <w:rPr>
+            <w:b w:val="0"/>
+            <w:webHidden/>
+            <w:sz w:val="24"/>
+            <w:szCs w:val="24"/>
+          </w:rPr>
+          <w:tab/>
+        </w:r>
+        <w:r>
+          <w:rPr>
+            <w:b w:val="0"/>
+            <w:webHidden/>
+            <w:sz w:val="24"/>
+            <w:szCs w:val="24"/>
+          </w:rPr>
+          <w:fldChar w:fldCharType="begin"/>
+        </w:r>
+        <w:r>
+          <w:rPr>
+            <w:b w:val="0"/>
+            <w:webHidden/>
+            <w:sz w:val="24"/>
+            <w:szCs w:val="24"/>
+          </w:rPr>
+          <w:instrText xml:space="preserve"> PAGEREF _Toc225355986 \h </w:instrText>
+        </w:r>
+        <w:r>
+          <w:rPr>
+            <w:b w:val="0"/>
+            <w:webHidden/>
+            <w:sz w:val="24"/>
+            <w:szCs w:val="24"/>
+          </w:rPr>
+        </w:r>
+        <w:r>
+          <w:rPr>
+            <w:b w:val="0"/>
+            <w:webHidden/>
+            <w:sz w:val="24"/>
+            <w:szCs w:val="24"/>
+          </w:rPr>
+          <w:fldChar w:fldCharType="separate"/>
+        </w:r>
+        <w:r>
+          <w:rPr>
+            <w:b w:val="0"/>
+            <w:webHidden/>
+            <w:sz w:val="24"/>
+            <w:szCs w:val="24"/>
+          </w:rPr>
+          <w:t>19</w:t>
+        </w:r>
+        <w:r>
+          <w:rPr>
+            <w:b w:val="0"/>
+            <w:webHidden/>
+            <w:sz w:val="24"/>
+            <w:szCs w:val="24"/>
+          </w:rPr>
+          <w:fldChar w:fldCharType="end"/>
+        </w:r>
+      </w:hyperlink>
+    </w:p>
+    <w:p>
+      <w:pPr>
         <w:tabs>
           <w:tab w:val="left" w:pos="2810"/>
         </w:tabs>
@@ -6054,7 +6277,6 @@
           <w:id w:val="-392433437"/>
           <w:citation/>
         </w:sdtPr>
-        <w:sdtEndPr/>
         <w:sdtContent>
           <w:r>
             <w:rPr>
@@ -8362,7 +8584,7 @@
       <w:pPr>
         <w:pStyle w:val="Bng"/>
       </w:pPr>
-      <w:bookmarkStart w:id="11" w:name="_Toc221731549"/>
+      <w:bookmarkStart w:id="11" w:name="_Toc225355972"/>
       <w:r>
         <w:t>Hình: 2.2.1: Bộ dữ liệu ban đầu khi đưa vào Orange</w:t>
       </w:r>
@@ -8381,9 +8603,11 @@
         <w:ind w:left="284" w:firstLine="425"/>
         <w:jc w:val="both"/>
       </w:pPr>
+      <w:bookmarkStart w:id="12" w:name="_Toc225355973"/>
       <w:r>
         <w:t>Do biến mục tiêu Air Quality gồm bốn nhãn rời rạc (Good, Moderate, Poor, Hazardous), nên bài toán được xác định là bài toán phân lớp đa lớp (Multi-class Classification). Mục tiêu của mô hình là dự đoán chính xác mức chất lượng không khí dựa trên các yếu tố môi trường và nhân khẩu học tương ứng.</w:t>
       </w:r>
+      <w:bookmarkEnd w:id="12"/>
     </w:p>
     <w:p>
       <w:pPr>
@@ -8416,7 +8640,7 @@
         </w:rPr>
         <w:t xml:space="preserve"> </w:t>
       </w:r>
-      <w:bookmarkStart w:id="12" w:name="_Toc225340444"/>
+      <w:bookmarkStart w:id="13" w:name="_Toc225340444"/>
       <w:r>
         <w:rPr>
           <w:rFonts w:asciiTheme="majorHAnsi" w:hAnsiTheme="majorHAnsi" w:cstheme="majorHAnsi"/>
@@ -8427,7 +8651,7 @@
         </w:rPr>
         <w:t>PHƯƠNG PHÁP SỬ DỤNG</w:t>
       </w:r>
-      <w:bookmarkEnd w:id="12"/>
+      <w:bookmarkEnd w:id="13"/>
     </w:p>
     <w:p>
       <w:pPr>
@@ -8451,7 +8675,7 @@
           <w:lang w:val="en-US"/>
         </w:rPr>
       </w:pPr>
-      <w:bookmarkStart w:id="13" w:name="_Toc225340445"/>
+      <w:bookmarkStart w:id="14" w:name="_Toc225340445"/>
       <w:r>
         <w:rPr>
           <w:rFonts w:asciiTheme="majorHAnsi" w:hAnsiTheme="majorHAnsi" w:cstheme="majorHAnsi"/>
@@ -8462,7 +8686,7 @@
         </w:rPr>
         <w:t>Khái niệm cơ bản trong khai thác dữ liệu</w:t>
       </w:r>
-      <w:bookmarkEnd w:id="13"/>
+      <w:bookmarkEnd w:id="14"/>
     </w:p>
     <w:p>
       <w:pPr>
@@ -8494,7 +8718,7 @@
         </w:rPr>
         <w:t xml:space="preserve"> </w:t>
       </w:r>
-      <w:bookmarkStart w:id="14" w:name="_Toc225340446"/>
+      <w:bookmarkStart w:id="15" w:name="_Toc225340446"/>
       <w:r>
         <w:rPr>
           <w:rFonts w:asciiTheme="majorHAnsi" w:hAnsiTheme="majorHAnsi" w:cstheme="majorHAnsi"/>
@@ -8504,7 +8728,7 @@
         </w:rPr>
         <w:t>Khoa học dữ liệu</w:t>
       </w:r>
-      <w:bookmarkEnd w:id="14"/>
+      <w:bookmarkEnd w:id="15"/>
     </w:p>
     <w:p>
       <w:pPr>
@@ -8547,7 +8771,6 @@
           <w:id w:val="1650316770"/>
           <w:citation/>
         </w:sdtPr>
-        <w:sdtEndPr/>
         <w:sdtContent>
           <w:r>
             <w:rPr>
@@ -8629,7 +8852,6 @@
           <w:id w:val="-72511341"/>
           <w:citation/>
         </w:sdtPr>
-        <w:sdtEndPr/>
         <w:sdtContent>
           <w:r>
             <w:rPr>
@@ -8896,7 +9118,7 @@
         </w:rPr>
         <w:t xml:space="preserve"> </w:t>
       </w:r>
-      <w:bookmarkStart w:id="15" w:name="_Toc225340447"/>
+      <w:bookmarkStart w:id="16" w:name="_Toc225340447"/>
       <w:r>
         <w:rPr>
           <w:rFonts w:asciiTheme="majorHAnsi" w:hAnsiTheme="majorHAnsi" w:cstheme="majorHAnsi"/>
@@ -8906,7 +9128,7 @@
         </w:rPr>
         <w:t>Khai thác dữ liệu</w:t>
       </w:r>
-      <w:bookmarkEnd w:id="15"/>
+      <w:bookmarkEnd w:id="16"/>
     </w:p>
     <w:p>
       <w:pPr>
@@ -8948,7 +9170,6 @@
           <w:id w:val="1791855159"/>
           <w:citation/>
         </w:sdtPr>
-        <w:sdtEndPr/>
         <w:sdtContent>
           <w:r>
             <w:rPr>
@@ -9252,7 +9473,7 @@
           <w:lang w:val="en-US"/>
         </w:rPr>
       </w:pPr>
-      <w:bookmarkStart w:id="16" w:name="_Toc225340448"/>
+      <w:bookmarkStart w:id="17" w:name="_Toc225340448"/>
       <w:r>
         <w:rPr>
           <w:rFonts w:asciiTheme="majorHAnsi" w:hAnsiTheme="majorHAnsi" w:cstheme="majorHAnsi"/>
@@ -9263,7 +9484,7 @@
         </w:rPr>
         <w:t>Tổng quan về Orange Data Mining</w:t>
       </w:r>
-      <w:bookmarkEnd w:id="16"/>
+      <w:bookmarkEnd w:id="17"/>
     </w:p>
     <w:p>
       <w:pPr>
@@ -9392,7 +9613,7 @@
           <w:lang w:val="en-US"/>
         </w:rPr>
       </w:pPr>
-      <w:bookmarkStart w:id="17" w:name="_Toc225340449"/>
+      <w:bookmarkStart w:id="18" w:name="_Toc225340449"/>
       <w:r>
         <w:rPr>
           <w:rFonts w:asciiTheme="majorHAnsi" w:hAnsiTheme="majorHAnsi" w:cstheme="majorHAnsi"/>
@@ -9403,7 +9624,7 @@
         </w:rPr>
         <w:t>Phân lớp dữ liệu</w:t>
       </w:r>
-      <w:bookmarkEnd w:id="17"/>
+      <w:bookmarkEnd w:id="18"/>
     </w:p>
     <w:p>
       <w:pPr>
@@ -9454,7 +9675,6 @@
           <w:id w:val="2121719483"/>
           <w:citation/>
         </w:sdtPr>
-        <w:sdtEndPr/>
         <w:sdtContent>
           <w:r>
             <w:rPr>
@@ -9596,7 +9816,7 @@
           <w:lang w:val="en-US"/>
         </w:rPr>
       </w:pPr>
-      <w:bookmarkStart w:id="18" w:name="_Toc225340450"/>
+      <w:bookmarkStart w:id="19" w:name="_Toc225340450"/>
       <w:r>
         <w:rPr>
           <w:rFonts w:asciiTheme="majorHAnsi" w:hAnsiTheme="majorHAnsi" w:cstheme="majorHAnsi"/>
@@ -9617,7 +9837,7 @@
         </w:rPr>
         <w:t>p dụng các mô hình phân lớp vào phân tích dữ liệu</w:t>
       </w:r>
-      <w:bookmarkEnd w:id="18"/>
+      <w:bookmarkEnd w:id="19"/>
     </w:p>
     <w:p>
       <w:pPr>
@@ -9718,7 +9938,7 @@
           <w:lang w:val="en-US"/>
         </w:rPr>
       </w:pPr>
-      <w:bookmarkStart w:id="19" w:name="_Toc225340451"/>
+      <w:bookmarkStart w:id="20" w:name="_Toc225340451"/>
       <w:r>
         <w:rPr>
           <w:rFonts w:asciiTheme="majorHAnsi" w:hAnsiTheme="majorHAnsi" w:cstheme="majorHAnsi"/>
@@ -9728,7 +9948,7 @@
         </w:rPr>
         <w:t>Tổng quan về Decision Tree (Tree)</w:t>
       </w:r>
-      <w:bookmarkEnd w:id="19"/>
+      <w:bookmarkEnd w:id="20"/>
     </w:p>
     <w:p>
       <w:pPr>
@@ -9775,7 +9995,6 @@
           <w:id w:val="1091442175"/>
           <w:citation/>
         </w:sdtPr>
-        <w:sdtEndPr/>
         <w:sdtContent>
           <w:r>
             <w:rPr>
@@ -9902,7 +10121,6 @@
           <w:id w:val="527915429"/>
           <w:citation/>
         </w:sdtPr>
-        <w:sdtEndPr/>
         <w:sdtContent>
           <w:r>
             <w:rPr>
@@ -9996,7 +10214,6 @@
           <w:id w:val="789630948"/>
           <w:citation/>
         </w:sdtPr>
-        <w:sdtEndPr/>
         <w:sdtContent>
           <w:r>
             <w:rPr>
@@ -10093,7 +10310,7 @@
         </w:rPr>
         <w:t xml:space="preserve"> </w:t>
       </w:r>
-      <w:bookmarkStart w:id="20" w:name="_Toc225340452"/>
+      <w:bookmarkStart w:id="21" w:name="_Toc225340452"/>
       <w:r>
         <w:rPr>
           <w:rFonts w:asciiTheme="majorHAnsi" w:hAnsiTheme="majorHAnsi" w:cstheme="majorHAnsi"/>
@@ -10103,7 +10320,7 @@
         </w:rPr>
         <w:t>Tổng quan về Random Forest</w:t>
       </w:r>
-      <w:bookmarkEnd w:id="20"/>
+      <w:bookmarkEnd w:id="21"/>
     </w:p>
     <w:p>
       <w:pPr>
@@ -10141,7 +10358,6 @@
           <w:id w:val="-1846317308"/>
           <w:citation/>
         </w:sdtPr>
-        <w:sdtEndPr/>
         <w:sdtContent>
           <w:r>
             <w:rPr>
@@ -10267,7 +10483,6 @@
           <w:id w:val="1991982014"/>
           <w:citation/>
         </w:sdtPr>
-        <w:sdtEndPr/>
         <w:sdtContent>
           <w:r>
             <w:rPr>
@@ -10361,7 +10576,6 @@
           <w:id w:val="910586489"/>
           <w:citation/>
         </w:sdtPr>
-        <w:sdtEndPr/>
         <w:sdtContent>
           <w:r>
             <w:rPr>
@@ -10451,7 +10665,7 @@
           <w:lang w:val="en-US"/>
         </w:rPr>
       </w:pPr>
-      <w:bookmarkStart w:id="21" w:name="_Toc225340453"/>
+      <w:bookmarkStart w:id="22" w:name="_Toc225340453"/>
       <w:r>
         <w:rPr>
           <w:rFonts w:asciiTheme="majorHAnsi" w:hAnsiTheme="majorHAnsi" w:cstheme="majorHAnsi"/>
@@ -10462,7 +10676,7 @@
         </w:rPr>
         <w:t>KỊCH BẢN THỰC NGHIỆM</w:t>
       </w:r>
-      <w:bookmarkEnd w:id="21"/>
+      <w:bookmarkEnd w:id="22"/>
     </w:p>
     <w:p>
       <w:pPr>
@@ -10486,7 +10700,7 @@
           <w:lang w:val="en-US"/>
         </w:rPr>
       </w:pPr>
-      <w:bookmarkStart w:id="22" w:name="_Toc225340454"/>
+      <w:bookmarkStart w:id="23" w:name="_Toc225340454"/>
       <w:r>
         <w:rPr>
           <w:rFonts w:asciiTheme="majorHAnsi" w:hAnsiTheme="majorHAnsi" w:cstheme="majorHAnsi"/>
@@ -10497,7 +10711,7 @@
         </w:rPr>
         <w:t>Phân tích dữ liệu</w:t>
       </w:r>
-      <w:bookmarkEnd w:id="22"/>
+      <w:bookmarkEnd w:id="23"/>
     </w:p>
     <w:p>
       <w:pPr>
@@ -10529,7 +10743,7 @@
         </w:rPr>
         <w:t xml:space="preserve"> </w:t>
       </w:r>
-      <w:bookmarkStart w:id="23" w:name="_Toc225340455"/>
+      <w:bookmarkStart w:id="24" w:name="_Toc225340455"/>
       <w:r>
         <w:rPr>
           <w:rFonts w:asciiTheme="majorHAnsi" w:hAnsiTheme="majorHAnsi" w:cstheme="majorHAnsi"/>
@@ -10539,7 +10753,7 @@
         </w:rPr>
         <w:t>Tiền xử lý dữ liệu</w:t>
       </w:r>
-      <w:bookmarkEnd w:id="23"/>
+      <w:bookmarkEnd w:id="24"/>
     </w:p>
     <w:p>
       <w:pPr>
@@ -10577,7 +10791,6 @@
           <w:id w:val="1931164441"/>
           <w:citation/>
         </w:sdtPr>
-        <w:sdtEndPr/>
         <w:sdtContent>
           <w:r>
             <w:rPr>
@@ -10763,14 +10976,14 @@
           <w:b/>
         </w:rPr>
       </w:pPr>
-      <w:bookmarkStart w:id="24" w:name="_Toc221731550"/>
+      <w:bookmarkStart w:id="25" w:name="_Toc225355974"/>
       <w:r>
         <w:rPr>
           <w:b/>
         </w:rPr>
         <w:t>Hình 4.1.1: Kết quả chạy Scatter Plot của bộ dữ liệu</w:t>
       </w:r>
-      <w:bookmarkEnd w:id="24"/>
+      <w:bookmarkEnd w:id="25"/>
     </w:p>
     <w:p>
       <w:pPr>
@@ -10801,7 +11014,7 @@
         </w:rPr>
         <w:t xml:space="preserve"> </w:t>
       </w:r>
-      <w:bookmarkStart w:id="25" w:name="_Toc225340456"/>
+      <w:bookmarkStart w:id="26" w:name="_Toc225340456"/>
       <w:r>
         <w:rPr>
           <w:rFonts w:asciiTheme="majorHAnsi" w:hAnsiTheme="majorHAnsi" w:cstheme="majorHAnsi"/>
@@ -10811,7 +11024,7 @@
         </w:rPr>
         <w:t>Mối quan hệ giữa chất lượng không khí và mật độ dân số</w:t>
       </w:r>
-      <w:bookmarkEnd w:id="25"/>
+      <w:bookmarkEnd w:id="26"/>
     </w:p>
     <w:p>
       <w:pPr>
@@ -10886,7 +11099,7 @@
           <w:vertAlign w:val="superscript"/>
         </w:rPr>
       </w:pPr>
-      <w:bookmarkStart w:id="26" w:name="_Toc221731551"/>
+      <w:bookmarkStart w:id="27" w:name="_Toc225355975"/>
       <w:r>
         <w:rPr>
           <w:b/>
@@ -10900,7 +11113,7 @@
         </w:rPr>
         <w:t>2</w:t>
       </w:r>
-      <w:bookmarkEnd w:id="26"/>
+      <w:bookmarkEnd w:id="27"/>
     </w:p>
     <w:p>
       <w:pPr>
@@ -11000,14 +11213,14 @@
           <w:b/>
         </w:rPr>
       </w:pPr>
-      <w:bookmarkStart w:id="27" w:name="_Toc221731552"/>
+      <w:bookmarkStart w:id="28" w:name="_Toc225355976"/>
       <w:r>
         <w:rPr>
           <w:b/>
         </w:rPr>
         <w:t>Hình 4.1.2.2: Biểu đồ tần suất phân phối mật độ dân số trên 500 người/ km2</w:t>
       </w:r>
-      <w:bookmarkEnd w:id="27"/>
+      <w:bookmarkEnd w:id="28"/>
     </w:p>
     <w:p>
       <w:pPr>
@@ -11083,7 +11296,7 @@
           <w:lang w:val="en-US"/>
         </w:rPr>
       </w:pPr>
-      <w:bookmarkStart w:id="28" w:name="_Toc225340457"/>
+      <w:bookmarkStart w:id="29" w:name="_Toc225340457"/>
       <w:r>
         <w:rPr>
           <w:rFonts w:asciiTheme="majorHAnsi" w:hAnsiTheme="majorHAnsi" w:cstheme="majorHAnsi"/>
@@ -11094,7 +11307,7 @@
         </w:rPr>
         <w:t>Phân lớp dữ liệu</w:t>
       </w:r>
-      <w:bookmarkEnd w:id="28"/>
+      <w:bookmarkEnd w:id="29"/>
     </w:p>
     <w:p>
       <w:pPr>
@@ -11126,7 +11339,7 @@
         </w:rPr>
         <w:t xml:space="preserve"> </w:t>
       </w:r>
-      <w:bookmarkStart w:id="29" w:name="_Toc225340458"/>
+      <w:bookmarkStart w:id="30" w:name="_Toc225340458"/>
       <w:r>
         <w:rPr>
           <w:rFonts w:asciiTheme="majorHAnsi" w:hAnsiTheme="majorHAnsi" w:cstheme="majorHAnsi"/>
@@ -11136,7 +11349,7 @@
         </w:rPr>
         <w:t>Quy trình thực hiện</w:t>
       </w:r>
-      <w:bookmarkEnd w:id="29"/>
+      <w:bookmarkEnd w:id="30"/>
     </w:p>
     <w:p>
       <w:pPr>
@@ -11560,14 +11773,14 @@
           <w:b/>
         </w:rPr>
       </w:pPr>
-      <w:bookmarkStart w:id="30" w:name="_Toc221731553"/>
+      <w:bookmarkStart w:id="31" w:name="_Toc225355977"/>
       <w:r>
         <w:rPr>
           <w:b/>
         </w:rPr>
         <w:t>Hình 4.2.2.2: Mẫu dữ liệu huấn luyện (Training)</w:t>
       </w:r>
-      <w:bookmarkEnd w:id="30"/>
+      <w:bookmarkEnd w:id="31"/>
     </w:p>
     <w:p>
       <w:pPr>
@@ -11707,7 +11920,7 @@
         </w:rPr>
         <w:t xml:space="preserve"> </w:t>
       </w:r>
-      <w:bookmarkStart w:id="31" w:name="_Toc225340459"/>
+      <w:bookmarkStart w:id="32" w:name="_Toc225340459"/>
       <w:r>
         <w:rPr>
           <w:rFonts w:asciiTheme="majorHAnsi" w:hAnsiTheme="majorHAnsi" w:cstheme="majorHAnsi"/>
@@ -11717,7 +11930,7 @@
         </w:rPr>
         <w:t>Xây dựng mô hình</w:t>
       </w:r>
-      <w:bookmarkEnd w:id="31"/>
+      <w:bookmarkEnd w:id="32"/>
     </w:p>
     <w:p>
       <w:pPr>
@@ -11791,14 +12004,14 @@
           <w:b/>
         </w:rPr>
       </w:pPr>
-      <w:bookmarkStart w:id="32" w:name="_Toc221731554"/>
+      <w:bookmarkStart w:id="33" w:name="_Toc225355978"/>
       <w:r>
         <w:rPr>
           <w:b/>
         </w:rPr>
         <w:t>Hình 4.2.2: Mô hình phân lớp dự đoán mức độ ô nhiễm không khí</w:t>
       </w:r>
-      <w:bookmarkEnd w:id="32"/>
+      <w:bookmarkEnd w:id="33"/>
     </w:p>
     <w:p>
       <w:pPr>
@@ -11820,7 +12033,7 @@
           <w:lang w:val="en-US"/>
         </w:rPr>
       </w:pPr>
-      <w:bookmarkStart w:id="33" w:name="_Toc225340460"/>
+      <w:bookmarkStart w:id="34" w:name="_Toc225340460"/>
       <w:r>
         <w:rPr>
           <w:rFonts w:asciiTheme="majorHAnsi" w:hAnsiTheme="majorHAnsi" w:cstheme="majorHAnsi"/>
@@ -11831,7 +12044,7 @@
         </w:rPr>
         <w:t>Phân lớp bằng mô hình Tree trong Orange</w:t>
       </w:r>
-      <w:bookmarkEnd w:id="33"/>
+      <w:bookmarkEnd w:id="34"/>
     </w:p>
     <w:p>
       <w:pPr>
@@ -11932,14 +12145,14 @@
           <w:b/>
         </w:rPr>
       </w:pPr>
-      <w:bookmarkStart w:id="34" w:name="_Toc221731555"/>
+      <w:bookmarkStart w:id="35" w:name="_Toc225355979"/>
       <w:r>
         <w:rPr>
           <w:b/>
         </w:rPr>
         <w:t>Hình 4.2.2.2.1: Mô hình Tree</w:t>
       </w:r>
-      <w:bookmarkEnd w:id="34"/>
+      <w:bookmarkEnd w:id="35"/>
     </w:p>
     <w:p>
       <w:pPr>
@@ -12083,7 +12296,7 @@
           <w:lang w:val="en-US"/>
         </w:rPr>
       </w:pPr>
-      <w:bookmarkStart w:id="35" w:name="_Toc225340461"/>
+      <w:bookmarkStart w:id="36" w:name="_Toc225340461"/>
       <w:r>
         <w:rPr>
           <w:rFonts w:asciiTheme="majorHAnsi" w:hAnsiTheme="majorHAnsi" w:cstheme="majorHAnsi"/>
@@ -12094,7 +12307,7 @@
         </w:rPr>
         <w:t>Phân lớp bằng mô hình Random Forest trong Orange</w:t>
       </w:r>
-      <w:bookmarkEnd w:id="35"/>
+      <w:bookmarkEnd w:id="36"/>
     </w:p>
     <w:p>
       <w:pPr>
@@ -12195,14 +12408,14 @@
           <w:b/>
         </w:rPr>
       </w:pPr>
-      <w:bookmarkStart w:id="36" w:name="_Toc221731556"/>
+      <w:bookmarkStart w:id="37" w:name="_Toc225355980"/>
       <w:r>
         <w:rPr>
           <w:b/>
         </w:rPr>
         <w:t>Hình 4.2.2.2.2: Mô hình Random Forest</w:t>
       </w:r>
-      <w:bookmarkEnd w:id="36"/>
+      <w:bookmarkEnd w:id="37"/>
     </w:p>
     <w:p>
       <w:pPr>
@@ -12375,7 +12588,7 @@
         </w:rPr>
         <w:t xml:space="preserve"> </w:t>
       </w:r>
-      <w:bookmarkStart w:id="37" w:name="_Toc225340462"/>
+      <w:bookmarkStart w:id="38" w:name="_Toc225340462"/>
       <w:r>
         <w:rPr>
           <w:rFonts w:asciiTheme="majorHAnsi" w:hAnsiTheme="majorHAnsi" w:cstheme="majorHAnsi"/>
@@ -12386,7 +12599,7 @@
         </w:rPr>
         <w:t>KẾT QUẢ THỰC NGHIỆM</w:t>
       </w:r>
-      <w:bookmarkEnd w:id="37"/>
+      <w:bookmarkEnd w:id="38"/>
     </w:p>
     <w:p>
       <w:pPr>
@@ -12410,7 +12623,7 @@
           <w:lang w:val="en-US"/>
         </w:rPr>
       </w:pPr>
-      <w:bookmarkStart w:id="38" w:name="_Toc225340463"/>
+      <w:bookmarkStart w:id="39" w:name="_Toc225340463"/>
       <w:r>
         <w:rPr>
           <w:rFonts w:asciiTheme="majorHAnsi" w:hAnsiTheme="majorHAnsi" w:cstheme="majorHAnsi"/>
@@ -12421,7 +12634,7 @@
         </w:rPr>
         <w:t>Đánh giá mô hình dựa trên công cụ Test &amp; Score</w:t>
       </w:r>
-      <w:bookmarkEnd w:id="38"/>
+      <w:bookmarkEnd w:id="39"/>
     </w:p>
     <w:p>
       <w:pPr>
@@ -12497,14 +12710,14 @@
           <w:b/>
         </w:rPr>
       </w:pPr>
-      <w:bookmarkStart w:id="39" w:name="_Toc221731557"/>
+      <w:bookmarkStart w:id="40" w:name="_Toc225355981"/>
       <w:r>
         <w:rPr>
           <w:b/>
         </w:rPr>
         <w:t>Hình 5.1.1: Mô hình thể hiện chỉ số của công cụ Test &amp; Score trong Orange</w:t>
       </w:r>
-      <w:bookmarkEnd w:id="39"/>
+      <w:bookmarkEnd w:id="40"/>
     </w:p>
     <w:p>
       <w:pPr>
@@ -12937,7 +13150,7 @@
           <w:lang w:val="en-US"/>
         </w:rPr>
       </w:pPr>
-      <w:bookmarkStart w:id="40" w:name="_Toc225340464"/>
+      <w:bookmarkStart w:id="41" w:name="_Toc225340464"/>
       <w:r>
         <w:rPr>
           <w:rFonts w:asciiTheme="majorHAnsi" w:hAnsiTheme="majorHAnsi" w:cstheme="majorHAnsi"/>
@@ -12948,7 +13161,7 @@
         </w:rPr>
         <w:t>Đánh giá mô hình dựa trên công cụ Confusion Matrix</w:t>
       </w:r>
-      <w:bookmarkEnd w:id="40"/>
+      <w:bookmarkEnd w:id="41"/>
     </w:p>
     <w:p>
       <w:pPr>
@@ -13024,14 +13237,14 @@
           <w:b/>
         </w:rPr>
       </w:pPr>
-      <w:bookmarkStart w:id="41" w:name="_Toc221731558"/>
+      <w:bookmarkStart w:id="42" w:name="_Toc225355982"/>
       <w:r>
         <w:rPr>
           <w:b/>
         </w:rPr>
         <w:t>Hình 5.2.1: Mô hình ma trận nhầm lẫn của phương pháp Tree</w:t>
       </w:r>
-      <w:bookmarkEnd w:id="41"/>
+      <w:bookmarkEnd w:id="42"/>
     </w:p>
     <w:p>
       <w:pPr>
@@ -13108,14 +13321,14 @@
           <w:b/>
         </w:rPr>
       </w:pPr>
-      <w:bookmarkStart w:id="42" w:name="_Toc221731559"/>
+      <w:bookmarkStart w:id="43" w:name="_Toc225355983"/>
       <w:r>
         <w:rPr>
           <w:b/>
         </w:rPr>
         <w:t>Hình 5.2.2: Mô hình ma trận nhầm lẫn của phương pháp Random Forest</w:t>
       </w:r>
-      <w:bookmarkEnd w:id="42"/>
+      <w:bookmarkEnd w:id="43"/>
     </w:p>
     <w:p>
       <w:pPr>
@@ -13750,7 +13963,7 @@
           <w:lang w:val="en-US"/>
         </w:rPr>
       </w:pPr>
-      <w:bookmarkStart w:id="43" w:name="_Toc225340465"/>
+      <w:bookmarkStart w:id="44" w:name="_Toc225340465"/>
       <w:r>
         <w:rPr>
           <w:rFonts w:asciiTheme="majorHAnsi" w:hAnsiTheme="majorHAnsi" w:cstheme="majorHAnsi"/>
@@ -13761,7 +13974,7 @@
         </w:rPr>
         <w:t>Kết quả dự đoán Predictions của tập dữ liệu Data 20%</w:t>
       </w:r>
-      <w:bookmarkEnd w:id="43"/>
+      <w:bookmarkEnd w:id="44"/>
     </w:p>
     <w:p>
       <w:pPr>
@@ -13860,14 +14073,14 @@
           <w:b/>
         </w:rPr>
       </w:pPr>
-      <w:bookmarkStart w:id="44" w:name="_Toc221731560"/>
+      <w:bookmarkStart w:id="45" w:name="_Toc225355984"/>
       <w:r>
         <w:rPr>
           <w:b/>
         </w:rPr>
         <w:t>Hình 5.3.1: Kết quả dự báo của tệp dữ liệu Data 20%</w:t>
       </w:r>
-      <w:bookmarkEnd w:id="44"/>
+      <w:bookmarkEnd w:id="45"/>
     </w:p>
     <w:p>
       <w:pPr>
@@ -13942,7 +14155,7 @@
           <w:lang w:val="en-US"/>
         </w:rPr>
       </w:pPr>
-      <w:bookmarkStart w:id="45" w:name="_Toc225340466"/>
+      <w:bookmarkStart w:id="46" w:name="_Toc225340466"/>
       <w:r>
         <w:rPr>
           <w:rFonts w:asciiTheme="majorHAnsi" w:hAnsiTheme="majorHAnsi" w:cstheme="majorHAnsi"/>
@@ -13953,7 +14166,7 @@
         </w:rPr>
         <w:t>Kết quả</w:t>
       </w:r>
-      <w:bookmarkEnd w:id="45"/>
+      <w:bookmarkEnd w:id="46"/>
     </w:p>
     <w:p>
       <w:pPr>
@@ -14000,7 +14213,6 @@
           <w:id w:val="-1861118113"/>
           <w:citation/>
         </w:sdtPr>
-        <w:sdtEndPr/>
         <w:sdtContent>
           <w:r>
             <w:rPr>
@@ -14122,6 +14334,253 @@
     </w:p>
     <w:p>
       <w:pPr>
+        <w:pStyle w:val="ListParagraph"/>
+        <w:numPr>
+          <w:ilvl w:val="0"/>
+          <w:numId w:val="8"/>
+        </w:numPr>
+        <w:tabs>
+          <w:tab w:val="left" w:pos="0"/>
+        </w:tabs>
+        <w:spacing w:after="0" w:line="360" w:lineRule="auto"/>
+        <w:jc w:val="both"/>
+        <w:outlineLvl w:val="1"/>
+        <w:rPr>
+          <w:rFonts w:asciiTheme="majorHAnsi" w:hAnsiTheme="majorHAnsi" w:cstheme="majorHAnsi"/>
+          <w:b/>
+          <w:sz w:val="24"/>
+          <w:szCs w:val="24"/>
+          <w:lang w:val="en-US"/>
+        </w:rPr>
+      </w:pPr>
+      <w:r>
+        <w:rPr>
+          <w:rFonts w:asciiTheme="majorHAnsi" w:hAnsiTheme="majorHAnsi" w:cstheme="majorHAnsi"/>
+          <w:b/>
+          <w:sz w:val="24"/>
+          <w:szCs w:val="24"/>
+          <w:lang w:val="en-US"/>
+        </w:rPr>
+        <w:t>Quản lý mã nguồn bằng Git</w:t>
+      </w:r>
+    </w:p>
+    <w:p>
+      <w:pPr>
+        <w:pStyle w:val="ListParagraph"/>
+        <w:tabs>
+          <w:tab w:val="left" w:pos="0"/>
+        </w:tabs>
+        <w:spacing w:after="0" w:line="360" w:lineRule="auto"/>
+        <w:ind w:left="0" w:firstLine="720"/>
+        <w:rPr>
+          <w:rFonts w:asciiTheme="majorHAnsi" w:hAnsiTheme="majorHAnsi" w:cstheme="majorHAnsi"/>
+          <w:sz w:val="24"/>
+          <w:szCs w:val="24"/>
+          <w:lang w:val="en-US"/>
+        </w:rPr>
+      </w:pPr>
+      <w:r>
+        <w:rPr>
+          <w:rFonts w:asciiTheme="majorHAnsi" w:hAnsiTheme="majorHAnsi" w:cstheme="majorHAnsi"/>
+          <w:sz w:val="24"/>
+          <w:szCs w:val="24"/>
+          <w:lang w:val="en-US"/>
+        </w:rPr>
+        <w:t xml:space="preserve">Trong quá trình thực hiện đề tài, nhóm sử dụng Git để quản lý mã nguồn và theo dõi các thay đổi. </w:t>
+      </w:r>
+    </w:p>
+    <w:p>
+      <w:pPr>
+        <w:pStyle w:val="ListParagraph"/>
+        <w:tabs>
+          <w:tab w:val="left" w:pos="0"/>
+        </w:tabs>
+        <w:spacing w:after="0" w:line="360" w:lineRule="auto"/>
+        <w:ind w:left="0"/>
+        <w:jc w:val="center"/>
+        <w:rPr>
+          <w:rFonts w:asciiTheme="majorHAnsi" w:hAnsiTheme="majorHAnsi" w:cstheme="majorHAnsi"/>
+          <w:sz w:val="24"/>
+          <w:szCs w:val="24"/>
+          <w:lang w:val="en-US"/>
+        </w:rPr>
+      </w:pPr>
+      <w:r>
+        <w:rPr>
+          <w:rFonts w:asciiTheme="majorHAnsi" w:hAnsiTheme="majorHAnsi" w:cstheme="majorHAnsi"/>
+          <w:noProof/>
+          <w:sz w:val="24"/>
+          <w:szCs w:val="24"/>
+          <w:lang w:eastAsia="vi-VN"/>
+        </w:rPr>
+        <w:drawing>
+          <wp:inline distT="0" distB="0" distL="0" distR="0">
+            <wp:extent cx="5760085" cy="4773295"/>
+            <wp:effectExtent l="0" t="0" r="0" b="8255"/>
+            <wp:docPr id="26" name="Picture 26"/>
+            <wp:cNvGraphicFramePr>
+              <a:graphicFrameLocks xmlns:a="http://schemas.openxmlformats.org/drawingml/2006/main" noChangeAspect="1"/>
+            </wp:cNvGraphicFramePr>
+            <a:graphic xmlns:a="http://schemas.openxmlformats.org/drawingml/2006/main">
+              <a:graphicData uri="http://schemas.openxmlformats.org/drawingml/2006/picture">
+                <pic:pic xmlns:pic="http://schemas.openxmlformats.org/drawingml/2006/picture">
+                  <pic:nvPicPr>
+                    <pic:cNvPr id="26" name="SharedScreenshot.jpg"/>
+                    <pic:cNvPicPr/>
+                  </pic:nvPicPr>
+                  <pic:blipFill>
+                    <a:blip r:embed="rId35">
+                      <a:extLst>
+                        <a:ext uri="{28A0092B-C50C-407E-A947-70E740481C1C}">
+                          <a14:useLocalDpi xmlns:a14="http://schemas.microsoft.com/office/drawing/2010/main" val="0"/>
+                        </a:ext>
+                      </a:extLst>
+                    </a:blip>
+                    <a:stretch>
+                      <a:fillRect/>
+                    </a:stretch>
+                  </pic:blipFill>
+                  <pic:spPr>
+                    <a:xfrm>
+                      <a:off x="0" y="0"/>
+                      <a:ext cx="5760085" cy="4773295"/>
+                    </a:xfrm>
+                    <a:prstGeom prst="rect">
+                      <a:avLst/>
+                    </a:prstGeom>
+                  </pic:spPr>
+                </pic:pic>
+              </a:graphicData>
+            </a:graphic>
+          </wp:inline>
+        </w:drawing>
+      </w:r>
+    </w:p>
+    <w:p>
+      <w:pPr>
+        <w:pStyle w:val="Bng"/>
+        <w:rPr>
+          <w:b/>
+        </w:rPr>
+      </w:pPr>
+      <w:bookmarkStart w:id="47" w:name="_Toc225355985"/>
+      <w:r>
+        <w:rPr>
+          <w:b/>
+        </w:rPr>
+        <w:t>Hình 5.5.1: Quản lý dự án bằng Git</w:t>
+      </w:r>
+      <w:bookmarkEnd w:id="47"/>
+    </w:p>
+    <w:p>
+      <w:pPr>
+        <w:pStyle w:val="ListParagraph"/>
+        <w:tabs>
+          <w:tab w:val="left" w:pos="0"/>
+        </w:tabs>
+        <w:spacing w:after="0" w:line="360" w:lineRule="auto"/>
+        <w:ind w:left="0" w:firstLine="720"/>
+        <w:rPr>
+          <w:rFonts w:asciiTheme="majorHAnsi" w:hAnsiTheme="majorHAnsi" w:cstheme="majorHAnsi"/>
+          <w:sz w:val="24"/>
+          <w:szCs w:val="24"/>
+          <w:lang w:val="en-US"/>
+        </w:rPr>
+      </w:pPr>
+      <w:r>
+        <w:rPr>
+          <w:rFonts w:asciiTheme="majorHAnsi" w:hAnsiTheme="majorHAnsi" w:cstheme="majorHAnsi"/>
+          <w:sz w:val="24"/>
+          <w:szCs w:val="24"/>
+          <w:lang w:val="en-US"/>
+        </w:rPr>
+        <w:t>Toàn bộ dữ liệu, mô hình Orange và báo cáo được lưu trữ trên GitHub nhằm đảm bảo tính an toàn và khả năng khôi phục khi cần thiết.</w:t>
+      </w:r>
+    </w:p>
+    <w:p>
+      <w:pPr>
+        <w:pStyle w:val="ListParagraph"/>
+        <w:tabs>
+          <w:tab w:val="left" w:pos="0"/>
+        </w:tabs>
+        <w:spacing w:after="0" w:line="360" w:lineRule="auto"/>
+        <w:ind w:left="0"/>
+        <w:rPr>
+          <w:rFonts w:asciiTheme="majorHAnsi" w:hAnsiTheme="majorHAnsi" w:cstheme="majorHAnsi"/>
+          <w:sz w:val="24"/>
+          <w:szCs w:val="24"/>
+          <w:lang w:val="en-US"/>
+        </w:rPr>
+      </w:pPr>
+      <w:r>
+        <w:rPr>
+          <w:rFonts w:asciiTheme="majorHAnsi" w:hAnsiTheme="majorHAnsi" w:cstheme="majorHAnsi"/>
+          <w:noProof/>
+          <w:sz w:val="24"/>
+          <w:szCs w:val="24"/>
+          <w:lang w:eastAsia="vi-VN"/>
+        </w:rPr>
+        <w:drawing>
+          <wp:inline distT="0" distB="0" distL="0" distR="0">
+            <wp:extent cx="5760085" cy="1718310"/>
+            <wp:effectExtent l="0" t="0" r="0" b="0"/>
+            <wp:docPr id="28" name="Picture 28"/>
+            <wp:cNvGraphicFramePr>
+              <a:graphicFrameLocks xmlns:a="http://schemas.openxmlformats.org/drawingml/2006/main" noChangeAspect="1"/>
+            </wp:cNvGraphicFramePr>
+            <a:graphic xmlns:a="http://schemas.openxmlformats.org/drawingml/2006/main">
+              <a:graphicData uri="http://schemas.openxmlformats.org/drawingml/2006/picture">
+                <pic:pic xmlns:pic="http://schemas.openxmlformats.org/drawingml/2006/picture">
+                  <pic:nvPicPr>
+                    <pic:cNvPr id="28" name="SharedScreenshot123.jpg"/>
+                    <pic:cNvPicPr/>
+                  </pic:nvPicPr>
+                  <pic:blipFill>
+                    <a:blip r:embed="rId36">
+                      <a:extLst>
+                        <a:ext uri="{28A0092B-C50C-407E-A947-70E740481C1C}">
+                          <a14:useLocalDpi xmlns:a14="http://schemas.microsoft.com/office/drawing/2010/main" val="0"/>
+                        </a:ext>
+                      </a:extLst>
+                    </a:blip>
+                    <a:stretch>
+                      <a:fillRect/>
+                    </a:stretch>
+                  </pic:blipFill>
+                  <pic:spPr>
+                    <a:xfrm>
+                      <a:off x="0" y="0"/>
+                      <a:ext cx="5760085" cy="1718310"/>
+                    </a:xfrm>
+                    <a:prstGeom prst="rect">
+                      <a:avLst/>
+                    </a:prstGeom>
+                  </pic:spPr>
+                </pic:pic>
+              </a:graphicData>
+            </a:graphic>
+          </wp:inline>
+        </w:drawing>
+      </w:r>
+    </w:p>
+    <w:p>
+      <w:pPr>
+        <w:pStyle w:val="Bng"/>
+        <w:rPr>
+          <w:b/>
+        </w:rPr>
+      </w:pPr>
+      <w:bookmarkStart w:id="48" w:name="_Toc225355986"/>
+      <w:r>
+        <w:rPr>
+          <w:b/>
+        </w:rPr>
+        <w:t>Hình 5.5.2: Lưu trữ trên Github</w:t>
+      </w:r>
+      <w:bookmarkEnd w:id="48"/>
+    </w:p>
+    <w:p>
+      <w:pPr>
         <w:numPr>
           <w:ilvl w:val="0"/>
           <w:numId w:val="10"/>
@@ -14141,7 +14600,7 @@
           <w:lang w:val="en-US"/>
         </w:rPr>
       </w:pPr>
-      <w:bookmarkStart w:id="46" w:name="_Toc225340467"/>
+      <w:bookmarkStart w:id="49" w:name="_Toc225340467"/>
       <w:r>
         <w:rPr>
           <w:rFonts w:asciiTheme="majorHAnsi" w:hAnsiTheme="majorHAnsi" w:cstheme="majorHAnsi"/>
@@ -14152,7 +14611,7 @@
         </w:rPr>
         <w:t>KẾT LUẬN</w:t>
       </w:r>
-      <w:bookmarkEnd w:id="46"/>
+      <w:bookmarkEnd w:id="49"/>
     </w:p>
     <w:p>
       <w:pPr>
@@ -14176,7 +14635,7 @@
           <w:lang w:val="en-US"/>
         </w:rPr>
       </w:pPr>
-      <w:bookmarkStart w:id="47" w:name="_Toc225340468"/>
+      <w:bookmarkStart w:id="50" w:name="_Toc225340468"/>
       <w:r>
         <w:rPr>
           <w:rFonts w:asciiTheme="majorHAnsi" w:hAnsiTheme="majorHAnsi" w:cstheme="majorHAnsi"/>
@@ -14187,7 +14646,7 @@
         </w:rPr>
         <w:t>Ưu/ Nhược điểm của phương pháp đã chọn</w:t>
       </w:r>
-      <w:bookmarkEnd w:id="47"/>
+      <w:bookmarkEnd w:id="50"/>
     </w:p>
     <w:p>
       <w:pPr>
@@ -14300,7 +14759,7 @@
         <w:br w:type="page"/>
       </w:r>
     </w:p>
-    <w:bookmarkStart w:id="48" w:name="_Toc225340469" w:displacedByCustomXml="next"/>
+    <w:bookmarkStart w:id="51" w:name="_Toc225340469" w:displacedByCustomXml="next"/>
     <w:sdt>
       <w:sdtPr>
         <w:id w:val="1195569515"/>
@@ -14309,7 +14768,6 @@
           <w:docPartUnique/>
         </w:docPartObj>
       </w:sdtPr>
-      <w:sdtEndPr/>
       <w:sdtContent>
         <w:p>
           <w:pPr>
@@ -14336,7 +14794,7 @@
             </w:rPr>
             <w:t>TÀI LIỆU THAM KHẢO</w:t>
           </w:r>
-          <w:bookmarkEnd w:id="48"/>
+          <w:bookmarkEnd w:id="51"/>
         </w:p>
         <w:sdt>
           <w:sdtPr>
@@ -14348,7 +14806,6 @@
             <w:id w:val="111145805"/>
             <w:bibliography/>
           </w:sdtPr>
-          <w:sdtEndPr/>
           <w:sdtContent>
             <w:p>
               <w:pPr>
@@ -14416,7 +14873,7 @@
                 </w:rPr>
                 <w:t>(1), 5- 32. doi:</w:t>
               </w:r>
-              <w:hyperlink r:id="rId35" w:history="1">
+              <w:hyperlink r:id="rId37" w:history="1">
                 <w:r>
                   <w:rPr>
                     <w:rStyle w:val="Hyperlink"/>
@@ -14460,7 +14917,7 @@
                 </w:rPr>
                 <w:t xml:space="preserve">. (n.d.). Retrieved from wikipedia: </w:t>
               </w:r>
-              <w:hyperlink r:id="rId36" w:history="1">
+              <w:hyperlink r:id="rId38" w:history="1">
                 <w:r>
                   <w:rPr>
                     <w:rStyle w:val="Hyperlink"/>
@@ -14504,7 +14961,7 @@
                 </w:rPr>
                 <w:t xml:space="preserve">. (n.d.). Retrieved from Wikipedia: </w:t>
               </w:r>
-              <w:hyperlink r:id="rId37" w:history="1">
+              <w:hyperlink r:id="rId39" w:history="1">
                 <w:r>
                   <w:rPr>
                     <w:rStyle w:val="Hyperlink"/>
@@ -14600,7 +15057,7 @@
                 </w:rPr>
                 <w:t xml:space="preserve"> Retrieved from IBM: </w:t>
               </w:r>
-              <w:hyperlink r:id="rId38" w:history="1">
+              <w:hyperlink r:id="rId40" w:history="1">
                 <w:r>
                   <w:rPr>
                     <w:rStyle w:val="Hyperlink"/>
@@ -14654,7 +15111,7 @@
                 </w:rPr>
                 <w:t xml:space="preserve"> (1st ed.). New York: Chapman and Hall/CRC. doi:</w:t>
               </w:r>
-              <w:hyperlink r:id="rId39" w:history="1">
+              <w:hyperlink r:id="rId41" w:history="1">
                 <w:r>
                   <w:rPr>
                     <w:rStyle w:val="Hyperlink"/>
@@ -14708,7 +15165,7 @@
                 </w:rPr>
                 <w:t xml:space="preserve">. Retrieved from Kaggle: </w:t>
               </w:r>
-              <w:hyperlink r:id="rId40" w:history="1">
+              <w:hyperlink r:id="rId42" w:history="1">
                 <w:r>
                   <w:rPr>
                     <w:rStyle w:val="Hyperlink"/>
@@ -14753,7 +15210,7 @@
                 </w:rPr>
                 <w:t xml:space="preserve">. (n.d.). Retrieved from Skicit- learn: </w:t>
               </w:r>
-              <w:hyperlink r:id="rId41" w:history="1">
+              <w:hyperlink r:id="rId43" w:history="1">
                 <w:r>
                   <w:rPr>
                     <w:rStyle w:val="Hyperlink"/>
@@ -14798,7 +15255,7 @@
                 </w:rPr>
                 <w:t xml:space="preserve">. (n.d.). Retrieved from harvard john a. paulson school of engineering and applied sciences: </w:t>
               </w:r>
-              <w:hyperlink r:id="rId42" w:history="1">
+              <w:hyperlink r:id="rId44" w:history="1">
                 <w:r>
                   <w:rPr>
                     <w:rStyle w:val="Hyperlink"/>
@@ -14859,8 +15316,8 @@
       </w:pPr>
     </w:p>
     <w:sectPr>
-      <w:headerReference w:type="default" r:id="rId43"/>
-      <w:footerReference w:type="default" r:id="rId44"/>
+      <w:headerReference w:type="default" r:id="rId45"/>
+      <w:footerReference w:type="default" r:id="rId46"/>
       <w:pgSz w:w="11906" w:h="16838"/>
       <w:pgMar w:top="1418" w:right="1134" w:bottom="1134" w:left="1701" w:header="709" w:footer="709" w:gutter="0"/>
       <w:pgNumType w:start="1"/>
@@ -14966,7 +15423,7 @@
             <w:noProof/>
             <w:sz w:val="24"/>
           </w:rPr>
-          <w:t>16</w:t>
+          <w:t>21</w:t>
         </w:r>
         <w:r>
           <w:rPr>
@@ -17493,7 +17950,7 @@
 </file>
 
 <file path=customXml/itemProps1.xml><?xml version="1.0" encoding="utf-8"?>
-<ds:datastoreItem xmlns:ds="http://schemas.openxmlformats.org/officeDocument/2006/customXml" ds:itemID="{F083CB22-7C85-404D-BFE7-98CC58AAA615}">
+<ds:datastoreItem xmlns:ds="http://schemas.openxmlformats.org/officeDocument/2006/customXml" ds:itemID="{CA6102DA-0C50-48F2-B805-4B728F4C1DD1}">
   <ds:schemaRefs>
     <ds:schemaRef ds:uri="http://schemas.openxmlformats.org/officeDocument/2006/bibliography"/>
   </ds:schemaRefs>

--- a/Dự đoán chất lượng không khí.docx
+++ b/Dự đoán chất lượng không khí.docx
@@ -697,34 +697,7 @@
                 <w:szCs w:val="28"/>
                 <w:lang w:val="en-US"/>
               </w:rPr>
-              <w:t>Ppt, phân lớp dữ liệu,</w:t>
-            </w:r>
-            <w:r>
-              <w:rPr>
-                <w:rFonts w:asciiTheme="majorHAnsi" w:hAnsiTheme="majorHAnsi" w:cstheme="majorHAnsi"/>
-                <w:sz w:val="24"/>
-                <w:szCs w:val="28"/>
-                <w:lang w:val="en-US"/>
-              </w:rPr>
-              <w:t xml:space="preserve"> kết quả thực nghiệm</w:t>
-            </w:r>
-            <w:r>
-              <w:rPr>
-                <w:rFonts w:asciiTheme="majorHAnsi" w:hAnsiTheme="majorHAnsi" w:cstheme="majorHAnsi"/>
-                <w:sz w:val="24"/>
-                <w:szCs w:val="28"/>
-                <w:lang w:val="en-US"/>
-              </w:rPr>
-              <w:t xml:space="preserve"> (2, 4)</w:t>
-            </w:r>
-            <w:r>
-              <w:rPr>
-                <w:rFonts w:asciiTheme="majorHAnsi" w:hAnsiTheme="majorHAnsi" w:cstheme="majorHAnsi"/>
-                <w:sz w:val="24"/>
-                <w:szCs w:val="28"/>
-                <w:lang w:val="en-US"/>
-              </w:rPr>
-              <w:t>, kết luận.</w:t>
+              <w:t>Ppt, phân lớp dữ liệu, kết quả thực nghiệm (2, 4), kết luận.</w:t>
             </w:r>
           </w:p>
         </w:tc>
@@ -1365,7 +1338,6 @@
         </w:rPr>
       </w:sdtEndPr>
       <w:sdtContent>
-        <w:bookmarkStart w:id="0" w:name="_GoBack" w:displacedByCustomXml="prev"/>
         <w:p>
           <w:pPr>
             <w:pStyle w:val="TOCHeading"/>
@@ -4387,7 +4359,6 @@
             <w:fldChar w:fldCharType="end"/>
           </w:r>
         </w:p>
-        <w:bookmarkEnd w:id="0" w:displacedByCustomXml="next"/>
       </w:sdtContent>
     </w:sdt>
     <w:p>
@@ -5694,7 +5665,7 @@
           <w:lang w:val="en-US"/>
         </w:rPr>
       </w:pPr>
-      <w:bookmarkStart w:id="1" w:name="_Toc225340434"/>
+      <w:bookmarkStart w:id="0" w:name="_Toc225340434"/>
       <w:r>
         <w:rPr>
           <w:rFonts w:asciiTheme="majorHAnsi" w:hAnsiTheme="majorHAnsi" w:cstheme="majorHAnsi"/>
@@ -5705,7 +5676,7 @@
         </w:rPr>
         <w:t>ĐẶT VẤN ĐỀ</w:t>
       </w:r>
-      <w:bookmarkEnd w:id="1"/>
+      <w:bookmarkEnd w:id="0"/>
     </w:p>
     <w:p>
       <w:pPr>
@@ -5729,7 +5700,7 @@
           <w:lang w:val="en-US"/>
         </w:rPr>
       </w:pPr>
-      <w:bookmarkStart w:id="2" w:name="_Toc225340435"/>
+      <w:bookmarkStart w:id="1" w:name="_Toc225340435"/>
       <w:r>
         <w:rPr>
           <w:rFonts w:asciiTheme="majorHAnsi" w:hAnsiTheme="majorHAnsi" w:cstheme="majorHAnsi"/>
@@ -5740,7 +5711,7 @@
         </w:rPr>
         <w:t>Lý do lựa chọn đề tài</w:t>
       </w:r>
-      <w:bookmarkEnd w:id="2"/>
+      <w:bookmarkEnd w:id="1"/>
     </w:p>
     <w:p>
       <w:pPr>
@@ -5786,7 +5757,7 @@
           <w:lang w:val="en-US"/>
         </w:rPr>
       </w:pPr>
-      <w:bookmarkStart w:id="3" w:name="_Toc225340436"/>
+      <w:bookmarkStart w:id="2" w:name="_Toc225340436"/>
       <w:r>
         <w:rPr>
           <w:rFonts w:asciiTheme="majorHAnsi" w:hAnsiTheme="majorHAnsi" w:cstheme="majorHAnsi"/>
@@ -5797,7 +5768,7 @@
         </w:rPr>
         <w:t>Mục tiêu nghiên cứu</w:t>
       </w:r>
-      <w:bookmarkEnd w:id="3"/>
+      <w:bookmarkEnd w:id="2"/>
     </w:p>
     <w:p>
       <w:pPr>
@@ -5943,7 +5914,7 @@
           <w:lang w:val="en-US" w:eastAsia="vi-VN"/>
         </w:rPr>
       </w:pPr>
-      <w:bookmarkStart w:id="4" w:name="_Toc225340437"/>
+      <w:bookmarkStart w:id="3" w:name="_Toc225340437"/>
       <w:r>
         <w:rPr>
           <w:rFonts w:ascii="Times New Roman" w:eastAsia="Times New Roman" w:hAnsi="Times New Roman" w:cs="Times New Roman"/>
@@ -5954,7 +5925,7 @@
         </w:rPr>
         <w:t>Đối tượng và phạm vi nghiên cứu</w:t>
       </w:r>
-      <w:bookmarkEnd w:id="4"/>
+      <w:bookmarkEnd w:id="3"/>
     </w:p>
     <w:p>
       <w:pPr>
@@ -6046,7 +6017,7 @@
           <w:lang w:val="en-US" w:eastAsia="vi-VN"/>
         </w:rPr>
       </w:pPr>
-      <w:bookmarkStart w:id="5" w:name="_Toc225340438"/>
+      <w:bookmarkStart w:id="4" w:name="_Toc225340438"/>
       <w:r>
         <w:rPr>
           <w:rFonts w:ascii="Times New Roman" w:eastAsia="Times New Roman" w:hAnsi="Times New Roman" w:cs="Times New Roman"/>
@@ -6057,7 +6028,7 @@
         </w:rPr>
         <w:t>Phương pháp nghiên cứu</w:t>
       </w:r>
-      <w:bookmarkEnd w:id="5"/>
+      <w:bookmarkEnd w:id="4"/>
     </w:p>
     <w:p>
       <w:pPr>
@@ -6192,7 +6163,7 @@
           <w:lang w:val="en-US" w:eastAsia="vi-VN"/>
         </w:rPr>
       </w:pPr>
-      <w:bookmarkStart w:id="6" w:name="_Toc225340439"/>
+      <w:bookmarkStart w:id="5" w:name="_Toc225340439"/>
       <w:r>
         <w:rPr>
           <w:rFonts w:asciiTheme="majorHAnsi" w:eastAsia="Times New Roman" w:hAnsiTheme="majorHAnsi" w:cstheme="majorHAnsi"/>
@@ -6203,7 +6174,7 @@
         </w:rPr>
         <w:t>MÔ TẢ DỮ LIỆU</w:t>
       </w:r>
-      <w:bookmarkEnd w:id="6"/>
+      <w:bookmarkEnd w:id="5"/>
     </w:p>
     <w:p>
       <w:pPr>
@@ -6227,7 +6198,7 @@
           <w:lang w:val="en-US" w:eastAsia="vi-VN"/>
         </w:rPr>
       </w:pPr>
-      <w:bookmarkStart w:id="7" w:name="_Toc225340440"/>
+      <w:bookmarkStart w:id="6" w:name="_Toc225340440"/>
       <w:r>
         <w:rPr>
           <w:rFonts w:asciiTheme="majorHAnsi" w:eastAsia="Times New Roman" w:hAnsiTheme="majorHAnsi" w:cstheme="majorHAnsi"/>
@@ -6238,7 +6209,7 @@
         </w:rPr>
         <w:t>Mô tả bộ dữ liệu</w:t>
       </w:r>
-      <w:bookmarkEnd w:id="7"/>
+      <w:bookmarkEnd w:id="6"/>
     </w:p>
     <w:p>
       <w:pPr>
@@ -6277,6 +6248,7 @@
           <w:id w:val="-392433437"/>
           <w:citation/>
         </w:sdtPr>
+        <w:sdtEndPr/>
         <w:sdtContent>
           <w:r>
             <w:rPr>
@@ -6468,7 +6440,7 @@
           <w:lang w:val="en-US"/>
         </w:rPr>
       </w:pPr>
-      <w:bookmarkStart w:id="8" w:name="_Toc225340441"/>
+      <w:bookmarkStart w:id="7" w:name="_Toc225340441"/>
       <w:r>
         <w:rPr>
           <w:rFonts w:asciiTheme="majorHAnsi" w:hAnsiTheme="majorHAnsi" w:cstheme="majorHAnsi"/>
@@ -6479,7 +6451,7 @@
         </w:rPr>
         <w:t>Mô tả các biến chính</w:t>
       </w:r>
-      <w:bookmarkEnd w:id="8"/>
+      <w:bookmarkEnd w:id="7"/>
     </w:p>
     <w:p>
       <w:pPr>
@@ -6742,7 +6714,7 @@
         </w:rPr>
         <w:t xml:space="preserve"> </w:t>
       </w:r>
-      <w:bookmarkStart w:id="9" w:name="_Toc225340442"/>
+      <w:bookmarkStart w:id="8" w:name="_Toc225340442"/>
       <w:r>
         <w:rPr>
           <w:rFonts w:asciiTheme="majorHAnsi" w:hAnsiTheme="majorHAnsi" w:cstheme="majorHAnsi"/>
@@ -6752,7 +6724,7 @@
         </w:rPr>
         <w:t>Biến độc lập</w:t>
       </w:r>
-      <w:bookmarkEnd w:id="9"/>
+      <w:bookmarkEnd w:id="8"/>
     </w:p>
     <w:tbl>
       <w:tblPr>
@@ -8321,7 +8293,7 @@
         </w:rPr>
         <w:t xml:space="preserve"> </w:t>
       </w:r>
-      <w:bookmarkStart w:id="10" w:name="_Toc225340443"/>
+      <w:bookmarkStart w:id="9" w:name="_Toc225340443"/>
       <w:r>
         <w:rPr>
           <w:rFonts w:asciiTheme="majorHAnsi" w:hAnsiTheme="majorHAnsi" w:cstheme="majorHAnsi"/>
@@ -8331,7 +8303,7 @@
         </w:rPr>
         <w:t>Biến phụ thuộc</w:t>
       </w:r>
-      <w:bookmarkEnd w:id="10"/>
+      <w:bookmarkEnd w:id="9"/>
     </w:p>
     <w:p>
       <w:pPr>
@@ -8584,11 +8556,11 @@
       <w:pPr>
         <w:pStyle w:val="Bng"/>
       </w:pPr>
-      <w:bookmarkStart w:id="11" w:name="_Toc225355972"/>
+      <w:bookmarkStart w:id="10" w:name="_Toc225355972"/>
       <w:r>
         <w:t>Hình: 2.2.1: Bộ dữ liệu ban đầu khi đưa vào Orange</w:t>
       </w:r>
-      <w:bookmarkEnd w:id="11"/>
+      <w:bookmarkEnd w:id="10"/>
     </w:p>
     <w:p>
       <w:pPr>
@@ -8603,11 +8575,11 @@
         <w:ind w:left="284" w:firstLine="425"/>
         <w:jc w:val="both"/>
       </w:pPr>
-      <w:bookmarkStart w:id="12" w:name="_Toc225355973"/>
+      <w:bookmarkStart w:id="11" w:name="_Toc225355973"/>
       <w:r>
         <w:t>Do biến mục tiêu Air Quality gồm bốn nhãn rời rạc (Good, Moderate, Poor, Hazardous), nên bài toán được xác định là bài toán phân lớp đa lớp (Multi-class Classification). Mục tiêu của mô hình là dự đoán chính xác mức chất lượng không khí dựa trên các yếu tố môi trường và nhân khẩu học tương ứng.</w:t>
       </w:r>
-      <w:bookmarkEnd w:id="12"/>
+      <w:bookmarkEnd w:id="11"/>
     </w:p>
     <w:p>
       <w:pPr>
@@ -8640,7 +8612,7 @@
         </w:rPr>
         <w:t xml:space="preserve"> </w:t>
       </w:r>
-      <w:bookmarkStart w:id="13" w:name="_Toc225340444"/>
+      <w:bookmarkStart w:id="12" w:name="_Toc225340444"/>
       <w:r>
         <w:rPr>
           <w:rFonts w:asciiTheme="majorHAnsi" w:hAnsiTheme="majorHAnsi" w:cstheme="majorHAnsi"/>
@@ -8651,7 +8623,7 @@
         </w:rPr>
         <w:t>PHƯƠNG PHÁP SỬ DỤNG</w:t>
       </w:r>
-      <w:bookmarkEnd w:id="13"/>
+      <w:bookmarkEnd w:id="12"/>
     </w:p>
     <w:p>
       <w:pPr>
@@ -8675,7 +8647,7 @@
           <w:lang w:val="en-US"/>
         </w:rPr>
       </w:pPr>
-      <w:bookmarkStart w:id="14" w:name="_Toc225340445"/>
+      <w:bookmarkStart w:id="13" w:name="_Toc225340445"/>
       <w:r>
         <w:rPr>
           <w:rFonts w:asciiTheme="majorHAnsi" w:hAnsiTheme="majorHAnsi" w:cstheme="majorHAnsi"/>
@@ -8686,7 +8658,7 @@
         </w:rPr>
         <w:t>Khái niệm cơ bản trong khai thác dữ liệu</w:t>
       </w:r>
-      <w:bookmarkEnd w:id="14"/>
+      <w:bookmarkEnd w:id="13"/>
     </w:p>
     <w:p>
       <w:pPr>
@@ -8718,7 +8690,7 @@
         </w:rPr>
         <w:t xml:space="preserve"> </w:t>
       </w:r>
-      <w:bookmarkStart w:id="15" w:name="_Toc225340446"/>
+      <w:bookmarkStart w:id="14" w:name="_Toc225340446"/>
       <w:r>
         <w:rPr>
           <w:rFonts w:asciiTheme="majorHAnsi" w:hAnsiTheme="majorHAnsi" w:cstheme="majorHAnsi"/>
@@ -8728,7 +8700,7 @@
         </w:rPr>
         <w:t>Khoa học dữ liệu</w:t>
       </w:r>
-      <w:bookmarkEnd w:id="15"/>
+      <w:bookmarkEnd w:id="14"/>
     </w:p>
     <w:p>
       <w:pPr>
@@ -8771,6 +8743,7 @@
           <w:id w:val="1650316770"/>
           <w:citation/>
         </w:sdtPr>
+        <w:sdtEndPr/>
         <w:sdtContent>
           <w:r>
             <w:rPr>
@@ -8852,6 +8825,7 @@
           <w:id w:val="-72511341"/>
           <w:citation/>
         </w:sdtPr>
+        <w:sdtEndPr/>
         <w:sdtContent>
           <w:r>
             <w:rPr>
@@ -9118,7 +9092,7 @@
         </w:rPr>
         <w:t xml:space="preserve"> </w:t>
       </w:r>
-      <w:bookmarkStart w:id="16" w:name="_Toc225340447"/>
+      <w:bookmarkStart w:id="15" w:name="_Toc225340447"/>
       <w:r>
         <w:rPr>
           <w:rFonts w:asciiTheme="majorHAnsi" w:hAnsiTheme="majorHAnsi" w:cstheme="majorHAnsi"/>
@@ -9128,7 +9102,7 @@
         </w:rPr>
         <w:t>Khai thác dữ liệu</w:t>
       </w:r>
-      <w:bookmarkEnd w:id="16"/>
+      <w:bookmarkEnd w:id="15"/>
     </w:p>
     <w:p>
       <w:pPr>
@@ -9170,6 +9144,7 @@
           <w:id w:val="1791855159"/>
           <w:citation/>
         </w:sdtPr>
+        <w:sdtEndPr/>
         <w:sdtContent>
           <w:r>
             <w:rPr>
@@ -9473,7 +9448,7 @@
           <w:lang w:val="en-US"/>
         </w:rPr>
       </w:pPr>
-      <w:bookmarkStart w:id="17" w:name="_Toc225340448"/>
+      <w:bookmarkStart w:id="16" w:name="_Toc225340448"/>
       <w:r>
         <w:rPr>
           <w:rFonts w:asciiTheme="majorHAnsi" w:hAnsiTheme="majorHAnsi" w:cstheme="majorHAnsi"/>
@@ -9484,7 +9459,7 @@
         </w:rPr>
         <w:t>Tổng quan về Orange Data Mining</w:t>
       </w:r>
-      <w:bookmarkEnd w:id="17"/>
+      <w:bookmarkEnd w:id="16"/>
     </w:p>
     <w:p>
       <w:pPr>
@@ -9613,7 +9588,7 @@
           <w:lang w:val="en-US"/>
         </w:rPr>
       </w:pPr>
-      <w:bookmarkStart w:id="18" w:name="_Toc225340449"/>
+      <w:bookmarkStart w:id="17" w:name="_Toc225340449"/>
       <w:r>
         <w:rPr>
           <w:rFonts w:asciiTheme="majorHAnsi" w:hAnsiTheme="majorHAnsi" w:cstheme="majorHAnsi"/>
@@ -9624,7 +9599,7 @@
         </w:rPr>
         <w:t>Phân lớp dữ liệu</w:t>
       </w:r>
-      <w:bookmarkEnd w:id="18"/>
+      <w:bookmarkEnd w:id="17"/>
     </w:p>
     <w:p>
       <w:pPr>
@@ -9675,6 +9650,7 @@
           <w:id w:val="2121719483"/>
           <w:citation/>
         </w:sdtPr>
+        <w:sdtEndPr/>
         <w:sdtContent>
           <w:r>
             <w:rPr>
@@ -9816,7 +9792,7 @@
           <w:lang w:val="en-US"/>
         </w:rPr>
       </w:pPr>
-      <w:bookmarkStart w:id="19" w:name="_Toc225340450"/>
+      <w:bookmarkStart w:id="18" w:name="_Toc225340450"/>
       <w:r>
         <w:rPr>
           <w:rFonts w:asciiTheme="majorHAnsi" w:hAnsiTheme="majorHAnsi" w:cstheme="majorHAnsi"/>
@@ -9837,7 +9813,7 @@
         </w:rPr>
         <w:t>p dụng các mô hình phân lớp vào phân tích dữ liệu</w:t>
       </w:r>
-      <w:bookmarkEnd w:id="19"/>
+      <w:bookmarkEnd w:id="18"/>
     </w:p>
     <w:p>
       <w:pPr>
@@ -9938,7 +9914,7 @@
           <w:lang w:val="en-US"/>
         </w:rPr>
       </w:pPr>
-      <w:bookmarkStart w:id="20" w:name="_Toc225340451"/>
+      <w:bookmarkStart w:id="19" w:name="_Toc225340451"/>
       <w:r>
         <w:rPr>
           <w:rFonts w:asciiTheme="majorHAnsi" w:hAnsiTheme="majorHAnsi" w:cstheme="majorHAnsi"/>
@@ -9948,7 +9924,7 @@
         </w:rPr>
         <w:t>Tổng quan về Decision Tree (Tree)</w:t>
       </w:r>
-      <w:bookmarkEnd w:id="20"/>
+      <w:bookmarkEnd w:id="19"/>
     </w:p>
     <w:p>
       <w:pPr>
@@ -9995,6 +9971,7 @@
           <w:id w:val="1091442175"/>
           <w:citation/>
         </w:sdtPr>
+        <w:sdtEndPr/>
         <w:sdtContent>
           <w:r>
             <w:rPr>
@@ -10121,6 +10098,7 @@
           <w:id w:val="527915429"/>
           <w:citation/>
         </w:sdtPr>
+        <w:sdtEndPr/>
         <w:sdtContent>
           <w:r>
             <w:rPr>
@@ -10214,6 +10192,7 @@
           <w:id w:val="789630948"/>
           <w:citation/>
         </w:sdtPr>
+        <w:sdtEndPr/>
         <w:sdtContent>
           <w:r>
             <w:rPr>
@@ -10310,7 +10289,7 @@
         </w:rPr>
         <w:t xml:space="preserve"> </w:t>
       </w:r>
-      <w:bookmarkStart w:id="21" w:name="_Toc225340452"/>
+      <w:bookmarkStart w:id="20" w:name="_Toc225340452"/>
       <w:r>
         <w:rPr>
           <w:rFonts w:asciiTheme="majorHAnsi" w:hAnsiTheme="majorHAnsi" w:cstheme="majorHAnsi"/>
@@ -10320,7 +10299,7 @@
         </w:rPr>
         <w:t>Tổng quan về Random Forest</w:t>
       </w:r>
-      <w:bookmarkEnd w:id="21"/>
+      <w:bookmarkEnd w:id="20"/>
     </w:p>
     <w:p>
       <w:pPr>
@@ -10358,6 +10337,7 @@
           <w:id w:val="-1846317308"/>
           <w:citation/>
         </w:sdtPr>
+        <w:sdtEndPr/>
         <w:sdtContent>
           <w:r>
             <w:rPr>
@@ -10483,6 +10463,7 @@
           <w:id w:val="1991982014"/>
           <w:citation/>
         </w:sdtPr>
+        <w:sdtEndPr/>
         <w:sdtContent>
           <w:r>
             <w:rPr>
@@ -10576,6 +10557,7 @@
           <w:id w:val="910586489"/>
           <w:citation/>
         </w:sdtPr>
+        <w:sdtEndPr/>
         <w:sdtContent>
           <w:r>
             <w:rPr>
@@ -10665,7 +10647,7 @@
           <w:lang w:val="en-US"/>
         </w:rPr>
       </w:pPr>
-      <w:bookmarkStart w:id="22" w:name="_Toc225340453"/>
+      <w:bookmarkStart w:id="21" w:name="_Toc225340453"/>
       <w:r>
         <w:rPr>
           <w:rFonts w:asciiTheme="majorHAnsi" w:hAnsiTheme="majorHAnsi" w:cstheme="majorHAnsi"/>
@@ -10676,7 +10658,7 @@
         </w:rPr>
         <w:t>KỊCH BẢN THỰC NGHIỆM</w:t>
       </w:r>
-      <w:bookmarkEnd w:id="22"/>
+      <w:bookmarkEnd w:id="21"/>
     </w:p>
     <w:p>
       <w:pPr>
@@ -10700,7 +10682,7 @@
           <w:lang w:val="en-US"/>
         </w:rPr>
       </w:pPr>
-      <w:bookmarkStart w:id="23" w:name="_Toc225340454"/>
+      <w:bookmarkStart w:id="22" w:name="_Toc225340454"/>
       <w:r>
         <w:rPr>
           <w:rFonts w:asciiTheme="majorHAnsi" w:hAnsiTheme="majorHAnsi" w:cstheme="majorHAnsi"/>
@@ -10711,7 +10693,7 @@
         </w:rPr>
         <w:t>Phân tích dữ liệu</w:t>
       </w:r>
-      <w:bookmarkEnd w:id="23"/>
+      <w:bookmarkEnd w:id="22"/>
     </w:p>
     <w:p>
       <w:pPr>
@@ -10743,7 +10725,7 @@
         </w:rPr>
         <w:t xml:space="preserve"> </w:t>
       </w:r>
-      <w:bookmarkStart w:id="24" w:name="_Toc225340455"/>
+      <w:bookmarkStart w:id="23" w:name="_Toc225340455"/>
       <w:r>
         <w:rPr>
           <w:rFonts w:asciiTheme="majorHAnsi" w:hAnsiTheme="majorHAnsi" w:cstheme="majorHAnsi"/>
@@ -10753,7 +10735,7 @@
         </w:rPr>
         <w:t>Tiền xử lý dữ liệu</w:t>
       </w:r>
-      <w:bookmarkEnd w:id="24"/>
+      <w:bookmarkEnd w:id="23"/>
     </w:p>
     <w:p>
       <w:pPr>
@@ -10791,6 +10773,7 @@
           <w:id w:val="1931164441"/>
           <w:citation/>
         </w:sdtPr>
+        <w:sdtEndPr/>
         <w:sdtContent>
           <w:r>
             <w:rPr>
@@ -10976,14 +10959,14 @@
           <w:b/>
         </w:rPr>
       </w:pPr>
-      <w:bookmarkStart w:id="25" w:name="_Toc225355974"/>
+      <w:bookmarkStart w:id="24" w:name="_Toc225355974"/>
       <w:r>
         <w:rPr>
           <w:b/>
         </w:rPr>
         <w:t>Hình 4.1.1: Kết quả chạy Scatter Plot của bộ dữ liệu</w:t>
       </w:r>
-      <w:bookmarkEnd w:id="25"/>
+      <w:bookmarkEnd w:id="24"/>
     </w:p>
     <w:p>
       <w:pPr>
@@ -11014,7 +10997,7 @@
         </w:rPr>
         <w:t xml:space="preserve"> </w:t>
       </w:r>
-      <w:bookmarkStart w:id="26" w:name="_Toc225340456"/>
+      <w:bookmarkStart w:id="25" w:name="_Toc225340456"/>
       <w:r>
         <w:rPr>
           <w:rFonts w:asciiTheme="majorHAnsi" w:hAnsiTheme="majorHAnsi" w:cstheme="majorHAnsi"/>
@@ -11024,7 +11007,7 @@
         </w:rPr>
         <w:t>Mối quan hệ giữa chất lượng không khí và mật độ dân số</w:t>
       </w:r>
-      <w:bookmarkEnd w:id="26"/>
+      <w:bookmarkEnd w:id="25"/>
     </w:p>
     <w:p>
       <w:pPr>
@@ -11099,7 +11082,7 @@
           <w:vertAlign w:val="superscript"/>
         </w:rPr>
       </w:pPr>
-      <w:bookmarkStart w:id="27" w:name="_Toc225355975"/>
+      <w:bookmarkStart w:id="26" w:name="_Toc225355975"/>
       <w:r>
         <w:rPr>
           <w:b/>
@@ -11113,7 +11096,7 @@
         </w:rPr>
         <w:t>2</w:t>
       </w:r>
-      <w:bookmarkEnd w:id="27"/>
+      <w:bookmarkEnd w:id="26"/>
     </w:p>
     <w:p>
       <w:pPr>
@@ -11213,14 +11196,14 @@
           <w:b/>
         </w:rPr>
       </w:pPr>
-      <w:bookmarkStart w:id="28" w:name="_Toc225355976"/>
+      <w:bookmarkStart w:id="27" w:name="_Toc225355976"/>
       <w:r>
         <w:rPr>
           <w:b/>
         </w:rPr>
         <w:t>Hình 4.1.2.2: Biểu đồ tần suất phân phối mật độ dân số trên 500 người/ km2</w:t>
       </w:r>
-      <w:bookmarkEnd w:id="28"/>
+      <w:bookmarkEnd w:id="27"/>
     </w:p>
     <w:p>
       <w:pPr>
@@ -11296,7 +11279,7 @@
           <w:lang w:val="en-US"/>
         </w:rPr>
       </w:pPr>
-      <w:bookmarkStart w:id="29" w:name="_Toc225340457"/>
+      <w:bookmarkStart w:id="28" w:name="_Toc225340457"/>
       <w:r>
         <w:rPr>
           <w:rFonts w:asciiTheme="majorHAnsi" w:hAnsiTheme="majorHAnsi" w:cstheme="majorHAnsi"/>
@@ -11307,7 +11290,7 @@
         </w:rPr>
         <w:t>Phân lớp dữ liệu</w:t>
       </w:r>
-      <w:bookmarkEnd w:id="29"/>
+      <w:bookmarkEnd w:id="28"/>
     </w:p>
     <w:p>
       <w:pPr>
@@ -11339,7 +11322,7 @@
         </w:rPr>
         <w:t xml:space="preserve"> </w:t>
       </w:r>
-      <w:bookmarkStart w:id="30" w:name="_Toc225340458"/>
+      <w:bookmarkStart w:id="29" w:name="_Toc225340458"/>
       <w:r>
         <w:rPr>
           <w:rFonts w:asciiTheme="majorHAnsi" w:hAnsiTheme="majorHAnsi" w:cstheme="majorHAnsi"/>
@@ -11349,7 +11332,7 @@
         </w:rPr>
         <w:t>Quy trình thực hiện</w:t>
       </w:r>
-      <w:bookmarkEnd w:id="30"/>
+      <w:bookmarkEnd w:id="29"/>
     </w:p>
     <w:p>
       <w:pPr>
@@ -11773,14 +11756,14 @@
           <w:b/>
         </w:rPr>
       </w:pPr>
-      <w:bookmarkStart w:id="31" w:name="_Toc225355977"/>
+      <w:bookmarkStart w:id="30" w:name="_Toc225355977"/>
       <w:r>
         <w:rPr>
           <w:b/>
         </w:rPr>
         <w:t>Hình 4.2.2.2: Mẫu dữ liệu huấn luyện (Training)</w:t>
       </w:r>
-      <w:bookmarkEnd w:id="31"/>
+      <w:bookmarkEnd w:id="30"/>
     </w:p>
     <w:p>
       <w:pPr>
@@ -11920,7 +11903,7 @@
         </w:rPr>
         <w:t xml:space="preserve"> </w:t>
       </w:r>
-      <w:bookmarkStart w:id="32" w:name="_Toc225340459"/>
+      <w:bookmarkStart w:id="31" w:name="_Toc225340459"/>
       <w:r>
         <w:rPr>
           <w:rFonts w:asciiTheme="majorHAnsi" w:hAnsiTheme="majorHAnsi" w:cstheme="majorHAnsi"/>
@@ -11930,7 +11913,7 @@
         </w:rPr>
         <w:t>Xây dựng mô hình</w:t>
       </w:r>
-      <w:bookmarkEnd w:id="32"/>
+      <w:bookmarkEnd w:id="31"/>
     </w:p>
     <w:p>
       <w:pPr>
@@ -12004,14 +11987,14 @@
           <w:b/>
         </w:rPr>
       </w:pPr>
-      <w:bookmarkStart w:id="33" w:name="_Toc225355978"/>
+      <w:bookmarkStart w:id="32" w:name="_Toc225355978"/>
       <w:r>
         <w:rPr>
           <w:b/>
         </w:rPr>
         <w:t>Hình 4.2.2: Mô hình phân lớp dự đoán mức độ ô nhiễm không khí</w:t>
       </w:r>
-      <w:bookmarkEnd w:id="33"/>
+      <w:bookmarkEnd w:id="32"/>
     </w:p>
     <w:p>
       <w:pPr>
@@ -12033,7 +12016,7 @@
           <w:lang w:val="en-US"/>
         </w:rPr>
       </w:pPr>
-      <w:bookmarkStart w:id="34" w:name="_Toc225340460"/>
+      <w:bookmarkStart w:id="33" w:name="_Toc225340460"/>
       <w:r>
         <w:rPr>
           <w:rFonts w:asciiTheme="majorHAnsi" w:hAnsiTheme="majorHAnsi" w:cstheme="majorHAnsi"/>
@@ -12044,7 +12027,7 @@
         </w:rPr>
         <w:t>Phân lớp bằng mô hình Tree trong Orange</w:t>
       </w:r>
-      <w:bookmarkEnd w:id="34"/>
+      <w:bookmarkEnd w:id="33"/>
     </w:p>
     <w:p>
       <w:pPr>
@@ -12145,14 +12128,14 @@
           <w:b/>
         </w:rPr>
       </w:pPr>
-      <w:bookmarkStart w:id="35" w:name="_Toc225355979"/>
+      <w:bookmarkStart w:id="34" w:name="_Toc225355979"/>
       <w:r>
         <w:rPr>
           <w:b/>
         </w:rPr>
         <w:t>Hình 4.2.2.2.1: Mô hình Tree</w:t>
       </w:r>
-      <w:bookmarkEnd w:id="35"/>
+      <w:bookmarkEnd w:id="34"/>
     </w:p>
     <w:p>
       <w:pPr>
@@ -12296,7 +12279,7 @@
           <w:lang w:val="en-US"/>
         </w:rPr>
       </w:pPr>
-      <w:bookmarkStart w:id="36" w:name="_Toc225340461"/>
+      <w:bookmarkStart w:id="35" w:name="_Toc225340461"/>
       <w:r>
         <w:rPr>
           <w:rFonts w:asciiTheme="majorHAnsi" w:hAnsiTheme="majorHAnsi" w:cstheme="majorHAnsi"/>
@@ -12307,7 +12290,7 @@
         </w:rPr>
         <w:t>Phân lớp bằng mô hình Random Forest trong Orange</w:t>
       </w:r>
-      <w:bookmarkEnd w:id="36"/>
+      <w:bookmarkEnd w:id="35"/>
     </w:p>
     <w:p>
       <w:pPr>
@@ -12408,14 +12391,14 @@
           <w:b/>
         </w:rPr>
       </w:pPr>
-      <w:bookmarkStart w:id="37" w:name="_Toc225355980"/>
+      <w:bookmarkStart w:id="36" w:name="_Toc225355980"/>
       <w:r>
         <w:rPr>
           <w:b/>
         </w:rPr>
         <w:t>Hình 4.2.2.2.2: Mô hình Random Forest</w:t>
       </w:r>
-      <w:bookmarkEnd w:id="37"/>
+      <w:bookmarkEnd w:id="36"/>
     </w:p>
     <w:p>
       <w:pPr>
@@ -12588,7 +12571,7 @@
         </w:rPr>
         <w:t xml:space="preserve"> </w:t>
       </w:r>
-      <w:bookmarkStart w:id="38" w:name="_Toc225340462"/>
+      <w:bookmarkStart w:id="37" w:name="_Toc225340462"/>
       <w:r>
         <w:rPr>
           <w:rFonts w:asciiTheme="majorHAnsi" w:hAnsiTheme="majorHAnsi" w:cstheme="majorHAnsi"/>
@@ -12599,7 +12582,7 @@
         </w:rPr>
         <w:t>KẾT QUẢ THỰC NGHIỆM</w:t>
       </w:r>
-      <w:bookmarkEnd w:id="38"/>
+      <w:bookmarkEnd w:id="37"/>
     </w:p>
     <w:p>
       <w:pPr>
@@ -12623,7 +12606,7 @@
           <w:lang w:val="en-US"/>
         </w:rPr>
       </w:pPr>
-      <w:bookmarkStart w:id="39" w:name="_Toc225340463"/>
+      <w:bookmarkStart w:id="38" w:name="_Toc225340463"/>
       <w:r>
         <w:rPr>
           <w:rFonts w:asciiTheme="majorHAnsi" w:hAnsiTheme="majorHAnsi" w:cstheme="majorHAnsi"/>
@@ -12634,7 +12617,7 @@
         </w:rPr>
         <w:t>Đánh giá mô hình dựa trên công cụ Test &amp; Score</w:t>
       </w:r>
-      <w:bookmarkEnd w:id="39"/>
+      <w:bookmarkEnd w:id="38"/>
     </w:p>
     <w:p>
       <w:pPr>
@@ -12710,14 +12693,14 @@
           <w:b/>
         </w:rPr>
       </w:pPr>
-      <w:bookmarkStart w:id="40" w:name="_Toc225355981"/>
+      <w:bookmarkStart w:id="39" w:name="_Toc225355981"/>
       <w:r>
         <w:rPr>
           <w:b/>
         </w:rPr>
         <w:t>Hình 5.1.1: Mô hình thể hiện chỉ số của công cụ Test &amp; Score trong Orange</w:t>
       </w:r>
-      <w:bookmarkEnd w:id="40"/>
+      <w:bookmarkEnd w:id="39"/>
     </w:p>
     <w:p>
       <w:pPr>
@@ -13150,7 +13133,7 @@
           <w:lang w:val="en-US"/>
         </w:rPr>
       </w:pPr>
-      <w:bookmarkStart w:id="41" w:name="_Toc225340464"/>
+      <w:bookmarkStart w:id="40" w:name="_Toc225340464"/>
       <w:r>
         <w:rPr>
           <w:rFonts w:asciiTheme="majorHAnsi" w:hAnsiTheme="majorHAnsi" w:cstheme="majorHAnsi"/>
@@ -13161,7 +13144,7 @@
         </w:rPr>
         <w:t>Đánh giá mô hình dựa trên công cụ Confusion Matrix</w:t>
       </w:r>
-      <w:bookmarkEnd w:id="41"/>
+      <w:bookmarkEnd w:id="40"/>
     </w:p>
     <w:p>
       <w:pPr>
@@ -13237,14 +13220,14 @@
           <w:b/>
         </w:rPr>
       </w:pPr>
-      <w:bookmarkStart w:id="42" w:name="_Toc225355982"/>
+      <w:bookmarkStart w:id="41" w:name="_Toc225355982"/>
       <w:r>
         <w:rPr>
           <w:b/>
         </w:rPr>
         <w:t>Hình 5.2.1: Mô hình ma trận nhầm lẫn của phương pháp Tree</w:t>
       </w:r>
-      <w:bookmarkEnd w:id="42"/>
+      <w:bookmarkEnd w:id="41"/>
     </w:p>
     <w:p>
       <w:pPr>
@@ -13321,14 +13304,14 @@
           <w:b/>
         </w:rPr>
       </w:pPr>
-      <w:bookmarkStart w:id="43" w:name="_Toc225355983"/>
+      <w:bookmarkStart w:id="42" w:name="_Toc225355983"/>
       <w:r>
         <w:rPr>
           <w:b/>
         </w:rPr>
         <w:t>Hình 5.2.2: Mô hình ma trận nhầm lẫn của phương pháp Random Forest</w:t>
       </w:r>
-      <w:bookmarkEnd w:id="43"/>
+      <w:bookmarkEnd w:id="42"/>
     </w:p>
     <w:p>
       <w:pPr>
@@ -13963,7 +13946,7 @@
           <w:lang w:val="en-US"/>
         </w:rPr>
       </w:pPr>
-      <w:bookmarkStart w:id="44" w:name="_Toc225340465"/>
+      <w:bookmarkStart w:id="43" w:name="_Toc225340465"/>
       <w:r>
         <w:rPr>
           <w:rFonts w:asciiTheme="majorHAnsi" w:hAnsiTheme="majorHAnsi" w:cstheme="majorHAnsi"/>
@@ -13974,7 +13957,7 @@
         </w:rPr>
         <w:t>Kết quả dự đoán Predictions của tập dữ liệu Data 20%</w:t>
       </w:r>
-      <w:bookmarkEnd w:id="44"/>
+      <w:bookmarkEnd w:id="43"/>
     </w:p>
     <w:p>
       <w:pPr>
@@ -14073,14 +14056,14 @@
           <w:b/>
         </w:rPr>
       </w:pPr>
-      <w:bookmarkStart w:id="45" w:name="_Toc225355984"/>
+      <w:bookmarkStart w:id="44" w:name="_Toc225355984"/>
       <w:r>
         <w:rPr>
           <w:b/>
         </w:rPr>
         <w:t>Hình 5.3.1: Kết quả dự báo của tệp dữ liệu Data 20%</w:t>
       </w:r>
-      <w:bookmarkEnd w:id="45"/>
+      <w:bookmarkEnd w:id="44"/>
     </w:p>
     <w:p>
       <w:pPr>
@@ -14155,7 +14138,7 @@
           <w:lang w:val="en-US"/>
         </w:rPr>
       </w:pPr>
-      <w:bookmarkStart w:id="46" w:name="_Toc225340466"/>
+      <w:bookmarkStart w:id="45" w:name="_Toc225340466"/>
       <w:r>
         <w:rPr>
           <w:rFonts w:asciiTheme="majorHAnsi" w:hAnsiTheme="majorHAnsi" w:cstheme="majorHAnsi"/>
@@ -14166,7 +14149,7 @@
         </w:rPr>
         <w:t>Kết quả</w:t>
       </w:r>
-      <w:bookmarkEnd w:id="46"/>
+      <w:bookmarkEnd w:id="45"/>
     </w:p>
     <w:p>
       <w:pPr>
@@ -14213,6 +14196,7 @@
           <w:id w:val="-1861118113"/>
           <w:citation/>
         </w:sdtPr>
+        <w:sdtEndPr/>
         <w:sdtContent>
           <w:r>
             <w:rPr>
@@ -14463,14 +14447,14 @@
           <w:b/>
         </w:rPr>
       </w:pPr>
-      <w:bookmarkStart w:id="47" w:name="_Toc225355985"/>
+      <w:bookmarkStart w:id="46" w:name="_Toc225355985"/>
       <w:r>
         <w:rPr>
           <w:b/>
         </w:rPr>
         <w:t>Hình 5.5.1: Quản lý dự án bằng Git</w:t>
       </w:r>
-      <w:bookmarkEnd w:id="47"/>
+      <w:bookmarkEnd w:id="46"/>
     </w:p>
     <w:p>
       <w:pPr>
@@ -14495,6 +14479,73 @@
           <w:lang w:val="en-US"/>
         </w:rPr>
         <w:t>Toàn bộ dữ liệu, mô hình Orange và báo cáo được lưu trữ trên GitHub nhằm đảm bảo tính an toàn và khả năng khôi phục khi cần thiết.</w:t>
+      </w:r>
+    </w:p>
+    <w:bookmarkStart w:id="47" w:name="_GoBack"/>
+    <w:bookmarkEnd w:id="47"/>
+    <w:p>
+      <w:pPr>
+        <w:tabs>
+          <w:tab w:val="left" w:pos="0"/>
+        </w:tabs>
+        <w:spacing w:after="0" w:line="360" w:lineRule="auto"/>
+        <w:rPr>
+          <w:rFonts w:asciiTheme="majorHAnsi" w:hAnsiTheme="majorHAnsi" w:cstheme="majorHAnsi"/>
+          <w:sz w:val="24"/>
+          <w:szCs w:val="24"/>
+          <w:lang w:val="en-US"/>
+        </w:rPr>
+      </w:pPr>
+      <w:r>
+        <w:rPr>
+          <w:rFonts w:asciiTheme="majorHAnsi" w:hAnsiTheme="majorHAnsi" w:cstheme="majorHAnsi"/>
+          <w:sz w:val="24"/>
+          <w:szCs w:val="24"/>
+          <w:lang w:val="en-US"/>
+        </w:rPr>
+        <w:fldChar w:fldCharType="begin"/>
+      </w:r>
+      <w:r>
+        <w:rPr>
+          <w:rFonts w:asciiTheme="majorHAnsi" w:hAnsiTheme="majorHAnsi" w:cstheme="majorHAnsi"/>
+          <w:sz w:val="24"/>
+          <w:szCs w:val="24"/>
+          <w:lang w:val="en-US"/>
+        </w:rPr>
+        <w:instrText xml:space="preserve"> HYPERLINK "https://github.com/Nghuyenn/Du-doan-chat-luong-khong-khi-lay-du-lieu-tren-Kaggle." </w:instrText>
+      </w:r>
+      <w:r>
+        <w:rPr>
+          <w:lang w:val="en-US"/>
+        </w:rPr>
+      </w:r>
+      <w:r>
+        <w:rPr>
+          <w:rFonts w:asciiTheme="majorHAnsi" w:hAnsiTheme="majorHAnsi" w:cstheme="majorHAnsi"/>
+          <w:sz w:val="24"/>
+          <w:szCs w:val="24"/>
+          <w:lang w:val="en-US"/>
+        </w:rPr>
+        <w:fldChar w:fldCharType="separate"/>
+      </w:r>
+      <w:r>
+        <w:rPr>
+          <w:rStyle w:val="Hyperlink"/>
+          <w:rFonts w:asciiTheme="majorHAnsi" w:hAnsiTheme="majorHAnsi" w:cstheme="majorHAnsi"/>
+          <w:sz w:val="24"/>
+          <w:szCs w:val="24"/>
+          <w:lang w:val="en-US"/>
+        </w:rPr>
+        <w:t>https://github.com/Nghuyenn/Du-doan-chat-luong-khong-khi-lay-du-lieu-tren-Kaggle.</w:t>
+      </w:r>
+      <w:r>
+        <w:rPr>
+          <w:rFonts w:asciiTheme="majorHAnsi" w:hAnsiTheme="majorHAnsi" w:cstheme="majorHAnsi"/>
+          <w:sz w:val="24"/>
+          <w:szCs w:val="24"/>
+          <w:lang w:val="en-US"/>
+        </w:rPr>
+        <w:fldChar w:fldCharType="end"/>
       </w:r>
     </w:p>
     <w:p>
@@ -14768,6 +14819,7 @@
           <w:docPartUnique/>
         </w:docPartObj>
       </w:sdtPr>
+      <w:sdtEndPr/>
       <w:sdtContent>
         <w:p>
           <w:pPr>
@@ -14806,6 +14858,7 @@
             <w:id w:val="111145805"/>
             <w:bibliography/>
           </w:sdtPr>
+          <w:sdtEndPr/>
           <w:sdtContent>
             <w:p>
               <w:pPr>
@@ -15423,7 +15476,7 @@
             <w:noProof/>
             <w:sz w:val="24"/>
           </w:rPr>
-          <w:t>21</w:t>
+          <w:t>20</w:t>
         </w:r>
         <w:r>
           <w:rPr>
@@ -17950,7 +18003,7 @@
 </file>
 
 <file path=customXml/itemProps1.xml><?xml version="1.0" encoding="utf-8"?>
-<ds:datastoreItem xmlns:ds="http://schemas.openxmlformats.org/officeDocument/2006/customXml" ds:itemID="{CA6102DA-0C50-48F2-B805-4B728F4C1DD1}">
+<ds:datastoreItem xmlns:ds="http://schemas.openxmlformats.org/officeDocument/2006/customXml" ds:itemID="{A36A1346-E9C8-4987-81BE-C9671AF2BA43}">
   <ds:schemaRefs>
     <ds:schemaRef ds:uri="http://schemas.openxmlformats.org/officeDocument/2006/bibliography"/>
   </ds:schemaRefs>

--- a/Dự đoán chất lượng không khí.docx
+++ b/Dự đoán chất lượng không khí.docx
@@ -6248,7 +6248,6 @@
           <w:id w:val="-392433437"/>
           <w:citation/>
         </w:sdtPr>
-        <w:sdtEndPr/>
         <w:sdtContent>
           <w:r>
             <w:rPr>
@@ -8743,7 +8742,6 @@
           <w:id w:val="1650316770"/>
           <w:citation/>
         </w:sdtPr>
-        <w:sdtEndPr/>
         <w:sdtContent>
           <w:r>
             <w:rPr>
@@ -8825,7 +8823,6 @@
           <w:id w:val="-72511341"/>
           <w:citation/>
         </w:sdtPr>
-        <w:sdtEndPr/>
         <w:sdtContent>
           <w:r>
             <w:rPr>
@@ -9144,7 +9141,6 @@
           <w:id w:val="1791855159"/>
           <w:citation/>
         </w:sdtPr>
-        <w:sdtEndPr/>
         <w:sdtContent>
           <w:r>
             <w:rPr>
@@ -9650,7 +9646,6 @@
           <w:id w:val="2121719483"/>
           <w:citation/>
         </w:sdtPr>
-        <w:sdtEndPr/>
         <w:sdtContent>
           <w:r>
             <w:rPr>
@@ -9971,7 +9966,6 @@
           <w:id w:val="1091442175"/>
           <w:citation/>
         </w:sdtPr>
-        <w:sdtEndPr/>
         <w:sdtContent>
           <w:r>
             <w:rPr>
@@ -10098,7 +10092,6 @@
           <w:id w:val="527915429"/>
           <w:citation/>
         </w:sdtPr>
-        <w:sdtEndPr/>
         <w:sdtContent>
           <w:r>
             <w:rPr>
@@ -10192,7 +10185,6 @@
           <w:id w:val="789630948"/>
           <w:citation/>
         </w:sdtPr>
-        <w:sdtEndPr/>
         <w:sdtContent>
           <w:r>
             <w:rPr>
@@ -10337,7 +10329,6 @@
           <w:id w:val="-1846317308"/>
           <w:citation/>
         </w:sdtPr>
-        <w:sdtEndPr/>
         <w:sdtContent>
           <w:r>
             <w:rPr>
@@ -10463,7 +10454,6 @@
           <w:id w:val="1991982014"/>
           <w:citation/>
         </w:sdtPr>
-        <w:sdtEndPr/>
         <w:sdtContent>
           <w:r>
             <w:rPr>
@@ -10557,7 +10547,6 @@
           <w:id w:val="910586489"/>
           <w:citation/>
         </w:sdtPr>
-        <w:sdtEndPr/>
         <w:sdtContent>
           <w:r>
             <w:rPr>
@@ -10773,7 +10762,6 @@
           <w:id w:val="1931164441"/>
           <w:citation/>
         </w:sdtPr>
-        <w:sdtEndPr/>
         <w:sdtContent>
           <w:r>
             <w:rPr>
@@ -13920,8 +13908,93 @@
           <w:szCs w:val="24"/>
           <w:lang w:val="en-US"/>
         </w:rPr>
-        <w:t>Kết quả của phương pháp Random Forest cao hơn, phương pháp Random Forest cũng dự đoán ít sai số hơn. Vì vậy ta dùng Random Forest để dự báo 1000 mẫu dữ liệu còn lại sẽ tốt hơn là Tree.</w:t>
-      </w:r>
+        <w:t>Kết quả của phương pháp Random Forest cao hơn, phương pháp Random Forest cũng dự đoán ít sai số hơn. Vì vậy ta dùng Random Forest để dự báo 1000 mẫu dữ liệu còn lại sẽ tố</w:t>
+      </w:r>
+      <w:r>
+        <w:rPr>
+          <w:rFonts w:asciiTheme="majorHAnsi" w:hAnsiTheme="majorHAnsi" w:cstheme="majorHAnsi"/>
+          <w:sz w:val="24"/>
+          <w:szCs w:val="24"/>
+          <w:lang w:val="en-US"/>
+        </w:rPr>
+        <w:t xml:space="preserve">t hơn là </w:t>
+      </w:r>
+      <w:r>
+        <w:rPr>
+          <w:rFonts w:asciiTheme="majorHAnsi" w:hAnsiTheme="majorHAnsi" w:cstheme="majorHAnsi"/>
+          <w:sz w:val="24"/>
+          <w:szCs w:val="24"/>
+        </w:rPr>
+        <w:t>Tree.</w:t>
+      </w:r>
+    </w:p>
+    <w:p>
+      <w:pPr>
+        <w:tabs>
+          <w:tab w:val="left" w:pos="0"/>
+        </w:tabs>
+        <w:spacing w:after="0" w:line="360" w:lineRule="auto"/>
+        <w:contextualSpacing/>
+        <w:jc w:val="both"/>
+        <w:rPr>
+          <w:rFonts w:asciiTheme="majorHAnsi" w:hAnsiTheme="majorHAnsi" w:cstheme="majorHAnsi"/>
+          <w:sz w:val="24"/>
+          <w:szCs w:val="24"/>
+          <w:lang w:val="en-US"/>
+        </w:rPr>
+      </w:pPr>
+      <w:r>
+        <w:rPr>
+          <w:rFonts w:asciiTheme="majorHAnsi" w:hAnsiTheme="majorHAnsi" w:cstheme="majorHAnsi"/>
+          <w:noProof/>
+          <w:sz w:val="24"/>
+          <w:szCs w:val="24"/>
+          <w:lang w:eastAsia="vi-VN"/>
+        </w:rPr>
+        <w:drawing>
+          <wp:inline distT="0" distB="0" distL="0" distR="0">
+            <wp:extent cx="5760085" cy="1325245"/>
+            <wp:effectExtent l="0" t="0" r="0" b="8255"/>
+            <wp:docPr id="31" name="Picture 31"/>
+            <wp:cNvGraphicFramePr>
+              <a:graphicFrameLocks xmlns:a="http://schemas.openxmlformats.org/drawingml/2006/main" noChangeAspect="1"/>
+            </wp:cNvGraphicFramePr>
+            <a:graphic xmlns:a="http://schemas.openxmlformats.org/drawingml/2006/main">
+              <a:graphicData uri="http://schemas.openxmlformats.org/drawingml/2006/picture">
+                <pic:pic xmlns:pic="http://schemas.openxmlformats.org/drawingml/2006/picture">
+                  <pic:nvPicPr>
+                    <pic:cNvPr id="31" name="SharedScreenshot.jpg"/>
+                    <pic:cNvPicPr/>
+                  </pic:nvPicPr>
+                  <pic:blipFill>
+                    <a:blip r:embed="rId34" cstate="print">
+                      <a:extLst>
+                        <a:ext uri="{28A0092B-C50C-407E-A947-70E740481C1C}">
+                          <a14:useLocalDpi xmlns:a14="http://schemas.microsoft.com/office/drawing/2010/main" val="0"/>
+                        </a:ext>
+                      </a:extLst>
+                    </a:blip>
+                    <a:stretch>
+                      <a:fillRect/>
+                    </a:stretch>
+                  </pic:blipFill>
+                  <pic:spPr>
+                    <a:xfrm>
+                      <a:off x="0" y="0"/>
+                      <a:ext cx="5760085" cy="1325245"/>
+                    </a:xfrm>
+                    <a:prstGeom prst="rect">
+                      <a:avLst/>
+                    </a:prstGeom>
+                  </pic:spPr>
+                </pic:pic>
+              </a:graphicData>
+            </a:graphic>
+          </wp:inline>
+        </w:drawing>
+      </w:r>
+      <w:bookmarkStart w:id="43" w:name="_GoBack"/>
+      <w:bookmarkEnd w:id="43"/>
     </w:p>
     <w:p>
       <w:pPr>
@@ -13946,7 +14019,7 @@
           <w:lang w:val="en-US"/>
         </w:rPr>
       </w:pPr>
-      <w:bookmarkStart w:id="43" w:name="_Toc225340465"/>
+      <w:bookmarkStart w:id="44" w:name="_Toc225340465"/>
       <w:r>
         <w:rPr>
           <w:rFonts w:asciiTheme="majorHAnsi" w:hAnsiTheme="majorHAnsi" w:cstheme="majorHAnsi"/>
@@ -13957,7 +14030,7 @@
         </w:rPr>
         <w:t>Kết quả dự đoán Predictions của tập dữ liệu Data 20%</w:t>
       </w:r>
-      <w:bookmarkEnd w:id="43"/>
+      <w:bookmarkEnd w:id="44"/>
     </w:p>
     <w:p>
       <w:pPr>
@@ -14022,7 +14095,7 @@
                     <pic:cNvPicPr/>
                   </pic:nvPicPr>
                   <pic:blipFill>
-                    <a:blip r:embed="rId34" cstate="print">
+                    <a:blip r:embed="rId35" cstate="print">
                       <a:extLst>
                         <a:ext uri="{28A0092B-C50C-407E-A947-70E740481C1C}">
                           <a14:useLocalDpi xmlns:a14="http://schemas.microsoft.com/office/drawing/2010/main" val="0"/>
@@ -14056,14 +14129,14 @@
           <w:b/>
         </w:rPr>
       </w:pPr>
-      <w:bookmarkStart w:id="44" w:name="_Toc225355984"/>
+      <w:bookmarkStart w:id="45" w:name="_Toc225355984"/>
       <w:r>
         <w:rPr>
           <w:b/>
         </w:rPr>
         <w:t>Hình 5.3.1: Kết quả dự báo của tệp dữ liệu Data 20%</w:t>
       </w:r>
-      <w:bookmarkEnd w:id="44"/>
+      <w:bookmarkEnd w:id="45"/>
     </w:p>
     <w:p>
       <w:pPr>
@@ -14138,7 +14211,7 @@
           <w:lang w:val="en-US"/>
         </w:rPr>
       </w:pPr>
-      <w:bookmarkStart w:id="45" w:name="_Toc225340466"/>
+      <w:bookmarkStart w:id="46" w:name="_Toc225340466"/>
       <w:r>
         <w:rPr>
           <w:rFonts w:asciiTheme="majorHAnsi" w:hAnsiTheme="majorHAnsi" w:cstheme="majorHAnsi"/>
@@ -14149,7 +14222,7 @@
         </w:rPr>
         <w:t>Kết quả</w:t>
       </w:r>
-      <w:bookmarkEnd w:id="45"/>
+      <w:bookmarkEnd w:id="46"/>
     </w:p>
     <w:p>
       <w:pPr>
@@ -14196,7 +14269,6 @@
           <w:id w:val="-1861118113"/>
           <w:citation/>
         </w:sdtPr>
-        <w:sdtEndPr/>
         <w:sdtContent>
           <w:r>
             <w:rPr>
@@ -14399,9 +14471,9 @@
         </w:rPr>
         <w:drawing>
           <wp:inline distT="0" distB="0" distL="0" distR="0">
-            <wp:extent cx="5760085" cy="4773295"/>
-            <wp:effectExtent l="0" t="0" r="0" b="8255"/>
-            <wp:docPr id="26" name="Picture 26"/>
+            <wp:extent cx="5760085" cy="4178935"/>
+            <wp:effectExtent l="0" t="0" r="0" b="0"/>
+            <wp:docPr id="30" name="Picture 30"/>
             <wp:cNvGraphicFramePr>
               <a:graphicFrameLocks xmlns:a="http://schemas.openxmlformats.org/drawingml/2006/main" noChangeAspect="1"/>
             </wp:cNvGraphicFramePr>
@@ -14409,11 +14481,11 @@
               <a:graphicData uri="http://schemas.openxmlformats.org/drawingml/2006/picture">
                 <pic:pic xmlns:pic="http://schemas.openxmlformats.org/drawingml/2006/picture">
                   <pic:nvPicPr>
-                    <pic:cNvPr id="26" name="SharedScreenshot.jpg"/>
+                    <pic:cNvPr id="30" name="SharedScreenshot.jpg"/>
                     <pic:cNvPicPr/>
                   </pic:nvPicPr>
                   <pic:blipFill>
-                    <a:blip r:embed="rId35">
+                    <a:blip r:embed="rId36">
                       <a:extLst>
                         <a:ext uri="{28A0092B-C50C-407E-A947-70E740481C1C}">
                           <a14:useLocalDpi xmlns:a14="http://schemas.microsoft.com/office/drawing/2010/main" val="0"/>
@@ -14427,7 +14499,7 @@
                   <pic:spPr>
                     <a:xfrm>
                       <a:off x="0" y="0"/>
-                      <a:ext cx="5760085" cy="4773295"/>
+                      <a:ext cx="5760085" cy="4178935"/>
                     </a:xfrm>
                     <a:prstGeom prst="rect">
                       <a:avLst/>
@@ -14447,14 +14519,14 @@
           <w:b/>
         </w:rPr>
       </w:pPr>
-      <w:bookmarkStart w:id="46" w:name="_Toc225355985"/>
+      <w:bookmarkStart w:id="47" w:name="_Toc225355985"/>
       <w:r>
         <w:rPr>
           <w:b/>
         </w:rPr>
         <w:t>Hình 5.5.1: Quản lý dự án bằng Git</w:t>
       </w:r>
-      <w:bookmarkEnd w:id="46"/>
+      <w:bookmarkEnd w:id="47"/>
     </w:p>
     <w:p>
       <w:pPr>
@@ -14481,8 +14553,6 @@
         <w:t>Toàn bộ dữ liệu, mô hình Orange và báo cáo được lưu trữ trên GitHub nhằm đảm bảo tính an toàn và khả năng khôi phục khi cần thiết.</w:t>
       </w:r>
     </w:p>
-    <w:bookmarkStart w:id="47" w:name="_GoBack"/>
-    <w:bookmarkEnd w:id="47"/>
     <w:p>
       <w:pPr>
         <w:tabs>
@@ -14496,57 +14566,18 @@
           <w:lang w:val="en-US"/>
         </w:rPr>
       </w:pPr>
-      <w:r>
-        <w:rPr>
-          <w:rFonts w:asciiTheme="majorHAnsi" w:hAnsiTheme="majorHAnsi" w:cstheme="majorHAnsi"/>
-          <w:sz w:val="24"/>
-          <w:szCs w:val="24"/>
-          <w:lang w:val="en-US"/>
-        </w:rPr>
-        <w:fldChar w:fldCharType="begin"/>
-      </w:r>
-      <w:r>
-        <w:rPr>
-          <w:rFonts w:asciiTheme="majorHAnsi" w:hAnsiTheme="majorHAnsi" w:cstheme="majorHAnsi"/>
-          <w:sz w:val="24"/>
-          <w:szCs w:val="24"/>
-          <w:lang w:val="en-US"/>
-        </w:rPr>
-        <w:instrText xml:space="preserve"> HYPERLINK "https://github.com/Nghuyenn/Du-doan-chat-luong-khong-khi-lay-du-lieu-tren-Kaggle." </w:instrText>
-      </w:r>
-      <w:r>
-        <w:rPr>
-          <w:lang w:val="en-US"/>
-        </w:rPr>
-      </w:r>
-      <w:r>
-        <w:rPr>
-          <w:rFonts w:asciiTheme="majorHAnsi" w:hAnsiTheme="majorHAnsi" w:cstheme="majorHAnsi"/>
-          <w:sz w:val="24"/>
-          <w:szCs w:val="24"/>
-          <w:lang w:val="en-US"/>
-        </w:rPr>
-        <w:fldChar w:fldCharType="separate"/>
-      </w:r>
-      <w:r>
-        <w:rPr>
-          <w:rStyle w:val="Hyperlink"/>
-          <w:rFonts w:asciiTheme="majorHAnsi" w:hAnsiTheme="majorHAnsi" w:cstheme="majorHAnsi"/>
-          <w:sz w:val="24"/>
-          <w:szCs w:val="24"/>
-          <w:lang w:val="en-US"/>
-        </w:rPr>
-        <w:t>https://github.com/Nghuyenn/Du-doan-chat-luong-khong-khi-lay-du-lieu-tren-Kaggle.</w:t>
-      </w:r>
-      <w:r>
-        <w:rPr>
-          <w:rFonts w:asciiTheme="majorHAnsi" w:hAnsiTheme="majorHAnsi" w:cstheme="majorHAnsi"/>
-          <w:sz w:val="24"/>
-          <w:szCs w:val="24"/>
-          <w:lang w:val="en-US"/>
-        </w:rPr>
-        <w:fldChar w:fldCharType="end"/>
-      </w:r>
+      <w:hyperlink r:id="rId37" w:history="1">
+        <w:r>
+          <w:rPr>
+            <w:rStyle w:val="Hyperlink"/>
+            <w:rFonts w:asciiTheme="majorHAnsi" w:hAnsiTheme="majorHAnsi" w:cstheme="majorHAnsi"/>
+            <w:sz w:val="24"/>
+            <w:szCs w:val="24"/>
+            <w:lang w:val="en-US"/>
+          </w:rPr>
+          <w:t>https://github.com/Nghuyenn/Du-doan-chat-luong-khong-khi-lay-du-lieu-tren-Kaggle.</w:t>
+        </w:r>
+      </w:hyperlink>
     </w:p>
     <w:p>
       <w:pPr>
@@ -14587,7 +14618,7 @@
                     <pic:cNvPicPr/>
                   </pic:nvPicPr>
                   <pic:blipFill>
-                    <a:blip r:embed="rId36">
+                    <a:blip r:embed="rId38">
                       <a:extLst>
                         <a:ext uri="{28A0092B-C50C-407E-A947-70E740481C1C}">
                           <a14:useLocalDpi xmlns:a14="http://schemas.microsoft.com/office/drawing/2010/main" val="0"/>
@@ -14819,7 +14850,6 @@
           <w:docPartUnique/>
         </w:docPartObj>
       </w:sdtPr>
-      <w:sdtEndPr/>
       <w:sdtContent>
         <w:p>
           <w:pPr>
@@ -14858,7 +14888,6 @@
             <w:id w:val="111145805"/>
             <w:bibliography/>
           </w:sdtPr>
-          <w:sdtEndPr/>
           <w:sdtContent>
             <w:p>
               <w:pPr>
@@ -14926,7 +14955,15 @@
                 </w:rPr>
                 <w:t>(1), 5- 32. doi:</w:t>
               </w:r>
-              <w:hyperlink r:id="rId37" w:history="1">
+              <w:r>
+                <w:rPr>
+                  <w:rFonts w:asciiTheme="majorHAnsi" w:hAnsiTheme="majorHAnsi" w:cstheme="majorHAnsi"/>
+                  <w:noProof/>
+                  <w:sz w:val="24"/>
+                </w:rPr>
+                <w:t xml:space="preserve"> </w:t>
+              </w:r>
+              <w:hyperlink r:id="rId39" w:history="1">
                 <w:r>
                   <w:rPr>
                     <w:rStyle w:val="Hyperlink"/>
@@ -14970,7 +15007,7 @@
                 </w:rPr>
                 <w:t xml:space="preserve">. (n.d.). Retrieved from wikipedia: </w:t>
               </w:r>
-              <w:hyperlink r:id="rId38" w:history="1">
+              <w:hyperlink r:id="rId40" w:history="1">
                 <w:r>
                   <w:rPr>
                     <w:rStyle w:val="Hyperlink"/>
@@ -15014,7 +15051,7 @@
                 </w:rPr>
                 <w:t xml:space="preserve">. (n.d.). Retrieved from Wikipedia: </w:t>
               </w:r>
-              <w:hyperlink r:id="rId39" w:history="1">
+              <w:hyperlink r:id="rId41" w:history="1">
                 <w:r>
                   <w:rPr>
                     <w:rStyle w:val="Hyperlink"/>
@@ -15110,7 +15147,7 @@
                 </w:rPr>
                 <w:t xml:space="preserve"> Retrieved from IBM: </w:t>
               </w:r>
-              <w:hyperlink r:id="rId40" w:history="1">
+              <w:hyperlink r:id="rId42" w:history="1">
                 <w:r>
                   <w:rPr>
                     <w:rStyle w:val="Hyperlink"/>
@@ -15164,7 +15201,7 @@
                 </w:rPr>
                 <w:t xml:space="preserve"> (1st ed.). New York: Chapman and Hall/CRC. doi:</w:t>
               </w:r>
-              <w:hyperlink r:id="rId41" w:history="1">
+              <w:hyperlink r:id="rId43" w:history="1">
                 <w:r>
                   <w:rPr>
                     <w:rStyle w:val="Hyperlink"/>
@@ -15218,7 +15255,7 @@
                 </w:rPr>
                 <w:t xml:space="preserve">. Retrieved from Kaggle: </w:t>
               </w:r>
-              <w:hyperlink r:id="rId42" w:history="1">
+              <w:hyperlink r:id="rId44" w:history="1">
                 <w:r>
                   <w:rPr>
                     <w:rStyle w:val="Hyperlink"/>
@@ -15263,7 +15300,7 @@
                 </w:rPr>
                 <w:t xml:space="preserve">. (n.d.). Retrieved from Skicit- learn: </w:t>
               </w:r>
-              <w:hyperlink r:id="rId43" w:history="1">
+              <w:hyperlink r:id="rId45" w:history="1">
                 <w:r>
                   <w:rPr>
                     <w:rStyle w:val="Hyperlink"/>
@@ -15308,7 +15345,7 @@
                 </w:rPr>
                 <w:t xml:space="preserve">. (n.d.). Retrieved from harvard john a. paulson school of engineering and applied sciences: </w:t>
               </w:r>
-              <w:hyperlink r:id="rId44" w:history="1">
+              <w:hyperlink r:id="rId46" w:history="1">
                 <w:r>
                   <w:rPr>
                     <w:rStyle w:val="Hyperlink"/>
@@ -15324,7 +15361,7 @@
             <w:p>
               <w:pPr>
                 <w:spacing w:line="360" w:lineRule="auto"/>
-                <w:jc w:val="both"/>
+                <w:ind w:firstLine="720"/>
               </w:pPr>
               <w:r>
                 <w:rPr>
@@ -15350,6 +15387,7 @@
         <w:spacing w:after="0" w:line="360" w:lineRule="auto"/>
         <w:ind w:left="426"/>
         <w:contextualSpacing/>
+        <w:jc w:val="both"/>
         <w:rPr>
           <w:rFonts w:asciiTheme="majorHAnsi" w:hAnsiTheme="majorHAnsi" w:cstheme="majorHAnsi"/>
           <w:sz w:val="24"/>
@@ -15369,8 +15407,8 @@
       </w:pPr>
     </w:p>
     <w:sectPr>
-      <w:headerReference w:type="default" r:id="rId45"/>
-      <w:footerReference w:type="default" r:id="rId46"/>
+      <w:headerReference w:type="default" r:id="rId47"/>
+      <w:footerReference w:type="default" r:id="rId48"/>
       <w:pgSz w:w="11906" w:h="16838"/>
       <w:pgMar w:top="1418" w:right="1134" w:bottom="1134" w:left="1701" w:header="709" w:footer="709" w:gutter="0"/>
       <w:pgNumType w:start="1"/>
@@ -15476,7 +15514,7 @@
             <w:noProof/>
             <w:sz w:val="24"/>
           </w:rPr>
-          <w:t>20</w:t>
+          <w:t>17</w:t>
         </w:r>
         <w:r>
           <w:rPr>
@@ -18003,7 +18041,7 @@
 </file>
 
 <file path=customXml/itemProps1.xml><?xml version="1.0" encoding="utf-8"?>
-<ds:datastoreItem xmlns:ds="http://schemas.openxmlformats.org/officeDocument/2006/customXml" ds:itemID="{A36A1346-E9C8-4987-81BE-C9671AF2BA43}">
+<ds:datastoreItem xmlns:ds="http://schemas.openxmlformats.org/officeDocument/2006/customXml" ds:itemID="{78036CF6-3C85-44DF-B976-E2A017810262}">
   <ds:schemaRefs>
     <ds:schemaRef ds:uri="http://schemas.openxmlformats.org/officeDocument/2006/bibliography"/>
   </ds:schemaRefs>

--- a/Dự đoán chất lượng không khí.docx
+++ b/Dự đoán chất lượng không khí.docx
@@ -1185,7 +1185,7 @@
           <w:szCs w:val="24"/>
           <w:lang w:val="en-US"/>
         </w:rPr>
-        <w:t>Xuất phát từ nhu cầu thực tiễn đó, nhóm thực hiện đề tài “Dự đoán chất lượng không khí” với dữ liệu được thu thập từ nền tảng Kaggle. Đề tài tập trung vào việc phân tích bộ dữ liệu về chất lượng không khí, thực hiện tiền xử lý dữ liệu và áp dụng các mô hình học máy để dự đoán mức độ ô nhiễm. Thông qua quá trình xây dựng, huấn luyện và đánh giá mô hình, nhóm mong muốn vận dụng kiến thức đã học trong môn Khoa học dữ liệu vào một bài toán thực tế, đồng thời bước đầu tiếp cận quy trình phân tích và dự đoán dữ liệu trong lĩnh vực môi trường.</w:t>
+        <w:t>Xuất phát từ nhu cầu thực tiễn đó, nhóm thực hiện đề tài “Dự đoán chất lượng không khí” với dữ liệu được thu thập từ Kaggle. Đề tài tập trung vào việc phân tích bộ dữ liệu về chất lượng không khí, thực hiện tiền xử lý dữ liệu và áp dụng các mô hình học máy để dự đoán mức độ ô nhiễm. Thông qua quá trình xây dựng, huấn luyện và đánh giá mô hình, nhóm mong muốn vận dụng kiến thức đã học trong môn Khoa học dữ liệu vào một bài toán thực tế, đồng thời bước đầu tiếp cận quy trình phân tích và dự đoán dữ liệu trong lĩnh vực môi trường.</w:t>
       </w:r>
     </w:p>
     <w:p>
@@ -1353,6 +1353,7 @@
           </w:pPr>
           <w:r>
             <w:rPr>
+              <w:rFonts w:cstheme="majorHAnsi"/>
               <w:b/>
               <w:color w:val="auto"/>
               <w:sz w:val="28"/>
@@ -1380,7 +1381,7 @@
           <w:r>
             <w:fldChar w:fldCharType="separate"/>
           </w:r>
-          <w:hyperlink w:anchor="_Toc225340434" w:history="1">
+          <w:hyperlink w:anchor="_Toc225437358" w:history="1">
             <w:r>
               <w:rPr>
                 <w:rStyle w:val="Hyperlink"/>
@@ -1418,7 +1419,7 @@
               <w:rPr>
                 <w:webHidden/>
               </w:rPr>
-              <w:instrText xml:space="preserve"> PAGEREF _Toc225340434 \h </w:instrText>
+              <w:instrText xml:space="preserve"> PAGEREF _Toc225437358 \h </w:instrText>
             </w:r>
             <w:r>
               <w:rPr>
@@ -1455,7 +1456,7 @@
               <w:lang w:val="vi-VN" w:eastAsia="vi-VN"/>
             </w:rPr>
           </w:pPr>
-          <w:hyperlink w:anchor="_Toc225340435" w:history="1">
+          <w:hyperlink w:anchor="_Toc225437359" w:history="1">
             <w:r>
               <w:rPr>
                 <w:rStyle w:val="Hyperlink"/>
@@ -1493,7 +1494,7 @@
               <w:rPr>
                 <w:webHidden/>
               </w:rPr>
-              <w:instrText xml:space="preserve"> PAGEREF _Toc225340435 \h </w:instrText>
+              <w:instrText xml:space="preserve"> PAGEREF _Toc225437359 \h </w:instrText>
             </w:r>
             <w:r>
               <w:rPr>
@@ -1530,7 +1531,7 @@
               <w:lang w:val="vi-VN" w:eastAsia="vi-VN"/>
             </w:rPr>
           </w:pPr>
-          <w:hyperlink w:anchor="_Toc225340436" w:history="1">
+          <w:hyperlink w:anchor="_Toc225437360" w:history="1">
             <w:r>
               <w:rPr>
                 <w:rStyle w:val="Hyperlink"/>
@@ -1568,7 +1569,7 @@
               <w:rPr>
                 <w:webHidden/>
               </w:rPr>
-              <w:instrText xml:space="preserve"> PAGEREF _Toc225340436 \h </w:instrText>
+              <w:instrText xml:space="preserve"> PAGEREF _Toc225437360 \h </w:instrText>
             </w:r>
             <w:r>
               <w:rPr>
@@ -1605,7 +1606,7 @@
               <w:lang w:val="vi-VN" w:eastAsia="vi-VN"/>
             </w:rPr>
           </w:pPr>
-          <w:hyperlink w:anchor="_Toc225340437" w:history="1">
+          <w:hyperlink w:anchor="_Toc225437361" w:history="1">
             <w:r>
               <w:rPr>
                 <w:rStyle w:val="Hyperlink"/>
@@ -1647,7 +1648,7 @@
               <w:rPr>
                 <w:webHidden/>
               </w:rPr>
-              <w:instrText xml:space="preserve"> PAGEREF _Toc225340437 \h </w:instrText>
+              <w:instrText xml:space="preserve"> PAGEREF _Toc225437361 \h </w:instrText>
             </w:r>
             <w:r>
               <w:rPr>
@@ -1684,7 +1685,7 @@
               <w:lang w:val="vi-VN" w:eastAsia="vi-VN"/>
             </w:rPr>
           </w:pPr>
-          <w:hyperlink w:anchor="_Toc225340438" w:history="1">
+          <w:hyperlink w:anchor="_Toc225437362" w:history="1">
             <w:r>
               <w:rPr>
                 <w:rStyle w:val="Hyperlink"/>
@@ -1726,7 +1727,7 @@
               <w:rPr>
                 <w:webHidden/>
               </w:rPr>
-              <w:instrText xml:space="preserve"> PAGEREF _Toc225340438 \h </w:instrText>
+              <w:instrText xml:space="preserve"> PAGEREF _Toc225437362 \h </w:instrText>
             </w:r>
             <w:r>
               <w:rPr>
@@ -1763,7 +1764,7 @@
               <w:lang w:val="vi-VN"/>
             </w:rPr>
           </w:pPr>
-          <w:hyperlink w:anchor="_Toc225340439" w:history="1">
+          <w:hyperlink w:anchor="_Toc225437363" w:history="1">
             <w:r>
               <w:rPr>
                 <w:rStyle w:val="Hyperlink"/>
@@ -1801,7 +1802,7 @@
               <w:rPr>
                 <w:webHidden/>
               </w:rPr>
-              <w:instrText xml:space="preserve"> PAGEREF _Toc225340439 \h </w:instrText>
+              <w:instrText xml:space="preserve"> PAGEREF _Toc225437363 \h </w:instrText>
             </w:r>
             <w:r>
               <w:rPr>
@@ -1838,7 +1839,7 @@
               <w:lang w:val="vi-VN" w:eastAsia="vi-VN"/>
             </w:rPr>
           </w:pPr>
-          <w:hyperlink w:anchor="_Toc225340440" w:history="1">
+          <w:hyperlink w:anchor="_Toc225437364" w:history="1">
             <w:r>
               <w:rPr>
                 <w:rStyle w:val="Hyperlink"/>
@@ -1880,7 +1881,7 @@
               <w:rPr>
                 <w:webHidden/>
               </w:rPr>
-              <w:instrText xml:space="preserve"> PAGEREF _Toc225340440 \h </w:instrText>
+              <w:instrText xml:space="preserve"> PAGEREF _Toc225437364 \h </w:instrText>
             </w:r>
             <w:r>
               <w:rPr>
@@ -1917,7 +1918,7 @@
               <w:lang w:val="vi-VN" w:eastAsia="vi-VN"/>
             </w:rPr>
           </w:pPr>
-          <w:hyperlink w:anchor="_Toc225340441" w:history="1">
+          <w:hyperlink w:anchor="_Toc225437365" w:history="1">
             <w:r>
               <w:rPr>
                 <w:rStyle w:val="Hyperlink"/>
@@ -1955,7 +1956,7 @@
               <w:rPr>
                 <w:webHidden/>
               </w:rPr>
-              <w:instrText xml:space="preserve"> PAGEREF _Toc225340441 \h </w:instrText>
+              <w:instrText xml:space="preserve"> PAGEREF _Toc225437365 \h </w:instrText>
             </w:r>
             <w:r>
               <w:rPr>
@@ -1996,7 +1997,7 @@
               <w:lang w:eastAsia="vi-VN"/>
             </w:rPr>
           </w:pPr>
-          <w:hyperlink w:anchor="_Toc225340442" w:history="1">
+          <w:hyperlink w:anchor="_Toc225437366" w:history="1">
             <w:r>
               <w:rPr>
                 <w:rStyle w:val="Hyperlink"/>
@@ -2045,7 +2046,7 @@
                 <w:noProof/>
                 <w:webHidden/>
               </w:rPr>
-              <w:instrText xml:space="preserve"> PAGEREF _Toc225340442 \h </w:instrText>
+              <w:instrText xml:space="preserve"> PAGEREF _Toc225437366 \h </w:instrText>
             </w:r>
             <w:r>
               <w:rPr>
@@ -2094,7 +2095,7 @@
               <w:lang w:eastAsia="vi-VN"/>
             </w:rPr>
           </w:pPr>
-          <w:hyperlink w:anchor="_Toc225340443" w:history="1">
+          <w:hyperlink w:anchor="_Toc225437367" w:history="1">
             <w:r>
               <w:rPr>
                 <w:rStyle w:val="Hyperlink"/>
@@ -2143,7 +2144,7 @@
                 <w:noProof/>
                 <w:webHidden/>
               </w:rPr>
-              <w:instrText xml:space="preserve"> PAGEREF _Toc225340443 \h </w:instrText>
+              <w:instrText xml:space="preserve"> PAGEREF _Toc225437367 \h </w:instrText>
             </w:r>
             <w:r>
               <w:rPr>
@@ -2188,7 +2189,7 @@
               <w:lang w:val="vi-VN"/>
             </w:rPr>
           </w:pPr>
-          <w:hyperlink w:anchor="_Toc225340444" w:history="1">
+          <w:hyperlink w:anchor="_Toc225437368" w:history="1">
             <w:r>
               <w:rPr>
                 <w:rStyle w:val="Hyperlink"/>
@@ -2226,7 +2227,7 @@
               <w:rPr>
                 <w:webHidden/>
               </w:rPr>
-              <w:instrText xml:space="preserve"> PAGEREF _Toc225340444 \h </w:instrText>
+              <w:instrText xml:space="preserve"> PAGEREF _Toc225437368 \h </w:instrText>
             </w:r>
             <w:r>
               <w:rPr>
@@ -2263,7 +2264,7 @@
               <w:lang w:val="vi-VN" w:eastAsia="vi-VN"/>
             </w:rPr>
           </w:pPr>
-          <w:hyperlink w:anchor="_Toc225340445" w:history="1">
+          <w:hyperlink w:anchor="_Toc225437369" w:history="1">
             <w:r>
               <w:rPr>
                 <w:rStyle w:val="Hyperlink"/>
@@ -2301,7 +2302,7 @@
               <w:rPr>
                 <w:webHidden/>
               </w:rPr>
-              <w:instrText xml:space="preserve"> PAGEREF _Toc225340445 \h </w:instrText>
+              <w:instrText xml:space="preserve"> PAGEREF _Toc225437369 \h </w:instrText>
             </w:r>
             <w:r>
               <w:rPr>
@@ -2318,7 +2319,7 @@
               <w:rPr>
                 <w:webHidden/>
               </w:rPr>
-              <w:t>4</w:t>
+              <w:t>5</w:t>
             </w:r>
             <w:r>
               <w:rPr>
@@ -2342,7 +2343,7 @@
               <w:lang w:eastAsia="vi-VN"/>
             </w:rPr>
           </w:pPr>
-          <w:hyperlink w:anchor="_Toc225340446" w:history="1">
+          <w:hyperlink w:anchor="_Toc225437370" w:history="1">
             <w:r>
               <w:rPr>
                 <w:rStyle w:val="Hyperlink"/>
@@ -2391,7 +2392,7 @@
                 <w:noProof/>
                 <w:webHidden/>
               </w:rPr>
-              <w:instrText xml:space="preserve"> PAGEREF _Toc225340446 \h </w:instrText>
+              <w:instrText xml:space="preserve"> PAGEREF _Toc225437370 \h </w:instrText>
             </w:r>
             <w:r>
               <w:rPr>
@@ -2414,7 +2415,7 @@
                 <w:noProof/>
                 <w:webHidden/>
               </w:rPr>
-              <w:t>4</w:t>
+              <w:t>5</w:t>
             </w:r>
             <w:r>
               <w:rPr>
@@ -2440,7 +2441,7 @@
               <w:lang w:eastAsia="vi-VN"/>
             </w:rPr>
           </w:pPr>
-          <w:hyperlink w:anchor="_Toc225340447" w:history="1">
+          <w:hyperlink w:anchor="_Toc225437371" w:history="1">
             <w:r>
               <w:rPr>
                 <w:rStyle w:val="Hyperlink"/>
@@ -2489,7 +2490,7 @@
                 <w:noProof/>
                 <w:webHidden/>
               </w:rPr>
-              <w:instrText xml:space="preserve"> PAGEREF _Toc225340447 \h </w:instrText>
+              <w:instrText xml:space="preserve"> PAGEREF _Toc225437371 \h </w:instrText>
             </w:r>
             <w:r>
               <w:rPr>
@@ -2534,7 +2535,7 @@
               <w:lang w:val="vi-VN" w:eastAsia="vi-VN"/>
             </w:rPr>
           </w:pPr>
-          <w:hyperlink w:anchor="_Toc225340448" w:history="1">
+          <w:hyperlink w:anchor="_Toc225437372" w:history="1">
             <w:r>
               <w:rPr>
                 <w:rStyle w:val="Hyperlink"/>
@@ -2572,7 +2573,7 @@
               <w:rPr>
                 <w:webHidden/>
               </w:rPr>
-              <w:instrText xml:space="preserve"> PAGEREF _Toc225340448 \h </w:instrText>
+              <w:instrText xml:space="preserve"> PAGEREF _Toc225437372 \h </w:instrText>
             </w:r>
             <w:r>
               <w:rPr>
@@ -2609,7 +2610,7 @@
               <w:lang w:val="vi-VN" w:eastAsia="vi-VN"/>
             </w:rPr>
           </w:pPr>
-          <w:hyperlink w:anchor="_Toc225340449" w:history="1">
+          <w:hyperlink w:anchor="_Toc225437373" w:history="1">
             <w:r>
               <w:rPr>
                 <w:rStyle w:val="Hyperlink"/>
@@ -2647,7 +2648,7 @@
               <w:rPr>
                 <w:webHidden/>
               </w:rPr>
-              <w:instrText xml:space="preserve"> PAGEREF _Toc225340449 \h </w:instrText>
+              <w:instrText xml:space="preserve"> PAGEREF _Toc225437373 \h </w:instrText>
             </w:r>
             <w:r>
               <w:rPr>
@@ -2684,7 +2685,7 @@
               <w:lang w:val="vi-VN" w:eastAsia="vi-VN"/>
             </w:rPr>
           </w:pPr>
-          <w:hyperlink w:anchor="_Toc225340450" w:history="1">
+          <w:hyperlink w:anchor="_Toc225437374" w:history="1">
             <w:r>
               <w:rPr>
                 <w:rStyle w:val="Hyperlink"/>
@@ -2722,7 +2723,7 @@
               <w:rPr>
                 <w:webHidden/>
               </w:rPr>
-              <w:instrText xml:space="preserve"> PAGEREF _Toc225340450 \h </w:instrText>
+              <w:instrText xml:space="preserve"> PAGEREF _Toc225437374 \h </w:instrText>
             </w:r>
             <w:r>
               <w:rPr>
@@ -2763,7 +2764,7 @@
               <w:lang w:eastAsia="vi-VN"/>
             </w:rPr>
           </w:pPr>
-          <w:hyperlink w:anchor="_Toc225340451" w:history="1">
+          <w:hyperlink w:anchor="_Toc225437375" w:history="1">
             <w:r>
               <w:rPr>
                 <w:rStyle w:val="Hyperlink"/>
@@ -2812,7 +2813,7 @@
                 <w:noProof/>
                 <w:webHidden/>
               </w:rPr>
-              <w:instrText xml:space="preserve"> PAGEREF _Toc225340451 \h </w:instrText>
+              <w:instrText xml:space="preserve"> PAGEREF _Toc225437375 \h </w:instrText>
             </w:r>
             <w:r>
               <w:rPr>
@@ -2861,7 +2862,7 @@
               <w:lang w:eastAsia="vi-VN"/>
             </w:rPr>
           </w:pPr>
-          <w:hyperlink w:anchor="_Toc225340452" w:history="1">
+          <w:hyperlink w:anchor="_Toc225437376" w:history="1">
             <w:r>
               <w:rPr>
                 <w:rStyle w:val="Hyperlink"/>
@@ -2910,7 +2911,7 @@
                 <w:noProof/>
                 <w:webHidden/>
               </w:rPr>
-              <w:instrText xml:space="preserve"> PAGEREF _Toc225340452 \h </w:instrText>
+              <w:instrText xml:space="preserve"> PAGEREF _Toc225437376 \h </w:instrText>
             </w:r>
             <w:r>
               <w:rPr>
@@ -2955,7 +2956,7 @@
               <w:lang w:val="vi-VN"/>
             </w:rPr>
           </w:pPr>
-          <w:hyperlink w:anchor="_Toc225340453" w:history="1">
+          <w:hyperlink w:anchor="_Toc225437377" w:history="1">
             <w:r>
               <w:rPr>
                 <w:rStyle w:val="Hyperlink"/>
@@ -2993,7 +2994,7 @@
               <w:rPr>
                 <w:webHidden/>
               </w:rPr>
-              <w:instrText xml:space="preserve"> PAGEREF _Toc225340453 \h </w:instrText>
+              <w:instrText xml:space="preserve"> PAGEREF _Toc225437377 \h </w:instrText>
             </w:r>
             <w:r>
               <w:rPr>
@@ -3030,7 +3031,7 @@
               <w:lang w:val="vi-VN" w:eastAsia="vi-VN"/>
             </w:rPr>
           </w:pPr>
-          <w:hyperlink w:anchor="_Toc225340454" w:history="1">
+          <w:hyperlink w:anchor="_Toc225437378" w:history="1">
             <w:r>
               <w:rPr>
                 <w:rStyle w:val="Hyperlink"/>
@@ -3068,7 +3069,7 @@
               <w:rPr>
                 <w:webHidden/>
               </w:rPr>
-              <w:instrText xml:space="preserve"> PAGEREF _Toc225340454 \h </w:instrText>
+              <w:instrText xml:space="preserve"> PAGEREF _Toc225437378 \h </w:instrText>
             </w:r>
             <w:r>
               <w:rPr>
@@ -3109,7 +3110,7 @@
               <w:lang w:eastAsia="vi-VN"/>
             </w:rPr>
           </w:pPr>
-          <w:hyperlink w:anchor="_Toc225340455" w:history="1">
+          <w:hyperlink w:anchor="_Toc225437379" w:history="1">
             <w:r>
               <w:rPr>
                 <w:rStyle w:val="Hyperlink"/>
@@ -3158,7 +3159,7 @@
                 <w:noProof/>
                 <w:webHidden/>
               </w:rPr>
-              <w:instrText xml:space="preserve"> PAGEREF _Toc225340455 \h </w:instrText>
+              <w:instrText xml:space="preserve"> PAGEREF _Toc225437379 \h </w:instrText>
             </w:r>
             <w:r>
               <w:rPr>
@@ -3207,7 +3208,7 @@
               <w:lang w:eastAsia="vi-VN"/>
             </w:rPr>
           </w:pPr>
-          <w:hyperlink w:anchor="_Toc225340456" w:history="1">
+          <w:hyperlink w:anchor="_Toc225437380" w:history="1">
             <w:r>
               <w:rPr>
                 <w:rStyle w:val="Hyperlink"/>
@@ -3256,7 +3257,7 @@
                 <w:noProof/>
                 <w:webHidden/>
               </w:rPr>
-              <w:instrText xml:space="preserve"> PAGEREF _Toc225340456 \h </w:instrText>
+              <w:instrText xml:space="preserve"> PAGEREF _Toc225437380 \h </w:instrText>
             </w:r>
             <w:r>
               <w:rPr>
@@ -3301,7 +3302,7 @@
               <w:lang w:val="vi-VN" w:eastAsia="vi-VN"/>
             </w:rPr>
           </w:pPr>
-          <w:hyperlink w:anchor="_Toc225340457" w:history="1">
+          <w:hyperlink w:anchor="_Toc225437381" w:history="1">
             <w:r>
               <w:rPr>
                 <w:rStyle w:val="Hyperlink"/>
@@ -3339,7 +3340,7 @@
               <w:rPr>
                 <w:webHidden/>
               </w:rPr>
-              <w:instrText xml:space="preserve"> PAGEREF _Toc225340457 \h </w:instrText>
+              <w:instrText xml:space="preserve"> PAGEREF _Toc225437381 \h </w:instrText>
             </w:r>
             <w:r>
               <w:rPr>
@@ -3380,7 +3381,7 @@
               <w:lang w:eastAsia="vi-VN"/>
             </w:rPr>
           </w:pPr>
-          <w:hyperlink w:anchor="_Toc225340458" w:history="1">
+          <w:hyperlink w:anchor="_Toc225437382" w:history="1">
             <w:r>
               <w:rPr>
                 <w:rStyle w:val="Hyperlink"/>
@@ -3429,7 +3430,7 @@
                 <w:noProof/>
                 <w:webHidden/>
               </w:rPr>
-              <w:instrText xml:space="preserve"> PAGEREF _Toc225340458 \h </w:instrText>
+              <w:instrText xml:space="preserve"> PAGEREF _Toc225437382 \h </w:instrText>
             </w:r>
             <w:r>
               <w:rPr>
@@ -3478,7 +3479,7 @@
               <w:lang w:eastAsia="vi-VN"/>
             </w:rPr>
           </w:pPr>
-          <w:hyperlink w:anchor="_Toc225340459" w:history="1">
+          <w:hyperlink w:anchor="_Toc225437383" w:history="1">
             <w:r>
               <w:rPr>
                 <w:rStyle w:val="Hyperlink"/>
@@ -3527,7 +3528,7 @@
                 <w:noProof/>
                 <w:webHidden/>
               </w:rPr>
-              <w:instrText xml:space="preserve"> PAGEREF _Toc225340459 \h </w:instrText>
+              <w:instrText xml:space="preserve"> PAGEREF _Toc225437383 \h </w:instrText>
             </w:r>
             <w:r>
               <w:rPr>
@@ -3576,7 +3577,7 @@
               <w:lang w:eastAsia="vi-VN"/>
             </w:rPr>
           </w:pPr>
-          <w:hyperlink w:anchor="_Toc225340460" w:history="1">
+          <w:hyperlink w:anchor="_Toc225437384" w:history="1">
             <w:r>
               <w:rPr>
                 <w:rStyle w:val="Hyperlink"/>
@@ -3627,7 +3628,7 @@
                 <w:noProof/>
                 <w:webHidden/>
               </w:rPr>
-              <w:instrText xml:space="preserve"> PAGEREF _Toc225340460 \h </w:instrText>
+              <w:instrText xml:space="preserve"> PAGEREF _Toc225437384 \h </w:instrText>
             </w:r>
             <w:r>
               <w:rPr>
@@ -3676,7 +3677,7 @@
               <w:lang w:eastAsia="vi-VN"/>
             </w:rPr>
           </w:pPr>
-          <w:hyperlink w:anchor="_Toc225340461" w:history="1">
+          <w:hyperlink w:anchor="_Toc225437385" w:history="1">
             <w:r>
               <w:rPr>
                 <w:rStyle w:val="Hyperlink"/>
@@ -3727,7 +3728,7 @@
                 <w:noProof/>
                 <w:webHidden/>
               </w:rPr>
-              <w:instrText xml:space="preserve"> PAGEREF _Toc225340461 \h </w:instrText>
+              <w:instrText xml:space="preserve"> PAGEREF _Toc225437385 \h </w:instrText>
             </w:r>
             <w:r>
               <w:rPr>
@@ -3772,7 +3773,7 @@
               <w:lang w:val="vi-VN"/>
             </w:rPr>
           </w:pPr>
-          <w:hyperlink w:anchor="_Toc225340462" w:history="1">
+          <w:hyperlink w:anchor="_Toc225437386" w:history="1">
             <w:r>
               <w:rPr>
                 <w:rStyle w:val="Hyperlink"/>
@@ -3810,7 +3811,7 @@
               <w:rPr>
                 <w:webHidden/>
               </w:rPr>
-              <w:instrText xml:space="preserve"> PAGEREF _Toc225340462 \h </w:instrText>
+              <w:instrText xml:space="preserve"> PAGEREF _Toc225437386 \h </w:instrText>
             </w:r>
             <w:r>
               <w:rPr>
@@ -3847,7 +3848,7 @@
               <w:lang w:val="vi-VN" w:eastAsia="vi-VN"/>
             </w:rPr>
           </w:pPr>
-          <w:hyperlink w:anchor="_Toc225340463" w:history="1">
+          <w:hyperlink w:anchor="_Toc225437387" w:history="1">
             <w:r>
               <w:rPr>
                 <w:rStyle w:val="Hyperlink"/>
@@ -3885,7 +3886,7 @@
               <w:rPr>
                 <w:webHidden/>
               </w:rPr>
-              <w:instrText xml:space="preserve"> PAGEREF _Toc225340463 \h </w:instrText>
+              <w:instrText xml:space="preserve"> PAGEREF _Toc225437387 \h </w:instrText>
             </w:r>
             <w:r>
               <w:rPr>
@@ -3922,7 +3923,7 @@
               <w:lang w:val="vi-VN" w:eastAsia="vi-VN"/>
             </w:rPr>
           </w:pPr>
-          <w:hyperlink w:anchor="_Toc225340464" w:history="1">
+          <w:hyperlink w:anchor="_Toc225437388" w:history="1">
             <w:r>
               <w:rPr>
                 <w:rStyle w:val="Hyperlink"/>
@@ -3960,7 +3961,7 @@
               <w:rPr>
                 <w:webHidden/>
               </w:rPr>
-              <w:instrText xml:space="preserve"> PAGEREF _Toc225340464 \h </w:instrText>
+              <w:instrText xml:space="preserve"> PAGEREF _Toc225437388 \h </w:instrText>
             </w:r>
             <w:r>
               <w:rPr>
@@ -3997,7 +3998,7 @@
               <w:lang w:val="vi-VN" w:eastAsia="vi-VN"/>
             </w:rPr>
           </w:pPr>
-          <w:hyperlink w:anchor="_Toc225340465" w:history="1">
+          <w:hyperlink w:anchor="_Toc225437389" w:history="1">
             <w:r>
               <w:rPr>
                 <w:rStyle w:val="Hyperlink"/>
@@ -4035,7 +4036,7 @@
               <w:rPr>
                 <w:webHidden/>
               </w:rPr>
-              <w:instrText xml:space="preserve"> PAGEREF _Toc225340465 \h </w:instrText>
+              <w:instrText xml:space="preserve"> PAGEREF _Toc225437389 \h </w:instrText>
             </w:r>
             <w:r>
               <w:rPr>
@@ -4072,7 +4073,7 @@
               <w:lang w:val="vi-VN" w:eastAsia="vi-VN"/>
             </w:rPr>
           </w:pPr>
-          <w:hyperlink w:anchor="_Toc225340466" w:history="1">
+          <w:hyperlink w:anchor="_Toc225437390" w:history="1">
             <w:r>
               <w:rPr>
                 <w:rStyle w:val="Hyperlink"/>
@@ -4110,7 +4111,7 @@
               <w:rPr>
                 <w:webHidden/>
               </w:rPr>
-              <w:instrText xml:space="preserve"> PAGEREF _Toc225340466 \h </w:instrText>
+              <w:instrText xml:space="preserve"> PAGEREF _Toc225437390 \h </w:instrText>
             </w:r>
             <w:r>
               <w:rPr>
@@ -4128,6 +4129,81 @@
                 <w:webHidden/>
               </w:rPr>
               <w:t>18</w:t>
+            </w:r>
+            <w:r>
+              <w:rPr>
+                <w:webHidden/>
+              </w:rPr>
+              <w:fldChar w:fldCharType="end"/>
+            </w:r>
+          </w:hyperlink>
+        </w:p>
+        <w:p>
+          <w:pPr>
+            <w:pStyle w:val="TOC2"/>
+            <w:rPr>
+              <w:rFonts w:eastAsiaTheme="minorEastAsia"/>
+              <w:b w:val="0"/>
+              <w:sz w:val="22"/>
+              <w:lang w:val="vi-VN" w:eastAsia="vi-VN"/>
+            </w:rPr>
+          </w:pPr>
+          <w:hyperlink w:anchor="_Toc225437391" w:history="1">
+            <w:r>
+              <w:rPr>
+                <w:rStyle w:val="Hyperlink"/>
+              </w:rPr>
+              <w:t>5.</w:t>
+            </w:r>
+            <w:r>
+              <w:rPr>
+                <w:rFonts w:eastAsiaTheme="minorEastAsia"/>
+                <w:b w:val="0"/>
+                <w:sz w:val="22"/>
+                <w:lang w:val="vi-VN" w:eastAsia="vi-VN"/>
+              </w:rPr>
+              <w:tab/>
+            </w:r>
+            <w:r>
+              <w:rPr>
+                <w:rStyle w:val="Hyperlink"/>
+              </w:rPr>
+              <w:t>Quản lý mã nguồn bằng Git</w:t>
+            </w:r>
+            <w:r>
+              <w:rPr>
+                <w:webHidden/>
+              </w:rPr>
+              <w:tab/>
+            </w:r>
+            <w:r>
+              <w:rPr>
+                <w:webHidden/>
+              </w:rPr>
+              <w:fldChar w:fldCharType="begin"/>
+            </w:r>
+            <w:r>
+              <w:rPr>
+                <w:webHidden/>
+              </w:rPr>
+              <w:instrText xml:space="preserve"> PAGEREF _Toc225437391 \h </w:instrText>
+            </w:r>
+            <w:r>
+              <w:rPr>
+                <w:webHidden/>
+              </w:rPr>
+            </w:r>
+            <w:r>
+              <w:rPr>
+                <w:webHidden/>
+              </w:rPr>
+              <w:fldChar w:fldCharType="separate"/>
+            </w:r>
+            <w:r>
+              <w:rPr>
+                <w:webHidden/>
+              </w:rPr>
+              <w:t>19</w:t>
             </w:r>
             <w:r>
               <w:rPr>
@@ -4147,7 +4223,7 @@
               <w:lang w:val="vi-VN"/>
             </w:rPr>
           </w:pPr>
-          <w:hyperlink w:anchor="_Toc225340467" w:history="1">
+          <w:hyperlink w:anchor="_Toc225437392" w:history="1">
             <w:r>
               <w:rPr>
                 <w:rStyle w:val="Hyperlink"/>
@@ -4185,7 +4261,7 @@
               <w:rPr>
                 <w:webHidden/>
               </w:rPr>
-              <w:instrText xml:space="preserve"> PAGEREF _Toc225340467 \h </w:instrText>
+              <w:instrText xml:space="preserve"> PAGEREF _Toc225437392 \h </w:instrText>
             </w:r>
             <w:r>
               <w:rPr>
@@ -4202,7 +4278,7 @@
               <w:rPr>
                 <w:webHidden/>
               </w:rPr>
-              <w:t>19</w:t>
+              <w:t>20</w:t>
             </w:r>
             <w:r>
               <w:rPr>
@@ -4222,7 +4298,7 @@
               <w:lang w:val="vi-VN" w:eastAsia="vi-VN"/>
             </w:rPr>
           </w:pPr>
-          <w:hyperlink w:anchor="_Toc225340468" w:history="1">
+          <w:hyperlink w:anchor="_Toc225437393" w:history="1">
             <w:r>
               <w:rPr>
                 <w:rStyle w:val="Hyperlink"/>
@@ -4260,7 +4336,7 @@
               <w:rPr>
                 <w:webHidden/>
               </w:rPr>
-              <w:instrText xml:space="preserve"> PAGEREF _Toc225340468 \h </w:instrText>
+              <w:instrText xml:space="preserve"> PAGEREF _Toc225437393 \h </w:instrText>
             </w:r>
             <w:r>
               <w:rPr>
@@ -4277,7 +4353,7 @@
               <w:rPr>
                 <w:webHidden/>
               </w:rPr>
-              <w:t>19</w:t>
+              <w:t>20</w:t>
             </w:r>
             <w:r>
               <w:rPr>
@@ -4297,7 +4373,7 @@
               <w:lang w:val="vi-VN"/>
             </w:rPr>
           </w:pPr>
-          <w:hyperlink w:anchor="_Toc225340469" w:history="1">
+          <w:hyperlink w:anchor="_Toc225437394" w:history="1">
             <w:r>
               <w:rPr>
                 <w:rStyle w:val="Hyperlink"/>
@@ -4321,7 +4397,7 @@
               <w:rPr>
                 <w:webHidden/>
               </w:rPr>
-              <w:instrText xml:space="preserve"> PAGEREF _Toc225340469 \h </w:instrText>
+              <w:instrText xml:space="preserve"> PAGEREF _Toc225437394 \h </w:instrText>
             </w:r>
             <w:r>
               <w:rPr>
@@ -4361,11 +4437,6 @@
         </w:p>
       </w:sdtContent>
     </w:sdt>
-    <w:p>
-      <w:pPr>
-        <w:pStyle w:val="TOC1"/>
-      </w:pPr>
-    </w:p>
     <w:p>
       <w:pPr>
         <w:pStyle w:val="TOC1"/>
@@ -5665,7 +5736,7 @@
           <w:lang w:val="en-US"/>
         </w:rPr>
       </w:pPr>
-      <w:bookmarkStart w:id="0" w:name="_Toc225340434"/>
+      <w:bookmarkStart w:id="0" w:name="_Toc225437358"/>
       <w:r>
         <w:rPr>
           <w:rFonts w:asciiTheme="majorHAnsi" w:hAnsiTheme="majorHAnsi" w:cstheme="majorHAnsi"/>
@@ -5700,7 +5771,7 @@
           <w:lang w:val="en-US"/>
         </w:rPr>
       </w:pPr>
-      <w:bookmarkStart w:id="1" w:name="_Toc225340435"/>
+      <w:bookmarkStart w:id="1" w:name="_Toc225437359"/>
       <w:r>
         <w:rPr>
           <w:rFonts w:asciiTheme="majorHAnsi" w:hAnsiTheme="majorHAnsi" w:cstheme="majorHAnsi"/>
@@ -5757,7 +5828,7 @@
           <w:lang w:val="en-US"/>
         </w:rPr>
       </w:pPr>
-      <w:bookmarkStart w:id="2" w:name="_Toc225340436"/>
+      <w:bookmarkStart w:id="2" w:name="_Toc225437360"/>
       <w:r>
         <w:rPr>
           <w:rFonts w:asciiTheme="majorHAnsi" w:hAnsiTheme="majorHAnsi" w:cstheme="majorHAnsi"/>
@@ -5914,7 +5985,7 @@
           <w:lang w:val="en-US" w:eastAsia="vi-VN"/>
         </w:rPr>
       </w:pPr>
-      <w:bookmarkStart w:id="3" w:name="_Toc225340437"/>
+      <w:bookmarkStart w:id="3" w:name="_Toc225437361"/>
       <w:r>
         <w:rPr>
           <w:rFonts w:ascii="Times New Roman" w:eastAsia="Times New Roman" w:hAnsi="Times New Roman" w:cs="Times New Roman"/>
@@ -5993,7 +6064,25 @@
           <w:szCs w:val="24"/>
           <w:lang w:val="en-US" w:eastAsia="vi-VN"/>
         </w:rPr>
-        <w:t xml:space="preserve">Phạm vi nghiên cứu: Sử dụng một tập dữ liệu có sẵn (hoặc thu thập từ nguồn mở) trong một khoảng thời gian nhất định để xây dựng mô hình dự đoán AQI. </w:t>
+        <w:t xml:space="preserve">Phạm vi nghiên cứu: Sử dụng một tập dữ liệu có sẵn (thu thập từ </w:t>
+      </w:r>
+      <w:r>
+        <w:rPr>
+          <w:rFonts w:ascii="Times New Roman" w:eastAsia="Times New Roman" w:hAnsi="Times New Roman" w:cs="Times New Roman"/>
+          <w:sz w:val="24"/>
+          <w:szCs w:val="24"/>
+          <w:lang w:val="en-US" w:eastAsia="vi-VN"/>
+        </w:rPr>
+        <w:t>Kaggle</w:t>
+      </w:r>
+      <w:r>
+        <w:rPr>
+          <w:rFonts w:ascii="Times New Roman" w:eastAsia="Times New Roman" w:hAnsi="Times New Roman" w:cs="Times New Roman"/>
+          <w:sz w:val="24"/>
+          <w:szCs w:val="24"/>
+          <w:lang w:val="en-US" w:eastAsia="vi-VN"/>
+        </w:rPr>
+        <w:t xml:space="preserve">) trong một khoảng thời gian nhất định để xây dựng mô hình dự đoán AQI. </w:t>
       </w:r>
     </w:p>
     <w:p>
@@ -6017,7 +6106,7 @@
           <w:lang w:val="en-US" w:eastAsia="vi-VN"/>
         </w:rPr>
       </w:pPr>
-      <w:bookmarkStart w:id="4" w:name="_Toc225340438"/>
+      <w:bookmarkStart w:id="4" w:name="_Toc225437362"/>
       <w:r>
         <w:rPr>
           <w:rFonts w:ascii="Times New Roman" w:eastAsia="Times New Roman" w:hAnsi="Times New Roman" w:cs="Times New Roman"/>
@@ -6163,7 +6252,7 @@
           <w:lang w:val="en-US" w:eastAsia="vi-VN"/>
         </w:rPr>
       </w:pPr>
-      <w:bookmarkStart w:id="5" w:name="_Toc225340439"/>
+      <w:bookmarkStart w:id="5" w:name="_Toc225437363"/>
       <w:r>
         <w:rPr>
           <w:rFonts w:asciiTheme="majorHAnsi" w:eastAsia="Times New Roman" w:hAnsiTheme="majorHAnsi" w:cstheme="majorHAnsi"/>
@@ -6198,7 +6287,7 @@
           <w:lang w:val="en-US" w:eastAsia="vi-VN"/>
         </w:rPr>
       </w:pPr>
-      <w:bookmarkStart w:id="6" w:name="_Toc225340440"/>
+      <w:bookmarkStart w:id="6" w:name="_Toc225437364"/>
       <w:r>
         <w:rPr>
           <w:rFonts w:asciiTheme="majorHAnsi" w:eastAsia="Times New Roman" w:hAnsiTheme="majorHAnsi" w:cstheme="majorHAnsi"/>
@@ -6248,6 +6337,7 @@
           <w:id w:val="-392433437"/>
           <w:citation/>
         </w:sdtPr>
+        <w:sdtEndPr/>
         <w:sdtContent>
           <w:r>
             <w:rPr>
@@ -6326,6 +6416,15 @@
         </w:rPr>
         <w:t>được lấy từ Kaggle</w:t>
       </w:r>
+      <w:r>
+        <w:rPr>
+          <w:rFonts w:asciiTheme="majorHAnsi" w:eastAsia="Times New Roman" w:hAnsiTheme="majorHAnsi" w:cstheme="majorHAnsi"/>
+          <w:sz w:val="24"/>
+          <w:szCs w:val="24"/>
+          <w:lang w:val="en-US" w:eastAsia="vi-VN"/>
+        </w:rPr>
+        <w:t>:</w:t>
+      </w:r>
     </w:p>
     <w:p>
       <w:pPr>
@@ -6375,7 +6474,7 @@
           <w:lang w:eastAsia="vi-VN"/>
         </w:rPr>
         <w:drawing>
-          <wp:inline distT="0" distB="0" distL="0" distR="0" wp14:anchorId="1EF8F192" wp14:editId="4F581E4B">
+          <wp:inline distT="0" distB="0" distL="0" distR="0" wp14:anchorId="0D4047BD" wp14:editId="760CCEBC">
             <wp:extent cx="5760085" cy="882650"/>
             <wp:effectExtent l="0" t="0" r="0" b="0"/>
             <wp:docPr id="2" name="Picture 2"/>
@@ -6439,7 +6538,7 @@
           <w:lang w:val="en-US"/>
         </w:rPr>
       </w:pPr>
-      <w:bookmarkStart w:id="7" w:name="_Toc225340441"/>
+      <w:bookmarkStart w:id="7" w:name="_Toc225437365"/>
       <w:r>
         <w:rPr>
           <w:rFonts w:asciiTheme="majorHAnsi" w:hAnsiTheme="majorHAnsi" w:cstheme="majorHAnsi"/>
@@ -6713,7 +6812,7 @@
         </w:rPr>
         <w:t xml:space="preserve"> </w:t>
       </w:r>
-      <w:bookmarkStart w:id="8" w:name="_Toc225340442"/>
+      <w:bookmarkStart w:id="8" w:name="_Toc225437366"/>
       <w:r>
         <w:rPr>
           <w:rFonts w:asciiTheme="majorHAnsi" w:hAnsiTheme="majorHAnsi" w:cstheme="majorHAnsi"/>
@@ -6911,7 +7010,7 @@
                 <w:lang w:eastAsia="vi-VN"/>
               </w:rPr>
               <w:drawing>
-                <wp:inline distT="0" distB="0" distL="0" distR="0" wp14:anchorId="028EFC31" wp14:editId="426D8837">
+                <wp:inline distT="0" distB="0" distL="0" distR="0" wp14:anchorId="64640186" wp14:editId="6B9B5C00">
                   <wp:extent cx="1600200" cy="937260"/>
                   <wp:effectExtent l="0" t="0" r="0" b="0"/>
                   <wp:docPr id="3" name="Picture 3"/>
@@ -7066,7 +7165,7 @@
                 <w:lang w:eastAsia="vi-VN"/>
               </w:rPr>
               <w:drawing>
-                <wp:inline distT="0" distB="0" distL="0" distR="0" wp14:anchorId="7F0F8A75" wp14:editId="123FB19A">
+                <wp:inline distT="0" distB="0" distL="0" distR="0" wp14:anchorId="42256289" wp14:editId="2F420966">
                   <wp:extent cx="1638300" cy="975360"/>
                   <wp:effectExtent l="0" t="0" r="0" b="0"/>
                   <wp:docPr id="4" name="Picture 4"/>
@@ -7221,7 +7320,7 @@
                 <w:lang w:eastAsia="vi-VN"/>
               </w:rPr>
               <w:drawing>
-                <wp:inline distT="0" distB="0" distL="0" distR="0" wp14:anchorId="308D279B" wp14:editId="323523CD">
+                <wp:inline distT="0" distB="0" distL="0" distR="0" wp14:anchorId="136F498D" wp14:editId="2F65623E">
                   <wp:extent cx="1645920" cy="960120"/>
                   <wp:effectExtent l="0" t="0" r="0" b="0"/>
                   <wp:docPr id="5" name="Picture 5"/>
@@ -7376,7 +7475,7 @@
                 <w:lang w:eastAsia="vi-VN"/>
               </w:rPr>
               <w:drawing>
-                <wp:inline distT="0" distB="0" distL="0" distR="0" wp14:anchorId="3BAB35AE" wp14:editId="3237359E">
+                <wp:inline distT="0" distB="0" distL="0" distR="0" wp14:anchorId="5F76AAF4" wp14:editId="668948F3">
                   <wp:extent cx="1638300" cy="1005840"/>
                   <wp:effectExtent l="0" t="0" r="0" b="3810"/>
                   <wp:docPr id="6" name="Picture 6"/>
@@ -7531,7 +7630,7 @@
                 <w:lang w:eastAsia="vi-VN"/>
               </w:rPr>
               <w:drawing>
-                <wp:inline distT="0" distB="0" distL="0" distR="0" wp14:anchorId="0B10CD56" wp14:editId="1EA2150A">
+                <wp:inline distT="0" distB="0" distL="0" distR="0" wp14:anchorId="3BC08B36" wp14:editId="64A976E6">
                   <wp:extent cx="1623060" cy="998220"/>
                   <wp:effectExtent l="0" t="0" r="0" b="0"/>
                   <wp:docPr id="7" name="Picture 7"/>
@@ -7686,7 +7785,7 @@
                 <w:lang w:eastAsia="vi-VN"/>
               </w:rPr>
               <w:drawing>
-                <wp:inline distT="0" distB="0" distL="0" distR="0" wp14:anchorId="4B0DEE55" wp14:editId="707D1A94">
+                <wp:inline distT="0" distB="0" distL="0" distR="0" wp14:anchorId="54433F0E" wp14:editId="32D6CC56">
                   <wp:extent cx="1539240" cy="982980"/>
                   <wp:effectExtent l="0" t="0" r="3810" b="7620"/>
                   <wp:docPr id="8" name="Picture 8"/>
@@ -7841,7 +7940,7 @@
                 <w:lang w:eastAsia="vi-VN"/>
               </w:rPr>
               <w:drawing>
-                <wp:inline distT="0" distB="0" distL="0" distR="0" wp14:anchorId="0A718898" wp14:editId="4091E731">
+                <wp:inline distT="0" distB="0" distL="0" distR="0" wp14:anchorId="7569C752" wp14:editId="76108AF3">
                   <wp:extent cx="1645920" cy="990600"/>
                   <wp:effectExtent l="0" t="0" r="0" b="0"/>
                   <wp:docPr id="9" name="Picture 9"/>
@@ -7996,7 +8095,7 @@
                 <w:lang w:eastAsia="vi-VN"/>
               </w:rPr>
               <w:drawing>
-                <wp:inline distT="0" distB="0" distL="0" distR="0" wp14:anchorId="385F1094" wp14:editId="320BC613">
+                <wp:inline distT="0" distB="0" distL="0" distR="0" wp14:anchorId="73AF7759" wp14:editId="2D8280E7">
                   <wp:extent cx="1607820" cy="998220"/>
                   <wp:effectExtent l="0" t="0" r="0" b="0"/>
                   <wp:docPr id="10" name="Picture 10"/>
@@ -8151,7 +8250,7 @@
                 <w:lang w:eastAsia="vi-VN"/>
               </w:rPr>
               <w:drawing>
-                <wp:inline distT="0" distB="0" distL="0" distR="0" wp14:anchorId="08BA853F" wp14:editId="76967A28">
+                <wp:inline distT="0" distB="0" distL="0" distR="0" wp14:anchorId="0297E33B" wp14:editId="17F50296">
                   <wp:extent cx="1562100" cy="998220"/>
                   <wp:effectExtent l="0" t="0" r="0" b="0"/>
                   <wp:docPr id="11" name="Picture 11"/>
@@ -8292,7 +8391,7 @@
         </w:rPr>
         <w:t xml:space="preserve"> </w:t>
       </w:r>
-      <w:bookmarkStart w:id="9" w:name="_Toc225340443"/>
+      <w:bookmarkStart w:id="9" w:name="_Toc225437367"/>
       <w:r>
         <w:rPr>
           <w:rFonts w:asciiTheme="majorHAnsi" w:hAnsiTheme="majorHAnsi" w:cstheme="majorHAnsi"/>
@@ -8331,6 +8430,7 @@
       <w:pPr>
         <w:spacing w:after="0" w:line="360" w:lineRule="auto"/>
         <w:contextualSpacing/>
+        <w:jc w:val="center"/>
         <w:rPr>
           <w:rFonts w:asciiTheme="majorHAnsi" w:hAnsiTheme="majorHAnsi" w:cstheme="majorHAnsi"/>
           <w:sz w:val="24"/>
@@ -8347,7 +8447,7 @@
           <w:lang w:eastAsia="vi-VN"/>
         </w:rPr>
         <w:drawing>
-          <wp:inline distT="0" distB="0" distL="0" distR="0" wp14:anchorId="05D93A2F" wp14:editId="7999D50B">
+          <wp:inline distT="0" distB="0" distL="0" distR="0" wp14:anchorId="2D70F828" wp14:editId="61ECE1D5">
             <wp:extent cx="5440296" cy="1223645"/>
             <wp:effectExtent l="0" t="0" r="8255" b="0"/>
             <wp:docPr id="12" name="Picture 12"/>
@@ -8396,7 +8496,9 @@
           <w:numId w:val="2"/>
         </w:numPr>
         <w:spacing w:after="0" w:line="360" w:lineRule="auto"/>
+        <w:ind w:left="0" w:firstLine="567"/>
         <w:contextualSpacing/>
+        <w:jc w:val="both"/>
         <w:rPr>
           <w:rFonts w:asciiTheme="majorHAnsi" w:hAnsiTheme="majorHAnsi" w:cstheme="majorHAnsi"/>
           <w:sz w:val="24"/>
@@ -8421,22 +8523,96 @@
           <w:numId w:val="2"/>
         </w:numPr>
         <w:spacing w:after="0" w:line="360" w:lineRule="auto"/>
+        <w:ind w:left="0" w:firstLine="567"/>
         <w:contextualSpacing/>
-        <w:rPr>
-          <w:rFonts w:asciiTheme="majorHAnsi" w:hAnsiTheme="majorHAnsi" w:cstheme="majorHAnsi"/>
-          <w:sz w:val="24"/>
-          <w:szCs w:val="24"/>
-          <w:lang w:val="en-US"/>
-        </w:rPr>
-      </w:pPr>
-      <w:r>
-        <w:rPr>
-          <w:rFonts w:asciiTheme="majorHAnsi" w:hAnsiTheme="majorHAnsi" w:cstheme="majorHAnsi"/>
-          <w:sz w:val="24"/>
-          <w:szCs w:val="24"/>
-          <w:lang w:val="en-US"/>
-        </w:rPr>
-        <w:t>Trung bình: Chất lượng không khí chấp nhận được nhưng có một số chất ô nhiễm.</w:t>
+        <w:jc w:val="both"/>
+        <w:rPr>
+          <w:rFonts w:asciiTheme="majorHAnsi" w:hAnsiTheme="majorHAnsi" w:cstheme="majorHAnsi"/>
+          <w:sz w:val="24"/>
+          <w:szCs w:val="24"/>
+          <w:lang w:val="en-US"/>
+        </w:rPr>
+      </w:pPr>
+      <w:r>
+        <w:rPr>
+          <w:rFonts w:asciiTheme="majorHAnsi" w:hAnsiTheme="majorHAnsi" w:cstheme="majorHAnsi"/>
+          <w:sz w:val="24"/>
+          <w:szCs w:val="24"/>
+          <w:lang w:val="en-US"/>
+        </w:rPr>
+        <w:t xml:space="preserve">Trung bình: Chất lượng không khí </w:t>
+      </w:r>
+      <w:r>
+        <w:rPr>
+          <w:rFonts w:asciiTheme="majorHAnsi" w:hAnsiTheme="majorHAnsi" w:cstheme="majorHAnsi"/>
+          <w:sz w:val="24"/>
+          <w:szCs w:val="24"/>
+          <w:lang w:val="en-US"/>
+        </w:rPr>
+        <w:t xml:space="preserve">ở mức </w:t>
+      </w:r>
+      <w:r>
+        <w:rPr>
+          <w:rFonts w:asciiTheme="majorHAnsi" w:hAnsiTheme="majorHAnsi" w:cstheme="majorHAnsi"/>
+          <w:sz w:val="24"/>
+          <w:szCs w:val="24"/>
+          <w:lang w:val="en-US"/>
+        </w:rPr>
+        <w:t>chấp nhận được</w:t>
+      </w:r>
+      <w:r>
+        <w:rPr>
+          <w:rFonts w:asciiTheme="majorHAnsi" w:hAnsiTheme="majorHAnsi" w:cstheme="majorHAnsi"/>
+          <w:sz w:val="24"/>
+          <w:szCs w:val="24"/>
+          <w:lang w:val="en-US"/>
+        </w:rPr>
+        <w:t>,</w:t>
+      </w:r>
+      <w:r>
+        <w:rPr>
+          <w:rFonts w:asciiTheme="majorHAnsi" w:hAnsiTheme="majorHAnsi" w:cstheme="majorHAnsi"/>
+          <w:sz w:val="24"/>
+          <w:szCs w:val="24"/>
+          <w:lang w:val="en-US"/>
+        </w:rPr>
+        <w:t xml:space="preserve"> nhưng</w:t>
+      </w:r>
+      <w:r>
+        <w:rPr>
+          <w:rFonts w:asciiTheme="majorHAnsi" w:hAnsiTheme="majorHAnsi" w:cstheme="majorHAnsi"/>
+          <w:sz w:val="24"/>
+          <w:szCs w:val="24"/>
+          <w:lang w:val="en-US"/>
+        </w:rPr>
+        <w:t xml:space="preserve"> vẫn</w:t>
+      </w:r>
+      <w:r>
+        <w:rPr>
+          <w:rFonts w:asciiTheme="majorHAnsi" w:hAnsiTheme="majorHAnsi" w:cstheme="majorHAnsi"/>
+          <w:sz w:val="24"/>
+          <w:szCs w:val="24"/>
+          <w:lang w:val="en-US"/>
+        </w:rPr>
+        <w:t xml:space="preserve"> có một số chất</w:t>
+      </w:r>
+      <w:r>
+        <w:rPr>
+          <w:rFonts w:asciiTheme="majorHAnsi" w:hAnsiTheme="majorHAnsi" w:cstheme="majorHAnsi"/>
+          <w:sz w:val="24"/>
+          <w:szCs w:val="24"/>
+          <w:lang w:val="en-US"/>
+        </w:rPr>
+        <w:t xml:space="preserve"> gây</w:t>
+      </w:r>
+      <w:r>
+        <w:rPr>
+          <w:rFonts w:asciiTheme="majorHAnsi" w:hAnsiTheme="majorHAnsi" w:cstheme="majorHAnsi"/>
+          <w:sz w:val="24"/>
+          <w:szCs w:val="24"/>
+          <w:lang w:val="en-US"/>
+        </w:rPr>
+        <w:t xml:space="preserve"> ô nhiễm.</w:t>
       </w:r>
     </w:p>
     <w:p>
@@ -8446,22 +8622,71 @@
           <w:numId w:val="2"/>
         </w:numPr>
         <w:spacing w:after="0" w:line="360" w:lineRule="auto"/>
+        <w:ind w:left="0" w:firstLine="567"/>
         <w:contextualSpacing/>
-        <w:rPr>
-          <w:rFonts w:asciiTheme="majorHAnsi" w:hAnsiTheme="majorHAnsi" w:cstheme="majorHAnsi"/>
-          <w:sz w:val="24"/>
-          <w:szCs w:val="24"/>
-          <w:lang w:val="en-US"/>
-        </w:rPr>
-      </w:pPr>
-      <w:r>
-        <w:rPr>
-          <w:rFonts w:asciiTheme="majorHAnsi" w:hAnsiTheme="majorHAnsi" w:cstheme="majorHAnsi"/>
-          <w:sz w:val="24"/>
-          <w:szCs w:val="24"/>
-          <w:lang w:val="en-US"/>
-        </w:rPr>
-        <w:t>Kém: Ô nhiễm đáng kể, có thể gây ra các vấn đề sức khỏe cho những người nhạy cảm</w:t>
+        <w:jc w:val="both"/>
+        <w:rPr>
+          <w:rFonts w:asciiTheme="majorHAnsi" w:hAnsiTheme="majorHAnsi" w:cstheme="majorHAnsi"/>
+          <w:sz w:val="24"/>
+          <w:szCs w:val="24"/>
+          <w:lang w:val="en-US"/>
+        </w:rPr>
+      </w:pPr>
+      <w:r>
+        <w:rPr>
+          <w:rFonts w:asciiTheme="majorHAnsi" w:hAnsiTheme="majorHAnsi" w:cstheme="majorHAnsi"/>
+          <w:sz w:val="24"/>
+          <w:szCs w:val="24"/>
+          <w:lang w:val="en-US"/>
+        </w:rPr>
+        <w:t>Kém: Ô nhiễm đáng kể, có thể gây ra các vấn đề sức khỏe cho những người</w:t>
+      </w:r>
+      <w:r>
+        <w:rPr>
+          <w:rFonts w:asciiTheme="majorHAnsi" w:hAnsiTheme="majorHAnsi" w:cstheme="majorHAnsi"/>
+          <w:sz w:val="24"/>
+          <w:szCs w:val="24"/>
+          <w:lang w:val="en-US"/>
+        </w:rPr>
+        <w:t xml:space="preserve"> nhóm</w:t>
+      </w:r>
+      <w:r>
+        <w:rPr>
+          <w:rFonts w:asciiTheme="majorHAnsi" w:hAnsiTheme="majorHAnsi" w:cstheme="majorHAnsi"/>
+          <w:sz w:val="24"/>
+          <w:szCs w:val="24"/>
+          <w:lang w:val="en-US"/>
+        </w:rPr>
+        <w:t xml:space="preserve"> nhạy cảm</w:t>
+      </w:r>
+      <w:r>
+        <w:rPr>
+          <w:rFonts w:asciiTheme="majorHAnsi" w:hAnsiTheme="majorHAnsi" w:cstheme="majorHAnsi"/>
+          <w:sz w:val="24"/>
+          <w:szCs w:val="24"/>
+          <w:lang w:val="en-US"/>
+        </w:rPr>
+        <w:t xml:space="preserve"> (người già, trẻ em, phụ nữ mang </w:t>
+      </w:r>
+      <w:proofErr w:type="gramStart"/>
+      <w:r>
+        <w:rPr>
+          <w:rFonts w:asciiTheme="majorHAnsi" w:hAnsiTheme="majorHAnsi" w:cstheme="majorHAnsi"/>
+          <w:sz w:val="24"/>
+          <w:szCs w:val="24"/>
+          <w:lang w:val="en-US"/>
+        </w:rPr>
+        <w:t>thai,…</w:t>
+      </w:r>
+      <w:proofErr w:type="gramEnd"/>
+      <w:r>
+        <w:rPr>
+          <w:rFonts w:asciiTheme="majorHAnsi" w:hAnsiTheme="majorHAnsi" w:cstheme="majorHAnsi"/>
+          <w:sz w:val="24"/>
+          <w:szCs w:val="24"/>
+          <w:lang w:val="en-US"/>
+        </w:rPr>
+        <w:t>).</w:t>
       </w:r>
     </w:p>
     <w:p>
@@ -8471,7 +8696,9 @@
           <w:numId w:val="2"/>
         </w:numPr>
         <w:spacing w:after="0" w:line="360" w:lineRule="auto"/>
+        <w:ind w:left="0" w:firstLine="567"/>
         <w:contextualSpacing/>
+        <w:jc w:val="both"/>
         <w:rPr>
           <w:rFonts w:asciiTheme="majorHAnsi" w:hAnsiTheme="majorHAnsi" w:cstheme="majorHAnsi"/>
           <w:sz w:val="24"/>
@@ -8493,6 +8720,7 @@
       <w:pPr>
         <w:spacing w:after="0" w:line="360" w:lineRule="auto"/>
         <w:contextualSpacing/>
+        <w:jc w:val="center"/>
         <w:rPr>
           <w:rFonts w:asciiTheme="majorHAnsi" w:hAnsiTheme="majorHAnsi" w:cstheme="majorHAnsi"/>
           <w:sz w:val="24"/>
@@ -8509,7 +8737,7 @@
           <w:lang w:eastAsia="vi-VN"/>
         </w:rPr>
         <w:drawing>
-          <wp:inline distT="0" distB="0" distL="0" distR="0" wp14:anchorId="1D8EFB23" wp14:editId="1145362C">
+          <wp:inline distT="0" distB="0" distL="0" distR="0" wp14:anchorId="57A09746" wp14:editId="46D82BAD">
             <wp:extent cx="5669751" cy="5463540"/>
             <wp:effectExtent l="0" t="0" r="7620" b="3810"/>
             <wp:docPr id="13" name="Picture 13"/>
@@ -8571,12 +8799,36 @@
         <w:tabs>
           <w:tab w:val="left" w:pos="993"/>
         </w:tabs>
-        <w:ind w:left="284" w:firstLine="425"/>
+        <w:ind w:left="0" w:firstLine="720"/>
         <w:jc w:val="both"/>
       </w:pPr>
       <w:bookmarkStart w:id="11" w:name="_Toc225355973"/>
       <w:r>
-        <w:t>Do biến mục tiêu Air Quality gồm bốn nhãn rời rạc (Good, Moderate, Poor, Hazardous), nên bài toán được xác định là bài toán phân lớp đa lớp (Multi-class Classification). Mục tiêu của mô hình là dự đoán chính xác mức chất lượng không khí dựa trên các yếu tố môi trường và nhân khẩu học tương ứng.</w:t>
+        <w:rPr>
+          <w:b/>
+        </w:rPr>
+        <w:t>Do biến mục tiêu</w:t>
+      </w:r>
+      <w:r>
+        <w:t xml:space="preserve"> Air Quality gồm </w:t>
+      </w:r>
+      <w:r>
+        <w:rPr>
+          <w:b/>
+        </w:rPr>
+        <w:t>bốn nhãn rời rạc</w:t>
+      </w:r>
+      <w:r>
+        <w:t xml:space="preserve"> (Good, Moderate, Poor, Hazardous), nên bài toán được xác định là </w:t>
+      </w:r>
+      <w:r>
+        <w:rPr>
+          <w:b/>
+        </w:rPr>
+        <w:t>bài toán phân lớp đa lớp</w:t>
+      </w:r>
+      <w:r>
+        <w:t xml:space="preserve"> (Multi-class Classification). Mục tiêu của mô hình là dự đoán chính xác mức chất lượng không khí dựa trên các yếu tố môi trường và nhân khẩu học tương ứng.</w:t>
       </w:r>
       <w:bookmarkEnd w:id="11"/>
     </w:p>
@@ -8611,7 +8863,7 @@
         </w:rPr>
         <w:t xml:space="preserve"> </w:t>
       </w:r>
-      <w:bookmarkStart w:id="12" w:name="_Toc225340444"/>
+      <w:bookmarkStart w:id="12" w:name="_Toc225437368"/>
       <w:r>
         <w:rPr>
           <w:rFonts w:asciiTheme="majorHAnsi" w:hAnsiTheme="majorHAnsi" w:cstheme="majorHAnsi"/>
@@ -8646,7 +8898,7 @@
           <w:lang w:val="en-US"/>
         </w:rPr>
       </w:pPr>
-      <w:bookmarkStart w:id="13" w:name="_Toc225340445"/>
+      <w:bookmarkStart w:id="13" w:name="_Toc225437369"/>
       <w:r>
         <w:rPr>
           <w:rFonts w:asciiTheme="majorHAnsi" w:hAnsiTheme="majorHAnsi" w:cstheme="majorHAnsi"/>
@@ -8689,7 +8941,7 @@
         </w:rPr>
         <w:t xml:space="preserve"> </w:t>
       </w:r>
-      <w:bookmarkStart w:id="14" w:name="_Toc225340446"/>
+      <w:bookmarkStart w:id="14" w:name="_Toc225437370"/>
       <w:r>
         <w:rPr>
           <w:rFonts w:asciiTheme="majorHAnsi" w:hAnsiTheme="majorHAnsi" w:cstheme="majorHAnsi"/>
@@ -8723,11 +8975,21 @@
       <w:r>
         <w:rPr>
           <w:rFonts w:asciiTheme="majorHAnsi" w:hAnsiTheme="majorHAnsi" w:cstheme="majorHAnsi"/>
-          <w:sz w:val="24"/>
-          <w:szCs w:val="24"/>
-          <w:lang w:val="en-US"/>
-        </w:rPr>
-        <w:t xml:space="preserve">Khoa học dữ liệu (Data Science) là một lĩnh vực liên ngành tập trung vào việc thu thập, xử lý và phân tích dữ liệu để trích xuất kiến thức, thông tin hữu ích và giá trị từ dữ liệu đó nhằm giải quyết vấn đề và hỗ trợ ra quyết định. </w:t>
+          <w:b/>
+          <w:sz w:val="24"/>
+          <w:szCs w:val="24"/>
+          <w:lang w:val="en-US"/>
+        </w:rPr>
+        <w:t>Khoa học dữ liệu</w:t>
+      </w:r>
+      <w:r>
+        <w:rPr>
+          <w:rFonts w:asciiTheme="majorHAnsi" w:hAnsiTheme="majorHAnsi" w:cstheme="majorHAnsi"/>
+          <w:sz w:val="24"/>
+          <w:szCs w:val="24"/>
+          <w:lang w:val="en-US"/>
+        </w:rPr>
+        <w:t xml:space="preserve"> (Data Science) là một lĩnh vực liên ngành tập trung vào việc thu thập, xử lý và phân tích dữ liệu để trích xuất kiến thức, thông tin hữu ích và giá trị từ dữ liệu đó nhằm giải quyết vấn đề và hỗ trợ ra quyết định. </w:t>
       </w:r>
       <w:sdt>
         <w:sdtPr>
@@ -8742,6 +9004,7 @@
           <w:id w:val="1650316770"/>
           <w:citation/>
         </w:sdtPr>
+        <w:sdtEndPr/>
         <w:sdtContent>
           <w:r>
             <w:rPr>
@@ -8779,6 +9042,8 @@
           <w:r>
             <w:rPr>
               <w:rFonts w:asciiTheme="majorHAnsi" w:hAnsiTheme="majorHAnsi" w:cstheme="majorHAnsi"/>
+              <w:b/>
+              <w:i/>
               <w:noProof/>
               <w:sz w:val="24"/>
               <w:szCs w:val="24"/>
@@ -8823,6 +9088,7 @@
           <w:id w:val="-72511341"/>
           <w:citation/>
         </w:sdtPr>
+        <w:sdtEndPr/>
         <w:sdtContent>
           <w:r>
             <w:rPr>
@@ -8860,6 +9126,8 @@
           <w:r>
             <w:rPr>
               <w:rFonts w:asciiTheme="majorHAnsi" w:hAnsiTheme="majorHAnsi" w:cstheme="majorHAnsi"/>
+              <w:b/>
+              <w:i/>
               <w:noProof/>
               <w:sz w:val="24"/>
               <w:szCs w:val="24"/>
@@ -8906,11 +9174,21 @@
       <w:r>
         <w:rPr>
           <w:rFonts w:asciiTheme="majorHAnsi" w:hAnsiTheme="majorHAnsi" w:cstheme="majorHAnsi"/>
-          <w:sz w:val="24"/>
-          <w:szCs w:val="24"/>
-          <w:lang w:val="en-US"/>
-        </w:rPr>
-        <w:t>Đặc điểm nổi bật:</w:t>
+          <w:b/>
+          <w:sz w:val="24"/>
+          <w:szCs w:val="24"/>
+          <w:lang w:val="en-US"/>
+        </w:rPr>
+        <w:t>Đặc điểm nổi bật</w:t>
+      </w:r>
+      <w:r>
+        <w:rPr>
+          <w:rFonts w:asciiTheme="majorHAnsi" w:hAnsiTheme="majorHAnsi" w:cstheme="majorHAnsi"/>
+          <w:sz w:val="24"/>
+          <w:szCs w:val="24"/>
+          <w:lang w:val="en-US"/>
+        </w:rPr>
+        <w:t>:</w:t>
       </w:r>
     </w:p>
     <w:p>
@@ -9038,7 +9316,25 @@
           <w:szCs w:val="24"/>
           <w:lang w:val="en-US"/>
         </w:rPr>
-        <w:t xml:space="preserve"> Công cụ và kỹ thuật: sử dụng thuật toán, học máy, mô hình hóa, trực quan hóa dữ</w:t>
+        <w:t xml:space="preserve"> </w:t>
+      </w:r>
+      <w:r>
+        <w:rPr>
+          <w:rFonts w:asciiTheme="majorHAnsi" w:hAnsiTheme="majorHAnsi" w:cstheme="majorHAnsi"/>
+          <w:sz w:val="24"/>
+          <w:szCs w:val="24"/>
+          <w:lang w:val="en-US"/>
+        </w:rPr>
+        <w:t xml:space="preserve">  </w:t>
+      </w:r>
+      <w:r>
+        <w:rPr>
+          <w:rFonts w:asciiTheme="majorHAnsi" w:hAnsiTheme="majorHAnsi" w:cstheme="majorHAnsi"/>
+          <w:sz w:val="24"/>
+          <w:szCs w:val="24"/>
+          <w:lang w:val="en-US"/>
+        </w:rPr>
+        <w:t>Công cụ và kỹ thuật: sử dụng thuật toán, học máy, mô hình hóa, trực quan hóa dữ</w:t>
       </w:r>
       <w:r>
         <w:rPr>
@@ -9089,7 +9385,7 @@
         </w:rPr>
         <w:t xml:space="preserve"> </w:t>
       </w:r>
-      <w:bookmarkStart w:id="15" w:name="_Toc225340447"/>
+      <w:bookmarkStart w:id="15" w:name="_Toc225437371"/>
       <w:r>
         <w:rPr>
           <w:rFonts w:asciiTheme="majorHAnsi" w:hAnsiTheme="majorHAnsi" w:cstheme="majorHAnsi"/>
@@ -9122,11 +9418,21 @@
       <w:r>
         <w:rPr>
           <w:rFonts w:asciiTheme="majorHAnsi" w:hAnsiTheme="majorHAnsi" w:cstheme="majorHAnsi"/>
-          <w:sz w:val="24"/>
-          <w:szCs w:val="24"/>
-          <w:lang w:val="en-US"/>
-        </w:rPr>
-        <w:t xml:space="preserve">Khai thác dữ liệu (Data Mining) là quá trình phân tích và khám phá các mẫu, mối quan hệ và thông tin hữu ích từ một lượng lớn dữ liệu, sử dụng các kỹ thuật thống kê, máy học và xử lý dữ liệu để trích xuất những thông tin có giá trị nhằm hỗ trợ đưa ra quyết định hoặc dự đoán tương lai. </w:t>
+          <w:b/>
+          <w:sz w:val="24"/>
+          <w:szCs w:val="24"/>
+          <w:lang w:val="en-US"/>
+        </w:rPr>
+        <w:t>Khai thác dữ liệu (Data Mining)</w:t>
+      </w:r>
+      <w:r>
+        <w:rPr>
+          <w:rFonts w:asciiTheme="majorHAnsi" w:hAnsiTheme="majorHAnsi" w:cstheme="majorHAnsi"/>
+          <w:sz w:val="24"/>
+          <w:szCs w:val="24"/>
+          <w:lang w:val="en-US"/>
+        </w:rPr>
+        <w:t xml:space="preserve"> là quá trình phân tích và khám phá các mẫu, mối quan hệ và thông tin hữu ích từ một lượng lớn dữ liệu, sử dụng các kỹ thuật thống kê, máy học và xử lý dữ liệu để trích xuất những thông tin có giá trị nhằm hỗ trợ đưa ra quyết định hoặc dự đoán tương lai. </w:t>
       </w:r>
       <w:sdt>
         <w:sdtPr>
@@ -9141,6 +9447,7 @@
           <w:id w:val="1791855159"/>
           <w:citation/>
         </w:sdtPr>
+        <w:sdtEndPr/>
         <w:sdtContent>
           <w:r>
             <w:rPr>
@@ -9178,6 +9485,8 @@
           <w:r>
             <w:rPr>
               <w:rFonts w:asciiTheme="majorHAnsi" w:hAnsiTheme="majorHAnsi" w:cstheme="majorHAnsi"/>
+              <w:b/>
+              <w:i/>
               <w:noProof/>
               <w:sz w:val="24"/>
               <w:szCs w:val="24"/>
@@ -9209,7 +9518,7 @@
           <w:tab w:val="left" w:pos="851"/>
         </w:tabs>
         <w:spacing w:after="0" w:line="360" w:lineRule="auto"/>
-        <w:ind w:hanging="578"/>
+        <w:ind w:left="567" w:hanging="578"/>
         <w:contextualSpacing/>
         <w:jc w:val="both"/>
         <w:rPr>
@@ -9222,11 +9531,21 @@
       <w:r>
         <w:rPr>
           <w:rFonts w:asciiTheme="majorHAnsi" w:hAnsiTheme="majorHAnsi" w:cstheme="majorHAnsi"/>
-          <w:sz w:val="24"/>
-          <w:szCs w:val="24"/>
-          <w:lang w:val="en-US"/>
-        </w:rPr>
-        <w:t>Đặc điểm nổi bật:</w:t>
+          <w:b/>
+          <w:sz w:val="24"/>
+          <w:szCs w:val="24"/>
+          <w:lang w:val="en-US"/>
+        </w:rPr>
+        <w:t>Đặc điểm nổi bật</w:t>
+      </w:r>
+      <w:r>
+        <w:rPr>
+          <w:rFonts w:asciiTheme="majorHAnsi" w:hAnsiTheme="majorHAnsi" w:cstheme="majorHAnsi"/>
+          <w:sz w:val="24"/>
+          <w:szCs w:val="24"/>
+          <w:lang w:val="en-US"/>
+        </w:rPr>
+        <w:t>:</w:t>
       </w:r>
     </w:p>
     <w:p>
@@ -9405,22 +9724,6 @@
         </w:rPr>
         <w:t>Khai thác dữ liệu không chỉ là một công cụ kỹ thuật mà còn là nền tảng quan trọng giúp biến dữ liệu thành giá trị thực tiễn trong cuộc sống và sản xuất.</w:t>
       </w:r>
-    </w:p>
-    <w:p>
-      <w:pPr>
-        <w:tabs>
-          <w:tab w:val="left" w:pos="851"/>
-        </w:tabs>
-        <w:spacing w:after="0" w:line="360" w:lineRule="auto"/>
-        <w:contextualSpacing/>
-        <w:jc w:val="both"/>
-        <w:rPr>
-          <w:rFonts w:asciiTheme="majorHAnsi" w:hAnsiTheme="majorHAnsi" w:cstheme="majorHAnsi"/>
-          <w:sz w:val="24"/>
-          <w:szCs w:val="24"/>
-          <w:lang w:val="en-US"/>
-        </w:rPr>
-      </w:pPr>
     </w:p>
     <w:p>
       <w:pPr>
@@ -9444,7 +9747,7 @@
           <w:lang w:val="en-US"/>
         </w:rPr>
       </w:pPr>
-      <w:bookmarkStart w:id="16" w:name="_Toc225340448"/>
+      <w:bookmarkStart w:id="16" w:name="_Toc225437372"/>
       <w:r>
         <w:rPr>
           <w:rFonts w:asciiTheme="majorHAnsi" w:hAnsiTheme="majorHAnsi" w:cstheme="majorHAnsi"/>
@@ -9481,7 +9784,25 @@
           <w:lang w:val="en-US"/>
         </w:rPr>
         <w:tab/>
-        <w:t>Orange là một phần mềm mã nguồn mở nổi bật trong lĩnh vực khai thác dữ liệu (data mining), học máy (machine learning) và trực quan hóa dữ liệu (data visualization), được phát triển bởi Đại học Ljubljana (Slovenia) và xây dựng trên nền tảng ngôn ngữ lập trình Python. Phần mềm này được thiết kế với mục tiêu hỗ trợ người dùng tiếp cận khoa học dữ liệu một cách trực quan, dễ hiểu và thuận tiện thông qua giao diện lập trình dạng kéo-thả (drag and drop). Thay vì phải viết nhiều dòng lệnh phức tạp, người dùng chỉ cần kết nối các khối chức năng gọi là widget để tạo thành một quy trình phân tích dữ liệu hoàn chỉnh, từ bước nhập dữ liệu, tiền xử lý, xây dựng mô hình cho đến đánh giá và trực quan hóa kết quả.</w:t>
+      </w:r>
+      <w:r>
+        <w:rPr>
+          <w:rFonts w:asciiTheme="majorHAnsi" w:hAnsiTheme="majorHAnsi" w:cstheme="majorHAnsi"/>
+          <w:b/>
+          <w:sz w:val="24"/>
+          <w:szCs w:val="24"/>
+          <w:lang w:val="en-US"/>
+        </w:rPr>
+        <w:t>Orange</w:t>
+      </w:r>
+      <w:r>
+        <w:rPr>
+          <w:rFonts w:asciiTheme="majorHAnsi" w:hAnsiTheme="majorHAnsi" w:cstheme="majorHAnsi"/>
+          <w:sz w:val="24"/>
+          <w:szCs w:val="24"/>
+          <w:lang w:val="en-US"/>
+        </w:rPr>
+        <w:t xml:space="preserve"> là một phần mềm mã nguồn mở nổi bật trong lĩnh vực khai thác dữ liệu (data mining), học máy (machine learning) và trực quan hóa dữ liệu (data visualization), được phát triển bởi Đại học Ljubljana (Slovenia) và xây dựng trên nền tảng ngôn ngữ lập trình Python. Phần mềm này được thiết kế với mục tiêu hỗ trợ người dùng tiếp cận khoa học dữ liệu một cách trực quan, dễ hiểu và thuận tiện thông qua giao diện lập trình dạng kéo-thả (drag and drop). Thay vì phải viết nhiều dòng lệnh phức tạp, người dùng chỉ cần kết nối các khối chức năng gọi là widget để tạo thành một quy trình phân tích dữ liệu hoàn chỉnh, từ bước nhập dữ liệu, tiền xử lý, xây dựng mô hình cho đến đánh giá và trực quan hóa kết quả.</w:t>
       </w:r>
     </w:p>
     <w:p>
@@ -9584,7 +9905,7 @@
           <w:lang w:val="en-US"/>
         </w:rPr>
       </w:pPr>
-      <w:bookmarkStart w:id="17" w:name="_Toc225340449"/>
+      <w:bookmarkStart w:id="17" w:name="_Toc225437373"/>
       <w:r>
         <w:rPr>
           <w:rFonts w:asciiTheme="majorHAnsi" w:hAnsiTheme="majorHAnsi" w:cstheme="majorHAnsi"/>
@@ -9618,11 +9939,40 @@
       <w:r>
         <w:rPr>
           <w:rFonts w:asciiTheme="majorHAnsi" w:hAnsiTheme="majorHAnsi" w:cstheme="majorHAnsi"/>
-          <w:sz w:val="24"/>
-          <w:szCs w:val="24"/>
-          <w:lang w:val="en-US"/>
-        </w:rPr>
-        <w:t>Phân lớp dữ liệu là một kỹ thuật quan trọng trong học máy và khai thác dữ liệu, thuộc nhóm học có giám sát. Mục tiêu của phân lớp là xây dựng một mô hình dự đoán có khả năng xác định dữ liệu mới thuộc về lớp (nhóm) nào dựa trên các đặc trưng đã học từ tập dữ liệu huấn luyện có sẵn nhãn.</w:t>
+          <w:b/>
+          <w:sz w:val="24"/>
+          <w:szCs w:val="24"/>
+          <w:lang w:val="en-US"/>
+        </w:rPr>
+        <w:t>Phân lớp dữ liệu</w:t>
+      </w:r>
+      <w:r>
+        <w:rPr>
+          <w:rFonts w:asciiTheme="majorHAnsi" w:hAnsiTheme="majorHAnsi" w:cstheme="majorHAnsi"/>
+          <w:b/>
+          <w:sz w:val="24"/>
+          <w:szCs w:val="24"/>
+          <w:lang w:val="en-US"/>
+        </w:rPr>
+        <w:t>:</w:t>
+      </w:r>
+      <w:r>
+        <w:rPr>
+          <w:rFonts w:asciiTheme="majorHAnsi" w:hAnsiTheme="majorHAnsi" w:cstheme="majorHAnsi"/>
+          <w:sz w:val="24"/>
+          <w:szCs w:val="24"/>
+          <w:lang w:val="en-US"/>
+        </w:rPr>
+        <w:t xml:space="preserve"> L</w:t>
+      </w:r>
+      <w:r>
+        <w:rPr>
+          <w:rFonts w:asciiTheme="majorHAnsi" w:hAnsiTheme="majorHAnsi" w:cstheme="majorHAnsi"/>
+          <w:sz w:val="24"/>
+          <w:szCs w:val="24"/>
+          <w:lang w:val="en-US"/>
+        </w:rPr>
+        <w:t>à một kỹ thuật quan trọng trong học máy và khai thác dữ liệu, thuộc nhóm học có giám sát. Mục tiêu của phân lớp là xây dựng một mô hình dự đoán có khả năng xác định dữ liệu mới thuộc về lớp (nhóm) nào dựa trên các đặc trưng đã học từ tập dữ liệu huấn luyện có sẵn nhãn.</w:t>
       </w:r>
       <w:r>
         <w:rPr>
@@ -9646,6 +9996,7 @@
           <w:id w:val="2121719483"/>
           <w:citation/>
         </w:sdtPr>
+        <w:sdtEndPr/>
         <w:sdtContent>
           <w:r>
             <w:rPr>
@@ -9683,6 +10034,8 @@
           <w:r>
             <w:rPr>
               <w:rFonts w:asciiTheme="majorHAnsi" w:hAnsiTheme="majorHAnsi" w:cstheme="majorHAnsi"/>
+              <w:b/>
+              <w:i/>
               <w:noProof/>
               <w:sz w:val="24"/>
               <w:szCs w:val="24"/>
@@ -9723,11 +10076,78 @@
       <w:r>
         <w:rPr>
           <w:rFonts w:asciiTheme="majorHAnsi" w:hAnsiTheme="majorHAnsi" w:cstheme="majorHAnsi"/>
-          <w:sz w:val="24"/>
-          <w:szCs w:val="24"/>
-          <w:lang w:val="en-US"/>
-        </w:rPr>
-        <w:t>Trong phân lớp, dữ liệu ban đầu sẽ được chia thành hai phần chính: tập huấn luyện và tập kiểm tra. Mô hình sẽ học từ tập huấn luyện để tìm ra quy luật, mối quan hệ giữa các thuộc tính và nhãn lớp. Sau đó, mô hình được đánh giá bằng cách dự đoán nhãn của dữ liệu trong tập kiểm tra nhằm xác định độ chính xác và hiệu quả hoạt động.</w:t>
+          <w:b/>
+          <w:sz w:val="24"/>
+          <w:szCs w:val="24"/>
+          <w:lang w:val="en-US"/>
+        </w:rPr>
+        <w:t>Trong phân lớp</w:t>
+      </w:r>
+      <w:r>
+        <w:rPr>
+          <w:rFonts w:asciiTheme="majorHAnsi" w:hAnsiTheme="majorHAnsi" w:cstheme="majorHAnsi"/>
+          <w:sz w:val="24"/>
+          <w:szCs w:val="24"/>
+          <w:lang w:val="en-US"/>
+        </w:rPr>
+        <w:t xml:space="preserve">, dữ liệu ban đầu sẽ được chia thành </w:t>
+      </w:r>
+      <w:r>
+        <w:rPr>
+          <w:rFonts w:asciiTheme="majorHAnsi" w:hAnsiTheme="majorHAnsi" w:cstheme="majorHAnsi"/>
+          <w:b/>
+          <w:sz w:val="24"/>
+          <w:szCs w:val="24"/>
+          <w:lang w:val="en-US"/>
+        </w:rPr>
+        <w:t>hai phần chính</w:t>
+      </w:r>
+      <w:r>
+        <w:rPr>
+          <w:rFonts w:asciiTheme="majorHAnsi" w:hAnsiTheme="majorHAnsi" w:cstheme="majorHAnsi"/>
+          <w:sz w:val="24"/>
+          <w:szCs w:val="24"/>
+          <w:lang w:val="en-US"/>
+        </w:rPr>
+        <w:t xml:space="preserve">: </w:t>
+      </w:r>
+      <w:r>
+        <w:rPr>
+          <w:rFonts w:asciiTheme="majorHAnsi" w:hAnsiTheme="majorHAnsi" w:cstheme="majorHAnsi"/>
+          <w:b/>
+          <w:sz w:val="24"/>
+          <w:szCs w:val="24"/>
+          <w:lang w:val="en-US"/>
+        </w:rPr>
+        <w:t>tập huấn luyện</w:t>
+      </w:r>
+      <w:r>
+        <w:rPr>
+          <w:rFonts w:asciiTheme="majorHAnsi" w:hAnsiTheme="majorHAnsi" w:cstheme="majorHAnsi"/>
+          <w:sz w:val="24"/>
+          <w:szCs w:val="24"/>
+          <w:lang w:val="en-US"/>
+        </w:rPr>
+        <w:t xml:space="preserve"> và </w:t>
+      </w:r>
+      <w:r>
+        <w:rPr>
+          <w:rFonts w:asciiTheme="majorHAnsi" w:hAnsiTheme="majorHAnsi" w:cstheme="majorHAnsi"/>
+          <w:b/>
+          <w:sz w:val="24"/>
+          <w:szCs w:val="24"/>
+          <w:lang w:val="en-US"/>
+        </w:rPr>
+        <w:t>tập kiểm tra</w:t>
+      </w:r>
+      <w:r>
+        <w:rPr>
+          <w:rFonts w:asciiTheme="majorHAnsi" w:hAnsiTheme="majorHAnsi" w:cstheme="majorHAnsi"/>
+          <w:sz w:val="24"/>
+          <w:szCs w:val="24"/>
+          <w:lang w:val="en-US"/>
+        </w:rPr>
+        <w:t>. Mô hình sẽ học từ tập huấn luyện để tìm ra quy luật, mối quan hệ giữa các thuộc tính và nhãn lớp. Sau đó, mô hình được đánh giá bằng cách dự đoán nhãn của dữ liệu trong tập kiểm tra nhằm xác định độ chính xác và hiệu quả hoạt động.</w:t>
       </w:r>
       <w:r>
         <w:rPr>
@@ -9787,7 +10207,7 @@
           <w:lang w:val="en-US"/>
         </w:rPr>
       </w:pPr>
-      <w:bookmarkStart w:id="18" w:name="_Toc225340450"/>
+      <w:bookmarkStart w:id="18" w:name="_Toc225437374"/>
       <w:r>
         <w:rPr>
           <w:rFonts w:asciiTheme="majorHAnsi" w:hAnsiTheme="majorHAnsi" w:cstheme="majorHAnsi"/>
@@ -9849,7 +10269,43 @@
           <w:sz w:val="24"/>
           <w:szCs w:val="24"/>
         </w:rPr>
-        <w:t xml:space="preserve"> sử dụng dataset từ Kaggle, hai mô hình phân lớp phù hợp nhất là </w:t>
+        <w:t xml:space="preserve"> sử dụng dataset từ Kaggle, hai mô hình phân lớp </w:t>
+      </w:r>
+      <w:r>
+        <w:rPr>
+          <w:rFonts w:asciiTheme="majorHAnsi" w:hAnsiTheme="majorHAnsi" w:cstheme="majorHAnsi"/>
+          <w:sz w:val="24"/>
+          <w:szCs w:val="24"/>
+          <w:lang w:val="en-US"/>
+        </w:rPr>
+        <w:t>mà nhóm lựa chọn</w:t>
+      </w:r>
+      <w:bookmarkStart w:id="19" w:name="_GoBack"/>
+      <w:bookmarkEnd w:id="19"/>
+      <w:r>
+        <w:rPr>
+          <w:rFonts w:asciiTheme="majorHAnsi" w:hAnsiTheme="majorHAnsi" w:cstheme="majorHAnsi"/>
+          <w:sz w:val="24"/>
+          <w:szCs w:val="24"/>
+        </w:rPr>
+        <w:t xml:space="preserve"> là</w:t>
+      </w:r>
+      <w:r>
+        <w:rPr>
+          <w:rFonts w:asciiTheme="majorHAnsi" w:hAnsiTheme="majorHAnsi" w:cstheme="majorHAnsi"/>
+          <w:sz w:val="24"/>
+          <w:szCs w:val="24"/>
+          <w:lang w:val="en-US"/>
+        </w:rPr>
+        <w:t>:</w:t>
+      </w:r>
+      <w:r>
+        <w:rPr>
+          <w:rFonts w:asciiTheme="majorHAnsi" w:hAnsiTheme="majorHAnsi" w:cstheme="majorHAnsi"/>
+          <w:sz w:val="24"/>
+          <w:szCs w:val="24"/>
+        </w:rPr>
+        <w:t xml:space="preserve"> </w:t>
       </w:r>
       <w:r>
         <w:rPr>
@@ -9909,7 +10365,7 @@
           <w:lang w:val="en-US"/>
         </w:rPr>
       </w:pPr>
-      <w:bookmarkStart w:id="19" w:name="_Toc225340451"/>
+      <w:bookmarkStart w:id="20" w:name="_Toc225437375"/>
       <w:r>
         <w:rPr>
           <w:rFonts w:asciiTheme="majorHAnsi" w:hAnsiTheme="majorHAnsi" w:cstheme="majorHAnsi"/>
@@ -9919,7 +10375,7 @@
         </w:rPr>
         <w:t>Tổng quan về Decision Tree (Tree)</w:t>
       </w:r>
-      <w:bookmarkEnd w:id="19"/>
+      <w:bookmarkEnd w:id="20"/>
     </w:p>
     <w:p>
       <w:pPr>
@@ -9940,25 +10396,37 @@
       <w:r>
         <w:rPr>
           <w:rFonts w:asciiTheme="majorHAnsi" w:hAnsiTheme="majorHAnsi" w:cstheme="majorHAnsi"/>
-          <w:sz w:val="24"/>
-          <w:szCs w:val="24"/>
-          <w:lang w:val="en-US"/>
-        </w:rPr>
-        <w:t>Decision Tree (Cây quyết định) là một thuật toán học máy có giám sát, được sử dụng cho cả bài toán phân lớp và hồi quy. Mô hình hoạt động dựa trên việc chia dữ liệu thành các tập con theo các điều kiện của thuộc tính đầu vào, từ đó xây dựng một cấu trúc dạng cây. Trong cấu trúc này, nút gốc đại diện cho toàn bộ tập dữ liệu, các nút trung gian biểu thị các điều kiện phân chia, và các nút lá thể hiện nhãn lớp hoặc giá trị dự đoán cuối cùng. Decision Tree cho phép biểu diễn quá trình ra quyết định dưới dạng các quy tắc “if–then”, giúp mô hình có tính trực quan và dễ giải thích</w:t>
-      </w:r>
-      <w:r>
-        <w:rPr>
-          <w:rFonts w:asciiTheme="majorHAnsi" w:hAnsiTheme="majorHAnsi" w:cstheme="majorHAnsi"/>
-          <w:sz w:val="24"/>
-          <w:szCs w:val="24"/>
-          <w:lang w:val="en-US"/>
-        </w:rPr>
-        <w:t xml:space="preserve"> (</w:t>
+          <w:b/>
+          <w:sz w:val="24"/>
+          <w:szCs w:val="24"/>
+          <w:lang w:val="en-US"/>
+        </w:rPr>
+        <w:t>Decision Tree (Cây quyết định)</w:t>
+      </w:r>
+      <w:r>
+        <w:rPr>
+          <w:rFonts w:asciiTheme="majorHAnsi" w:hAnsiTheme="majorHAnsi" w:cstheme="majorHAnsi"/>
+          <w:sz w:val="24"/>
+          <w:szCs w:val="24"/>
+          <w:lang w:val="en-US"/>
+        </w:rPr>
+        <w:t>: L</w:t>
+      </w:r>
+      <w:r>
+        <w:rPr>
+          <w:rFonts w:asciiTheme="majorHAnsi" w:hAnsiTheme="majorHAnsi" w:cstheme="majorHAnsi"/>
+          <w:sz w:val="24"/>
+          <w:szCs w:val="24"/>
+          <w:lang w:val="en-US"/>
+        </w:rPr>
+        <w:t>à một thuật toán học máy có giám sát, được sử dụng cho cả bài toán phân lớp và hồi quy. Mô hình hoạt động dựa trên việc chia dữ liệu thành các tập con theo các điều kiện của thuộc tính đầu vào, từ đó xây dựng một cấu trúc dạng cây. Trong cấu trúc này, nút gốc đại diện cho toàn bộ tập dữ liệu, các nút trung gian biểu thị các điều kiện phân chia, và các nút lá thể hiện nhãn lớp hoặc giá trị dự đoán cuối cùng. Decision Tree cho phép biểu diễn quá trình ra quyết định dưới dạng các quy tắc “if–then”, giúp mô hình có tính trực quan và dễ giải thích</w:t>
       </w:r>
       <w:sdt>
         <w:sdtPr>
           <w:rPr>
             <w:rFonts w:asciiTheme="majorHAnsi" w:hAnsiTheme="majorHAnsi" w:cstheme="majorHAnsi"/>
+            <w:b/>
+            <w:i/>
             <w:sz w:val="24"/>
             <w:szCs w:val="24"/>
             <w:lang w:val="en-US"/>
@@ -9966,6 +10434,7 @@
           <w:id w:val="1091442175"/>
           <w:citation/>
         </w:sdtPr>
+        <w:sdtEndPr/>
         <w:sdtContent>
           <w:r>
             <w:rPr>
@@ -10010,17 +10479,7 @@
               <w:szCs w:val="24"/>
               <w:lang w:val="en-US"/>
             </w:rPr>
-            <w:t xml:space="preserve"> </w:t>
-          </w:r>
-          <w:r>
-            <w:rPr>
-              <w:rFonts w:asciiTheme="majorHAnsi" w:hAnsiTheme="majorHAnsi" w:cstheme="majorHAnsi"/>
-              <w:noProof/>
-              <w:sz w:val="24"/>
-              <w:szCs w:val="24"/>
-              <w:lang w:val="en-US"/>
-            </w:rPr>
-            <w:t>(Classification and Regression Trees, 1984)</w:t>
+            <w:t xml:space="preserve"> (Classification and Regression Trees, 1984)</w:t>
           </w:r>
           <w:r>
             <w:rPr>
@@ -10042,7 +10501,7 @@
           <w:szCs w:val="24"/>
           <w:lang w:val="en-US"/>
         </w:rPr>
-        <w:t>)</w:t>
+        <w:t>.</w:t>
       </w:r>
     </w:p>
     <w:p>
@@ -10056,6 +10515,8 @@
         <w:jc w:val="both"/>
         <w:rPr>
           <w:rFonts w:asciiTheme="majorHAnsi" w:hAnsiTheme="majorHAnsi" w:cstheme="majorHAnsi"/>
+          <w:b/>
+          <w:i/>
           <w:sz w:val="24"/>
           <w:szCs w:val="24"/>
           <w:lang w:val="en-US"/>
@@ -10069,15 +10530,6 @@
           <w:lang w:val="en-US"/>
         </w:rPr>
         <w:t xml:space="preserve">Một ưu điểm nổi bật của Decision Tree là khả năng xử lý dữ liệu mà không yêu cầu chuẩn hóa hoặc biến đổi phức tạp, đồng thời có thể nắm bắt được các mối quan hệ phi tuyến giữa các thuộc tính và biến mục tiêu. Ngoài ra, do cấu trúc cây dễ quan sát nên Decision Tree thường được sử dụng trong các bài toán cần giải thích rõ ràng quá trình phân loại. Tuy nhiên, mô hình này cũng tồn tại hạn chế là dễ gặp hiện tượng overfitting khi cây phát triển quá sâu hoặc dữ liệu huấn luyện chứa nhiễu, dẫn đến khả năng tổng quát hóa kém trên dữ liệu mới </w:t>
-      </w:r>
-      <w:r>
-        <w:rPr>
-          <w:rFonts w:asciiTheme="majorHAnsi" w:hAnsiTheme="majorHAnsi" w:cstheme="majorHAnsi"/>
-          <w:sz w:val="24"/>
-          <w:szCs w:val="24"/>
-          <w:lang w:val="en-US"/>
-        </w:rPr>
-        <w:t>(</w:t>
       </w:r>
       <w:sdt>
         <w:sdtPr>
@@ -10092,6 +10544,7 @@
           <w:id w:val="527915429"/>
           <w:citation/>
         </w:sdtPr>
+        <w:sdtEndPr/>
         <w:sdtContent>
           <w:r>
             <w:rPr>
@@ -10136,17 +10589,7 @@
               <w:szCs w:val="24"/>
               <w:lang w:val="en-US"/>
             </w:rPr>
-            <w:t xml:space="preserve"> </w:t>
-          </w:r>
-          <w:r>
-            <w:rPr>
-              <w:rFonts w:asciiTheme="majorHAnsi" w:hAnsiTheme="majorHAnsi" w:cstheme="majorHAnsi"/>
-              <w:noProof/>
-              <w:sz w:val="24"/>
-              <w:szCs w:val="24"/>
-              <w:lang w:val="en-US"/>
-            </w:rPr>
-            <w:t>(Classification and Regression Trees, 1984)</w:t>
+            <w:t xml:space="preserve"> (Classification and Regression Trees, 1984)</w:t>
           </w:r>
           <w:r>
             <w:rPr>
@@ -10185,6 +10628,7 @@
           <w:id w:val="789630948"/>
           <w:citation/>
         </w:sdtPr>
+        <w:sdtEndPr/>
         <w:sdtContent>
           <w:r>
             <w:rPr>
@@ -10222,6 +10666,8 @@
           <w:r>
             <w:rPr>
               <w:rFonts w:asciiTheme="majorHAnsi" w:hAnsiTheme="majorHAnsi" w:cstheme="majorHAnsi"/>
+              <w:b/>
+              <w:i/>
               <w:noProof/>
               <w:sz w:val="24"/>
               <w:szCs w:val="24"/>
@@ -10242,15 +10688,6 @@
           </w:r>
         </w:sdtContent>
       </w:sdt>
-      <w:r>
-        <w:rPr>
-          <w:rFonts w:asciiTheme="majorHAnsi" w:hAnsiTheme="majorHAnsi" w:cstheme="majorHAnsi"/>
-          <w:sz w:val="24"/>
-          <w:szCs w:val="24"/>
-          <w:lang w:val="en-US"/>
-        </w:rPr>
-        <w:t>)</w:t>
-      </w:r>
     </w:p>
     <w:p>
       <w:pPr>
@@ -10281,7 +10718,7 @@
         </w:rPr>
         <w:t xml:space="preserve"> </w:t>
       </w:r>
-      <w:bookmarkStart w:id="20" w:name="_Toc225340452"/>
+      <w:bookmarkStart w:id="21" w:name="_Toc225437376"/>
       <w:r>
         <w:rPr>
           <w:rFonts w:asciiTheme="majorHAnsi" w:hAnsiTheme="majorHAnsi" w:cstheme="majorHAnsi"/>
@@ -10291,7 +10728,7 @@
         </w:rPr>
         <w:t>Tổng quan về Random Forest</w:t>
       </w:r>
-      <w:bookmarkEnd w:id="20"/>
+      <w:bookmarkEnd w:id="21"/>
     </w:p>
     <w:p>
       <w:pPr>
@@ -10312,134 +10749,30 @@
       <w:r>
         <w:rPr>
           <w:rFonts w:asciiTheme="majorHAnsi" w:hAnsiTheme="majorHAnsi" w:cstheme="majorHAnsi"/>
-          <w:sz w:val="24"/>
-          <w:szCs w:val="24"/>
-          <w:lang w:val="en-US"/>
-        </w:rPr>
-        <w:t xml:space="preserve">Random Forest là một mô hình học máy tổ hợp (ensemble learning), được xây dựng bằng cách kết hợp nhiều cây quyết định độc lập nhằm cải thiện hiệu suất dự đoán. Ý tưởng cốt lõi của Random Forest là tạo ra nhiều Decision Tree khác nhau thông qua việc chọn ngẫu nhiên tập mẫu huấn luyện và tập thuộc tính tại mỗi quá trình phân nhánh. Kết quả dự đoán cuối cùng của mô hình được xác định dựa trên nguyên tắc bỏ phiếu đa số (đối với phân lớp) hoặc trung bình (đối với hồi quy). Mô hình này được đề xuất bởi </w:t>
-      </w:r>
-      <w:sdt>
-        <w:sdtPr>
-          <w:rPr>
-            <w:rFonts w:asciiTheme="majorHAnsi" w:hAnsiTheme="majorHAnsi" w:cstheme="majorHAnsi"/>
-            <w:sz w:val="24"/>
-            <w:szCs w:val="24"/>
-            <w:lang w:val="en-US"/>
-          </w:rPr>
-          <w:id w:val="-1846317308"/>
-          <w:citation/>
-        </w:sdtPr>
-        <w:sdtContent>
-          <w:r>
-            <w:rPr>
-              <w:rFonts w:asciiTheme="majorHAnsi" w:hAnsiTheme="majorHAnsi" w:cstheme="majorHAnsi"/>
-              <w:b/>
-              <w:i/>
-              <w:sz w:val="24"/>
-              <w:szCs w:val="24"/>
-              <w:lang w:val="en-US"/>
-            </w:rPr>
-            <w:fldChar w:fldCharType="begin"/>
-          </w:r>
-          <w:r>
-            <w:rPr>
-              <w:rFonts w:asciiTheme="majorHAnsi" w:hAnsiTheme="majorHAnsi" w:cstheme="majorHAnsi"/>
-              <w:b/>
-              <w:i/>
-              <w:sz w:val="24"/>
-              <w:szCs w:val="24"/>
-              <w:lang w:val="en-US"/>
-            </w:rPr>
-            <w:instrText xml:space="preserve"> CITATION Bre01 \l 1033 </w:instrText>
-          </w:r>
-          <w:r>
-            <w:rPr>
-              <w:rFonts w:asciiTheme="majorHAnsi" w:hAnsiTheme="majorHAnsi" w:cstheme="majorHAnsi"/>
-              <w:b/>
-              <w:i/>
-              <w:sz w:val="24"/>
-              <w:szCs w:val="24"/>
-              <w:lang w:val="en-US"/>
-            </w:rPr>
-            <w:fldChar w:fldCharType="separate"/>
-          </w:r>
-          <w:r>
-            <w:rPr>
-              <w:rFonts w:asciiTheme="majorHAnsi" w:hAnsiTheme="majorHAnsi" w:cstheme="majorHAnsi"/>
-              <w:noProof/>
-              <w:sz w:val="24"/>
-              <w:szCs w:val="24"/>
-              <w:lang w:val="en-US"/>
-            </w:rPr>
-            <w:t>(Breiman, 2001)</w:t>
-          </w:r>
-          <w:r>
-            <w:rPr>
-              <w:rFonts w:asciiTheme="majorHAnsi" w:hAnsiTheme="majorHAnsi" w:cstheme="majorHAnsi"/>
-              <w:b/>
-              <w:i/>
-              <w:sz w:val="24"/>
-              <w:szCs w:val="24"/>
-              <w:lang w:val="en-US"/>
-            </w:rPr>
-            <w:fldChar w:fldCharType="end"/>
-          </w:r>
-        </w:sdtContent>
-      </w:sdt>
-      <w:r>
-        <w:rPr>
-          <w:rFonts w:asciiTheme="majorHAnsi" w:hAnsiTheme="majorHAnsi" w:cstheme="majorHAnsi"/>
-          <w:sz w:val="24"/>
-          <w:szCs w:val="24"/>
-          <w:lang w:val="en-US"/>
-        </w:rPr>
-        <w:t xml:space="preserve"> </w:t>
-      </w:r>
-      <w:r>
-        <w:rPr>
-          <w:rFonts w:asciiTheme="majorHAnsi" w:hAnsiTheme="majorHAnsi" w:cstheme="majorHAnsi"/>
-          <w:sz w:val="24"/>
-          <w:szCs w:val="24"/>
-          <w:lang w:val="en-US"/>
-        </w:rPr>
-        <w:t>và nhanh chóng trở thành một trong những thuật toán phổ biến nhất trong học máy.</w:t>
-      </w:r>
-    </w:p>
-    <w:p>
-      <w:pPr>
-        <w:pStyle w:val="ListParagraph"/>
-        <w:tabs>
-          <w:tab w:val="left" w:pos="851"/>
-        </w:tabs>
-        <w:spacing w:after="0" w:line="360" w:lineRule="auto"/>
-        <w:ind w:left="0" w:firstLine="720"/>
-        <w:jc w:val="both"/>
-        <w:rPr>
-          <w:rFonts w:asciiTheme="majorHAnsi" w:hAnsiTheme="majorHAnsi" w:cstheme="majorHAnsi"/>
-          <w:b/>
-          <w:i/>
-          <w:sz w:val="24"/>
-          <w:szCs w:val="24"/>
-          <w:lang w:val="en-US"/>
-        </w:rPr>
-      </w:pPr>
-      <w:r>
-        <w:rPr>
-          <w:rFonts w:asciiTheme="majorHAnsi" w:hAnsiTheme="majorHAnsi" w:cstheme="majorHAnsi"/>
-          <w:sz w:val="24"/>
-          <w:szCs w:val="24"/>
-          <w:lang w:val="en-US"/>
-        </w:rPr>
-        <w:t xml:space="preserve">Nhờ việc kết hợp nhiều cây quyết định, Random Forest giúp giảm hiện tượng overfitting thường gặp ở Decision Tree đơn lẻ, đồng thời nâng cao khả năng tổng quát hóa trên dữ liệu chưa từng thấy. Bên cạnh đó, Random Forest có khả năng xử lý tốt các bộ dữ liệu có nhiều thuộc tính và mối quan hệ phức tạp, cũng như cung cấp thông tin về mức độ quan trọng của từng biến đầu vào trong quá trình dự đoán. Tuy nhiên, nhược điểm của mô hình này là thời gian huấn luyện và tính toán lớn hơn, đồng thời khó giải thích trực quan do không thể biểu diễn bằng một sơ đồ cây duy nhất </w:t>
-      </w:r>
-      <w:r>
-        <w:rPr>
-          <w:rFonts w:asciiTheme="majorHAnsi" w:hAnsiTheme="majorHAnsi" w:cstheme="majorHAnsi"/>
-          <w:sz w:val="24"/>
-          <w:szCs w:val="24"/>
-          <w:lang w:val="en-US"/>
-        </w:rPr>
-        <w:t>(</w:t>
+          <w:b/>
+          <w:sz w:val="24"/>
+          <w:szCs w:val="24"/>
+          <w:lang w:val="en-US"/>
+        </w:rPr>
+        <w:t>Random Forest</w:t>
+      </w:r>
+      <w:r>
+        <w:rPr>
+          <w:rFonts w:asciiTheme="majorHAnsi" w:hAnsiTheme="majorHAnsi" w:cstheme="majorHAnsi"/>
+          <w:sz w:val="24"/>
+          <w:szCs w:val="24"/>
+          <w:lang w:val="en-US"/>
+        </w:rPr>
+        <w:t>: L</w:t>
+      </w:r>
+      <w:r>
+        <w:rPr>
+          <w:rFonts w:asciiTheme="majorHAnsi" w:hAnsiTheme="majorHAnsi" w:cstheme="majorHAnsi"/>
+          <w:sz w:val="24"/>
+          <w:szCs w:val="24"/>
+          <w:lang w:val="en-US"/>
+        </w:rPr>
+        <w:t xml:space="preserve">à một mô hình học máy tổ hợp (ensemble learning), được xây dựng bằng cách kết hợp nhiều cây quyết định độc lập nhằm cải thiện hiệu suất dự đoán. Ý tưởng cốt lõi của Random Forest là tạo ra nhiều Decision Tree khác nhau thông qua việc chọn ngẫu nhiên tập mẫu huấn luyện và tập thuộc tính tại mỗi quá trình phân nhánh. Kết quả dự đoán cuối cùng của mô hình được xác định dựa trên nguyên tắc bỏ phiếu đa số (đối với phân lớp) hoặc trung bình (đối với hồi quy). Mô hình này được đề xuất bởi </w:t>
       </w:r>
       <w:sdt>
         <w:sdtPr>
@@ -10451,9 +10784,10 @@
             <w:szCs w:val="24"/>
             <w:lang w:val="en-US"/>
           </w:rPr>
-          <w:id w:val="1991982014"/>
+          <w:id w:val="-1846317308"/>
           <w:citation/>
         </w:sdtPr>
+        <w:sdtEndPr/>
         <w:sdtContent>
           <w:r>
             <w:rPr>
@@ -10498,16 +10832,6 @@
               <w:szCs w:val="24"/>
               <w:lang w:val="en-US"/>
             </w:rPr>
-            <w:t xml:space="preserve"> </w:t>
-          </w:r>
-          <w:r>
-            <w:rPr>
-              <w:rFonts w:asciiTheme="majorHAnsi" w:hAnsiTheme="majorHAnsi" w:cstheme="majorHAnsi"/>
-              <w:noProof/>
-              <w:sz w:val="24"/>
-              <w:szCs w:val="24"/>
-              <w:lang w:val="en-US"/>
-            </w:rPr>
             <w:t>(Breiman, 2001)</w:t>
           </w:r>
           <w:r>
@@ -10526,6 +10850,134 @@
       <w:r>
         <w:rPr>
           <w:rFonts w:asciiTheme="majorHAnsi" w:hAnsiTheme="majorHAnsi" w:cstheme="majorHAnsi"/>
+          <w:sz w:val="24"/>
+          <w:szCs w:val="24"/>
+          <w:lang w:val="en-US"/>
+        </w:rPr>
+        <w:t xml:space="preserve"> </w:t>
+      </w:r>
+      <w:r>
+        <w:rPr>
+          <w:rFonts w:asciiTheme="majorHAnsi" w:hAnsiTheme="majorHAnsi" w:cstheme="majorHAnsi"/>
+          <w:sz w:val="24"/>
+          <w:szCs w:val="24"/>
+          <w:lang w:val="en-US"/>
+        </w:rPr>
+        <w:t>và nhanh chóng trở thành một trong những thuật toán phổ biến nhất trong học máy.</w:t>
+      </w:r>
+    </w:p>
+    <w:p>
+      <w:pPr>
+        <w:pStyle w:val="ListParagraph"/>
+        <w:tabs>
+          <w:tab w:val="left" w:pos="851"/>
+        </w:tabs>
+        <w:spacing w:after="0" w:line="360" w:lineRule="auto"/>
+        <w:ind w:left="0" w:firstLine="720"/>
+        <w:jc w:val="both"/>
+        <w:rPr>
+          <w:rFonts w:asciiTheme="majorHAnsi" w:hAnsiTheme="majorHAnsi" w:cstheme="majorHAnsi"/>
+          <w:b/>
+          <w:i/>
+          <w:sz w:val="24"/>
+          <w:szCs w:val="24"/>
+          <w:lang w:val="en-US"/>
+        </w:rPr>
+      </w:pPr>
+      <w:r>
+        <w:rPr>
+          <w:rFonts w:asciiTheme="majorHAnsi" w:hAnsiTheme="majorHAnsi" w:cstheme="majorHAnsi"/>
+          <w:sz w:val="24"/>
+          <w:szCs w:val="24"/>
+          <w:lang w:val="en-US"/>
+        </w:rPr>
+        <w:t>Nhờ việc kết hợp nhiều cây quyết định, Random Forest giúp giảm hiện tượng overfitting thường gặp ở Decision Tree đơn lẻ, đồng thời nâng cao khả năng tổng quát hóa trên dữ liệu chưa từng thấy. Bên cạnh đó, Random Forest có khả năng xử lý tốt các bộ dữ liệu có nhiều thuộc tính và mối quan hệ phức tạp, cũng như cung cấp thông tin về mức độ quan trọng của từng biến đầu vào trong quá trình dự đoán. Tuy nhiên, nhược điểm của mô hình này là thời gian huấn luyện và tính toán lớn hơn, đồng thời khó giải thích trực quan do không thể biểu diễn bằng một sơ đồ cây duy nhấ</w:t>
+      </w:r>
+      <w:r>
+        <w:rPr>
+          <w:rFonts w:asciiTheme="majorHAnsi" w:hAnsiTheme="majorHAnsi" w:cstheme="majorHAnsi"/>
+          <w:sz w:val="24"/>
+          <w:szCs w:val="24"/>
+          <w:lang w:val="en-US"/>
+        </w:rPr>
+        <w:t>t</w:t>
+      </w:r>
+      <w:sdt>
+        <w:sdtPr>
+          <w:rPr>
+            <w:rFonts w:asciiTheme="majorHAnsi" w:hAnsiTheme="majorHAnsi" w:cstheme="majorHAnsi"/>
+            <w:b/>
+            <w:i/>
+            <w:sz w:val="24"/>
+            <w:szCs w:val="24"/>
+            <w:lang w:val="en-US"/>
+          </w:rPr>
+          <w:id w:val="1991982014"/>
+          <w:citation/>
+        </w:sdtPr>
+        <w:sdtEndPr/>
+        <w:sdtContent>
+          <w:r>
+            <w:rPr>
+              <w:rFonts w:asciiTheme="majorHAnsi" w:hAnsiTheme="majorHAnsi" w:cstheme="majorHAnsi"/>
+              <w:b/>
+              <w:i/>
+              <w:sz w:val="24"/>
+              <w:szCs w:val="24"/>
+              <w:lang w:val="en-US"/>
+            </w:rPr>
+            <w:fldChar w:fldCharType="begin"/>
+          </w:r>
+          <w:r>
+            <w:rPr>
+              <w:rFonts w:asciiTheme="majorHAnsi" w:hAnsiTheme="majorHAnsi" w:cstheme="majorHAnsi"/>
+              <w:b/>
+              <w:i/>
+              <w:sz w:val="24"/>
+              <w:szCs w:val="24"/>
+              <w:lang w:val="en-US"/>
+            </w:rPr>
+            <w:instrText xml:space="preserve"> CITATION Bre01 \l 1033 </w:instrText>
+          </w:r>
+          <w:r>
+            <w:rPr>
+              <w:rFonts w:asciiTheme="majorHAnsi" w:hAnsiTheme="majorHAnsi" w:cstheme="majorHAnsi"/>
+              <w:b/>
+              <w:i/>
+              <w:sz w:val="24"/>
+              <w:szCs w:val="24"/>
+              <w:lang w:val="en-US"/>
+            </w:rPr>
+            <w:fldChar w:fldCharType="separate"/>
+          </w:r>
+          <w:r>
+            <w:rPr>
+              <w:rFonts w:asciiTheme="majorHAnsi" w:hAnsiTheme="majorHAnsi" w:cstheme="majorHAnsi"/>
+              <w:b/>
+              <w:i/>
+              <w:noProof/>
+              <w:sz w:val="24"/>
+              <w:szCs w:val="24"/>
+              <w:lang w:val="en-US"/>
+            </w:rPr>
+            <w:t xml:space="preserve"> (Breiman, 2001)</w:t>
+          </w:r>
+          <w:r>
+            <w:rPr>
+              <w:rFonts w:asciiTheme="majorHAnsi" w:hAnsiTheme="majorHAnsi" w:cstheme="majorHAnsi"/>
+              <w:b/>
+              <w:i/>
+              <w:sz w:val="24"/>
+              <w:szCs w:val="24"/>
+              <w:lang w:val="en-US"/>
+            </w:rPr>
+            <w:fldChar w:fldCharType="end"/>
+          </w:r>
+        </w:sdtContent>
+      </w:sdt>
+      <w:r>
+        <w:rPr>
+          <w:rFonts w:asciiTheme="majorHAnsi" w:hAnsiTheme="majorHAnsi" w:cstheme="majorHAnsi"/>
           <w:b/>
           <w:i/>
           <w:sz w:val="24"/>
@@ -10547,6 +10999,7 @@
           <w:id w:val="910586489"/>
           <w:citation/>
         </w:sdtPr>
+        <w:sdtEndPr/>
         <w:sdtContent>
           <w:r>
             <w:rPr>
@@ -10584,6 +11037,8 @@
           <w:r>
             <w:rPr>
               <w:rFonts w:asciiTheme="majorHAnsi" w:hAnsiTheme="majorHAnsi" w:cstheme="majorHAnsi"/>
+              <w:b/>
+              <w:i/>
               <w:noProof/>
               <w:sz w:val="24"/>
               <w:szCs w:val="24"/>
@@ -10604,15 +11059,6 @@
           </w:r>
         </w:sdtContent>
       </w:sdt>
-      <w:r>
-        <w:rPr>
-          <w:rFonts w:asciiTheme="majorHAnsi" w:hAnsiTheme="majorHAnsi" w:cstheme="majorHAnsi"/>
-          <w:sz w:val="24"/>
-          <w:szCs w:val="24"/>
-          <w:lang w:val="en-US"/>
-        </w:rPr>
-        <w:t>)</w:t>
-      </w:r>
     </w:p>
     <w:p>
       <w:pPr>
@@ -10636,7 +11082,7 @@
           <w:lang w:val="en-US"/>
         </w:rPr>
       </w:pPr>
-      <w:bookmarkStart w:id="21" w:name="_Toc225340453"/>
+      <w:bookmarkStart w:id="22" w:name="_Toc225437377"/>
       <w:r>
         <w:rPr>
           <w:rFonts w:asciiTheme="majorHAnsi" w:hAnsiTheme="majorHAnsi" w:cstheme="majorHAnsi"/>
@@ -10647,7 +11093,7 @@
         </w:rPr>
         <w:t>KỊCH BẢN THỰC NGHIỆM</w:t>
       </w:r>
-      <w:bookmarkEnd w:id="21"/>
+      <w:bookmarkEnd w:id="22"/>
     </w:p>
     <w:p>
       <w:pPr>
@@ -10671,7 +11117,7 @@
           <w:lang w:val="en-US"/>
         </w:rPr>
       </w:pPr>
-      <w:bookmarkStart w:id="22" w:name="_Toc225340454"/>
+      <w:bookmarkStart w:id="23" w:name="_Toc225437378"/>
       <w:r>
         <w:rPr>
           <w:rFonts w:asciiTheme="majorHAnsi" w:hAnsiTheme="majorHAnsi" w:cstheme="majorHAnsi"/>
@@ -10682,7 +11128,7 @@
         </w:rPr>
         <w:t>Phân tích dữ liệu</w:t>
       </w:r>
-      <w:bookmarkEnd w:id="22"/>
+      <w:bookmarkEnd w:id="23"/>
     </w:p>
     <w:p>
       <w:pPr>
@@ -10714,7 +11160,7 @@
         </w:rPr>
         <w:t xml:space="preserve"> </w:t>
       </w:r>
-      <w:bookmarkStart w:id="23" w:name="_Toc225340455"/>
+      <w:bookmarkStart w:id="24" w:name="_Toc225437379"/>
       <w:r>
         <w:rPr>
           <w:rFonts w:asciiTheme="majorHAnsi" w:hAnsiTheme="majorHAnsi" w:cstheme="majorHAnsi"/>
@@ -10724,7 +11170,7 @@
         </w:rPr>
         <w:t>Tiền xử lý dữ liệu</w:t>
       </w:r>
-      <w:bookmarkEnd w:id="23"/>
+      <w:bookmarkEnd w:id="24"/>
     </w:p>
     <w:p>
       <w:pPr>
@@ -10762,6 +11208,7 @@
           <w:id w:val="1931164441"/>
           <w:citation/>
         </w:sdtPr>
+        <w:sdtEndPr/>
         <w:sdtContent>
           <w:r>
             <w:rPr>
@@ -10826,7 +11273,45 @@
           <w:szCs w:val="24"/>
           <w:lang w:val="en-US"/>
         </w:rPr>
-        <w:t xml:space="preserve"> không chứa giá trị bị thiếu và không phát hiện các phần tử ngoại biên nghiêm trọng, nhóm vẫn tiến hành các bước kiểm tra cần thiết nhằm đảm bảo chất lượng dữ liệu trước khi đưa vào mô hình học máy. Cụ thể</w:t>
+        <w:t xml:space="preserve"> </w:t>
+      </w:r>
+      <w:r>
+        <w:rPr>
+          <w:rFonts w:asciiTheme="majorHAnsi" w:hAnsiTheme="majorHAnsi" w:cstheme="majorHAnsi"/>
+          <w:b/>
+          <w:sz w:val="24"/>
+          <w:szCs w:val="24"/>
+          <w:lang w:val="en-US"/>
+        </w:rPr>
+        <w:t>không chứa giá trị bị thiếu</w:t>
+      </w:r>
+      <w:r>
+        <w:rPr>
+          <w:rFonts w:asciiTheme="majorHAnsi" w:hAnsiTheme="majorHAnsi" w:cstheme="majorHAnsi"/>
+          <w:sz w:val="24"/>
+          <w:szCs w:val="24"/>
+          <w:lang w:val="en-US"/>
+        </w:rPr>
+        <w:t xml:space="preserve"> và </w:t>
+      </w:r>
+      <w:r>
+        <w:rPr>
+          <w:rFonts w:asciiTheme="majorHAnsi" w:hAnsiTheme="majorHAnsi" w:cstheme="majorHAnsi"/>
+          <w:b/>
+          <w:sz w:val="24"/>
+          <w:szCs w:val="24"/>
+          <w:lang w:val="en-US"/>
+        </w:rPr>
+        <w:t>không phát hiện các phần tử ngoại biên nghiêm trọng</w:t>
+      </w:r>
+      <w:r>
+        <w:rPr>
+          <w:rFonts w:asciiTheme="majorHAnsi" w:hAnsiTheme="majorHAnsi" w:cstheme="majorHAnsi"/>
+          <w:sz w:val="24"/>
+          <w:szCs w:val="24"/>
+          <w:lang w:val="en-US"/>
+        </w:rPr>
+        <w:t>, nhóm vẫn tiến hành các bước kiểm tra cần thiết nhằm đảm bảo chất lượng dữ liệu trước khi đưa vào mô hình học máy. Cụ thể</w:t>
       </w:r>
       <w:r>
         <w:rPr>
@@ -10844,7 +11329,26 @@
           <w:szCs w:val="24"/>
           <w:lang w:val="en-US"/>
         </w:rPr>
-        <w:t>kiểm tra tính hợp lệ của các thuộc tính, xác nhận kiểu dữ liệu phù hợp và quan sát phân phối của các biến thông qua công cụ Scatter Plot trong Orange.</w:t>
+        <w:t xml:space="preserve">kiểm tra tính hợp lệ của các thuộc tính, xác nhận kiểu dữ liệu phù hợp và quan sát phân phối của các biến thông qua công cụ </w:t>
+      </w:r>
+      <w:r>
+        <w:rPr>
+          <w:rFonts w:asciiTheme="majorHAnsi" w:hAnsiTheme="majorHAnsi" w:cstheme="majorHAnsi"/>
+          <w:b/>
+          <w:sz w:val="24"/>
+          <w:szCs w:val="24"/>
+          <w:lang w:val="en-US"/>
+        </w:rPr>
+        <w:t>Scatter Plot</w:t>
+      </w:r>
+      <w:r>
+        <w:rPr>
+          <w:rFonts w:asciiTheme="majorHAnsi" w:hAnsiTheme="majorHAnsi" w:cstheme="majorHAnsi"/>
+          <w:sz w:val="24"/>
+          <w:szCs w:val="24"/>
+          <w:lang w:val="en-US"/>
+        </w:rPr>
+        <w:t xml:space="preserve"> trong Orange.</w:t>
       </w:r>
     </w:p>
     <w:p>
@@ -10898,7 +11402,7 @@
           <w:lang w:eastAsia="vi-VN"/>
         </w:rPr>
         <w:drawing>
-          <wp:inline distT="0" distB="0" distL="0" distR="0" wp14:anchorId="5DB9220B" wp14:editId="225BF26A">
+          <wp:inline distT="0" distB="0" distL="0" distR="0" wp14:anchorId="6E105E1E" wp14:editId="04F78FAD">
             <wp:extent cx="5037008" cy="2988000"/>
             <wp:effectExtent l="0" t="0" r="0" b="3175"/>
             <wp:docPr id="14" name="Picture 14"/>
@@ -10947,14 +11451,14 @@
           <w:b/>
         </w:rPr>
       </w:pPr>
-      <w:bookmarkStart w:id="24" w:name="_Toc225355974"/>
+      <w:bookmarkStart w:id="25" w:name="_Toc225355974"/>
       <w:r>
         <w:rPr>
           <w:b/>
         </w:rPr>
         <w:t>Hình 4.1.1: Kết quả chạy Scatter Plot của bộ dữ liệu</w:t>
       </w:r>
-      <w:bookmarkEnd w:id="24"/>
+      <w:bookmarkEnd w:id="25"/>
     </w:p>
     <w:p>
       <w:pPr>
@@ -10985,7 +11489,7 @@
         </w:rPr>
         <w:t xml:space="preserve"> </w:t>
       </w:r>
-      <w:bookmarkStart w:id="25" w:name="_Toc225340456"/>
+      <w:bookmarkStart w:id="26" w:name="_Toc225437380"/>
       <w:r>
         <w:rPr>
           <w:rFonts w:asciiTheme="majorHAnsi" w:hAnsiTheme="majorHAnsi" w:cstheme="majorHAnsi"/>
@@ -10995,7 +11499,7 @@
         </w:rPr>
         <w:t>Mối quan hệ giữa chất lượng không khí và mật độ dân số</w:t>
       </w:r>
-      <w:bookmarkEnd w:id="25"/>
+      <w:bookmarkEnd w:id="26"/>
     </w:p>
     <w:p>
       <w:pPr>
@@ -11020,7 +11524,7 @@
           <w:lang w:eastAsia="vi-VN"/>
         </w:rPr>
         <w:drawing>
-          <wp:inline distT="0" distB="0" distL="0" distR="0" wp14:anchorId="3C6F8DFF" wp14:editId="1EA7400A">
+          <wp:inline distT="0" distB="0" distL="0" distR="0" wp14:anchorId="284F8D2E" wp14:editId="0EE7F36F">
             <wp:extent cx="5760085" cy="3142769"/>
             <wp:effectExtent l="0" t="0" r="0" b="635"/>
             <wp:docPr id="15" name="Picture 15"/>
@@ -11070,7 +11574,7 @@
           <w:vertAlign w:val="superscript"/>
         </w:rPr>
       </w:pPr>
-      <w:bookmarkStart w:id="26" w:name="_Toc225355975"/>
+      <w:bookmarkStart w:id="27" w:name="_Toc225355975"/>
       <w:r>
         <w:rPr>
           <w:b/>
@@ -11084,7 +11588,7 @@
         </w:rPr>
         <w:t>2</w:t>
       </w:r>
-      <w:bookmarkEnd w:id="26"/>
+      <w:bookmarkEnd w:id="27"/>
     </w:p>
     <w:p>
       <w:pPr>
@@ -11104,11 +11608,307 @@
       <w:r>
         <w:rPr>
           <w:rFonts w:asciiTheme="majorHAnsi" w:hAnsiTheme="majorHAnsi" w:cstheme="majorHAnsi"/>
-          <w:sz w:val="24"/>
-          <w:szCs w:val="24"/>
-          <w:lang w:val="en-US"/>
-        </w:rPr>
-        <w:t>Biểu đồ trên là biểu đồ phân phối mật độ dân số được chia theo các mức độ chất lượng không khí gồm Good (xanh dương), Hazardous (đỏ), Moderate (xanh lá), Poor (cam). Quan sát hình 4.1.2.1 ta thấy rằng có 2555 mẫu phân bố khu vực dưới 500 người. Dưới 200 người Good chiếm đa số với (58.94%) và dưới 400 người chủ yếu là Moderate (29.75%) và Poor (10.41%)</w:t>
+          <w:b/>
+          <w:sz w:val="24"/>
+          <w:szCs w:val="24"/>
+          <w:lang w:val="en-US"/>
+        </w:rPr>
+        <w:t>Biểu đồ trên</w:t>
+      </w:r>
+      <w:r>
+        <w:rPr>
+          <w:rFonts w:asciiTheme="majorHAnsi" w:hAnsiTheme="majorHAnsi" w:cstheme="majorHAnsi"/>
+          <w:sz w:val="24"/>
+          <w:szCs w:val="24"/>
+          <w:lang w:val="en-US"/>
+        </w:rPr>
+        <w:t xml:space="preserve"> là biểu đồ </w:t>
+      </w:r>
+      <w:r>
+        <w:rPr>
+          <w:rFonts w:asciiTheme="majorHAnsi" w:hAnsiTheme="majorHAnsi" w:cstheme="majorHAnsi"/>
+          <w:b/>
+          <w:sz w:val="24"/>
+          <w:szCs w:val="24"/>
+          <w:lang w:val="en-US"/>
+        </w:rPr>
+        <w:t>phân phối mật độ dân số</w:t>
+      </w:r>
+      <w:r>
+        <w:rPr>
+          <w:rFonts w:asciiTheme="majorHAnsi" w:hAnsiTheme="majorHAnsi" w:cstheme="majorHAnsi"/>
+          <w:sz w:val="24"/>
+          <w:szCs w:val="24"/>
+          <w:lang w:val="en-US"/>
+        </w:rPr>
+        <w:t xml:space="preserve"> được chia theo các </w:t>
+      </w:r>
+      <w:r>
+        <w:rPr>
+          <w:rFonts w:asciiTheme="majorHAnsi" w:hAnsiTheme="majorHAnsi" w:cstheme="majorHAnsi"/>
+          <w:b/>
+          <w:sz w:val="24"/>
+          <w:szCs w:val="24"/>
+          <w:lang w:val="en-US"/>
+        </w:rPr>
+        <w:t>mức độ chất lượng không khí</w:t>
+      </w:r>
+      <w:r>
+        <w:rPr>
+          <w:rFonts w:asciiTheme="majorHAnsi" w:hAnsiTheme="majorHAnsi" w:cstheme="majorHAnsi"/>
+          <w:sz w:val="24"/>
+          <w:szCs w:val="24"/>
+          <w:lang w:val="en-US"/>
+        </w:rPr>
+        <w:t xml:space="preserve"> gồm </w:t>
+      </w:r>
+      <w:r>
+        <w:rPr>
+          <w:rFonts w:asciiTheme="majorHAnsi" w:hAnsiTheme="majorHAnsi" w:cstheme="majorHAnsi"/>
+          <w:b/>
+          <w:sz w:val="24"/>
+          <w:szCs w:val="24"/>
+          <w:lang w:val="en-US"/>
+        </w:rPr>
+        <w:t>Good (xanh dương)</w:t>
+      </w:r>
+      <w:r>
+        <w:rPr>
+          <w:rFonts w:asciiTheme="majorHAnsi" w:hAnsiTheme="majorHAnsi" w:cstheme="majorHAnsi"/>
+          <w:sz w:val="24"/>
+          <w:szCs w:val="24"/>
+          <w:lang w:val="en-US"/>
+        </w:rPr>
+        <w:t>,</w:t>
+      </w:r>
+      <w:r>
+        <w:rPr>
+          <w:rFonts w:asciiTheme="majorHAnsi" w:hAnsiTheme="majorHAnsi" w:cstheme="majorHAnsi"/>
+          <w:b/>
+          <w:sz w:val="24"/>
+          <w:szCs w:val="24"/>
+          <w:lang w:val="en-US"/>
+        </w:rPr>
+        <w:t xml:space="preserve"> Hazardous (đỏ)</w:t>
+      </w:r>
+      <w:r>
+        <w:rPr>
+          <w:rFonts w:asciiTheme="majorHAnsi" w:hAnsiTheme="majorHAnsi" w:cstheme="majorHAnsi"/>
+          <w:sz w:val="24"/>
+          <w:szCs w:val="24"/>
+          <w:lang w:val="en-US"/>
+        </w:rPr>
+        <w:t xml:space="preserve">, </w:t>
+      </w:r>
+      <w:r>
+        <w:rPr>
+          <w:rFonts w:asciiTheme="majorHAnsi" w:hAnsiTheme="majorHAnsi" w:cstheme="majorHAnsi"/>
+          <w:b/>
+          <w:sz w:val="24"/>
+          <w:szCs w:val="24"/>
+          <w:lang w:val="en-US"/>
+        </w:rPr>
+        <w:t>Moderate (xanh lá)</w:t>
+      </w:r>
+      <w:r>
+        <w:rPr>
+          <w:rFonts w:asciiTheme="majorHAnsi" w:hAnsiTheme="majorHAnsi" w:cstheme="majorHAnsi"/>
+          <w:sz w:val="24"/>
+          <w:szCs w:val="24"/>
+          <w:lang w:val="en-US"/>
+        </w:rPr>
+        <w:t xml:space="preserve">, </w:t>
+      </w:r>
+      <w:r>
+        <w:rPr>
+          <w:rFonts w:asciiTheme="majorHAnsi" w:hAnsiTheme="majorHAnsi" w:cstheme="majorHAnsi"/>
+          <w:b/>
+          <w:sz w:val="24"/>
+          <w:szCs w:val="24"/>
+          <w:lang w:val="en-US"/>
+        </w:rPr>
+        <w:t>Poor (cam)</w:t>
+      </w:r>
+      <w:r>
+        <w:rPr>
+          <w:rFonts w:asciiTheme="majorHAnsi" w:hAnsiTheme="majorHAnsi" w:cstheme="majorHAnsi"/>
+          <w:sz w:val="24"/>
+          <w:szCs w:val="24"/>
+          <w:lang w:val="en-US"/>
+        </w:rPr>
+        <w:t xml:space="preserve">. Quan sát </w:t>
+      </w:r>
+      <w:r>
+        <w:rPr>
+          <w:rFonts w:asciiTheme="majorHAnsi" w:hAnsiTheme="majorHAnsi" w:cstheme="majorHAnsi"/>
+          <w:b/>
+          <w:sz w:val="24"/>
+          <w:szCs w:val="24"/>
+          <w:lang w:val="en-US"/>
+        </w:rPr>
+        <w:t>hình 4.1.2.1</w:t>
+      </w:r>
+      <w:r>
+        <w:rPr>
+          <w:rFonts w:asciiTheme="majorHAnsi" w:hAnsiTheme="majorHAnsi" w:cstheme="majorHAnsi"/>
+          <w:sz w:val="24"/>
+          <w:szCs w:val="24"/>
+          <w:lang w:val="en-US"/>
+        </w:rPr>
+        <w:t xml:space="preserve"> ta thấy rằng </w:t>
+      </w:r>
+      <w:r>
+        <w:rPr>
+          <w:rFonts w:asciiTheme="majorHAnsi" w:hAnsiTheme="majorHAnsi" w:cstheme="majorHAnsi"/>
+          <w:b/>
+          <w:sz w:val="24"/>
+          <w:szCs w:val="24"/>
+          <w:lang w:val="en-US"/>
+        </w:rPr>
+        <w:t>có 2555 mẫu</w:t>
+      </w:r>
+      <w:r>
+        <w:rPr>
+          <w:rFonts w:asciiTheme="majorHAnsi" w:hAnsiTheme="majorHAnsi" w:cstheme="majorHAnsi"/>
+          <w:sz w:val="24"/>
+          <w:szCs w:val="24"/>
+          <w:lang w:val="en-US"/>
+        </w:rPr>
+        <w:t xml:space="preserve"> </w:t>
+      </w:r>
+      <w:r>
+        <w:rPr>
+          <w:rFonts w:asciiTheme="majorHAnsi" w:hAnsiTheme="majorHAnsi" w:cstheme="majorHAnsi"/>
+          <w:b/>
+          <w:sz w:val="24"/>
+          <w:szCs w:val="24"/>
+          <w:lang w:val="en-US"/>
+        </w:rPr>
+        <w:t>phân bố</w:t>
+      </w:r>
+      <w:r>
+        <w:rPr>
+          <w:rFonts w:asciiTheme="majorHAnsi" w:hAnsiTheme="majorHAnsi" w:cstheme="majorHAnsi"/>
+          <w:sz w:val="24"/>
+          <w:szCs w:val="24"/>
+          <w:lang w:val="en-US"/>
+        </w:rPr>
+        <w:t xml:space="preserve"> </w:t>
+      </w:r>
+      <w:r>
+        <w:rPr>
+          <w:rFonts w:asciiTheme="majorHAnsi" w:hAnsiTheme="majorHAnsi" w:cstheme="majorHAnsi"/>
+          <w:b/>
+          <w:sz w:val="24"/>
+          <w:szCs w:val="24"/>
+          <w:lang w:val="en-US"/>
+        </w:rPr>
+        <w:t>khu vực</w:t>
+      </w:r>
+      <w:r>
+        <w:rPr>
+          <w:rFonts w:asciiTheme="majorHAnsi" w:hAnsiTheme="majorHAnsi" w:cstheme="majorHAnsi"/>
+          <w:sz w:val="24"/>
+          <w:szCs w:val="24"/>
+          <w:lang w:val="en-US"/>
+        </w:rPr>
+        <w:t xml:space="preserve"> </w:t>
+      </w:r>
+      <w:r>
+        <w:rPr>
+          <w:rFonts w:asciiTheme="majorHAnsi" w:hAnsiTheme="majorHAnsi" w:cstheme="majorHAnsi"/>
+          <w:b/>
+          <w:sz w:val="24"/>
+          <w:szCs w:val="24"/>
+          <w:lang w:val="en-US"/>
+        </w:rPr>
+        <w:t>dưới 500 người</w:t>
+      </w:r>
+      <w:r>
+        <w:rPr>
+          <w:rFonts w:asciiTheme="majorHAnsi" w:hAnsiTheme="majorHAnsi" w:cstheme="majorHAnsi"/>
+          <w:sz w:val="24"/>
+          <w:szCs w:val="24"/>
+          <w:lang w:val="en-US"/>
+        </w:rPr>
+        <w:t xml:space="preserve">. </w:t>
+      </w:r>
+      <w:r>
+        <w:rPr>
+          <w:rFonts w:asciiTheme="majorHAnsi" w:hAnsiTheme="majorHAnsi" w:cstheme="majorHAnsi"/>
+          <w:b/>
+          <w:sz w:val="24"/>
+          <w:szCs w:val="24"/>
+          <w:lang w:val="en-US"/>
+        </w:rPr>
+        <w:t>Dưới 200 người Good chiếm đa số với (58.94%)</w:t>
+      </w:r>
+      <w:r>
+        <w:rPr>
+          <w:rFonts w:asciiTheme="majorHAnsi" w:hAnsiTheme="majorHAnsi" w:cstheme="majorHAnsi"/>
+          <w:sz w:val="24"/>
+          <w:szCs w:val="24"/>
+          <w:lang w:val="en-US"/>
+        </w:rPr>
+        <w:t xml:space="preserve"> và </w:t>
+      </w:r>
+      <w:r>
+        <w:rPr>
+          <w:rFonts w:asciiTheme="majorHAnsi" w:hAnsiTheme="majorHAnsi" w:cstheme="majorHAnsi"/>
+          <w:b/>
+          <w:sz w:val="24"/>
+          <w:szCs w:val="24"/>
+          <w:lang w:val="en-US"/>
+        </w:rPr>
+        <w:t>dưới 400 người</w:t>
+      </w:r>
+      <w:r>
+        <w:rPr>
+          <w:rFonts w:asciiTheme="majorHAnsi" w:hAnsiTheme="majorHAnsi" w:cstheme="majorHAnsi"/>
+          <w:sz w:val="24"/>
+          <w:szCs w:val="24"/>
+          <w:lang w:val="en-US"/>
+        </w:rPr>
+        <w:t xml:space="preserve"> chủ yếu là </w:t>
+      </w:r>
+      <w:r>
+        <w:rPr>
+          <w:rFonts w:asciiTheme="majorHAnsi" w:hAnsiTheme="majorHAnsi" w:cstheme="majorHAnsi"/>
+          <w:b/>
+          <w:sz w:val="24"/>
+          <w:szCs w:val="24"/>
+          <w:lang w:val="en-US"/>
+        </w:rPr>
+        <w:t>Moderate (29.75%)</w:t>
+      </w:r>
+      <w:r>
+        <w:rPr>
+          <w:rFonts w:asciiTheme="majorHAnsi" w:hAnsiTheme="majorHAnsi" w:cstheme="majorHAnsi"/>
+          <w:sz w:val="24"/>
+          <w:szCs w:val="24"/>
+          <w:lang w:val="en-US"/>
+        </w:rPr>
+        <w:t xml:space="preserve"> và </w:t>
+      </w:r>
+      <w:r>
+        <w:rPr>
+          <w:rFonts w:asciiTheme="majorHAnsi" w:hAnsiTheme="majorHAnsi" w:cstheme="majorHAnsi"/>
+          <w:b/>
+          <w:sz w:val="24"/>
+          <w:szCs w:val="24"/>
+          <w:lang w:val="en-US"/>
+        </w:rPr>
+        <w:t>Poor (10.41%)</w:t>
+      </w:r>
+      <w:r>
+        <w:rPr>
+          <w:rFonts w:asciiTheme="majorHAnsi" w:hAnsiTheme="majorHAnsi" w:cstheme="majorHAnsi"/>
+          <w:b/>
+          <w:sz w:val="24"/>
+          <w:szCs w:val="24"/>
+          <w:lang w:val="en-US"/>
+        </w:rPr>
+        <w:t>.</w:t>
       </w:r>
     </w:p>
     <w:p>
@@ -11135,7 +11935,7 @@
           <w:lang w:eastAsia="vi-VN"/>
         </w:rPr>
         <w:drawing>
-          <wp:inline distT="0" distB="0" distL="0" distR="0" wp14:anchorId="11506F4A" wp14:editId="55CA3170">
+          <wp:inline distT="0" distB="0" distL="0" distR="0" wp14:anchorId="73729501" wp14:editId="0DCB4399">
             <wp:extent cx="5132934" cy="2903220"/>
             <wp:effectExtent l="0" t="0" r="0" b="0"/>
             <wp:docPr id="16" name="Picture 16"/>
@@ -11184,14 +11984,14 @@
           <w:b/>
         </w:rPr>
       </w:pPr>
-      <w:bookmarkStart w:id="27" w:name="_Toc225355976"/>
+      <w:bookmarkStart w:id="28" w:name="_Toc225355976"/>
       <w:r>
         <w:rPr>
           <w:b/>
         </w:rPr>
         <w:t>Hình 4.1.2.2: Biểu đồ tần suất phân phối mật độ dân số trên 500 người/ km2</w:t>
       </w:r>
-      <w:bookmarkEnd w:id="27"/>
+      <w:bookmarkEnd w:id="28"/>
     </w:p>
     <w:p>
       <w:pPr>
@@ -11208,25 +12008,416 @@
       <w:r>
         <w:rPr>
           <w:rFonts w:asciiTheme="majorHAnsi" w:hAnsiTheme="majorHAnsi" w:cstheme="majorHAnsi"/>
-          <w:sz w:val="24"/>
-          <w:szCs w:val="24"/>
-          <w:lang w:val="en-US"/>
-        </w:rPr>
-        <w:t>Biểu đồ trên là biểu đồ phân phối mật độ dân số được chia theo các mức độ chất lượng không khí gồm Good (xanh dương), Hazardous (đỏ), Moderate (xanh lá), Poor (cam). Quan sát hình 4.1.2.2 ta thấy rằng có 2445 mẫu phân bố khu vực trên 500 người. Dưới 800 người Good chiếm (20.20%) và Hazardous (19.51%) và dưới 1000 người chủ yếu là Moderate (30.27%) và Poor (30.02%).</w:t>
-      </w:r>
-    </w:p>
-    <w:p>
-      <w:pPr>
+          <w:b/>
+          <w:sz w:val="24"/>
+          <w:szCs w:val="24"/>
+          <w:lang w:val="en-US"/>
+        </w:rPr>
+        <w:t>Biểu đồ trên</w:t>
+      </w:r>
+      <w:r>
+        <w:rPr>
+          <w:rFonts w:asciiTheme="majorHAnsi" w:hAnsiTheme="majorHAnsi" w:cstheme="majorHAnsi"/>
+          <w:sz w:val="24"/>
+          <w:szCs w:val="24"/>
+          <w:lang w:val="en-US"/>
+        </w:rPr>
+        <w:t xml:space="preserve"> là biểu đồ </w:t>
+      </w:r>
+      <w:r>
+        <w:rPr>
+          <w:rFonts w:asciiTheme="majorHAnsi" w:hAnsiTheme="majorHAnsi" w:cstheme="majorHAnsi"/>
+          <w:b/>
+          <w:sz w:val="24"/>
+          <w:szCs w:val="24"/>
+          <w:lang w:val="en-US"/>
+        </w:rPr>
+        <w:t>phân phối mật độ dân số</w:t>
+      </w:r>
+      <w:r>
+        <w:rPr>
+          <w:rFonts w:asciiTheme="majorHAnsi" w:hAnsiTheme="majorHAnsi" w:cstheme="majorHAnsi"/>
+          <w:sz w:val="24"/>
+          <w:szCs w:val="24"/>
+          <w:lang w:val="en-US"/>
+        </w:rPr>
+        <w:t xml:space="preserve"> được </w:t>
+      </w:r>
+      <w:r>
+        <w:rPr>
+          <w:rFonts w:asciiTheme="majorHAnsi" w:hAnsiTheme="majorHAnsi" w:cstheme="majorHAnsi"/>
+          <w:b/>
+          <w:sz w:val="24"/>
+          <w:szCs w:val="24"/>
+          <w:lang w:val="en-US"/>
+        </w:rPr>
+        <w:t>chia theo</w:t>
+      </w:r>
+      <w:r>
+        <w:rPr>
+          <w:rFonts w:asciiTheme="majorHAnsi" w:hAnsiTheme="majorHAnsi" w:cstheme="majorHAnsi"/>
+          <w:sz w:val="24"/>
+          <w:szCs w:val="24"/>
+          <w:lang w:val="en-US"/>
+        </w:rPr>
+        <w:t xml:space="preserve"> các </w:t>
+      </w:r>
+      <w:r>
+        <w:rPr>
+          <w:rFonts w:asciiTheme="majorHAnsi" w:hAnsiTheme="majorHAnsi" w:cstheme="majorHAnsi"/>
+          <w:b/>
+          <w:sz w:val="24"/>
+          <w:szCs w:val="24"/>
+          <w:lang w:val="en-US"/>
+        </w:rPr>
+        <w:t xml:space="preserve">mức độ chất lượng không khí </w:t>
+      </w:r>
+      <w:r>
+        <w:rPr>
+          <w:rFonts w:asciiTheme="majorHAnsi" w:hAnsiTheme="majorHAnsi" w:cstheme="majorHAnsi"/>
+          <w:sz w:val="24"/>
+          <w:szCs w:val="24"/>
+          <w:lang w:val="en-US"/>
+        </w:rPr>
+        <w:t xml:space="preserve">gồm </w:t>
+      </w:r>
+      <w:r>
+        <w:rPr>
+          <w:rFonts w:asciiTheme="majorHAnsi" w:hAnsiTheme="majorHAnsi" w:cstheme="majorHAnsi"/>
+          <w:b/>
+          <w:sz w:val="24"/>
+          <w:szCs w:val="24"/>
+          <w:lang w:val="en-US"/>
+        </w:rPr>
+        <w:t>Good (xanh dương)</w:t>
+      </w:r>
+      <w:r>
+        <w:rPr>
+          <w:rFonts w:asciiTheme="majorHAnsi" w:hAnsiTheme="majorHAnsi" w:cstheme="majorHAnsi"/>
+          <w:sz w:val="24"/>
+          <w:szCs w:val="24"/>
+          <w:lang w:val="en-US"/>
+        </w:rPr>
+        <w:t xml:space="preserve">, </w:t>
+      </w:r>
+      <w:r>
+        <w:rPr>
+          <w:rFonts w:asciiTheme="majorHAnsi" w:hAnsiTheme="majorHAnsi" w:cstheme="majorHAnsi"/>
+          <w:b/>
+          <w:sz w:val="24"/>
+          <w:szCs w:val="24"/>
+          <w:lang w:val="en-US"/>
+        </w:rPr>
+        <w:t>Hazardous (đỏ</w:t>
+      </w:r>
+      <w:r>
+        <w:rPr>
+          <w:rFonts w:asciiTheme="majorHAnsi" w:hAnsiTheme="majorHAnsi" w:cstheme="majorHAnsi"/>
+          <w:sz w:val="24"/>
+          <w:szCs w:val="24"/>
+          <w:lang w:val="en-US"/>
+        </w:rPr>
+        <w:t xml:space="preserve">), </w:t>
+      </w:r>
+      <w:r>
+        <w:rPr>
+          <w:rFonts w:asciiTheme="majorHAnsi" w:hAnsiTheme="majorHAnsi" w:cstheme="majorHAnsi"/>
+          <w:b/>
+          <w:sz w:val="24"/>
+          <w:szCs w:val="24"/>
+          <w:lang w:val="en-US"/>
+        </w:rPr>
+        <w:t>Moderate (xanh lá)</w:t>
+      </w:r>
+      <w:r>
+        <w:rPr>
+          <w:rFonts w:asciiTheme="majorHAnsi" w:hAnsiTheme="majorHAnsi" w:cstheme="majorHAnsi"/>
+          <w:sz w:val="24"/>
+          <w:szCs w:val="24"/>
+          <w:lang w:val="en-US"/>
+        </w:rPr>
+        <w:t xml:space="preserve">, </w:t>
+      </w:r>
+      <w:r>
+        <w:rPr>
+          <w:rFonts w:asciiTheme="majorHAnsi" w:hAnsiTheme="majorHAnsi" w:cstheme="majorHAnsi"/>
+          <w:b/>
+          <w:sz w:val="24"/>
+          <w:szCs w:val="24"/>
+          <w:lang w:val="en-US"/>
+        </w:rPr>
+        <w:t>Poor</w:t>
+      </w:r>
+      <w:r>
+        <w:rPr>
+          <w:rFonts w:asciiTheme="majorHAnsi" w:hAnsiTheme="majorHAnsi" w:cstheme="majorHAnsi"/>
+          <w:sz w:val="24"/>
+          <w:szCs w:val="24"/>
+          <w:lang w:val="en-US"/>
+        </w:rPr>
+        <w:t xml:space="preserve"> </w:t>
+      </w:r>
+      <w:r>
+        <w:rPr>
+          <w:rFonts w:asciiTheme="majorHAnsi" w:hAnsiTheme="majorHAnsi" w:cstheme="majorHAnsi"/>
+          <w:b/>
+          <w:sz w:val="24"/>
+          <w:szCs w:val="24"/>
+          <w:lang w:val="en-US"/>
+        </w:rPr>
+        <w:t>(cam)</w:t>
+      </w:r>
+      <w:r>
+        <w:rPr>
+          <w:rFonts w:asciiTheme="majorHAnsi" w:hAnsiTheme="majorHAnsi" w:cstheme="majorHAnsi"/>
+          <w:sz w:val="24"/>
+          <w:szCs w:val="24"/>
+          <w:lang w:val="en-US"/>
+        </w:rPr>
+        <w:t xml:space="preserve">. </w:t>
+      </w:r>
+      <w:r>
+        <w:rPr>
+          <w:rFonts w:asciiTheme="majorHAnsi" w:hAnsiTheme="majorHAnsi" w:cstheme="majorHAnsi"/>
+          <w:b/>
+          <w:sz w:val="24"/>
+          <w:szCs w:val="24"/>
+          <w:lang w:val="en-US"/>
+        </w:rPr>
+        <w:t>Quan sát hình 4.1.2.2</w:t>
+      </w:r>
+      <w:r>
+        <w:rPr>
+          <w:rFonts w:asciiTheme="majorHAnsi" w:hAnsiTheme="majorHAnsi" w:cstheme="majorHAnsi"/>
+          <w:sz w:val="24"/>
+          <w:szCs w:val="24"/>
+          <w:lang w:val="en-US"/>
+        </w:rPr>
+        <w:t xml:space="preserve"> ta thấy rằng có </w:t>
+      </w:r>
+      <w:r>
+        <w:rPr>
+          <w:rFonts w:asciiTheme="majorHAnsi" w:hAnsiTheme="majorHAnsi" w:cstheme="majorHAnsi"/>
+          <w:b/>
+          <w:sz w:val="24"/>
+          <w:szCs w:val="24"/>
+          <w:lang w:val="en-US"/>
+        </w:rPr>
+        <w:t>2445 mẫu</w:t>
+      </w:r>
+      <w:r>
+        <w:rPr>
+          <w:rFonts w:asciiTheme="majorHAnsi" w:hAnsiTheme="majorHAnsi" w:cstheme="majorHAnsi"/>
+          <w:sz w:val="24"/>
+          <w:szCs w:val="24"/>
+          <w:lang w:val="en-US"/>
+        </w:rPr>
+        <w:t xml:space="preserve"> </w:t>
+      </w:r>
+      <w:r>
+        <w:rPr>
+          <w:rFonts w:asciiTheme="majorHAnsi" w:hAnsiTheme="majorHAnsi" w:cstheme="majorHAnsi"/>
+          <w:b/>
+          <w:sz w:val="24"/>
+          <w:szCs w:val="24"/>
+          <w:lang w:val="en-US"/>
+        </w:rPr>
+        <w:t>phân bố</w:t>
+      </w:r>
+      <w:r>
+        <w:rPr>
+          <w:rFonts w:asciiTheme="majorHAnsi" w:hAnsiTheme="majorHAnsi" w:cstheme="majorHAnsi"/>
+          <w:sz w:val="24"/>
+          <w:szCs w:val="24"/>
+          <w:lang w:val="en-US"/>
+        </w:rPr>
+        <w:t xml:space="preserve"> </w:t>
+      </w:r>
+      <w:r>
+        <w:rPr>
+          <w:rFonts w:asciiTheme="majorHAnsi" w:hAnsiTheme="majorHAnsi" w:cstheme="majorHAnsi"/>
+          <w:b/>
+          <w:sz w:val="24"/>
+          <w:szCs w:val="24"/>
+          <w:lang w:val="en-US"/>
+        </w:rPr>
+        <w:t>khu vực trên 500 người</w:t>
+      </w:r>
+      <w:r>
+        <w:rPr>
+          <w:rFonts w:asciiTheme="majorHAnsi" w:hAnsiTheme="majorHAnsi" w:cstheme="majorHAnsi"/>
+          <w:sz w:val="24"/>
+          <w:szCs w:val="24"/>
+          <w:lang w:val="en-US"/>
+        </w:rPr>
+        <w:t xml:space="preserve">. </w:t>
+      </w:r>
+      <w:r>
+        <w:rPr>
+          <w:rFonts w:asciiTheme="majorHAnsi" w:hAnsiTheme="majorHAnsi" w:cstheme="majorHAnsi"/>
+          <w:b/>
+          <w:sz w:val="24"/>
+          <w:szCs w:val="24"/>
+          <w:lang w:val="en-US"/>
+        </w:rPr>
+        <w:t xml:space="preserve">Dưới 800 người Good </w:t>
+      </w:r>
+      <w:r>
+        <w:rPr>
+          <w:rFonts w:asciiTheme="majorHAnsi" w:hAnsiTheme="majorHAnsi" w:cstheme="majorHAnsi"/>
+          <w:sz w:val="24"/>
+          <w:szCs w:val="24"/>
+          <w:lang w:val="en-US"/>
+        </w:rPr>
+        <w:t xml:space="preserve">chiếm </w:t>
+      </w:r>
+      <w:r>
+        <w:rPr>
+          <w:rFonts w:asciiTheme="majorHAnsi" w:hAnsiTheme="majorHAnsi" w:cstheme="majorHAnsi"/>
+          <w:b/>
+          <w:sz w:val="24"/>
+          <w:szCs w:val="24"/>
+          <w:lang w:val="en-US"/>
+        </w:rPr>
+        <w:t xml:space="preserve">(20.20%) </w:t>
+      </w:r>
+      <w:r>
+        <w:rPr>
+          <w:rFonts w:asciiTheme="majorHAnsi" w:hAnsiTheme="majorHAnsi" w:cstheme="majorHAnsi"/>
+          <w:sz w:val="24"/>
+          <w:szCs w:val="24"/>
+          <w:lang w:val="en-US"/>
+        </w:rPr>
+        <w:t xml:space="preserve">và </w:t>
+      </w:r>
+      <w:r>
+        <w:rPr>
+          <w:rFonts w:asciiTheme="majorHAnsi" w:hAnsiTheme="majorHAnsi" w:cstheme="majorHAnsi"/>
+          <w:b/>
+          <w:sz w:val="24"/>
+          <w:szCs w:val="24"/>
+          <w:lang w:val="en-US"/>
+        </w:rPr>
+        <w:t>Hazardous</w:t>
+      </w:r>
+      <w:r>
+        <w:rPr>
+          <w:rFonts w:asciiTheme="majorHAnsi" w:hAnsiTheme="majorHAnsi" w:cstheme="majorHAnsi"/>
+          <w:sz w:val="24"/>
+          <w:szCs w:val="24"/>
+          <w:lang w:val="en-US"/>
+        </w:rPr>
+        <w:t xml:space="preserve"> </w:t>
+      </w:r>
+      <w:r>
+        <w:rPr>
+          <w:rFonts w:asciiTheme="majorHAnsi" w:hAnsiTheme="majorHAnsi" w:cstheme="majorHAnsi"/>
+          <w:b/>
+          <w:sz w:val="24"/>
+          <w:szCs w:val="24"/>
+          <w:lang w:val="en-US"/>
+        </w:rPr>
+        <w:t>(19.51%)</w:t>
+      </w:r>
+      <w:r>
+        <w:rPr>
+          <w:rFonts w:asciiTheme="majorHAnsi" w:hAnsiTheme="majorHAnsi" w:cstheme="majorHAnsi"/>
+          <w:sz w:val="24"/>
+          <w:szCs w:val="24"/>
+          <w:lang w:val="en-US"/>
+        </w:rPr>
+        <w:t xml:space="preserve"> và </w:t>
+      </w:r>
+      <w:r>
+        <w:rPr>
+          <w:rFonts w:asciiTheme="majorHAnsi" w:hAnsiTheme="majorHAnsi" w:cstheme="majorHAnsi"/>
+          <w:b/>
+          <w:sz w:val="24"/>
+          <w:szCs w:val="24"/>
+          <w:lang w:val="en-US"/>
+        </w:rPr>
+        <w:t xml:space="preserve">dưới 1000 </w:t>
+      </w:r>
+      <w:r>
+        <w:rPr>
+          <w:rFonts w:asciiTheme="majorHAnsi" w:hAnsiTheme="majorHAnsi" w:cstheme="majorHAnsi"/>
+          <w:sz w:val="24"/>
+          <w:szCs w:val="24"/>
+          <w:lang w:val="en-US"/>
+        </w:rPr>
+        <w:t xml:space="preserve">người </w:t>
+      </w:r>
+      <w:r>
+        <w:rPr>
+          <w:rFonts w:asciiTheme="majorHAnsi" w:hAnsiTheme="majorHAnsi" w:cstheme="majorHAnsi"/>
+          <w:b/>
+          <w:sz w:val="24"/>
+          <w:szCs w:val="24"/>
+          <w:lang w:val="en-US"/>
+        </w:rPr>
+        <w:t>chủ yếu</w:t>
+      </w:r>
+      <w:r>
+        <w:rPr>
+          <w:rFonts w:asciiTheme="majorHAnsi" w:hAnsiTheme="majorHAnsi" w:cstheme="majorHAnsi"/>
+          <w:sz w:val="24"/>
+          <w:szCs w:val="24"/>
+          <w:lang w:val="en-US"/>
+        </w:rPr>
+        <w:t xml:space="preserve"> là </w:t>
+      </w:r>
+      <w:r>
+        <w:rPr>
+          <w:rFonts w:asciiTheme="majorHAnsi" w:hAnsiTheme="majorHAnsi" w:cstheme="majorHAnsi"/>
+          <w:b/>
+          <w:sz w:val="24"/>
+          <w:szCs w:val="24"/>
+          <w:lang w:val="en-US"/>
+        </w:rPr>
+        <w:t>Moderate (30.27%)</w:t>
+      </w:r>
+      <w:r>
+        <w:rPr>
+          <w:rFonts w:asciiTheme="majorHAnsi" w:hAnsiTheme="majorHAnsi" w:cstheme="majorHAnsi"/>
+          <w:sz w:val="24"/>
+          <w:szCs w:val="24"/>
+          <w:lang w:val="en-US"/>
+        </w:rPr>
+        <w:t xml:space="preserve"> và </w:t>
+      </w:r>
+      <w:r>
+        <w:rPr>
+          <w:rFonts w:asciiTheme="majorHAnsi" w:hAnsiTheme="majorHAnsi" w:cstheme="majorHAnsi"/>
+          <w:b/>
+          <w:sz w:val="24"/>
+          <w:szCs w:val="24"/>
+          <w:lang w:val="en-US"/>
+        </w:rPr>
+        <w:t>Poor (30.02%)</w:t>
+      </w:r>
+      <w:r>
+        <w:rPr>
+          <w:rFonts w:asciiTheme="majorHAnsi" w:hAnsiTheme="majorHAnsi" w:cstheme="majorHAnsi"/>
+          <w:sz w:val="24"/>
+          <w:szCs w:val="24"/>
+          <w:lang w:val="en-US"/>
+        </w:rPr>
+        <w:t>.</w:t>
+      </w:r>
+    </w:p>
+    <w:p>
+      <w:pPr>
+        <w:pStyle w:val="ListParagraph"/>
         <w:numPr>
           <w:ilvl w:val="0"/>
           <w:numId w:val="6"/>
         </w:numPr>
         <w:tabs>
           <w:tab w:val="left" w:pos="0"/>
+          <w:tab w:val="left" w:pos="993"/>
         </w:tabs>
         <w:spacing w:after="0" w:line="360" w:lineRule="auto"/>
-        <w:ind w:left="0" w:firstLine="426"/>
-        <w:contextualSpacing/>
+        <w:ind w:left="0" w:firstLine="709"/>
         <w:jc w:val="both"/>
         <w:rPr>
           <w:rFonts w:asciiTheme="majorHAnsi" w:hAnsiTheme="majorHAnsi" w:cstheme="majorHAnsi"/>
@@ -11242,7 +12433,26 @@
           <w:szCs w:val="24"/>
           <w:lang w:val="en-US"/>
         </w:rPr>
-        <w:t>Qua quá trình phân tích dữ liệu và quan sát các yếu tố ảnh hưởng đến chất lượng không khí, có thể nhận thấy rằng mật độ dân số là một trong những nguyên nhân quan trọng tác động trực tiếp đến mức độ ô nhiễm không khí. Khi mật độ dân số tăng cao, nhu cầu đi lại, sinh hoạt, sản xuất và tiêu dùng cũng tăng theo, kéo theo sự gia tăng của các phương tiện giao thông, hoạt động công nghiệp và xây dựng. Những hoạt động này thải ra môi trường một lượng lớn khí thải như CO, NO₂, SO₂, bụi mịn PM2.5, PM10 và nhiều chất ô nhiễm khác, làm suy giảm chất lượng không khí đáng kể. Bên cạnh đó, mật độ dân số lớn còn làm gia tăng nhu cầu sử dụng năng lượng, đốt nhiên liệu hóa thạch và phát sinh rác thải sinh hoạt, tất cả đều góp phần làm môi trường không khí trở nên ô nhiễm hơn. Vì vậy, có thể khẳng định rằng giữa mật độ dân số và tỷ lệ ô nhiễm không khí tồn tại mối quan hệ tỷ lệ thuận, và đây là yếu tố cần được quan tâm trong các nghiên cứu cũng như trong việc xây dựng các giải pháp bảo vệ môi trường và quy hoạch đô thị hợp lý.</w:t>
+        <w:t xml:space="preserve">Qua quá trình phân tích dữ liệu và quan sát các yếu tố ảnh hưởng đến chất lượng không khí, có thể nhận thấy rằng </w:t>
+      </w:r>
+      <w:r>
+        <w:rPr>
+          <w:rFonts w:asciiTheme="majorHAnsi" w:hAnsiTheme="majorHAnsi" w:cstheme="majorHAnsi"/>
+          <w:b/>
+          <w:sz w:val="24"/>
+          <w:szCs w:val="24"/>
+          <w:lang w:val="en-US"/>
+        </w:rPr>
+        <w:t>mật độ dân số là một trong những nguyên nhân quan trọng tác động trực tiếp đến mức độ ô nhiễm không khí</w:t>
+      </w:r>
+      <w:r>
+        <w:rPr>
+          <w:rFonts w:asciiTheme="majorHAnsi" w:hAnsiTheme="majorHAnsi" w:cstheme="majorHAnsi"/>
+          <w:sz w:val="24"/>
+          <w:szCs w:val="24"/>
+          <w:lang w:val="en-US"/>
+        </w:rPr>
+        <w:t>. Khi mật độ dân số tăng cao, nhu cầu đi lại, sinh hoạt, sản xuất và tiêu dùng cũng tăng theo, kéo theo sự gia tăng của các phương tiện giao thông, hoạt động công nghiệp và xây dựng. Những hoạt động này thải ra môi trường một lượng lớn khí thải như CO, NO₂, SO₂, bụi mịn PM2.5, PM10 và nhiều chất ô nhiễm khác, làm suy giảm chất lượng không khí đáng kể. Bên cạnh đó, mật độ dân số lớn còn làm gia tăng nhu cầu sử dụng năng lượng, đốt nhiên liệu hóa thạch và phát sinh rác thải sinh hoạt, tất cả đều góp phần làm môi trường không khí trở nên ô nhiễm hơn. Vì vậy, có thể khẳng định rằng giữa mật độ dân số và tỷ lệ ô nhiễm không khí tồn tại mối quan hệ tỷ lệ thuận, và đây là yếu tố cần được quan tâm trong các nghiên cứu cũng như trong việc xây dựng các giải pháp bảo vệ môi trường và quy hoạch đô thị hợp lý.</w:t>
       </w:r>
     </w:p>
     <w:p>
@@ -11267,7 +12477,7 @@
           <w:lang w:val="en-US"/>
         </w:rPr>
       </w:pPr>
-      <w:bookmarkStart w:id="28" w:name="_Toc225340457"/>
+      <w:bookmarkStart w:id="29" w:name="_Toc225437381"/>
       <w:r>
         <w:rPr>
           <w:rFonts w:asciiTheme="majorHAnsi" w:hAnsiTheme="majorHAnsi" w:cstheme="majorHAnsi"/>
@@ -11278,7 +12488,7 @@
         </w:rPr>
         <w:t>Phân lớp dữ liệu</w:t>
       </w:r>
-      <w:bookmarkEnd w:id="28"/>
+      <w:bookmarkEnd w:id="29"/>
     </w:p>
     <w:p>
       <w:pPr>
@@ -11310,7 +12520,7 @@
         </w:rPr>
         <w:t xml:space="preserve"> </w:t>
       </w:r>
-      <w:bookmarkStart w:id="29" w:name="_Toc225340458"/>
+      <w:bookmarkStart w:id="30" w:name="_Toc225437382"/>
       <w:r>
         <w:rPr>
           <w:rFonts w:asciiTheme="majorHAnsi" w:hAnsiTheme="majorHAnsi" w:cstheme="majorHAnsi"/>
@@ -11320,7 +12530,7 @@
         </w:rPr>
         <w:t>Quy trình thực hiện</w:t>
       </w:r>
-      <w:bookmarkEnd w:id="29"/>
+      <w:bookmarkEnd w:id="30"/>
     </w:p>
     <w:p>
       <w:pPr>
@@ -11340,6 +12550,7 @@
       <w:r>
         <w:rPr>
           <w:rFonts w:asciiTheme="majorHAnsi" w:hAnsiTheme="majorHAnsi" w:cstheme="majorHAnsi"/>
+          <w:b/>
           <w:sz w:val="24"/>
           <w:szCs w:val="24"/>
           <w:lang w:val="en-US"/>
@@ -11349,6 +12560,7 @@
       <w:r>
         <w:rPr>
           <w:rFonts w:asciiTheme="majorHAnsi" w:hAnsiTheme="majorHAnsi" w:cstheme="majorHAnsi"/>
+          <w:b/>
           <w:sz w:val="24"/>
           <w:szCs w:val="24"/>
           <w:lang w:val="en-US"/>
@@ -11362,16 +12574,54 @@
           <w:szCs w:val="24"/>
           <w:lang w:val="en-US"/>
         </w:rPr>
-        <w:t>, T</w:t>
-      </w:r>
-      <w:r>
-        <w:rPr>
-          <w:rFonts w:asciiTheme="majorHAnsi" w:hAnsiTheme="majorHAnsi" w:cstheme="majorHAnsi"/>
-          <w:sz w:val="24"/>
-          <w:szCs w:val="24"/>
-          <w:lang w:val="en-US"/>
-        </w:rPr>
-        <w:t>a chia tập dữ liệu thành 2 tập dữ liệu độc lập theo tỉ lệ 80% mẫu huấn luyện và 20% mẫu kiểm tra bằng cách sử dụng widget Data Sampler.</w:t>
+        <w:t>, t</w:t>
+      </w:r>
+      <w:r>
+        <w:rPr>
+          <w:rFonts w:asciiTheme="majorHAnsi" w:hAnsiTheme="majorHAnsi" w:cstheme="majorHAnsi"/>
+          <w:sz w:val="24"/>
+          <w:szCs w:val="24"/>
+          <w:lang w:val="en-US"/>
+        </w:rPr>
+        <w:t xml:space="preserve">a chia tập dữ liệu thành 2 tập dữ liệu độc lập theo tỉ lệ </w:t>
+      </w:r>
+      <w:r>
+        <w:rPr>
+          <w:rFonts w:asciiTheme="majorHAnsi" w:hAnsiTheme="majorHAnsi" w:cstheme="majorHAnsi"/>
+          <w:b/>
+          <w:sz w:val="24"/>
+          <w:szCs w:val="24"/>
+          <w:lang w:val="en-US"/>
+        </w:rPr>
+        <w:t>80%</w:t>
+      </w:r>
+      <w:r>
+        <w:rPr>
+          <w:rFonts w:asciiTheme="majorHAnsi" w:hAnsiTheme="majorHAnsi" w:cstheme="majorHAnsi"/>
+          <w:sz w:val="24"/>
+          <w:szCs w:val="24"/>
+          <w:lang w:val="en-US"/>
+        </w:rPr>
+        <w:t xml:space="preserve"> mẫu huấn </w:t>
+      </w:r>
+      <w:r>
+        <w:rPr>
+          <w:rFonts w:asciiTheme="majorHAnsi" w:hAnsiTheme="majorHAnsi" w:cstheme="majorHAnsi"/>
+          <w:b/>
+          <w:sz w:val="24"/>
+          <w:szCs w:val="24"/>
+          <w:lang w:val="en-US"/>
+        </w:rPr>
+        <w:t>luyện và 20% mẫu kiểm tra</w:t>
+      </w:r>
+      <w:r>
+        <w:rPr>
+          <w:rFonts w:asciiTheme="majorHAnsi" w:hAnsiTheme="majorHAnsi" w:cstheme="majorHAnsi"/>
+          <w:sz w:val="24"/>
+          <w:szCs w:val="24"/>
+          <w:lang w:val="en-US"/>
+        </w:rPr>
+        <w:t xml:space="preserve"> bằng cách sử dụng widget Data Sampler.</w:t>
       </w:r>
     </w:p>
     <w:p>
@@ -11406,7 +12656,45 @@
           <w:szCs w:val="24"/>
           <w:lang w:val="en-US"/>
         </w:rPr>
-        <w:t>: Đưa data đầu vào là bộ dữ liệu 5000 dòng, 10 thuộc tính bằng widget File;</w:t>
+        <w:t xml:space="preserve">: Đưa data đầu vào là bộ dữ liệu </w:t>
+      </w:r>
+      <w:r>
+        <w:rPr>
+          <w:rFonts w:asciiTheme="majorHAnsi" w:hAnsiTheme="majorHAnsi" w:cstheme="majorHAnsi"/>
+          <w:b/>
+          <w:sz w:val="24"/>
+          <w:szCs w:val="24"/>
+          <w:lang w:val="en-US"/>
+        </w:rPr>
+        <w:t>5000 dòng</w:t>
+      </w:r>
+      <w:r>
+        <w:rPr>
+          <w:rFonts w:asciiTheme="majorHAnsi" w:hAnsiTheme="majorHAnsi" w:cstheme="majorHAnsi"/>
+          <w:sz w:val="24"/>
+          <w:szCs w:val="24"/>
+          <w:lang w:val="en-US"/>
+        </w:rPr>
+        <w:t xml:space="preserve">, </w:t>
+      </w:r>
+      <w:r>
+        <w:rPr>
+          <w:rFonts w:asciiTheme="majorHAnsi" w:hAnsiTheme="majorHAnsi" w:cstheme="majorHAnsi"/>
+          <w:b/>
+          <w:sz w:val="24"/>
+          <w:szCs w:val="24"/>
+          <w:lang w:val="en-US"/>
+        </w:rPr>
+        <w:t>10 thuộc tính</w:t>
+      </w:r>
+      <w:r>
+        <w:rPr>
+          <w:rFonts w:asciiTheme="majorHAnsi" w:hAnsiTheme="majorHAnsi" w:cstheme="majorHAnsi"/>
+          <w:sz w:val="24"/>
+          <w:szCs w:val="24"/>
+          <w:lang w:val="en-US"/>
+        </w:rPr>
+        <w:t xml:space="preserve"> bằng widget File;</w:t>
       </w:r>
     </w:p>
     <w:p>
@@ -11441,7 +12729,36 @@
           <w:szCs w:val="24"/>
           <w:lang w:val="en-US"/>
         </w:rPr>
-        <w:t>: Trong Data Sampler, chọn tính năng Fixed proportion of data với tỉ lệ 80%. Từ đó, thu được tập dữ liệu phục vụ cho việc huấn luyện là bộ dữ liệu gồm 4000 dòng. File dữ liệu huấn luyện được lưu với tên “updated_pollution_dataset_80.tab";</w:t>
+        <w:t xml:space="preserve">: Trong Data Sampler, chọn tính năng Fixed proportion of data với tỉ lệ 80%. Từ đó, thu được tập dữ liệu phục vụ cho việc huấn luyện là bộ dữ liệu </w:t>
+      </w:r>
+      <w:r>
+        <w:rPr>
+          <w:rFonts w:asciiTheme="majorHAnsi" w:hAnsiTheme="majorHAnsi" w:cstheme="majorHAnsi"/>
+          <w:b/>
+          <w:sz w:val="24"/>
+          <w:szCs w:val="24"/>
+          <w:lang w:val="en-US"/>
+        </w:rPr>
+        <w:t>gồm 4000 dòng</w:t>
+      </w:r>
+      <w:r>
+        <w:rPr>
+          <w:rFonts w:asciiTheme="majorHAnsi" w:hAnsiTheme="majorHAnsi" w:cstheme="majorHAnsi"/>
+          <w:sz w:val="24"/>
+          <w:szCs w:val="24"/>
+          <w:lang w:val="en-US"/>
+        </w:rPr>
+        <w:t xml:space="preserve">. File dữ liệu huấn luyện được lưu với tên </w:t>
+      </w:r>
+      <w:r>
+        <w:rPr>
+          <w:rFonts w:asciiTheme="majorHAnsi" w:hAnsiTheme="majorHAnsi" w:cstheme="majorHAnsi"/>
+          <w:b/>
+          <w:sz w:val="24"/>
+          <w:szCs w:val="24"/>
+          <w:lang w:val="en-US"/>
+        </w:rPr>
+        <w:t>“updated_pollution_dataset_80.tab";</w:t>
       </w:r>
     </w:p>
     <w:p>
@@ -11476,7 +12793,92 @@
           <w:szCs w:val="24"/>
           <w:lang w:val="en-US"/>
         </w:rPr>
-        <w:t>: Tiếp theo, chọn tính năng Fixed proportion of data với tỉ lệ 20%. Chọn Remain Data để xuất ra tập dữ liệu chiếm 20% dữ liệu ban đầu gồm 1000 dòng được dùng để kiểm định hiệu quả của quá trình huấn luyện. File dữ liệu kiểm tra được lưu với tên "updated_pollution_dataset_20.tab".</w:t>
+        <w:t xml:space="preserve">: Tiếp theo, chọn tính năng Fixed proportion of data với </w:t>
+      </w:r>
+      <w:r>
+        <w:rPr>
+          <w:rFonts w:asciiTheme="majorHAnsi" w:hAnsiTheme="majorHAnsi" w:cstheme="majorHAnsi"/>
+          <w:b/>
+          <w:sz w:val="24"/>
+          <w:szCs w:val="24"/>
+          <w:lang w:val="en-US"/>
+        </w:rPr>
+        <w:t>tỉ lệ 20%</w:t>
+      </w:r>
+      <w:r>
+        <w:rPr>
+          <w:rFonts w:asciiTheme="majorHAnsi" w:hAnsiTheme="majorHAnsi" w:cstheme="majorHAnsi"/>
+          <w:sz w:val="24"/>
+          <w:szCs w:val="24"/>
+          <w:lang w:val="en-US"/>
+        </w:rPr>
+        <w:t xml:space="preserve">. Chọn Remain Data để xuất ra tập dữ liệu chiếm 20% dữ liệu ban đầu </w:t>
+      </w:r>
+      <w:r>
+        <w:rPr>
+          <w:rFonts w:asciiTheme="majorHAnsi" w:hAnsiTheme="majorHAnsi" w:cstheme="majorHAnsi"/>
+          <w:b/>
+          <w:sz w:val="24"/>
+          <w:szCs w:val="24"/>
+          <w:lang w:val="en-US"/>
+        </w:rPr>
+        <w:t>gồm 1000 dòng</w:t>
+      </w:r>
+      <w:r>
+        <w:rPr>
+          <w:rFonts w:asciiTheme="majorHAnsi" w:hAnsiTheme="majorHAnsi" w:cstheme="majorHAnsi"/>
+          <w:sz w:val="24"/>
+          <w:szCs w:val="24"/>
+          <w:lang w:val="en-US"/>
+        </w:rPr>
+        <w:t xml:space="preserve"> được </w:t>
+      </w:r>
+      <w:r>
+        <w:rPr>
+          <w:rFonts w:asciiTheme="majorHAnsi" w:hAnsiTheme="majorHAnsi" w:cstheme="majorHAnsi"/>
+          <w:b/>
+          <w:sz w:val="24"/>
+          <w:szCs w:val="24"/>
+          <w:lang w:val="en-US"/>
+        </w:rPr>
+        <w:t>dùng để kiểm định</w:t>
+      </w:r>
+      <w:r>
+        <w:rPr>
+          <w:rFonts w:asciiTheme="majorHAnsi" w:hAnsiTheme="majorHAnsi" w:cstheme="majorHAnsi"/>
+          <w:sz w:val="24"/>
+          <w:szCs w:val="24"/>
+          <w:lang w:val="en-US"/>
+        </w:rPr>
+        <w:t xml:space="preserve"> hiệ</w:t>
+      </w:r>
+      <w:r>
+        <w:rPr>
+          <w:rFonts w:asciiTheme="majorHAnsi" w:hAnsiTheme="majorHAnsi" w:cstheme="majorHAnsi"/>
+          <w:sz w:val="24"/>
+          <w:szCs w:val="24"/>
+          <w:lang w:val="en-US"/>
+        </w:rPr>
+        <w:t xml:space="preserve">u </w:t>
+      </w:r>
+      <w:r>
+        <w:rPr>
+          <w:rFonts w:asciiTheme="majorHAnsi" w:hAnsiTheme="majorHAnsi" w:cstheme="majorHAnsi"/>
+          <w:sz w:val="24"/>
+          <w:szCs w:val="24"/>
+          <w:lang w:val="en-US"/>
+        </w:rPr>
+        <w:t xml:space="preserve">quả của quá trình huấn luyện. File dữ liệu kiểm tra được lưu với tên </w:t>
+      </w:r>
+      <w:r>
+        <w:rPr>
+          <w:rFonts w:asciiTheme="majorHAnsi" w:hAnsiTheme="majorHAnsi" w:cstheme="majorHAnsi"/>
+          <w:b/>
+          <w:sz w:val="24"/>
+          <w:szCs w:val="24"/>
+          <w:lang w:val="en-US"/>
+        </w:rPr>
+        <w:t>"updated_pollution_dataset_20.tab".</w:t>
       </w:r>
     </w:p>
     <w:p>
@@ -11501,7 +12903,7 @@
           <w:lang w:eastAsia="vi-VN"/>
         </w:rPr>
         <w:drawing>
-          <wp:inline distT="0" distB="0" distL="0" distR="0" wp14:anchorId="48D7816F" wp14:editId="0E8D60CF">
+          <wp:inline distT="0" distB="0" distL="0" distR="0" wp14:anchorId="49ECFE5A" wp14:editId="23E69E42">
             <wp:extent cx="5760085" cy="4501515"/>
             <wp:effectExtent l="0" t="0" r="0" b="0"/>
             <wp:docPr id="17" name="Picture 17"/>
@@ -11574,7 +12976,7 @@
           <w:tab w:val="left" w:pos="0"/>
         </w:tabs>
         <w:spacing w:after="0" w:line="360" w:lineRule="auto"/>
-        <w:ind w:firstLine="567"/>
+        <w:ind w:firstLine="720"/>
         <w:jc w:val="both"/>
         <w:rPr>
           <w:rFonts w:asciiTheme="majorHAnsi" w:hAnsiTheme="majorHAnsi" w:cstheme="majorHAnsi"/>
@@ -11586,12 +12988,21 @@
       <w:r>
         <w:rPr>
           <w:rFonts w:asciiTheme="majorHAnsi" w:hAnsiTheme="majorHAnsi" w:cstheme="majorHAnsi"/>
-          <w:sz w:val="24"/>
-          <w:szCs w:val="24"/>
-          <w:lang w:val="en-US"/>
-        </w:rPr>
-        <w:tab/>
-        <w:t xml:space="preserve">Tiếp theo, ta sử dụng 2 tập dữ liệu trên tiến hành quá trình dự báo trên Orange. </w:t>
+          <w:b/>
+          <w:sz w:val="24"/>
+          <w:szCs w:val="24"/>
+          <w:lang w:val="en-US"/>
+        </w:rPr>
+        <w:t>Tiếp theo</w:t>
+      </w:r>
+      <w:r>
+        <w:rPr>
+          <w:rFonts w:asciiTheme="majorHAnsi" w:hAnsiTheme="majorHAnsi" w:cstheme="majorHAnsi"/>
+          <w:sz w:val="24"/>
+          <w:szCs w:val="24"/>
+          <w:lang w:val="en-US"/>
+        </w:rPr>
+        <w:t xml:space="preserve">, ta sử dụng 2 tập dữ liệu trên tiến hành quá trình dự báo trên Orange. </w:t>
       </w:r>
     </w:p>
     <w:p>
@@ -11600,7 +13011,7 @@
           <w:tab w:val="left" w:pos="0"/>
         </w:tabs>
         <w:spacing w:after="0" w:line="360" w:lineRule="auto"/>
-        <w:ind w:firstLine="567"/>
+        <w:ind w:firstLine="720"/>
         <w:jc w:val="both"/>
         <w:rPr>
           <w:rFonts w:asciiTheme="majorHAnsi" w:hAnsiTheme="majorHAnsi" w:cstheme="majorHAnsi"/>
@@ -11612,12 +13023,87 @@
       <w:r>
         <w:rPr>
           <w:rFonts w:asciiTheme="majorHAnsi" w:hAnsiTheme="majorHAnsi" w:cstheme="majorHAnsi"/>
-          <w:sz w:val="24"/>
-          <w:szCs w:val="24"/>
-          <w:lang w:val="en-US"/>
-        </w:rPr>
-        <w:tab/>
-        <w:t>Bước 1: Đưa dữ liệu đầu vào cho việc huấn luyện từ File "updated_pollution_dataset_80.tab” và chọn cột “Air Quality” làm biến phụ thuộc (target).</w:t>
+          <w:b/>
+          <w:sz w:val="24"/>
+          <w:szCs w:val="24"/>
+          <w:lang w:val="en-US"/>
+        </w:rPr>
+        <w:t>Bước 1</w:t>
+      </w:r>
+      <w:r>
+        <w:rPr>
+          <w:rFonts w:asciiTheme="majorHAnsi" w:hAnsiTheme="majorHAnsi" w:cstheme="majorHAnsi"/>
+          <w:sz w:val="24"/>
+          <w:szCs w:val="24"/>
+          <w:lang w:val="en-US"/>
+        </w:rPr>
+        <w:t xml:space="preserve">: Đưa dữ liệu đầu vào cho việc </w:t>
+      </w:r>
+      <w:r>
+        <w:rPr>
+          <w:rFonts w:asciiTheme="majorHAnsi" w:hAnsiTheme="majorHAnsi" w:cstheme="majorHAnsi"/>
+          <w:b/>
+          <w:sz w:val="24"/>
+          <w:szCs w:val="24"/>
+          <w:lang w:val="en-US"/>
+        </w:rPr>
+        <w:t xml:space="preserve">huấn luyện </w:t>
+      </w:r>
+      <w:r>
+        <w:rPr>
+          <w:rFonts w:asciiTheme="majorHAnsi" w:hAnsiTheme="majorHAnsi" w:cstheme="majorHAnsi"/>
+          <w:sz w:val="24"/>
+          <w:szCs w:val="24"/>
+          <w:lang w:val="en-US"/>
+        </w:rPr>
+        <w:t xml:space="preserve">từ File </w:t>
+      </w:r>
+      <w:r>
+        <w:rPr>
+          <w:rFonts w:asciiTheme="majorHAnsi" w:hAnsiTheme="majorHAnsi" w:cstheme="majorHAnsi"/>
+          <w:sz w:val="24"/>
+          <w:szCs w:val="24"/>
+          <w:lang w:val="en-US"/>
+        </w:rPr>
+        <w:t>"</w:t>
+      </w:r>
+      <w:r>
+        <w:rPr>
+          <w:rFonts w:asciiTheme="majorHAnsi" w:hAnsiTheme="majorHAnsi" w:cstheme="majorHAnsi"/>
+          <w:b/>
+          <w:sz w:val="24"/>
+          <w:szCs w:val="24"/>
+          <w:lang w:val="en-US"/>
+        </w:rPr>
+        <w:t>updated_pollution_dataset_80.tab”</w:t>
+      </w:r>
+      <w:r>
+        <w:rPr>
+          <w:rFonts w:asciiTheme="majorHAnsi" w:hAnsiTheme="majorHAnsi" w:cstheme="majorHAnsi"/>
+          <w:sz w:val="24"/>
+          <w:szCs w:val="24"/>
+          <w:lang w:val="en-US"/>
+        </w:rPr>
+        <w:t xml:space="preserve"> và chọn cột </w:t>
+      </w:r>
+      <w:r>
+        <w:rPr>
+          <w:rFonts w:asciiTheme="majorHAnsi" w:hAnsiTheme="majorHAnsi" w:cstheme="majorHAnsi"/>
+          <w:b/>
+          <w:sz w:val="24"/>
+          <w:szCs w:val="24"/>
+          <w:lang w:val="en-US"/>
+        </w:rPr>
+        <w:t>“Air Quality”</w:t>
+      </w:r>
+      <w:r>
+        <w:rPr>
+          <w:rFonts w:asciiTheme="majorHAnsi" w:hAnsiTheme="majorHAnsi" w:cstheme="majorHAnsi"/>
+          <w:sz w:val="24"/>
+          <w:szCs w:val="24"/>
+          <w:lang w:val="en-US"/>
+        </w:rPr>
+        <w:t xml:space="preserve"> làm biến phụ thuộc (target).</w:t>
       </w:r>
     </w:p>
     <w:p>
@@ -11626,7 +13112,7 @@
           <w:tab w:val="left" w:pos="0"/>
         </w:tabs>
         <w:spacing w:after="0" w:line="360" w:lineRule="auto"/>
-        <w:ind w:firstLine="567"/>
+        <w:ind w:firstLine="720"/>
         <w:jc w:val="both"/>
         <w:rPr>
           <w:rFonts w:asciiTheme="majorHAnsi" w:hAnsiTheme="majorHAnsi" w:cstheme="majorHAnsi"/>
@@ -11638,12 +13124,97 @@
       <w:r>
         <w:rPr>
           <w:rFonts w:asciiTheme="majorHAnsi" w:hAnsiTheme="majorHAnsi" w:cstheme="majorHAnsi"/>
-          <w:sz w:val="24"/>
-          <w:szCs w:val="24"/>
-          <w:lang w:val="en-US"/>
-        </w:rPr>
-        <w:tab/>
-        <w:t>Bước 2: Nối File "Data 20%" với dữ liệu đầu vào là "updated_pollution_dataset_20.tab” và 2 phương pháp Random Forest Classifier và Decision Tree Classifier với Test and Score. Rồi nối Test and Score với Confusion Matrix để so sánh, đánh giá các thuật toán xem phương pháp nào là tốt nhất cho việc dự báo và đánh giá ma trận nhầm lẫn.</w:t>
+          <w:b/>
+          <w:sz w:val="24"/>
+          <w:szCs w:val="24"/>
+          <w:lang w:val="en-US"/>
+        </w:rPr>
+        <w:t>Bước 2</w:t>
+      </w:r>
+      <w:r>
+        <w:rPr>
+          <w:rFonts w:asciiTheme="majorHAnsi" w:hAnsiTheme="majorHAnsi" w:cstheme="majorHAnsi"/>
+          <w:sz w:val="24"/>
+          <w:szCs w:val="24"/>
+          <w:lang w:val="en-US"/>
+        </w:rPr>
+        <w:t xml:space="preserve">: Nối File "Data 20%" với dữ liệu đầu vào là </w:t>
+      </w:r>
+      <w:r>
+        <w:rPr>
+          <w:rFonts w:asciiTheme="majorHAnsi" w:hAnsiTheme="majorHAnsi" w:cstheme="majorHAnsi"/>
+          <w:b/>
+          <w:sz w:val="24"/>
+          <w:szCs w:val="24"/>
+          <w:lang w:val="en-US"/>
+        </w:rPr>
+        <w:t>"updated_pollution_dataset_20.tab”</w:t>
+      </w:r>
+      <w:r>
+        <w:rPr>
+          <w:rFonts w:asciiTheme="majorHAnsi" w:hAnsiTheme="majorHAnsi" w:cstheme="majorHAnsi"/>
+          <w:sz w:val="24"/>
+          <w:szCs w:val="24"/>
+          <w:lang w:val="en-US"/>
+        </w:rPr>
+        <w:t xml:space="preserve"> và 2 phương pháp Random Forest Classifier và Decision Tree Classifier với </w:t>
+      </w:r>
+      <w:r>
+        <w:rPr>
+          <w:rFonts w:asciiTheme="majorHAnsi" w:hAnsiTheme="majorHAnsi" w:cstheme="majorHAnsi"/>
+          <w:b/>
+          <w:sz w:val="24"/>
+          <w:szCs w:val="24"/>
+          <w:lang w:val="en-US"/>
+        </w:rPr>
+        <w:t>Test and Score</w:t>
+      </w:r>
+      <w:r>
+        <w:rPr>
+          <w:rFonts w:asciiTheme="majorHAnsi" w:hAnsiTheme="majorHAnsi" w:cstheme="majorHAnsi"/>
+          <w:sz w:val="24"/>
+          <w:szCs w:val="24"/>
+          <w:lang w:val="en-US"/>
+        </w:rPr>
+        <w:t xml:space="preserve">. Rồi nối </w:t>
+      </w:r>
+      <w:r>
+        <w:rPr>
+          <w:rFonts w:asciiTheme="majorHAnsi" w:hAnsiTheme="majorHAnsi" w:cstheme="majorHAnsi"/>
+          <w:b/>
+          <w:sz w:val="24"/>
+          <w:szCs w:val="24"/>
+          <w:lang w:val="en-US"/>
+        </w:rPr>
+        <w:t>Test and Score</w:t>
+      </w:r>
+      <w:r>
+        <w:rPr>
+          <w:rFonts w:asciiTheme="majorHAnsi" w:hAnsiTheme="majorHAnsi" w:cstheme="majorHAnsi"/>
+          <w:sz w:val="24"/>
+          <w:szCs w:val="24"/>
+          <w:lang w:val="en-US"/>
+        </w:rPr>
+        <w:t xml:space="preserve"> với </w:t>
+      </w:r>
+      <w:r>
+        <w:rPr>
+          <w:rFonts w:asciiTheme="majorHAnsi" w:hAnsiTheme="majorHAnsi" w:cstheme="majorHAnsi"/>
+          <w:b/>
+          <w:sz w:val="24"/>
+          <w:szCs w:val="24"/>
+          <w:lang w:val="en-US"/>
+        </w:rPr>
+        <w:t>Confusion Matrix</w:t>
+      </w:r>
+      <w:r>
+        <w:rPr>
+          <w:rFonts w:asciiTheme="majorHAnsi" w:hAnsiTheme="majorHAnsi" w:cstheme="majorHAnsi"/>
+          <w:sz w:val="24"/>
+          <w:szCs w:val="24"/>
+          <w:lang w:val="en-US"/>
+        </w:rPr>
+        <w:t xml:space="preserve"> để so sánh, đánh giá các thuật toán xem phương pháp nào là tốt nhất cho việc dự báo và đánh giá ma trận nhầm lẫn.</w:t>
       </w:r>
     </w:p>
     <w:p>
@@ -11652,7 +13223,7 @@
           <w:tab w:val="left" w:pos="0"/>
         </w:tabs>
         <w:spacing w:after="0" w:line="360" w:lineRule="auto"/>
-        <w:ind w:firstLine="567"/>
+        <w:ind w:firstLine="720"/>
         <w:jc w:val="both"/>
         <w:rPr>
           <w:rFonts w:asciiTheme="majorHAnsi" w:hAnsiTheme="majorHAnsi" w:cstheme="majorHAnsi"/>
@@ -11664,12 +13235,21 @@
       <w:r>
         <w:rPr>
           <w:rFonts w:asciiTheme="majorHAnsi" w:hAnsiTheme="majorHAnsi" w:cstheme="majorHAnsi"/>
-          <w:sz w:val="24"/>
-          <w:szCs w:val="24"/>
-          <w:lang w:val="en-US"/>
-        </w:rPr>
-        <w:tab/>
-        <w:t xml:space="preserve">Bước 3: Xuất kết quả dự báo qua Data Table. </w:t>
+          <w:b/>
+          <w:sz w:val="24"/>
+          <w:szCs w:val="24"/>
+          <w:lang w:val="en-US"/>
+        </w:rPr>
+        <w:t>Bước 3</w:t>
+      </w:r>
+      <w:r>
+        <w:rPr>
+          <w:rFonts w:asciiTheme="majorHAnsi" w:hAnsiTheme="majorHAnsi" w:cstheme="majorHAnsi"/>
+          <w:sz w:val="24"/>
+          <w:szCs w:val="24"/>
+          <w:lang w:val="en-US"/>
+        </w:rPr>
+        <w:t xml:space="preserve">: Xuất kết quả dự báo qua Data Table. </w:t>
       </w:r>
     </w:p>
     <w:p>
@@ -11695,7 +13275,7 @@
           <w:lang w:eastAsia="vi-VN"/>
         </w:rPr>
         <w:drawing>
-          <wp:inline distT="0" distB="0" distL="0" distR="0" wp14:anchorId="60C7A4BD" wp14:editId="6607C1B2">
+          <wp:inline distT="0" distB="0" distL="0" distR="0" wp14:anchorId="61522277" wp14:editId="27011CED">
             <wp:extent cx="4218534" cy="3995420"/>
             <wp:effectExtent l="0" t="0" r="0" b="5080"/>
             <wp:docPr id="18" name="Picture 18"/>
@@ -11744,14 +13324,14 @@
           <w:b/>
         </w:rPr>
       </w:pPr>
-      <w:bookmarkStart w:id="30" w:name="_Toc225355977"/>
+      <w:bookmarkStart w:id="31" w:name="_Toc225355977"/>
       <w:r>
         <w:rPr>
           <w:b/>
         </w:rPr>
         <w:t>Hình 4.2.2.2: Mẫu dữ liệu huấn luyện (Training)</w:t>
       </w:r>
-      <w:bookmarkEnd w:id="30"/>
+      <w:bookmarkEnd w:id="31"/>
     </w:p>
     <w:p>
       <w:pPr>
@@ -11778,7 +13358,7 @@
           <w:lang w:eastAsia="vi-VN"/>
         </w:rPr>
         <w:drawing>
-          <wp:inline distT="0" distB="0" distL="0" distR="0" wp14:anchorId="529EBE1A" wp14:editId="2EEFCFA0">
+          <wp:inline distT="0" distB="0" distL="0" distR="0" wp14:anchorId="70BF86F0" wp14:editId="7EA89307">
             <wp:extent cx="4256954" cy="3995420"/>
             <wp:effectExtent l="0" t="0" r="0" b="5080"/>
             <wp:docPr id="19" name="Picture 19"/>
@@ -11891,7 +13471,7 @@
         </w:rPr>
         <w:t xml:space="preserve"> </w:t>
       </w:r>
-      <w:bookmarkStart w:id="31" w:name="_Toc225340459"/>
+      <w:bookmarkStart w:id="32" w:name="_Toc225437383"/>
       <w:r>
         <w:rPr>
           <w:rFonts w:asciiTheme="majorHAnsi" w:hAnsiTheme="majorHAnsi" w:cstheme="majorHAnsi"/>
@@ -11901,7 +13481,7 @@
         </w:rPr>
         <w:t>Xây dựng mô hình</w:t>
       </w:r>
-      <w:bookmarkEnd w:id="31"/>
+      <w:bookmarkEnd w:id="32"/>
     </w:p>
     <w:p>
       <w:pPr>
@@ -11926,7 +13506,7 @@
           <w:lang w:eastAsia="vi-VN"/>
         </w:rPr>
         <w:drawing>
-          <wp:inline distT="0" distB="0" distL="0" distR="0" wp14:anchorId="40FD0158" wp14:editId="45296D1A">
+          <wp:inline distT="0" distB="0" distL="0" distR="0" wp14:anchorId="241D7ED6" wp14:editId="1A97A4FF">
             <wp:extent cx="5709237" cy="3992454"/>
             <wp:effectExtent l="0" t="0" r="6350" b="8255"/>
             <wp:docPr id="20" name="Picture 20"/>
@@ -11975,14 +13555,14 @@
           <w:b/>
         </w:rPr>
       </w:pPr>
-      <w:bookmarkStart w:id="32" w:name="_Toc225355978"/>
+      <w:bookmarkStart w:id="33" w:name="_Toc225355978"/>
       <w:r>
         <w:rPr>
           <w:b/>
         </w:rPr>
         <w:t>Hình 4.2.2: Mô hình phân lớp dự đoán mức độ ô nhiễm không khí</w:t>
       </w:r>
-      <w:bookmarkEnd w:id="32"/>
+      <w:bookmarkEnd w:id="33"/>
     </w:p>
     <w:p>
       <w:pPr>
@@ -12004,7 +13584,7 @@
           <w:lang w:val="en-US"/>
         </w:rPr>
       </w:pPr>
-      <w:bookmarkStart w:id="33" w:name="_Toc225340460"/>
+      <w:bookmarkStart w:id="34" w:name="_Toc225437384"/>
       <w:r>
         <w:rPr>
           <w:rFonts w:asciiTheme="majorHAnsi" w:hAnsiTheme="majorHAnsi" w:cstheme="majorHAnsi"/>
@@ -12015,7 +13595,7 @@
         </w:rPr>
         <w:t>Phân lớp bằng mô hình Tree trong Orange</w:t>
       </w:r>
-      <w:bookmarkEnd w:id="33"/>
+      <w:bookmarkEnd w:id="34"/>
     </w:p>
     <w:p>
       <w:pPr>
@@ -12025,16 +13605,19 @@
         <w:spacing w:after="0" w:line="360" w:lineRule="auto"/>
         <w:ind w:left="1080"/>
         <w:contextualSpacing/>
-        <w:rPr>
-          <w:rFonts w:asciiTheme="majorHAnsi" w:hAnsiTheme="majorHAnsi" w:cstheme="majorHAnsi"/>
-          <w:sz w:val="24"/>
-          <w:szCs w:val="24"/>
-          <w:lang w:val="en-US"/>
-        </w:rPr>
-      </w:pPr>
-      <w:r>
-        <w:rPr>
-          <w:rFonts w:asciiTheme="majorHAnsi" w:hAnsiTheme="majorHAnsi" w:cstheme="majorHAnsi"/>
+        <w:jc w:val="both"/>
+        <w:rPr>
+          <w:rFonts w:asciiTheme="majorHAnsi" w:hAnsiTheme="majorHAnsi" w:cstheme="majorHAnsi"/>
+          <w:b/>
+          <w:sz w:val="24"/>
+          <w:szCs w:val="24"/>
+          <w:lang w:val="en-US"/>
+        </w:rPr>
+      </w:pPr>
+      <w:r>
+        <w:rPr>
+          <w:rFonts w:asciiTheme="majorHAnsi" w:hAnsiTheme="majorHAnsi" w:cstheme="majorHAnsi"/>
+          <w:b/>
           <w:sz w:val="24"/>
           <w:szCs w:val="24"/>
           <w:lang w:val="en-US"/>
@@ -12067,7 +13650,7 @@
           <w:lang w:eastAsia="vi-VN"/>
         </w:rPr>
         <w:drawing>
-          <wp:inline distT="0" distB="0" distL="0" distR="0" wp14:anchorId="614B5A02" wp14:editId="22C8D738">
+          <wp:inline distT="0" distB="0" distL="0" distR="0" wp14:anchorId="46A18887" wp14:editId="3DFF7E3B">
             <wp:extent cx="3002280" cy="3101340"/>
             <wp:effectExtent l="0" t="0" r="7620" b="3810"/>
             <wp:docPr id="21" name="Picture 21"/>
@@ -12116,14 +13699,14 @@
           <w:b/>
         </w:rPr>
       </w:pPr>
-      <w:bookmarkStart w:id="34" w:name="_Toc225355979"/>
+      <w:bookmarkStart w:id="35" w:name="_Toc225355979"/>
       <w:r>
         <w:rPr>
           <w:b/>
         </w:rPr>
         <w:t>Hình 4.2.2.2.1: Mô hình Tree</w:t>
       </w:r>
-      <w:bookmarkEnd w:id="34"/>
+      <w:bookmarkEnd w:id="35"/>
     </w:p>
     <w:p>
       <w:pPr>
@@ -12147,7 +13730,7 @@
           <w:tab w:val="left" w:pos="0"/>
         </w:tabs>
         <w:spacing w:after="0" w:line="360" w:lineRule="auto"/>
-        <w:ind w:firstLine="567"/>
+        <w:ind w:firstLine="720"/>
         <w:contextualSpacing/>
         <w:jc w:val="both"/>
         <w:rPr>
@@ -12160,12 +13743,97 @@
       <w:r>
         <w:rPr>
           <w:rFonts w:asciiTheme="majorHAnsi" w:hAnsiTheme="majorHAnsi" w:cstheme="majorHAnsi"/>
-          <w:sz w:val="24"/>
-          <w:szCs w:val="24"/>
-          <w:lang w:val="en-US"/>
-        </w:rPr>
-        <w:tab/>
-        <w:t>Việc đặt số mẫu tối thiểu ở mỗi lá (Min. number of instances in leaves) là 10 giúp cây không tạo ra các lá quá nhỏ, chỉ chứa vài mẫu huấn luyện. Lá quá nhỏ thường khiến mô hình ghi nhớ dữ liệu huấn luyện và dẫn đến hiện tượng overfitting. Tăng giá trị này giúp mô hình tổng quát hơn và dự đoán chính xác hơn trên tập kiểm tra.</w:t>
+          <w:b/>
+          <w:sz w:val="24"/>
+          <w:szCs w:val="24"/>
+          <w:lang w:val="en-US"/>
+        </w:rPr>
+        <w:t>Việc đặt số mẫu tối thiểu ở mỗi lá</w:t>
+      </w:r>
+      <w:r>
+        <w:rPr>
+          <w:rFonts w:asciiTheme="majorHAnsi" w:hAnsiTheme="majorHAnsi" w:cstheme="majorHAnsi"/>
+          <w:sz w:val="24"/>
+          <w:szCs w:val="24"/>
+          <w:lang w:val="en-US"/>
+        </w:rPr>
+        <w:t xml:space="preserve"> (Min. number of instances in leaves) là </w:t>
+      </w:r>
+      <w:r>
+        <w:rPr>
+          <w:rFonts w:asciiTheme="majorHAnsi" w:hAnsiTheme="majorHAnsi" w:cstheme="majorHAnsi"/>
+          <w:b/>
+          <w:sz w:val="24"/>
+          <w:szCs w:val="24"/>
+          <w:lang w:val="en-US"/>
+        </w:rPr>
+        <w:t>10</w:t>
+      </w:r>
+      <w:r>
+        <w:rPr>
+          <w:rFonts w:asciiTheme="majorHAnsi" w:hAnsiTheme="majorHAnsi" w:cstheme="majorHAnsi"/>
+          <w:sz w:val="24"/>
+          <w:szCs w:val="24"/>
+          <w:lang w:val="en-US"/>
+        </w:rPr>
+        <w:t xml:space="preserve"> giúp cây không tạo ra các lá quá nhỏ, chỉ chứa vài mẫu huấn luyện. Lá quá nhỏ thường khiến mô hình ghi nhớ dữ liệu huấn luyện và </w:t>
+      </w:r>
+      <w:r>
+        <w:rPr>
+          <w:rFonts w:asciiTheme="majorHAnsi" w:hAnsiTheme="majorHAnsi" w:cstheme="majorHAnsi"/>
+          <w:b/>
+          <w:sz w:val="24"/>
+          <w:szCs w:val="24"/>
+          <w:lang w:val="en-US"/>
+        </w:rPr>
+        <w:t>dẫn đến hiện tượng overfitting</w:t>
+      </w:r>
+      <w:r>
+        <w:rPr>
+          <w:rFonts w:asciiTheme="majorHAnsi" w:hAnsiTheme="majorHAnsi" w:cstheme="majorHAnsi"/>
+          <w:sz w:val="24"/>
+          <w:szCs w:val="24"/>
+          <w:lang w:val="en-US"/>
+        </w:rPr>
+        <w:t xml:space="preserve">. Tăng giá trị này </w:t>
+      </w:r>
+      <w:r>
+        <w:rPr>
+          <w:rFonts w:asciiTheme="majorHAnsi" w:hAnsiTheme="majorHAnsi" w:cstheme="majorHAnsi"/>
+          <w:b/>
+          <w:sz w:val="24"/>
+          <w:szCs w:val="24"/>
+          <w:lang w:val="en-US"/>
+        </w:rPr>
+        <w:t>giúp mô hình tổng quát hơn</w:t>
+      </w:r>
+      <w:r>
+        <w:rPr>
+          <w:rFonts w:asciiTheme="majorHAnsi" w:hAnsiTheme="majorHAnsi" w:cstheme="majorHAnsi"/>
+          <w:sz w:val="24"/>
+          <w:szCs w:val="24"/>
+          <w:lang w:val="en-US"/>
+        </w:rPr>
+        <w:t xml:space="preserve"> và </w:t>
+      </w:r>
+      <w:r>
+        <w:rPr>
+          <w:rFonts w:asciiTheme="majorHAnsi" w:hAnsiTheme="majorHAnsi" w:cstheme="majorHAnsi"/>
+          <w:b/>
+          <w:sz w:val="24"/>
+          <w:szCs w:val="24"/>
+          <w:lang w:val="en-US"/>
+        </w:rPr>
+        <w:t>dự đoán chính xác hơn</w:t>
+      </w:r>
+      <w:r>
+        <w:rPr>
+          <w:rFonts w:asciiTheme="majorHAnsi" w:hAnsiTheme="majorHAnsi" w:cstheme="majorHAnsi"/>
+          <w:sz w:val="24"/>
+          <w:szCs w:val="24"/>
+          <w:lang w:val="en-US"/>
+        </w:rPr>
+        <w:t xml:space="preserve"> trên tập kiểm tra.</w:t>
       </w:r>
     </w:p>
     <w:p>
@@ -12174,7 +13842,7 @@
           <w:tab w:val="left" w:pos="0"/>
         </w:tabs>
         <w:spacing w:after="0" w:line="360" w:lineRule="auto"/>
-        <w:ind w:firstLine="567"/>
+        <w:ind w:firstLine="720"/>
         <w:contextualSpacing/>
         <w:jc w:val="both"/>
         <w:rPr>
@@ -12187,12 +13855,106 @@
       <w:r>
         <w:rPr>
           <w:rFonts w:asciiTheme="majorHAnsi" w:hAnsiTheme="majorHAnsi" w:cstheme="majorHAnsi"/>
-          <w:sz w:val="24"/>
-          <w:szCs w:val="24"/>
-          <w:lang w:val="en-US"/>
-        </w:rPr>
-        <w:tab/>
-        <w:t>Tham số này ngăn không cho cây phân nhánh (Do not split subsets smaller than) khi tập con có ít hơn 20 mẫu. Điều này tránh việc chia nhánh không cần thiết và không mang lại cải thiện cho phân loại. Nhờ vậy, mô hình trở nên đơn giản hơn và ít nhạy cảm với nhiễu trong dữ liệu.</w:t>
+          <w:b/>
+          <w:sz w:val="24"/>
+          <w:szCs w:val="24"/>
+          <w:lang w:val="en-US"/>
+        </w:rPr>
+        <w:t>Tham số này ngăn không cho cây phân nhánh</w:t>
+      </w:r>
+      <w:r>
+        <w:rPr>
+          <w:rFonts w:asciiTheme="majorHAnsi" w:hAnsiTheme="majorHAnsi" w:cstheme="majorHAnsi"/>
+          <w:sz w:val="24"/>
+          <w:szCs w:val="24"/>
+          <w:lang w:val="en-US"/>
+        </w:rPr>
+        <w:t xml:space="preserve"> (Do not split subsets smaller than) khi tập con có </w:t>
+      </w:r>
+      <w:r>
+        <w:rPr>
+          <w:rFonts w:asciiTheme="majorHAnsi" w:hAnsiTheme="majorHAnsi" w:cstheme="majorHAnsi"/>
+          <w:b/>
+          <w:sz w:val="24"/>
+          <w:szCs w:val="24"/>
+          <w:lang w:val="en-US"/>
+        </w:rPr>
+        <w:t>ít hơn 20 mẫu</w:t>
+      </w:r>
+      <w:r>
+        <w:rPr>
+          <w:rFonts w:asciiTheme="majorHAnsi" w:hAnsiTheme="majorHAnsi" w:cstheme="majorHAnsi"/>
+          <w:sz w:val="24"/>
+          <w:szCs w:val="24"/>
+          <w:lang w:val="en-US"/>
+        </w:rPr>
+        <w:t>.</w:t>
+      </w:r>
+      <w:r>
+        <w:rPr>
+          <w:rFonts w:asciiTheme="majorHAnsi" w:hAnsiTheme="majorHAnsi" w:cstheme="majorHAnsi"/>
+          <w:sz w:val="24"/>
+          <w:szCs w:val="24"/>
+          <w:lang w:val="en-US"/>
+        </w:rPr>
+        <w:t xml:space="preserve"> Điều này tránh việc chia nhánh </w:t>
+      </w:r>
+      <w:r>
+        <w:rPr>
+          <w:rFonts w:asciiTheme="majorHAnsi" w:hAnsiTheme="majorHAnsi" w:cstheme="majorHAnsi"/>
+          <w:b/>
+          <w:sz w:val="24"/>
+          <w:szCs w:val="24"/>
+          <w:lang w:val="en-US"/>
+        </w:rPr>
+        <w:t>không cần thiết</w:t>
+      </w:r>
+      <w:r>
+        <w:rPr>
+          <w:rFonts w:asciiTheme="majorHAnsi" w:hAnsiTheme="majorHAnsi" w:cstheme="majorHAnsi"/>
+          <w:sz w:val="24"/>
+          <w:szCs w:val="24"/>
+          <w:lang w:val="en-US"/>
+        </w:rPr>
+        <w:t xml:space="preserve"> và </w:t>
+      </w:r>
+      <w:r>
+        <w:rPr>
+          <w:rFonts w:asciiTheme="majorHAnsi" w:hAnsiTheme="majorHAnsi" w:cstheme="majorHAnsi"/>
+          <w:b/>
+          <w:sz w:val="24"/>
+          <w:szCs w:val="24"/>
+          <w:lang w:val="en-US"/>
+        </w:rPr>
+        <w:t>không mang lại</w:t>
+      </w:r>
+      <w:r>
+        <w:rPr>
+          <w:rFonts w:asciiTheme="majorHAnsi" w:hAnsiTheme="majorHAnsi" w:cstheme="majorHAnsi"/>
+          <w:sz w:val="24"/>
+          <w:szCs w:val="24"/>
+          <w:lang w:val="en-US"/>
+        </w:rPr>
+        <w:t xml:space="preserve"> </w:t>
+      </w:r>
+      <w:r>
+        <w:rPr>
+          <w:rFonts w:asciiTheme="majorHAnsi" w:hAnsiTheme="majorHAnsi" w:cstheme="majorHAnsi"/>
+          <w:b/>
+          <w:sz w:val="24"/>
+          <w:szCs w:val="24"/>
+          <w:lang w:val="en-US"/>
+        </w:rPr>
+        <w:t>cải thiện</w:t>
+      </w:r>
+      <w:r>
+        <w:rPr>
+          <w:rFonts w:asciiTheme="majorHAnsi" w:hAnsiTheme="majorHAnsi" w:cstheme="majorHAnsi"/>
+          <w:sz w:val="24"/>
+          <w:szCs w:val="24"/>
+          <w:lang w:val="en-US"/>
+        </w:rPr>
+        <w:t xml:space="preserve"> cho phân loại. Nhờ vậy, mô hình trở nên đơn giản hơn và ít nhạy cảm với nhiễu trong dữ liệu.</w:t>
       </w:r>
     </w:p>
     <w:p>
@@ -12201,7 +13963,7 @@
           <w:tab w:val="left" w:pos="0"/>
         </w:tabs>
         <w:spacing w:after="0" w:line="360" w:lineRule="auto"/>
-        <w:ind w:firstLine="567"/>
+        <w:ind w:firstLine="720"/>
         <w:jc w:val="both"/>
         <w:rPr>
           <w:rFonts w:asciiTheme="majorHAnsi" w:hAnsiTheme="majorHAnsi" w:cstheme="majorHAnsi"/>
@@ -12213,12 +13975,40 @@
       <w:r>
         <w:rPr>
           <w:rFonts w:asciiTheme="majorHAnsi" w:hAnsiTheme="majorHAnsi" w:cstheme="majorHAnsi"/>
-          <w:sz w:val="24"/>
-          <w:szCs w:val="24"/>
-          <w:lang w:val="en-US"/>
-        </w:rPr>
-        <w:tab/>
-        <w:t>Giới hạn độ sâu tối đa của cây (Limit the maximal tree depth to) là 10 giúp cây không phát triển quá sâu và phức tạp. Cây quá sâu thường ghi nhớ chi tiết của dữ liệu huấn luyện, làm giảm hiệu quả dự đoán trên dữ liệu mới. Cây nông hơn giúp mô hình tổng quát tốt hơn.</w:t>
+          <w:b/>
+          <w:sz w:val="24"/>
+          <w:szCs w:val="24"/>
+          <w:lang w:val="en-US"/>
+        </w:rPr>
+        <w:t>Giới hạn độ sâu tối đa của cây</w:t>
+      </w:r>
+      <w:r>
+        <w:rPr>
+          <w:rFonts w:asciiTheme="majorHAnsi" w:hAnsiTheme="majorHAnsi" w:cstheme="majorHAnsi"/>
+          <w:sz w:val="24"/>
+          <w:szCs w:val="24"/>
+          <w:lang w:val="en-US"/>
+        </w:rPr>
+        <w:t xml:space="preserve"> (Limit the maximal tree depth to) là </w:t>
+      </w:r>
+      <w:r>
+        <w:rPr>
+          <w:rFonts w:asciiTheme="majorHAnsi" w:hAnsiTheme="majorHAnsi" w:cstheme="majorHAnsi"/>
+          <w:b/>
+          <w:sz w:val="24"/>
+          <w:szCs w:val="24"/>
+          <w:lang w:val="en-US"/>
+        </w:rPr>
+        <w:t xml:space="preserve">10 </w:t>
+      </w:r>
+      <w:r>
+        <w:rPr>
+          <w:rFonts w:asciiTheme="majorHAnsi" w:hAnsiTheme="majorHAnsi" w:cstheme="majorHAnsi"/>
+          <w:sz w:val="24"/>
+          <w:szCs w:val="24"/>
+          <w:lang w:val="en-US"/>
+        </w:rPr>
+        <w:t>giúp cây không phát triển quá sâu và phức tạp. Cây quá sâu thường ghi nhớ chi tiết của dữ liệu huấn luyện, làm giảm hiệu quả dự đoán trên dữ liệu mới. Cây nông hơn giúp mô hình tổng quát tốt hơn.</w:t>
       </w:r>
     </w:p>
     <w:p>
@@ -12227,7 +14017,7 @@
           <w:tab w:val="left" w:pos="0"/>
         </w:tabs>
         <w:spacing w:after="0" w:line="360" w:lineRule="auto"/>
-        <w:ind w:firstLine="567"/>
+        <w:ind w:firstLine="720"/>
         <w:jc w:val="both"/>
         <w:rPr>
           <w:rFonts w:asciiTheme="majorHAnsi" w:hAnsiTheme="majorHAnsi" w:cstheme="majorHAnsi"/>
@@ -12239,12 +14029,97 @@
       <w:r>
         <w:rPr>
           <w:rFonts w:asciiTheme="majorHAnsi" w:hAnsiTheme="majorHAnsi" w:cstheme="majorHAnsi"/>
-          <w:sz w:val="24"/>
-          <w:szCs w:val="24"/>
-          <w:lang w:val="en-US"/>
-        </w:rPr>
-        <w:tab/>
-        <w:t>Điều kiện này dừng việc phân nhánh (Stop when majority reaches %) khi 90% mẫu trong một nút thuộc cùng một lớp. Điều này giúp cây dừng sớm khi phân loại đã rõ ràng, giảm độ phức tạp không cần thiết và cải thiện độ ổn định dự đoán trên dữ liệu mới.</w:t>
+          <w:b/>
+          <w:sz w:val="24"/>
+          <w:szCs w:val="24"/>
+          <w:lang w:val="en-US"/>
+        </w:rPr>
+        <w:t>Điều kiện này dừng việc phân nhánh</w:t>
+      </w:r>
+      <w:r>
+        <w:rPr>
+          <w:rFonts w:asciiTheme="majorHAnsi" w:hAnsiTheme="majorHAnsi" w:cstheme="majorHAnsi"/>
+          <w:sz w:val="24"/>
+          <w:szCs w:val="24"/>
+          <w:lang w:val="en-US"/>
+        </w:rPr>
+        <w:t xml:space="preserve"> (Stop when majority reaches %) khi </w:t>
+      </w:r>
+      <w:r>
+        <w:rPr>
+          <w:rFonts w:asciiTheme="majorHAnsi" w:hAnsiTheme="majorHAnsi" w:cstheme="majorHAnsi"/>
+          <w:b/>
+          <w:sz w:val="24"/>
+          <w:szCs w:val="24"/>
+          <w:lang w:val="en-US"/>
+        </w:rPr>
+        <w:t>90%</w:t>
+      </w:r>
+      <w:r>
+        <w:rPr>
+          <w:rFonts w:asciiTheme="majorHAnsi" w:hAnsiTheme="majorHAnsi" w:cstheme="majorHAnsi"/>
+          <w:sz w:val="24"/>
+          <w:szCs w:val="24"/>
+          <w:lang w:val="en-US"/>
+        </w:rPr>
+        <w:t xml:space="preserve"> mẫu trong một nút thuộc cùng một lớp. Điều này </w:t>
+      </w:r>
+      <w:r>
+        <w:rPr>
+          <w:rFonts w:asciiTheme="majorHAnsi" w:hAnsiTheme="majorHAnsi" w:cstheme="majorHAnsi"/>
+          <w:b/>
+          <w:sz w:val="24"/>
+          <w:szCs w:val="24"/>
+          <w:lang w:val="en-US"/>
+        </w:rPr>
+        <w:t>giúp cây dừng sớm khi phân loại đã rõ ràng</w:t>
+      </w:r>
+      <w:r>
+        <w:rPr>
+          <w:rFonts w:asciiTheme="majorHAnsi" w:hAnsiTheme="majorHAnsi" w:cstheme="majorHAnsi"/>
+          <w:sz w:val="24"/>
+          <w:szCs w:val="24"/>
+          <w:lang w:val="en-US"/>
+        </w:rPr>
+        <w:t xml:space="preserve">, </w:t>
+      </w:r>
+      <w:r>
+        <w:rPr>
+          <w:rFonts w:asciiTheme="majorHAnsi" w:hAnsiTheme="majorHAnsi" w:cstheme="majorHAnsi"/>
+          <w:b/>
+          <w:sz w:val="24"/>
+          <w:szCs w:val="24"/>
+          <w:lang w:val="en-US"/>
+        </w:rPr>
+        <w:t>giảm độ phức tạp</w:t>
+      </w:r>
+      <w:r>
+        <w:rPr>
+          <w:rFonts w:asciiTheme="majorHAnsi" w:hAnsiTheme="majorHAnsi" w:cstheme="majorHAnsi"/>
+          <w:sz w:val="24"/>
+          <w:szCs w:val="24"/>
+          <w:lang w:val="en-US"/>
+        </w:rPr>
+        <w:t xml:space="preserve"> không cần thiết và </w:t>
+      </w:r>
+      <w:r>
+        <w:rPr>
+          <w:rFonts w:asciiTheme="majorHAnsi" w:hAnsiTheme="majorHAnsi" w:cstheme="majorHAnsi"/>
+          <w:b/>
+          <w:sz w:val="24"/>
+          <w:szCs w:val="24"/>
+          <w:lang w:val="en-US"/>
+        </w:rPr>
+        <w:t>cải thiện độ ổn định</w:t>
+      </w:r>
+      <w:r>
+        <w:rPr>
+          <w:rFonts w:asciiTheme="majorHAnsi" w:hAnsiTheme="majorHAnsi" w:cstheme="majorHAnsi"/>
+          <w:sz w:val="24"/>
+          <w:szCs w:val="24"/>
+          <w:lang w:val="en-US"/>
+        </w:rPr>
+        <w:t xml:space="preserve"> dự đoán trên dữ liệu mới.</w:t>
       </w:r>
     </w:p>
     <w:p>
@@ -12267,7 +14142,7 @@
           <w:lang w:val="en-US"/>
         </w:rPr>
       </w:pPr>
-      <w:bookmarkStart w:id="35" w:name="_Toc225340461"/>
+      <w:bookmarkStart w:id="36" w:name="_Toc225437385"/>
       <w:r>
         <w:rPr>
           <w:rFonts w:asciiTheme="majorHAnsi" w:hAnsiTheme="majorHAnsi" w:cstheme="majorHAnsi"/>
@@ -12278,7 +14153,7 @@
         </w:rPr>
         <w:t>Phân lớp bằng mô hình Random Forest trong Orange</w:t>
       </w:r>
-      <w:bookmarkEnd w:id="35"/>
+      <w:bookmarkEnd w:id="36"/>
     </w:p>
     <w:p>
       <w:pPr>
@@ -12290,14 +14165,16 @@
         <w:contextualSpacing/>
         <w:rPr>
           <w:rFonts w:asciiTheme="majorHAnsi" w:hAnsiTheme="majorHAnsi" w:cstheme="majorHAnsi"/>
-          <w:sz w:val="24"/>
-          <w:szCs w:val="24"/>
-          <w:lang w:val="en-US"/>
-        </w:rPr>
-      </w:pPr>
-      <w:r>
-        <w:rPr>
-          <w:rFonts w:asciiTheme="majorHAnsi" w:hAnsiTheme="majorHAnsi" w:cstheme="majorHAnsi"/>
+          <w:b/>
+          <w:sz w:val="24"/>
+          <w:szCs w:val="24"/>
+          <w:lang w:val="en-US"/>
+        </w:rPr>
+      </w:pPr>
+      <w:r>
+        <w:rPr>
+          <w:rFonts w:asciiTheme="majorHAnsi" w:hAnsiTheme="majorHAnsi" w:cstheme="majorHAnsi"/>
+          <w:b/>
           <w:sz w:val="24"/>
           <w:szCs w:val="24"/>
           <w:lang w:val="en-US"/>
@@ -12330,7 +14207,7 @@
           <w:lang w:eastAsia="vi-VN"/>
         </w:rPr>
         <w:drawing>
-          <wp:inline distT="0" distB="0" distL="0" distR="0" wp14:anchorId="0DF546AE" wp14:editId="15A531B1">
+          <wp:inline distT="0" distB="0" distL="0" distR="0" wp14:anchorId="0D9A7973" wp14:editId="7A31E659">
             <wp:extent cx="3520440" cy="3390900"/>
             <wp:effectExtent l="0" t="0" r="3810" b="0"/>
             <wp:docPr id="22" name="Picture 22"/>
@@ -12379,14 +14256,14 @@
           <w:b/>
         </w:rPr>
       </w:pPr>
-      <w:bookmarkStart w:id="36" w:name="_Toc225355980"/>
+      <w:bookmarkStart w:id="37" w:name="_Toc225355980"/>
       <w:r>
         <w:rPr>
           <w:b/>
         </w:rPr>
         <w:t>Hình 4.2.2.2.2: Mô hình Random Forest</w:t>
       </w:r>
-      <w:bookmarkEnd w:id="36"/>
+      <w:bookmarkEnd w:id="37"/>
     </w:p>
     <w:p>
       <w:pPr>
@@ -12407,11 +14284,116 @@
       <w:r>
         <w:rPr>
           <w:rFonts w:asciiTheme="majorHAnsi" w:hAnsiTheme="majorHAnsi" w:cstheme="majorHAnsi"/>
-          <w:sz w:val="24"/>
-          <w:szCs w:val="24"/>
-          <w:lang w:val="en-US"/>
-        </w:rPr>
-        <w:t>Việc sử dụng 100 cây giúp mô hình Random Forest học từ nhiều tập con khác nhau của dữ liệu huấn luyện. Nhiều cây làm cho dự đoán tổng thể ổn định hơn và giảm ảnh hưởng của các sai số hoặc ngoại lệ trong từng cây riêng lẻ, từ đó nâng cao độ chính xác trên tập kiểm tra.</w:t>
+          <w:b/>
+          <w:sz w:val="24"/>
+          <w:szCs w:val="24"/>
+          <w:lang w:val="en-US"/>
+        </w:rPr>
+        <w:t>Việc sử dụng 100 cây</w:t>
+      </w:r>
+      <w:r>
+        <w:rPr>
+          <w:rFonts w:asciiTheme="majorHAnsi" w:hAnsiTheme="majorHAnsi" w:cstheme="majorHAnsi"/>
+          <w:sz w:val="24"/>
+          <w:szCs w:val="24"/>
+          <w:lang w:val="en-US"/>
+        </w:rPr>
+        <w:t xml:space="preserve"> giúp mô hình Random Forest học từ nhiều tập con khác nhau của dữ liệu huấn luyện. Nhiều cây làm cho dự đoán tổng thể ổn định hơn và </w:t>
+      </w:r>
+      <w:r>
+        <w:rPr>
+          <w:rFonts w:asciiTheme="majorHAnsi" w:hAnsiTheme="majorHAnsi" w:cstheme="majorHAnsi"/>
+          <w:b/>
+          <w:sz w:val="24"/>
+          <w:szCs w:val="24"/>
+          <w:lang w:val="en-US"/>
+        </w:rPr>
+        <w:t>giảm ảnh hưởng</w:t>
+      </w:r>
+      <w:r>
+        <w:rPr>
+          <w:rFonts w:asciiTheme="majorHAnsi" w:hAnsiTheme="majorHAnsi" w:cstheme="majorHAnsi"/>
+          <w:sz w:val="24"/>
+          <w:szCs w:val="24"/>
+          <w:lang w:val="en-US"/>
+        </w:rPr>
+        <w:t xml:space="preserve"> của các </w:t>
+      </w:r>
+      <w:r>
+        <w:rPr>
+          <w:rFonts w:asciiTheme="majorHAnsi" w:hAnsiTheme="majorHAnsi" w:cstheme="majorHAnsi"/>
+          <w:b/>
+          <w:sz w:val="24"/>
+          <w:szCs w:val="24"/>
+          <w:lang w:val="en-US"/>
+        </w:rPr>
+        <w:t>sai số</w:t>
+      </w:r>
+      <w:r>
+        <w:rPr>
+          <w:rFonts w:asciiTheme="majorHAnsi" w:hAnsiTheme="majorHAnsi" w:cstheme="majorHAnsi"/>
+          <w:sz w:val="24"/>
+          <w:szCs w:val="24"/>
+          <w:lang w:val="en-US"/>
+        </w:rPr>
+        <w:t xml:space="preserve"> hoặc </w:t>
+      </w:r>
+      <w:r>
+        <w:rPr>
+          <w:rFonts w:asciiTheme="majorHAnsi" w:hAnsiTheme="majorHAnsi" w:cstheme="majorHAnsi"/>
+          <w:b/>
+          <w:sz w:val="24"/>
+          <w:szCs w:val="24"/>
+          <w:lang w:val="en-US"/>
+        </w:rPr>
+        <w:t>ngoại lệ</w:t>
+      </w:r>
+      <w:r>
+        <w:rPr>
+          <w:rFonts w:asciiTheme="majorHAnsi" w:hAnsiTheme="majorHAnsi" w:cstheme="majorHAnsi"/>
+          <w:sz w:val="24"/>
+          <w:szCs w:val="24"/>
+          <w:lang w:val="en-US"/>
+        </w:rPr>
+        <w:t xml:space="preserve"> trong từng </w:t>
+      </w:r>
+      <w:r>
+        <w:rPr>
+          <w:rFonts w:asciiTheme="majorHAnsi" w:hAnsiTheme="majorHAnsi" w:cstheme="majorHAnsi"/>
+          <w:b/>
+          <w:sz w:val="24"/>
+          <w:szCs w:val="24"/>
+          <w:lang w:val="en-US"/>
+        </w:rPr>
+        <w:t>cây riêng lẻ</w:t>
+      </w:r>
+      <w:r>
+        <w:rPr>
+          <w:rFonts w:asciiTheme="majorHAnsi" w:hAnsiTheme="majorHAnsi" w:cstheme="majorHAnsi"/>
+          <w:sz w:val="24"/>
+          <w:szCs w:val="24"/>
+          <w:lang w:val="en-US"/>
+        </w:rPr>
+        <w:t xml:space="preserve">, từ đó </w:t>
+      </w:r>
+      <w:r>
+        <w:rPr>
+          <w:rFonts w:asciiTheme="majorHAnsi" w:hAnsiTheme="majorHAnsi" w:cstheme="majorHAnsi"/>
+          <w:b/>
+          <w:sz w:val="24"/>
+          <w:szCs w:val="24"/>
+          <w:lang w:val="en-US"/>
+        </w:rPr>
+        <w:t>nâng cao độ chính xác</w:t>
+      </w:r>
+      <w:r>
+        <w:rPr>
+          <w:rFonts w:asciiTheme="majorHAnsi" w:hAnsiTheme="majorHAnsi" w:cstheme="majorHAnsi"/>
+          <w:sz w:val="24"/>
+          <w:szCs w:val="24"/>
+          <w:lang w:val="en-US"/>
+        </w:rPr>
+        <w:t xml:space="preserve"> trên tập kiểm tra.</w:t>
       </w:r>
     </w:p>
     <w:p>
@@ -12437,7 +14419,36 @@
           <w:szCs w:val="24"/>
           <w:lang w:val="en-US"/>
         </w:rPr>
-        <w:t>Khi mỗi cây đang phân nhánh, chỉ một số thuộc tính nhất định được chọn ngẫu nhiên để tìm cách chia tốt nhất</w:t>
+        <w:t xml:space="preserve">Khi </w:t>
+      </w:r>
+      <w:r>
+        <w:rPr>
+          <w:rFonts w:asciiTheme="majorHAnsi" w:hAnsiTheme="majorHAnsi" w:cstheme="majorHAnsi"/>
+          <w:b/>
+          <w:sz w:val="24"/>
+          <w:szCs w:val="24"/>
+          <w:lang w:val="en-US"/>
+        </w:rPr>
+        <w:t>mỗi cây đang phân nhánh</w:t>
+      </w:r>
+      <w:r>
+        <w:rPr>
+          <w:rFonts w:asciiTheme="majorHAnsi" w:hAnsiTheme="majorHAnsi" w:cstheme="majorHAnsi"/>
+          <w:sz w:val="24"/>
+          <w:szCs w:val="24"/>
+          <w:lang w:val="en-US"/>
+        </w:rPr>
+        <w:t xml:space="preserve">, chỉ </w:t>
+      </w:r>
+      <w:r>
+        <w:rPr>
+          <w:rFonts w:asciiTheme="majorHAnsi" w:hAnsiTheme="majorHAnsi" w:cstheme="majorHAnsi"/>
+          <w:b/>
+          <w:sz w:val="24"/>
+          <w:szCs w:val="24"/>
+          <w:lang w:val="en-US"/>
+        </w:rPr>
+        <w:t>một số thuộc tính nhất định được chọn ngẫu nhiên để tìm cách chia tốt nhất</w:t>
       </w:r>
       <w:r>
         <w:t xml:space="preserve"> </w:t>
@@ -12477,6 +14488,7 @@
       <w:r>
         <w:rPr>
           <w:rFonts w:asciiTheme="majorHAnsi" w:hAnsiTheme="majorHAnsi" w:cstheme="majorHAnsi"/>
+          <w:b/>
           <w:sz w:val="24"/>
           <w:szCs w:val="24"/>
           <w:lang w:val="en-US"/>
@@ -12499,7 +14511,45 @@
           <w:szCs w:val="24"/>
           <w:lang w:val="en-US"/>
         </w:rPr>
-        <w:t>Limit depth of individual trees) tối đa là 10 tầng. Điều này ngăn cây học quá chi tiết trên tập huấn luyện và giảm hiện tượng overfitting. Những cây nông hơn sẽ tổng quát tốt hơn và dự đoán chính xác hơn trên dữ liệu chưa từng thấy.</w:t>
+        <w:t xml:space="preserve">Limit depth of individual trees) </w:t>
+      </w:r>
+      <w:r>
+        <w:rPr>
+          <w:rFonts w:asciiTheme="majorHAnsi" w:hAnsiTheme="majorHAnsi" w:cstheme="majorHAnsi"/>
+          <w:b/>
+          <w:sz w:val="24"/>
+          <w:szCs w:val="24"/>
+          <w:lang w:val="en-US"/>
+        </w:rPr>
+        <w:t xml:space="preserve">tối đa </w:t>
+      </w:r>
+      <w:r>
+        <w:rPr>
+          <w:rFonts w:asciiTheme="majorHAnsi" w:hAnsiTheme="majorHAnsi" w:cstheme="majorHAnsi"/>
+          <w:sz w:val="24"/>
+          <w:szCs w:val="24"/>
+          <w:lang w:val="en-US"/>
+        </w:rPr>
+        <w:t xml:space="preserve">là </w:t>
+      </w:r>
+      <w:r>
+        <w:rPr>
+          <w:rFonts w:asciiTheme="majorHAnsi" w:hAnsiTheme="majorHAnsi" w:cstheme="majorHAnsi"/>
+          <w:b/>
+          <w:sz w:val="24"/>
+          <w:szCs w:val="24"/>
+          <w:lang w:val="en-US"/>
+        </w:rPr>
+        <w:t>10 tầng</w:t>
+      </w:r>
+      <w:r>
+        <w:rPr>
+          <w:rFonts w:asciiTheme="majorHAnsi" w:hAnsiTheme="majorHAnsi" w:cstheme="majorHAnsi"/>
+          <w:sz w:val="24"/>
+          <w:szCs w:val="24"/>
+          <w:lang w:val="en-US"/>
+        </w:rPr>
+        <w:t>. Điều này ngăn cây học quá chi tiết trên tập huấn luyện và giảm hiện tượng overfitting. Những cây nông hơn sẽ tổng quát tốt hơn và dự đoán chính xác hơn trên dữ liệu chưa từng thấy.</w:t>
       </w:r>
     </w:p>
     <w:p>
@@ -12513,19 +14563,220 @@
         <w:jc w:val="both"/>
         <w:rPr>
           <w:rFonts w:asciiTheme="majorHAnsi" w:hAnsiTheme="majorHAnsi" w:cstheme="majorHAnsi"/>
-          <w:sz w:val="24"/>
-          <w:szCs w:val="24"/>
-          <w:lang w:val="en-US"/>
-        </w:rPr>
-      </w:pPr>
-      <w:r>
-        <w:rPr>
-          <w:rFonts w:asciiTheme="majorHAnsi" w:hAnsiTheme="majorHAnsi" w:cstheme="majorHAnsi"/>
-          <w:sz w:val="24"/>
-          <w:szCs w:val="24"/>
-          <w:lang w:val="en-US"/>
-        </w:rPr>
-        <w:t>Nếu một nút chứa ít hơn 20 mẫu (Do not split subsets smaller than), cây sẽ không phân chia tiếp. Tham số này giúp tránh tạo ra các nhánh dựa trên tập dữ liệu quá nhỏ, giảm nhiễu và giữ cho mô hình ổn định. Nhờ đó, Random Forest trở nên hiệu quả hơn trong việc phân loại dữ liệu ô nhiễm không khí.</w:t>
+          <w:b/>
+          <w:sz w:val="24"/>
+          <w:szCs w:val="24"/>
+          <w:lang w:val="en-US"/>
+        </w:rPr>
+      </w:pPr>
+      <w:r>
+        <w:rPr>
+          <w:rFonts w:asciiTheme="majorHAnsi" w:hAnsiTheme="majorHAnsi" w:cstheme="majorHAnsi"/>
+          <w:sz w:val="24"/>
+          <w:szCs w:val="24"/>
+          <w:lang w:val="en-US"/>
+        </w:rPr>
+        <w:t xml:space="preserve">Nếu </w:t>
+      </w:r>
+      <w:r>
+        <w:rPr>
+          <w:rFonts w:asciiTheme="majorHAnsi" w:hAnsiTheme="majorHAnsi" w:cstheme="majorHAnsi"/>
+          <w:b/>
+          <w:sz w:val="24"/>
+          <w:szCs w:val="24"/>
+          <w:lang w:val="en-US"/>
+        </w:rPr>
+        <w:t>một nút chứa ít hơn 20 mẫu</w:t>
+      </w:r>
+      <w:r>
+        <w:rPr>
+          <w:rFonts w:asciiTheme="majorHAnsi" w:hAnsiTheme="majorHAnsi" w:cstheme="majorHAnsi"/>
+          <w:sz w:val="24"/>
+          <w:szCs w:val="24"/>
+          <w:lang w:val="en-US"/>
+        </w:rPr>
+        <w:t xml:space="preserve"> (Do not split subsets smaller than), </w:t>
+      </w:r>
+      <w:r>
+        <w:rPr>
+          <w:rFonts w:asciiTheme="majorHAnsi" w:hAnsiTheme="majorHAnsi" w:cstheme="majorHAnsi"/>
+          <w:b/>
+          <w:sz w:val="24"/>
+          <w:szCs w:val="24"/>
+          <w:lang w:val="en-US"/>
+        </w:rPr>
+        <w:t>cây</w:t>
+      </w:r>
+      <w:r>
+        <w:rPr>
+          <w:rFonts w:asciiTheme="majorHAnsi" w:hAnsiTheme="majorHAnsi" w:cstheme="majorHAnsi"/>
+          <w:sz w:val="24"/>
+          <w:szCs w:val="24"/>
+          <w:lang w:val="en-US"/>
+        </w:rPr>
+        <w:t xml:space="preserve"> sẽ </w:t>
+      </w:r>
+      <w:r>
+        <w:rPr>
+          <w:rFonts w:asciiTheme="majorHAnsi" w:hAnsiTheme="majorHAnsi" w:cstheme="majorHAnsi"/>
+          <w:b/>
+          <w:sz w:val="24"/>
+          <w:szCs w:val="24"/>
+          <w:lang w:val="en-US"/>
+        </w:rPr>
+        <w:t>không phân</w:t>
+      </w:r>
+      <w:r>
+        <w:rPr>
+          <w:rFonts w:asciiTheme="majorHAnsi" w:hAnsiTheme="majorHAnsi" w:cstheme="majorHAnsi"/>
+          <w:sz w:val="24"/>
+          <w:szCs w:val="24"/>
+          <w:lang w:val="en-US"/>
+        </w:rPr>
+        <w:t xml:space="preserve"> </w:t>
+      </w:r>
+      <w:r>
+        <w:rPr>
+          <w:rFonts w:asciiTheme="majorHAnsi" w:hAnsiTheme="majorHAnsi" w:cstheme="majorHAnsi"/>
+          <w:b/>
+          <w:sz w:val="24"/>
+          <w:szCs w:val="24"/>
+          <w:lang w:val="en-US"/>
+        </w:rPr>
+        <w:t>chia tiếp</w:t>
+      </w:r>
+      <w:r>
+        <w:rPr>
+          <w:rFonts w:asciiTheme="majorHAnsi" w:hAnsiTheme="majorHAnsi" w:cstheme="majorHAnsi"/>
+          <w:sz w:val="24"/>
+          <w:szCs w:val="24"/>
+          <w:lang w:val="en-US"/>
+        </w:rPr>
+        <w:t xml:space="preserve">. </w:t>
+      </w:r>
+      <w:r>
+        <w:rPr>
+          <w:rFonts w:asciiTheme="majorHAnsi" w:hAnsiTheme="majorHAnsi" w:cstheme="majorHAnsi"/>
+          <w:b/>
+          <w:sz w:val="24"/>
+          <w:szCs w:val="24"/>
+          <w:lang w:val="en-US"/>
+        </w:rPr>
+        <w:t>Tham số này</w:t>
+      </w:r>
+      <w:r>
+        <w:rPr>
+          <w:rFonts w:asciiTheme="majorHAnsi" w:hAnsiTheme="majorHAnsi" w:cstheme="majorHAnsi"/>
+          <w:sz w:val="24"/>
+          <w:szCs w:val="24"/>
+          <w:lang w:val="en-US"/>
+        </w:rPr>
+        <w:t xml:space="preserve"> giúp </w:t>
+      </w:r>
+      <w:r>
+        <w:rPr>
+          <w:rFonts w:asciiTheme="majorHAnsi" w:hAnsiTheme="majorHAnsi" w:cstheme="majorHAnsi"/>
+          <w:b/>
+          <w:sz w:val="24"/>
+          <w:szCs w:val="24"/>
+          <w:lang w:val="en-US"/>
+        </w:rPr>
+        <w:t>tránh tạo ra</w:t>
+      </w:r>
+      <w:r>
+        <w:rPr>
+          <w:rFonts w:asciiTheme="majorHAnsi" w:hAnsiTheme="majorHAnsi" w:cstheme="majorHAnsi"/>
+          <w:sz w:val="24"/>
+          <w:szCs w:val="24"/>
+          <w:lang w:val="en-US"/>
+        </w:rPr>
+        <w:t xml:space="preserve"> các </w:t>
+      </w:r>
+      <w:r>
+        <w:rPr>
+          <w:rFonts w:asciiTheme="majorHAnsi" w:hAnsiTheme="majorHAnsi" w:cstheme="majorHAnsi"/>
+          <w:b/>
+          <w:sz w:val="24"/>
+          <w:szCs w:val="24"/>
+          <w:lang w:val="en-US"/>
+        </w:rPr>
+        <w:t>nhánh</w:t>
+      </w:r>
+      <w:r>
+        <w:rPr>
+          <w:rFonts w:asciiTheme="majorHAnsi" w:hAnsiTheme="majorHAnsi" w:cstheme="majorHAnsi"/>
+          <w:sz w:val="24"/>
+          <w:szCs w:val="24"/>
+          <w:lang w:val="en-US"/>
+        </w:rPr>
+        <w:t xml:space="preserve"> dựa </w:t>
+      </w:r>
+      <w:r>
+        <w:rPr>
+          <w:rFonts w:asciiTheme="majorHAnsi" w:hAnsiTheme="majorHAnsi" w:cstheme="majorHAnsi"/>
+          <w:b/>
+          <w:sz w:val="24"/>
+          <w:szCs w:val="24"/>
+          <w:lang w:val="en-US"/>
+        </w:rPr>
+        <w:t>trên tập dữ liệu quá nhỏ,</w:t>
+      </w:r>
+      <w:r>
+        <w:rPr>
+          <w:rFonts w:asciiTheme="majorHAnsi" w:hAnsiTheme="majorHAnsi" w:cstheme="majorHAnsi"/>
+          <w:sz w:val="24"/>
+          <w:szCs w:val="24"/>
+          <w:lang w:val="en-US"/>
+        </w:rPr>
+        <w:t xml:space="preserve"> </w:t>
+      </w:r>
+      <w:r>
+        <w:rPr>
+          <w:rFonts w:asciiTheme="majorHAnsi" w:hAnsiTheme="majorHAnsi" w:cstheme="majorHAnsi"/>
+          <w:b/>
+          <w:sz w:val="24"/>
+          <w:szCs w:val="24"/>
+          <w:lang w:val="en-US"/>
+        </w:rPr>
+        <w:t>giảm nhiễu</w:t>
+      </w:r>
+      <w:r>
+        <w:rPr>
+          <w:rFonts w:asciiTheme="majorHAnsi" w:hAnsiTheme="majorHAnsi" w:cstheme="majorHAnsi"/>
+          <w:sz w:val="24"/>
+          <w:szCs w:val="24"/>
+          <w:lang w:val="en-US"/>
+        </w:rPr>
+        <w:t xml:space="preserve"> và </w:t>
+      </w:r>
+      <w:r>
+        <w:rPr>
+          <w:rFonts w:asciiTheme="majorHAnsi" w:hAnsiTheme="majorHAnsi" w:cstheme="majorHAnsi"/>
+          <w:b/>
+          <w:sz w:val="24"/>
+          <w:szCs w:val="24"/>
+          <w:lang w:val="en-US"/>
+        </w:rPr>
+        <w:t>giữ cho mô hình ổn</w:t>
+      </w:r>
+      <w:r>
+        <w:rPr>
+          <w:rFonts w:asciiTheme="majorHAnsi" w:hAnsiTheme="majorHAnsi" w:cstheme="majorHAnsi"/>
+          <w:sz w:val="24"/>
+          <w:szCs w:val="24"/>
+          <w:lang w:val="en-US"/>
+        </w:rPr>
+        <w:t xml:space="preserve"> định. </w:t>
+      </w:r>
+      <w:r>
+        <w:rPr>
+          <w:rFonts w:asciiTheme="majorHAnsi" w:hAnsiTheme="majorHAnsi" w:cstheme="majorHAnsi"/>
+          <w:b/>
+          <w:sz w:val="24"/>
+          <w:szCs w:val="24"/>
+          <w:lang w:val="en-US"/>
+        </w:rPr>
+        <w:t>Nhờ đó, Random Forest trở nên hiệu quả hơn trong việc phân loại dữ liệu ô nhiễm không khí.</w:t>
       </w:r>
     </w:p>
     <w:p>
@@ -12559,7 +14810,7 @@
         </w:rPr>
         <w:t xml:space="preserve"> </w:t>
       </w:r>
-      <w:bookmarkStart w:id="37" w:name="_Toc225340462"/>
+      <w:bookmarkStart w:id="38" w:name="_Toc225437386"/>
       <w:r>
         <w:rPr>
           <w:rFonts w:asciiTheme="majorHAnsi" w:hAnsiTheme="majorHAnsi" w:cstheme="majorHAnsi"/>
@@ -12570,7 +14821,7 @@
         </w:rPr>
         <w:t>KẾT QUẢ THỰC NGHIỆM</w:t>
       </w:r>
-      <w:bookmarkEnd w:id="37"/>
+      <w:bookmarkEnd w:id="38"/>
     </w:p>
     <w:p>
       <w:pPr>
@@ -12594,7 +14845,7 @@
           <w:lang w:val="en-US"/>
         </w:rPr>
       </w:pPr>
-      <w:bookmarkStart w:id="38" w:name="_Toc225340463"/>
+      <w:bookmarkStart w:id="39" w:name="_Toc225437387"/>
       <w:r>
         <w:rPr>
           <w:rFonts w:asciiTheme="majorHAnsi" w:hAnsiTheme="majorHAnsi" w:cstheme="majorHAnsi"/>
@@ -12605,7 +14856,7 @@
         </w:rPr>
         <w:t>Đánh giá mô hình dựa trên công cụ Test &amp; Score</w:t>
       </w:r>
-      <w:bookmarkEnd w:id="38"/>
+      <w:bookmarkEnd w:id="39"/>
     </w:p>
     <w:p>
       <w:pPr>
@@ -12632,7 +14883,7 @@
           <w:lang w:eastAsia="vi-VN"/>
         </w:rPr>
         <w:drawing>
-          <wp:inline distT="0" distB="0" distL="0" distR="0" wp14:anchorId="7D701AC7" wp14:editId="50C04F6F">
+          <wp:inline distT="0" distB="0" distL="0" distR="0" wp14:anchorId="675EDFA9" wp14:editId="3DB755FF">
             <wp:extent cx="5760085" cy="3885565"/>
             <wp:effectExtent l="0" t="0" r="0" b="635"/>
             <wp:docPr id="23" name="Picture 23"/>
@@ -12681,14 +14932,14 @@
           <w:b/>
         </w:rPr>
       </w:pPr>
-      <w:bookmarkStart w:id="39" w:name="_Toc225355981"/>
+      <w:bookmarkStart w:id="40" w:name="_Toc225355981"/>
       <w:r>
         <w:rPr>
           <w:b/>
         </w:rPr>
         <w:t>Hình 5.1.1: Mô hình thể hiện chỉ số của công cụ Test &amp; Score trong Orange</w:t>
       </w:r>
-      <w:bookmarkEnd w:id="39"/>
+      <w:bookmarkEnd w:id="40"/>
     </w:p>
     <w:p>
       <w:pPr>
@@ -12709,54 +14960,277 @@
       <w:r>
         <w:rPr>
           <w:rFonts w:asciiTheme="majorHAnsi" w:hAnsiTheme="majorHAnsi" w:cstheme="majorHAnsi"/>
-          <w:sz w:val="24"/>
-          <w:szCs w:val="24"/>
-          <w:lang w:val="en-US"/>
-        </w:rPr>
-        <w:t xml:space="preserve">Trong hình 5.1 là chỉ số Test &amp; Score của 2 phương pháp nhóm đã chọn. Ở bước này nhóm đã chọn Number of folds là 5. Tiếp theo ta dựa vào chỉ số AUC để xem phương pháp nào tốt hơn để dự báo và đánh giá bộ dự liệu này. Quan sát kết quả trên hình ta thấy rằng kết quả AUC của Random Forest cao hơn Tree =&gt; </w:t>
-      </w:r>
-      <w:r>
-        <w:rPr>
-          <w:rFonts w:asciiTheme="majorHAnsi" w:hAnsiTheme="majorHAnsi" w:cstheme="majorHAnsi"/>
-          <w:sz w:val="24"/>
-          <w:szCs w:val="24"/>
-          <w:lang w:val="en-US"/>
-        </w:rPr>
-        <w:t>Kết quả cho thấy mô hình Random Forest vượt trội hơn Tree trên hầu hết các chỉ số đánh giá. Điều này cho thấy việc kết hợp nhiều cây quyết định giúp Random Forest học được các mối quan hệ phức tạp giữa các yếu tố môi trường, đồng thời giảm hiện tượng overfitting, từ đó nâng cao khả năng tổng quát hóa trên dữ liệu chưa từng thấ</w:t>
-      </w:r>
-      <w:r>
-        <w:rPr>
-          <w:rFonts w:asciiTheme="majorHAnsi" w:hAnsiTheme="majorHAnsi" w:cstheme="majorHAnsi"/>
-          <w:sz w:val="24"/>
-          <w:szCs w:val="24"/>
-          <w:lang w:val="en-US"/>
-        </w:rPr>
-        <w:t>y =&gt; Vì vậy nhóm sẽ chọn mô hình Random forest để đánh giá 1000 mẫu còn lại.</w:t>
-      </w:r>
-    </w:p>
-    <w:p>
-      <w:pPr>
-        <w:tabs>
-          <w:tab w:val="left" w:pos="0"/>
-        </w:tabs>
-        <w:spacing w:after="0" w:line="360" w:lineRule="auto"/>
-        <w:ind w:firstLine="720"/>
-        <w:contextualSpacing/>
-        <w:rPr>
-          <w:rFonts w:asciiTheme="majorHAnsi" w:hAnsiTheme="majorHAnsi" w:cstheme="majorHAnsi"/>
-          <w:sz w:val="24"/>
-          <w:szCs w:val="24"/>
-          <w:lang w:val="en-US"/>
-        </w:rPr>
-      </w:pPr>
-      <w:r>
-        <w:rPr>
-          <w:rFonts w:asciiTheme="majorHAnsi" w:hAnsiTheme="majorHAnsi" w:cstheme="majorHAnsi"/>
-          <w:sz w:val="24"/>
-          <w:szCs w:val="24"/>
-          <w:lang w:val="en-US"/>
-        </w:rPr>
-        <w:t>Các tham số khác cũng cho thấy Random Forest tốt hơn:</w:t>
+          <w:b/>
+          <w:sz w:val="24"/>
+          <w:szCs w:val="24"/>
+          <w:lang w:val="en-US"/>
+        </w:rPr>
+        <w:t>Trong hình 5.1</w:t>
+      </w:r>
+      <w:r>
+        <w:rPr>
+          <w:rFonts w:asciiTheme="majorHAnsi" w:hAnsiTheme="majorHAnsi" w:cstheme="majorHAnsi"/>
+          <w:sz w:val="24"/>
+          <w:szCs w:val="24"/>
+          <w:lang w:val="en-US"/>
+        </w:rPr>
+        <w:t xml:space="preserve"> là chỉ số Test &amp; Score của 2 phương pháp nhóm đã chọn. Ở </w:t>
+      </w:r>
+      <w:r>
+        <w:rPr>
+          <w:rFonts w:asciiTheme="majorHAnsi" w:hAnsiTheme="majorHAnsi" w:cstheme="majorHAnsi"/>
+          <w:b/>
+          <w:sz w:val="24"/>
+          <w:szCs w:val="24"/>
+          <w:lang w:val="en-US"/>
+        </w:rPr>
+        <w:t>bước này</w:t>
+      </w:r>
+      <w:r>
+        <w:rPr>
+          <w:rFonts w:asciiTheme="majorHAnsi" w:hAnsiTheme="majorHAnsi" w:cstheme="majorHAnsi"/>
+          <w:sz w:val="24"/>
+          <w:szCs w:val="24"/>
+          <w:lang w:val="en-US"/>
+        </w:rPr>
+        <w:t xml:space="preserve"> nhóm đã chọn </w:t>
+      </w:r>
+      <w:r>
+        <w:rPr>
+          <w:rFonts w:asciiTheme="majorHAnsi" w:hAnsiTheme="majorHAnsi" w:cstheme="majorHAnsi"/>
+          <w:b/>
+          <w:sz w:val="24"/>
+          <w:szCs w:val="24"/>
+          <w:lang w:val="en-US"/>
+        </w:rPr>
+        <w:t>Number of folds là 5</w:t>
+      </w:r>
+      <w:r>
+        <w:rPr>
+          <w:rFonts w:asciiTheme="majorHAnsi" w:hAnsiTheme="majorHAnsi" w:cstheme="majorHAnsi"/>
+          <w:sz w:val="24"/>
+          <w:szCs w:val="24"/>
+          <w:lang w:val="en-US"/>
+        </w:rPr>
+        <w:t xml:space="preserve">. </w:t>
+      </w:r>
+      <w:r>
+        <w:rPr>
+          <w:rFonts w:asciiTheme="majorHAnsi" w:hAnsiTheme="majorHAnsi" w:cstheme="majorHAnsi"/>
+          <w:b/>
+          <w:sz w:val="24"/>
+          <w:szCs w:val="24"/>
+          <w:lang w:val="en-US"/>
+        </w:rPr>
+        <w:t>Tiếp theo</w:t>
+      </w:r>
+      <w:r>
+        <w:rPr>
+          <w:rFonts w:asciiTheme="majorHAnsi" w:hAnsiTheme="majorHAnsi" w:cstheme="majorHAnsi"/>
+          <w:sz w:val="24"/>
+          <w:szCs w:val="24"/>
+          <w:lang w:val="en-US"/>
+        </w:rPr>
+        <w:t xml:space="preserve"> ta </w:t>
+      </w:r>
+      <w:r>
+        <w:rPr>
+          <w:rFonts w:asciiTheme="majorHAnsi" w:hAnsiTheme="majorHAnsi" w:cstheme="majorHAnsi"/>
+          <w:b/>
+          <w:sz w:val="24"/>
+          <w:szCs w:val="24"/>
+          <w:lang w:val="en-US"/>
+        </w:rPr>
+        <w:t>dựa</w:t>
+      </w:r>
+      <w:r>
+        <w:rPr>
+          <w:rFonts w:asciiTheme="majorHAnsi" w:hAnsiTheme="majorHAnsi" w:cstheme="majorHAnsi"/>
+          <w:sz w:val="24"/>
+          <w:szCs w:val="24"/>
+          <w:lang w:val="en-US"/>
+        </w:rPr>
+        <w:t xml:space="preserve"> </w:t>
+      </w:r>
+      <w:r>
+        <w:rPr>
+          <w:rFonts w:asciiTheme="majorHAnsi" w:hAnsiTheme="majorHAnsi" w:cstheme="majorHAnsi"/>
+          <w:b/>
+          <w:sz w:val="24"/>
+          <w:szCs w:val="24"/>
+          <w:lang w:val="en-US"/>
+        </w:rPr>
+        <w:t>vào chỉ số AUC</w:t>
+      </w:r>
+      <w:r>
+        <w:rPr>
+          <w:rFonts w:asciiTheme="majorHAnsi" w:hAnsiTheme="majorHAnsi" w:cstheme="majorHAnsi"/>
+          <w:sz w:val="24"/>
+          <w:szCs w:val="24"/>
+          <w:lang w:val="en-US"/>
+        </w:rPr>
+        <w:t xml:space="preserve"> để xem phương pháp nào tốt hơn </w:t>
+      </w:r>
+      <w:r>
+        <w:rPr>
+          <w:rFonts w:asciiTheme="majorHAnsi" w:hAnsiTheme="majorHAnsi" w:cstheme="majorHAnsi"/>
+          <w:b/>
+          <w:sz w:val="24"/>
+          <w:szCs w:val="24"/>
+          <w:lang w:val="en-US"/>
+        </w:rPr>
+        <w:t>để dự báo</w:t>
+      </w:r>
+      <w:r>
+        <w:rPr>
+          <w:rFonts w:asciiTheme="majorHAnsi" w:hAnsiTheme="majorHAnsi" w:cstheme="majorHAnsi"/>
+          <w:sz w:val="24"/>
+          <w:szCs w:val="24"/>
+          <w:lang w:val="en-US"/>
+        </w:rPr>
+        <w:t xml:space="preserve"> và </w:t>
+      </w:r>
+      <w:r>
+        <w:rPr>
+          <w:rFonts w:asciiTheme="majorHAnsi" w:hAnsiTheme="majorHAnsi" w:cstheme="majorHAnsi"/>
+          <w:b/>
+          <w:sz w:val="24"/>
+          <w:szCs w:val="24"/>
+          <w:lang w:val="en-US"/>
+        </w:rPr>
+        <w:t>đánh giá bộ dự liệu</w:t>
+      </w:r>
+      <w:r>
+        <w:rPr>
+          <w:rFonts w:asciiTheme="majorHAnsi" w:hAnsiTheme="majorHAnsi" w:cstheme="majorHAnsi"/>
+          <w:sz w:val="24"/>
+          <w:szCs w:val="24"/>
+          <w:lang w:val="en-US"/>
+        </w:rPr>
+        <w:t xml:space="preserve"> này. Quan sát kết quả trên hình ta thấy rằng </w:t>
+      </w:r>
+      <w:r>
+        <w:rPr>
+          <w:rFonts w:asciiTheme="majorHAnsi" w:hAnsiTheme="majorHAnsi" w:cstheme="majorHAnsi"/>
+          <w:b/>
+          <w:sz w:val="24"/>
+          <w:szCs w:val="24"/>
+          <w:lang w:val="en-US"/>
+        </w:rPr>
+        <w:t>kết quả AUC</w:t>
+      </w:r>
+      <w:r>
+        <w:rPr>
+          <w:rFonts w:asciiTheme="majorHAnsi" w:hAnsiTheme="majorHAnsi" w:cstheme="majorHAnsi"/>
+          <w:sz w:val="24"/>
+          <w:szCs w:val="24"/>
+          <w:lang w:val="en-US"/>
+        </w:rPr>
+        <w:t xml:space="preserve"> của </w:t>
+      </w:r>
+      <w:r>
+        <w:rPr>
+          <w:rFonts w:asciiTheme="majorHAnsi" w:hAnsiTheme="majorHAnsi" w:cstheme="majorHAnsi"/>
+          <w:b/>
+          <w:sz w:val="24"/>
+          <w:szCs w:val="24"/>
+          <w:lang w:val="en-US"/>
+        </w:rPr>
+        <w:t>Random Forest cao hơn Tree</w:t>
+      </w:r>
+      <w:r>
+        <w:rPr>
+          <w:rFonts w:asciiTheme="majorHAnsi" w:hAnsiTheme="majorHAnsi" w:cstheme="majorHAnsi"/>
+          <w:sz w:val="24"/>
+          <w:szCs w:val="24"/>
+          <w:lang w:val="en-US"/>
+        </w:rPr>
+        <w:t xml:space="preserve"> =&gt; </w:t>
+      </w:r>
+      <w:r>
+        <w:rPr>
+          <w:rFonts w:asciiTheme="majorHAnsi" w:hAnsiTheme="majorHAnsi" w:cstheme="majorHAnsi"/>
+          <w:b/>
+          <w:sz w:val="24"/>
+          <w:szCs w:val="24"/>
+          <w:lang w:val="en-US"/>
+        </w:rPr>
+        <w:t>Kết quả</w:t>
+      </w:r>
+      <w:r>
+        <w:rPr>
+          <w:rFonts w:asciiTheme="majorHAnsi" w:hAnsiTheme="majorHAnsi" w:cstheme="majorHAnsi"/>
+          <w:sz w:val="24"/>
+          <w:szCs w:val="24"/>
+          <w:lang w:val="en-US"/>
+        </w:rPr>
+        <w:t xml:space="preserve"> cho thấy mô hình </w:t>
+      </w:r>
+      <w:r>
+        <w:rPr>
+          <w:rFonts w:asciiTheme="majorHAnsi" w:hAnsiTheme="majorHAnsi" w:cstheme="majorHAnsi"/>
+          <w:b/>
+          <w:sz w:val="24"/>
+          <w:szCs w:val="24"/>
+          <w:lang w:val="en-US"/>
+        </w:rPr>
+        <w:t>Random Forest</w:t>
+      </w:r>
+      <w:r>
+        <w:rPr>
+          <w:rFonts w:asciiTheme="majorHAnsi" w:hAnsiTheme="majorHAnsi" w:cstheme="majorHAnsi"/>
+          <w:sz w:val="24"/>
+          <w:szCs w:val="24"/>
+          <w:lang w:val="en-US"/>
+        </w:rPr>
+        <w:t xml:space="preserve"> </w:t>
+      </w:r>
+      <w:r>
+        <w:rPr>
+          <w:rFonts w:asciiTheme="majorHAnsi" w:hAnsiTheme="majorHAnsi" w:cstheme="majorHAnsi"/>
+          <w:b/>
+          <w:sz w:val="24"/>
+          <w:szCs w:val="24"/>
+          <w:lang w:val="en-US"/>
+        </w:rPr>
+        <w:t>vượt trội hơn Tree</w:t>
+      </w:r>
+      <w:r>
+        <w:rPr>
+          <w:rFonts w:asciiTheme="majorHAnsi" w:hAnsiTheme="majorHAnsi" w:cstheme="majorHAnsi"/>
+          <w:sz w:val="24"/>
+          <w:szCs w:val="24"/>
+          <w:lang w:val="en-US"/>
+        </w:rPr>
+        <w:t xml:space="preserve"> trên hầu hết các chỉ số đánh giá. Điều này cho thấy việc kết hợp nhiều cây quyết định giúp Random Forest học được các mối quan hệ phức tạp giữa các yếu tố môi trường, đồng thời giảm hiện tượng overfitting, từ đó nâng cao khả năng tổng quát hóa trên dữ liệu chưa từng thấ</w:t>
+      </w:r>
+      <w:r>
+        <w:rPr>
+          <w:rFonts w:asciiTheme="majorHAnsi" w:hAnsiTheme="majorHAnsi" w:cstheme="majorHAnsi"/>
+          <w:sz w:val="24"/>
+          <w:szCs w:val="24"/>
+          <w:lang w:val="en-US"/>
+        </w:rPr>
+        <w:t xml:space="preserve">y =&gt; </w:t>
+      </w:r>
+      <w:r>
+        <w:rPr>
+          <w:rFonts w:asciiTheme="majorHAnsi" w:hAnsiTheme="majorHAnsi" w:cstheme="majorHAnsi"/>
+          <w:b/>
+          <w:sz w:val="24"/>
+          <w:szCs w:val="24"/>
+          <w:lang w:val="en-US"/>
+        </w:rPr>
+        <w:t>Vì vậy nhóm sẽ chọn mô hình Random forest để đánh giá 1000 mẫu còn lại</w:t>
+      </w:r>
+      <w:r>
+        <w:rPr>
+          <w:rFonts w:asciiTheme="majorHAnsi" w:hAnsiTheme="majorHAnsi" w:cstheme="majorHAnsi"/>
+          <w:sz w:val="24"/>
+          <w:szCs w:val="24"/>
+          <w:lang w:val="en-US"/>
+        </w:rPr>
+        <w:t>.</w:t>
       </w:r>
     </w:p>
     <w:p>
@@ -12782,11 +15256,30 @@
       <w:r>
         <w:rPr>
           <w:rFonts w:asciiTheme="majorHAnsi" w:hAnsiTheme="majorHAnsi" w:cstheme="majorHAnsi"/>
-          <w:sz w:val="24"/>
-          <w:szCs w:val="24"/>
-          <w:lang w:val="en-US"/>
-        </w:rPr>
-        <w:t>Tính chính xác: 0.950 (CA</w:t>
+          <w:b/>
+          <w:sz w:val="24"/>
+          <w:szCs w:val="24"/>
+          <w:lang w:val="en-US"/>
+        </w:rPr>
+        <w:t>Tính chính xác</w:t>
+      </w:r>
+      <w:r>
+        <w:rPr>
+          <w:rFonts w:asciiTheme="majorHAnsi" w:hAnsiTheme="majorHAnsi" w:cstheme="majorHAnsi"/>
+          <w:sz w:val="24"/>
+          <w:szCs w:val="24"/>
+          <w:lang w:val="en-US"/>
+        </w:rPr>
+        <w:t>:</w:t>
+      </w:r>
+      <w:r>
+        <w:rPr>
+          <w:rFonts w:asciiTheme="majorHAnsi" w:hAnsiTheme="majorHAnsi" w:cstheme="majorHAnsi"/>
+          <w:sz w:val="24"/>
+          <w:szCs w:val="24"/>
+          <w:lang w:val="en-US"/>
+        </w:rPr>
+        <w:t xml:space="preserve"> 0.950 (CA</w:t>
       </w:r>
       <w:r>
         <w:rPr>
@@ -12850,11 +15343,21 @@
       <w:r>
         <w:rPr>
           <w:rFonts w:asciiTheme="majorHAnsi" w:hAnsiTheme="majorHAnsi" w:cstheme="majorHAnsi"/>
-          <w:sz w:val="24"/>
-          <w:szCs w:val="24"/>
-          <w:lang w:val="en-US"/>
-        </w:rPr>
-        <w:t>Giá trị trung bình điều hòa: 0.950 (F1</w:t>
+          <w:b/>
+          <w:sz w:val="24"/>
+          <w:szCs w:val="24"/>
+          <w:lang w:val="en-US"/>
+        </w:rPr>
+        <w:t>Giá trị trung bình điều hòa:</w:t>
+      </w:r>
+      <w:r>
+        <w:rPr>
+          <w:rFonts w:asciiTheme="majorHAnsi" w:hAnsiTheme="majorHAnsi" w:cstheme="majorHAnsi"/>
+          <w:sz w:val="24"/>
+          <w:szCs w:val="24"/>
+          <w:lang w:val="en-US"/>
+        </w:rPr>
+        <w:t xml:space="preserve"> 0.950 (F1</w:t>
       </w:r>
       <w:r>
         <w:rPr>
@@ -12873,7 +15376,16 @@
           <w:szCs w:val="24"/>
           <w:lang w:val="en-US"/>
         </w:rPr>
-        <w:t>) &gt; 0.889 (CA</w:t>
+        <w:t>) &gt; 0.889 (</w:t>
+      </w:r>
+      <w:r>
+        <w:rPr>
+          <w:rFonts w:asciiTheme="majorHAnsi" w:hAnsiTheme="majorHAnsi" w:cstheme="majorHAnsi"/>
+          <w:sz w:val="24"/>
+          <w:szCs w:val="24"/>
+          <w:lang w:val="en-US"/>
+        </w:rPr>
+        <w:t>F1</w:t>
       </w:r>
       <w:r>
         <w:rPr>
@@ -12918,11 +15430,21 @@
       <w:r>
         <w:rPr>
           <w:rFonts w:asciiTheme="majorHAnsi" w:hAnsiTheme="majorHAnsi" w:cstheme="majorHAnsi"/>
-          <w:sz w:val="24"/>
-          <w:szCs w:val="24"/>
-          <w:lang w:val="en-US"/>
-        </w:rPr>
-        <w:t>Độ chính xác: 0.950 (Prec</w:t>
+          <w:b/>
+          <w:sz w:val="24"/>
+          <w:szCs w:val="24"/>
+          <w:lang w:val="en-US"/>
+        </w:rPr>
+        <w:t>Độ chính xác:</w:t>
+      </w:r>
+      <w:r>
+        <w:rPr>
+          <w:rFonts w:asciiTheme="majorHAnsi" w:hAnsiTheme="majorHAnsi" w:cstheme="majorHAnsi"/>
+          <w:sz w:val="24"/>
+          <w:szCs w:val="24"/>
+          <w:lang w:val="en-US"/>
+        </w:rPr>
+        <w:t xml:space="preserve"> 0.950 (Prec</w:t>
       </w:r>
       <w:r>
         <w:rPr>
@@ -12986,11 +15508,21 @@
       <w:r>
         <w:rPr>
           <w:rFonts w:asciiTheme="majorHAnsi" w:hAnsiTheme="majorHAnsi" w:cstheme="majorHAnsi"/>
-          <w:sz w:val="24"/>
-          <w:szCs w:val="24"/>
-          <w:lang w:val="en-US"/>
-        </w:rPr>
-        <w:t>Độ phủ: 0.950 (Recall</w:t>
+          <w:b/>
+          <w:sz w:val="24"/>
+          <w:szCs w:val="24"/>
+          <w:lang w:val="en-US"/>
+        </w:rPr>
+        <w:t>Độ phủ:</w:t>
+      </w:r>
+      <w:r>
+        <w:rPr>
+          <w:rFonts w:asciiTheme="majorHAnsi" w:hAnsiTheme="majorHAnsi" w:cstheme="majorHAnsi"/>
+          <w:sz w:val="24"/>
+          <w:szCs w:val="24"/>
+          <w:lang w:val="en-US"/>
+        </w:rPr>
+        <w:t xml:space="preserve"> 0.950 (Recall</w:t>
       </w:r>
       <w:r>
         <w:rPr>
@@ -13054,11 +15586,21 @@
       <w:r>
         <w:rPr>
           <w:rFonts w:asciiTheme="majorHAnsi" w:hAnsiTheme="majorHAnsi" w:cstheme="majorHAnsi"/>
-          <w:sz w:val="24"/>
-          <w:szCs w:val="24"/>
-          <w:lang w:val="en-US"/>
-        </w:rPr>
-        <w:t>MCC: 0.928 (MCC</w:t>
+          <w:b/>
+          <w:sz w:val="24"/>
+          <w:szCs w:val="24"/>
+          <w:lang w:val="en-US"/>
+        </w:rPr>
+        <w:t>MCC:</w:t>
+      </w:r>
+      <w:r>
+        <w:rPr>
+          <w:rFonts w:asciiTheme="majorHAnsi" w:hAnsiTheme="majorHAnsi" w:cstheme="majorHAnsi"/>
+          <w:sz w:val="24"/>
+          <w:szCs w:val="24"/>
+          <w:lang w:val="en-US"/>
+        </w:rPr>
+        <w:t xml:space="preserve"> 0.928 (MCC</w:t>
       </w:r>
       <w:r>
         <w:rPr>
@@ -13121,7 +15663,7 @@
           <w:lang w:val="en-US"/>
         </w:rPr>
       </w:pPr>
-      <w:bookmarkStart w:id="40" w:name="_Toc225340464"/>
+      <w:bookmarkStart w:id="41" w:name="_Toc225437388"/>
       <w:r>
         <w:rPr>
           <w:rFonts w:asciiTheme="majorHAnsi" w:hAnsiTheme="majorHAnsi" w:cstheme="majorHAnsi"/>
@@ -13132,7 +15674,7 @@
         </w:rPr>
         <w:t>Đánh giá mô hình dựa trên công cụ Confusion Matrix</w:t>
       </w:r>
-      <w:bookmarkEnd w:id="40"/>
+      <w:bookmarkEnd w:id="41"/>
     </w:p>
     <w:p>
       <w:pPr>
@@ -13159,7 +15701,7 @@
           <w:lang w:eastAsia="vi-VN"/>
         </w:rPr>
         <w:drawing>
-          <wp:inline distT="0" distB="0" distL="0" distR="0" wp14:anchorId="7CB43B00" wp14:editId="29485B7F">
+          <wp:inline distT="0" distB="0" distL="0" distR="0" wp14:anchorId="3D6AFE4A" wp14:editId="4CAA30E1">
             <wp:extent cx="5760085" cy="2802890"/>
             <wp:effectExtent l="0" t="0" r="0" b="0"/>
             <wp:docPr id="24" name="Picture 24"/>
@@ -13208,14 +15750,14 @@
           <w:b/>
         </w:rPr>
       </w:pPr>
-      <w:bookmarkStart w:id="41" w:name="_Toc225355982"/>
+      <w:bookmarkStart w:id="42" w:name="_Toc225355982"/>
       <w:r>
         <w:rPr>
           <w:b/>
         </w:rPr>
         <w:t>Hình 5.2.1: Mô hình ma trận nhầm lẫn của phương pháp Tree</w:t>
       </w:r>
-      <w:bookmarkEnd w:id="41"/>
+      <w:bookmarkEnd w:id="42"/>
     </w:p>
     <w:p>
       <w:pPr>
@@ -13243,7 +15785,7 @@
           <w:lang w:eastAsia="vi-VN"/>
         </w:rPr>
         <w:drawing>
-          <wp:inline distT="0" distB="0" distL="0" distR="0" wp14:anchorId="57EAF193" wp14:editId="6B427775">
+          <wp:inline distT="0" distB="0" distL="0" distR="0" wp14:anchorId="3821F2F8" wp14:editId="0972D5A9">
             <wp:extent cx="5760085" cy="2837180"/>
             <wp:effectExtent l="0" t="0" r="0" b="1270"/>
             <wp:docPr id="25" name="Picture 25"/>
@@ -13292,14 +15834,14 @@
           <w:b/>
         </w:rPr>
       </w:pPr>
-      <w:bookmarkStart w:id="42" w:name="_Toc225355983"/>
+      <w:bookmarkStart w:id="43" w:name="_Toc225355983"/>
       <w:r>
         <w:rPr>
           <w:b/>
         </w:rPr>
         <w:t>Hình 5.2.2: Mô hình ma trận nhầm lẫn của phương pháp Random Forest</w:t>
       </w:r>
-      <w:bookmarkEnd w:id="42"/>
+      <w:bookmarkEnd w:id="43"/>
     </w:p>
     <w:p>
       <w:pPr>
@@ -13324,7 +15866,320 @@
           <w:lang w:val="en-US"/>
         </w:rPr>
         <w:tab/>
-        <w:t>Trong mô hình ma trận nhầm lẫn (Confusion Matrix), Predicted là kết quả được dự đoán và Actual là kết quả thực tế. True Positive (TP) sẽ là mô hình có kết quả Predicted và Actual giống nhau, trong bộ dữ liệu đang xét sẽ có 4 trường hợp dự đoán theo Predicted - Actual, cụ thể: Good - Good (chất lượng không khí Tốt), Hazardous - Hazardous (chất lượng không khí Nguy hiểm), Moderate - Moderate (chất lượng không khí Trung bình) và Poor - Poor (chất lượng không khí Kém). Những kết quả còn lại sẽ là True Negative (TN), False Positive (FP) và False Negative (FN).</w:t>
+      </w:r>
+      <w:r>
+        <w:rPr>
+          <w:rFonts w:asciiTheme="majorHAnsi" w:hAnsiTheme="majorHAnsi" w:cstheme="majorHAnsi"/>
+          <w:b/>
+          <w:sz w:val="24"/>
+          <w:szCs w:val="24"/>
+          <w:lang w:val="en-US"/>
+        </w:rPr>
+        <w:t>Trong mô hình ma trận nhầm lẫn</w:t>
+      </w:r>
+      <w:r>
+        <w:rPr>
+          <w:rFonts w:asciiTheme="majorHAnsi" w:hAnsiTheme="majorHAnsi" w:cstheme="majorHAnsi"/>
+          <w:sz w:val="24"/>
+          <w:szCs w:val="24"/>
+          <w:lang w:val="en-US"/>
+        </w:rPr>
+        <w:t xml:space="preserve"> (Confusion Matrix), </w:t>
+      </w:r>
+      <w:r>
+        <w:rPr>
+          <w:rFonts w:asciiTheme="majorHAnsi" w:hAnsiTheme="majorHAnsi" w:cstheme="majorHAnsi"/>
+          <w:b/>
+          <w:sz w:val="24"/>
+          <w:szCs w:val="24"/>
+          <w:lang w:val="en-US"/>
+        </w:rPr>
+        <w:t>Predicted</w:t>
+      </w:r>
+      <w:r>
+        <w:rPr>
+          <w:rFonts w:asciiTheme="majorHAnsi" w:hAnsiTheme="majorHAnsi" w:cstheme="majorHAnsi"/>
+          <w:sz w:val="24"/>
+          <w:szCs w:val="24"/>
+          <w:lang w:val="en-US"/>
+        </w:rPr>
+        <w:t xml:space="preserve"> là </w:t>
+      </w:r>
+      <w:r>
+        <w:rPr>
+          <w:rFonts w:asciiTheme="majorHAnsi" w:hAnsiTheme="majorHAnsi" w:cstheme="majorHAnsi"/>
+          <w:b/>
+          <w:sz w:val="24"/>
+          <w:szCs w:val="24"/>
+          <w:lang w:val="en-US"/>
+        </w:rPr>
+        <w:t>kết quả được dự</w:t>
+      </w:r>
+      <w:r>
+        <w:rPr>
+          <w:rFonts w:asciiTheme="majorHAnsi" w:hAnsiTheme="majorHAnsi" w:cstheme="majorHAnsi"/>
+          <w:sz w:val="24"/>
+          <w:szCs w:val="24"/>
+          <w:lang w:val="en-US"/>
+        </w:rPr>
+        <w:t xml:space="preserve"> </w:t>
+      </w:r>
+      <w:r>
+        <w:rPr>
+          <w:rFonts w:asciiTheme="majorHAnsi" w:hAnsiTheme="majorHAnsi" w:cstheme="majorHAnsi"/>
+          <w:b/>
+          <w:sz w:val="24"/>
+          <w:szCs w:val="24"/>
+          <w:lang w:val="en-US"/>
+        </w:rPr>
+        <w:t>đoán</w:t>
+      </w:r>
+      <w:r>
+        <w:rPr>
+          <w:rFonts w:asciiTheme="majorHAnsi" w:hAnsiTheme="majorHAnsi" w:cstheme="majorHAnsi"/>
+          <w:sz w:val="24"/>
+          <w:szCs w:val="24"/>
+          <w:lang w:val="en-US"/>
+        </w:rPr>
+        <w:t xml:space="preserve"> và </w:t>
+      </w:r>
+      <w:r>
+        <w:rPr>
+          <w:rFonts w:asciiTheme="majorHAnsi" w:hAnsiTheme="majorHAnsi" w:cstheme="majorHAnsi"/>
+          <w:b/>
+          <w:sz w:val="24"/>
+          <w:szCs w:val="24"/>
+          <w:lang w:val="en-US"/>
+        </w:rPr>
+        <w:t>Actual là kết quả thực tế</w:t>
+      </w:r>
+      <w:r>
+        <w:rPr>
+          <w:rFonts w:asciiTheme="majorHAnsi" w:hAnsiTheme="majorHAnsi" w:cstheme="majorHAnsi"/>
+          <w:sz w:val="24"/>
+          <w:szCs w:val="24"/>
+          <w:lang w:val="en-US"/>
+        </w:rPr>
+        <w:t xml:space="preserve">. </w:t>
+      </w:r>
+      <w:r>
+        <w:rPr>
+          <w:rFonts w:asciiTheme="majorHAnsi" w:hAnsiTheme="majorHAnsi" w:cstheme="majorHAnsi"/>
+          <w:b/>
+          <w:sz w:val="24"/>
+          <w:szCs w:val="24"/>
+          <w:lang w:val="en-US"/>
+        </w:rPr>
+        <w:t>True Positive (TP)</w:t>
+      </w:r>
+      <w:r>
+        <w:rPr>
+          <w:rFonts w:asciiTheme="majorHAnsi" w:hAnsiTheme="majorHAnsi" w:cstheme="majorHAnsi"/>
+          <w:sz w:val="24"/>
+          <w:szCs w:val="24"/>
+          <w:lang w:val="en-US"/>
+        </w:rPr>
+        <w:t xml:space="preserve"> sẽ là mô hình có kết quả </w:t>
+      </w:r>
+      <w:r>
+        <w:rPr>
+          <w:rFonts w:asciiTheme="majorHAnsi" w:hAnsiTheme="majorHAnsi" w:cstheme="majorHAnsi"/>
+          <w:b/>
+          <w:sz w:val="24"/>
+          <w:szCs w:val="24"/>
+          <w:lang w:val="en-US"/>
+        </w:rPr>
+        <w:t>Predicted và Actual giống nhau</w:t>
+      </w:r>
+      <w:r>
+        <w:rPr>
+          <w:rFonts w:asciiTheme="majorHAnsi" w:hAnsiTheme="majorHAnsi" w:cstheme="majorHAnsi"/>
+          <w:sz w:val="24"/>
+          <w:szCs w:val="24"/>
+          <w:lang w:val="en-US"/>
+        </w:rPr>
+        <w:t xml:space="preserve">, trong bộ dữ liệu đang xét sẽ có </w:t>
+      </w:r>
+      <w:r>
+        <w:rPr>
+          <w:rFonts w:asciiTheme="majorHAnsi" w:hAnsiTheme="majorHAnsi" w:cstheme="majorHAnsi"/>
+          <w:b/>
+          <w:sz w:val="24"/>
+          <w:szCs w:val="24"/>
+          <w:lang w:val="en-US"/>
+        </w:rPr>
+        <w:t>4 trường hợp dự đoán theo</w:t>
+      </w:r>
+      <w:r>
+        <w:rPr>
+          <w:rFonts w:asciiTheme="majorHAnsi" w:hAnsiTheme="majorHAnsi" w:cstheme="majorHAnsi"/>
+          <w:sz w:val="24"/>
+          <w:szCs w:val="24"/>
+          <w:lang w:val="en-US"/>
+        </w:rPr>
+        <w:t xml:space="preserve"> </w:t>
+      </w:r>
+      <w:r>
+        <w:rPr>
+          <w:rFonts w:asciiTheme="majorHAnsi" w:hAnsiTheme="majorHAnsi" w:cstheme="majorHAnsi"/>
+          <w:b/>
+          <w:sz w:val="24"/>
+          <w:szCs w:val="24"/>
+          <w:lang w:val="en-US"/>
+        </w:rPr>
+        <w:t>Predicted - Actual</w:t>
+      </w:r>
+      <w:r>
+        <w:rPr>
+          <w:rFonts w:asciiTheme="majorHAnsi" w:hAnsiTheme="majorHAnsi" w:cstheme="majorHAnsi"/>
+          <w:sz w:val="24"/>
+          <w:szCs w:val="24"/>
+          <w:lang w:val="en-US"/>
+        </w:rPr>
+        <w:t xml:space="preserve">, cụ thể: </w:t>
+      </w:r>
+      <w:r>
+        <w:rPr>
+          <w:rFonts w:asciiTheme="majorHAnsi" w:hAnsiTheme="majorHAnsi" w:cstheme="majorHAnsi"/>
+          <w:b/>
+          <w:sz w:val="24"/>
+          <w:szCs w:val="24"/>
+          <w:lang w:val="en-US"/>
+        </w:rPr>
+        <w:t xml:space="preserve">Good - Good </w:t>
+      </w:r>
+      <w:r>
+        <w:rPr>
+          <w:rFonts w:asciiTheme="majorHAnsi" w:hAnsiTheme="majorHAnsi" w:cstheme="majorHAnsi"/>
+          <w:sz w:val="24"/>
+          <w:szCs w:val="24"/>
+          <w:lang w:val="en-US"/>
+        </w:rPr>
+        <w:t xml:space="preserve">(chất lượng không khí Tốt), </w:t>
+      </w:r>
+      <w:r>
+        <w:rPr>
+          <w:rFonts w:asciiTheme="majorHAnsi" w:hAnsiTheme="majorHAnsi" w:cstheme="majorHAnsi"/>
+          <w:b/>
+          <w:sz w:val="24"/>
+          <w:szCs w:val="24"/>
+          <w:lang w:val="en-US"/>
+        </w:rPr>
+        <w:t xml:space="preserve">Hazardous - Hazardous </w:t>
+      </w:r>
+      <w:r>
+        <w:rPr>
+          <w:rFonts w:asciiTheme="majorHAnsi" w:hAnsiTheme="majorHAnsi" w:cstheme="majorHAnsi"/>
+          <w:sz w:val="24"/>
+          <w:szCs w:val="24"/>
+          <w:lang w:val="en-US"/>
+        </w:rPr>
+        <w:t xml:space="preserve">(chất lượng không khí Nguy hiểm), </w:t>
+      </w:r>
+      <w:r>
+        <w:rPr>
+          <w:rFonts w:asciiTheme="majorHAnsi" w:hAnsiTheme="majorHAnsi" w:cstheme="majorHAnsi"/>
+          <w:b/>
+          <w:sz w:val="24"/>
+          <w:szCs w:val="24"/>
+          <w:lang w:val="en-US"/>
+        </w:rPr>
+        <w:t>Moderate - Moderate</w:t>
+      </w:r>
+      <w:r>
+        <w:rPr>
+          <w:rFonts w:asciiTheme="majorHAnsi" w:hAnsiTheme="majorHAnsi" w:cstheme="majorHAnsi"/>
+          <w:sz w:val="24"/>
+          <w:szCs w:val="24"/>
+          <w:lang w:val="en-US"/>
+        </w:rPr>
+        <w:t xml:space="preserve"> (chất lượng không khí Trung bình) và </w:t>
+      </w:r>
+      <w:r>
+        <w:rPr>
+          <w:rFonts w:asciiTheme="majorHAnsi" w:hAnsiTheme="majorHAnsi" w:cstheme="majorHAnsi"/>
+          <w:b/>
+          <w:sz w:val="24"/>
+          <w:szCs w:val="24"/>
+          <w:lang w:val="en-US"/>
+        </w:rPr>
+        <w:t xml:space="preserve">Poor - Poor </w:t>
+      </w:r>
+      <w:r>
+        <w:rPr>
+          <w:rFonts w:asciiTheme="majorHAnsi" w:hAnsiTheme="majorHAnsi" w:cstheme="majorHAnsi"/>
+          <w:sz w:val="24"/>
+          <w:szCs w:val="24"/>
+          <w:lang w:val="en-US"/>
+        </w:rPr>
+        <w:t xml:space="preserve">(chất lượng không khí Kém). </w:t>
+      </w:r>
+      <w:r>
+        <w:rPr>
+          <w:rFonts w:asciiTheme="majorHAnsi" w:hAnsiTheme="majorHAnsi" w:cstheme="majorHAnsi"/>
+          <w:b/>
+          <w:sz w:val="24"/>
+          <w:szCs w:val="24"/>
+          <w:lang w:val="en-US"/>
+        </w:rPr>
+        <w:t>Những kết quả còn lại</w:t>
+      </w:r>
+      <w:r>
+        <w:rPr>
+          <w:rFonts w:asciiTheme="majorHAnsi" w:hAnsiTheme="majorHAnsi" w:cstheme="majorHAnsi"/>
+          <w:sz w:val="24"/>
+          <w:szCs w:val="24"/>
+          <w:lang w:val="en-US"/>
+        </w:rPr>
+        <w:t xml:space="preserve"> sẽ là </w:t>
+      </w:r>
+      <w:r>
+        <w:rPr>
+          <w:rFonts w:asciiTheme="majorHAnsi" w:hAnsiTheme="majorHAnsi" w:cstheme="majorHAnsi"/>
+          <w:b/>
+          <w:sz w:val="24"/>
+          <w:szCs w:val="24"/>
+          <w:lang w:val="en-US"/>
+        </w:rPr>
+        <w:t>True Negative (TN)</w:t>
+      </w:r>
+      <w:r>
+        <w:rPr>
+          <w:rFonts w:asciiTheme="majorHAnsi" w:hAnsiTheme="majorHAnsi" w:cstheme="majorHAnsi"/>
+          <w:sz w:val="24"/>
+          <w:szCs w:val="24"/>
+          <w:lang w:val="en-US"/>
+        </w:rPr>
+        <w:t>,</w:t>
+      </w:r>
+      <w:r>
+        <w:rPr>
+          <w:rFonts w:asciiTheme="majorHAnsi" w:hAnsiTheme="majorHAnsi" w:cstheme="majorHAnsi"/>
+          <w:b/>
+          <w:sz w:val="24"/>
+          <w:szCs w:val="24"/>
+          <w:lang w:val="en-US"/>
+        </w:rPr>
+        <w:t xml:space="preserve"> False Positive (FP) </w:t>
+      </w:r>
+      <w:r>
+        <w:rPr>
+          <w:rFonts w:asciiTheme="majorHAnsi" w:hAnsiTheme="majorHAnsi" w:cstheme="majorHAnsi"/>
+          <w:sz w:val="24"/>
+          <w:szCs w:val="24"/>
+          <w:lang w:val="en-US"/>
+        </w:rPr>
+        <w:t xml:space="preserve">và </w:t>
+      </w:r>
+      <w:r>
+        <w:rPr>
+          <w:rFonts w:asciiTheme="majorHAnsi" w:hAnsiTheme="majorHAnsi" w:cstheme="majorHAnsi"/>
+          <w:b/>
+          <w:sz w:val="24"/>
+          <w:szCs w:val="24"/>
+          <w:lang w:val="en-US"/>
+        </w:rPr>
+        <w:t>False Negative (FN).</w:t>
       </w:r>
     </w:p>
     <w:p>
@@ -13904,11 +16759,154 @@
       <w:r>
         <w:rPr>
           <w:rFonts w:asciiTheme="majorHAnsi" w:hAnsiTheme="majorHAnsi" w:cstheme="majorHAnsi"/>
-          <w:sz w:val="24"/>
-          <w:szCs w:val="24"/>
-          <w:lang w:val="en-US"/>
-        </w:rPr>
-        <w:t>Kết quả của phương pháp Random Forest cao hơn, phương pháp Random Forest cũng dự đoán ít sai số hơn. Vì vậy ta dùng Random Forest để dự báo 1000 mẫu dữ liệu còn lại sẽ tố</w:t>
+          <w:b/>
+          <w:sz w:val="24"/>
+          <w:szCs w:val="24"/>
+          <w:lang w:val="en-US"/>
+        </w:rPr>
+        <w:t>Kết quả</w:t>
+      </w:r>
+      <w:r>
+        <w:rPr>
+          <w:rFonts w:asciiTheme="majorHAnsi" w:hAnsiTheme="majorHAnsi" w:cstheme="majorHAnsi"/>
+          <w:sz w:val="24"/>
+          <w:szCs w:val="24"/>
+          <w:lang w:val="en-US"/>
+        </w:rPr>
+        <w:t xml:space="preserve"> của phương pháp </w:t>
+      </w:r>
+      <w:r>
+        <w:rPr>
+          <w:rFonts w:asciiTheme="majorHAnsi" w:hAnsiTheme="majorHAnsi" w:cstheme="majorHAnsi"/>
+          <w:b/>
+          <w:sz w:val="24"/>
+          <w:szCs w:val="24"/>
+          <w:lang w:val="en-US"/>
+        </w:rPr>
+        <w:t>Random Forest cao hơn</w:t>
+      </w:r>
+      <w:r>
+        <w:rPr>
+          <w:rFonts w:asciiTheme="majorHAnsi" w:hAnsiTheme="majorHAnsi" w:cstheme="majorHAnsi"/>
+          <w:sz w:val="24"/>
+          <w:szCs w:val="24"/>
+          <w:lang w:val="en-US"/>
+        </w:rPr>
+        <w:t xml:space="preserve">, phương pháp </w:t>
+      </w:r>
+      <w:r>
+        <w:rPr>
+          <w:rFonts w:asciiTheme="majorHAnsi" w:hAnsiTheme="majorHAnsi" w:cstheme="majorHAnsi"/>
+          <w:b/>
+          <w:sz w:val="24"/>
+          <w:szCs w:val="24"/>
+          <w:lang w:val="en-US"/>
+        </w:rPr>
+        <w:t>Random Forest</w:t>
+      </w:r>
+      <w:r>
+        <w:rPr>
+          <w:rFonts w:asciiTheme="majorHAnsi" w:hAnsiTheme="majorHAnsi" w:cstheme="majorHAnsi"/>
+          <w:sz w:val="24"/>
+          <w:szCs w:val="24"/>
+          <w:lang w:val="en-US"/>
+        </w:rPr>
+        <w:t xml:space="preserve"> cũng </w:t>
+      </w:r>
+      <w:r>
+        <w:rPr>
+          <w:rFonts w:asciiTheme="majorHAnsi" w:hAnsiTheme="majorHAnsi" w:cstheme="majorHAnsi"/>
+          <w:b/>
+          <w:sz w:val="24"/>
+          <w:szCs w:val="24"/>
+          <w:lang w:val="en-US"/>
+        </w:rPr>
+        <w:t>dự đoán ít sai số hơn</w:t>
+      </w:r>
+      <w:r>
+        <w:rPr>
+          <w:rFonts w:asciiTheme="majorHAnsi" w:hAnsiTheme="majorHAnsi" w:cstheme="majorHAnsi"/>
+          <w:sz w:val="24"/>
+          <w:szCs w:val="24"/>
+          <w:lang w:val="en-US"/>
+        </w:rPr>
+        <w:t xml:space="preserve">. </w:t>
+      </w:r>
+      <w:r>
+        <w:rPr>
+          <w:rFonts w:asciiTheme="majorHAnsi" w:hAnsiTheme="majorHAnsi" w:cstheme="majorHAnsi"/>
+          <w:b/>
+          <w:sz w:val="24"/>
+          <w:szCs w:val="24"/>
+          <w:lang w:val="en-US"/>
+        </w:rPr>
+        <w:t>Vì vậy</w:t>
+      </w:r>
+      <w:r>
+        <w:rPr>
+          <w:rFonts w:asciiTheme="majorHAnsi" w:hAnsiTheme="majorHAnsi" w:cstheme="majorHAnsi"/>
+          <w:sz w:val="24"/>
+          <w:szCs w:val="24"/>
+          <w:lang w:val="en-US"/>
+        </w:rPr>
+        <w:t xml:space="preserve"> ta </w:t>
+      </w:r>
+      <w:r>
+        <w:rPr>
+          <w:rFonts w:asciiTheme="majorHAnsi" w:hAnsiTheme="majorHAnsi" w:cstheme="majorHAnsi"/>
+          <w:b/>
+          <w:sz w:val="24"/>
+          <w:szCs w:val="24"/>
+          <w:lang w:val="en-US"/>
+        </w:rPr>
+        <w:t>dùng Random Forest</w:t>
+      </w:r>
+      <w:r>
+        <w:rPr>
+          <w:rFonts w:asciiTheme="majorHAnsi" w:hAnsiTheme="majorHAnsi" w:cstheme="majorHAnsi"/>
+          <w:sz w:val="24"/>
+          <w:szCs w:val="24"/>
+          <w:lang w:val="en-US"/>
+        </w:rPr>
+        <w:t xml:space="preserve"> để </w:t>
+      </w:r>
+      <w:r>
+        <w:rPr>
+          <w:rFonts w:asciiTheme="majorHAnsi" w:hAnsiTheme="majorHAnsi" w:cstheme="majorHAnsi"/>
+          <w:b/>
+          <w:sz w:val="24"/>
+          <w:szCs w:val="24"/>
+          <w:lang w:val="en-US"/>
+        </w:rPr>
+        <w:t>dự báo</w:t>
+      </w:r>
+      <w:r>
+        <w:rPr>
+          <w:rFonts w:asciiTheme="majorHAnsi" w:hAnsiTheme="majorHAnsi" w:cstheme="majorHAnsi"/>
+          <w:sz w:val="24"/>
+          <w:szCs w:val="24"/>
+          <w:lang w:val="en-US"/>
+        </w:rPr>
+        <w:t xml:space="preserve"> </w:t>
+      </w:r>
+      <w:r>
+        <w:rPr>
+          <w:rFonts w:asciiTheme="majorHAnsi" w:hAnsiTheme="majorHAnsi" w:cstheme="majorHAnsi"/>
+          <w:b/>
+          <w:sz w:val="24"/>
+          <w:szCs w:val="24"/>
+          <w:lang w:val="en-US"/>
+        </w:rPr>
+        <w:t>1000 mẫu dữ liệu còn lại</w:t>
+      </w:r>
+      <w:r>
+        <w:rPr>
+          <w:rFonts w:asciiTheme="majorHAnsi" w:hAnsiTheme="majorHAnsi" w:cstheme="majorHAnsi"/>
+          <w:sz w:val="24"/>
+          <w:szCs w:val="24"/>
+          <w:lang w:val="en-US"/>
+        </w:rPr>
+        <w:t xml:space="preserve"> sẽ tố</w:t>
       </w:r>
       <w:r>
         <w:rPr>
@@ -13925,7 +16923,16 @@
           <w:sz w:val="24"/>
           <w:szCs w:val="24"/>
         </w:rPr>
-        <w:t>Tree.</w:t>
+        <w:t>Tree</w:t>
+      </w:r>
+      <w:r>
+        <w:rPr>
+          <w:rFonts w:asciiTheme="majorHAnsi" w:hAnsiTheme="majorHAnsi" w:cstheme="majorHAnsi"/>
+          <w:sz w:val="24"/>
+          <w:szCs w:val="24"/>
+          <w:lang w:val="en-US"/>
+        </w:rPr>
+        <w:t>:</w:t>
       </w:r>
     </w:p>
     <w:p>
@@ -13952,7 +16959,7 @@
           <w:lang w:eastAsia="vi-VN"/>
         </w:rPr>
         <w:drawing>
-          <wp:inline distT="0" distB="0" distL="0" distR="0">
+          <wp:inline distT="0" distB="0" distL="0" distR="0" wp14:anchorId="157B6567" wp14:editId="39EDCBF4">
             <wp:extent cx="5760085" cy="1325245"/>
             <wp:effectExtent l="0" t="0" r="0" b="8255"/>
             <wp:docPr id="31" name="Picture 31"/>
@@ -13993,8 +17000,6 @@
           </wp:inline>
         </w:drawing>
       </w:r>
-      <w:bookmarkStart w:id="43" w:name="_GoBack"/>
-      <w:bookmarkEnd w:id="43"/>
     </w:p>
     <w:p>
       <w:pPr>
@@ -14019,7 +17024,7 @@
           <w:lang w:val="en-US"/>
         </w:rPr>
       </w:pPr>
-      <w:bookmarkStart w:id="44" w:name="_Toc225340465"/>
+      <w:bookmarkStart w:id="44" w:name="_Toc225437389"/>
       <w:r>
         <w:rPr>
           <w:rFonts w:asciiTheme="majorHAnsi" w:hAnsiTheme="majorHAnsi" w:cstheme="majorHAnsi"/>
@@ -14050,11 +17055,59 @@
       <w:r>
         <w:rPr>
           <w:rFonts w:asciiTheme="majorHAnsi" w:hAnsiTheme="majorHAnsi" w:cstheme="majorHAnsi"/>
-          <w:sz w:val="24"/>
-          <w:szCs w:val="24"/>
-          <w:lang w:val="en-US"/>
-        </w:rPr>
-        <w:t>Sau khi đã huấn luyện, đánh giá ta chọn Random Forest để dự báo cho tệp dữ liệu Data 20%, ta được kết quả như hình sau:</w:t>
+          <w:b/>
+          <w:sz w:val="24"/>
+          <w:szCs w:val="24"/>
+          <w:lang w:val="en-US"/>
+        </w:rPr>
+        <w:t>Sau khi đã huấn luyện</w:t>
+      </w:r>
+      <w:r>
+        <w:rPr>
+          <w:rFonts w:asciiTheme="majorHAnsi" w:hAnsiTheme="majorHAnsi" w:cstheme="majorHAnsi"/>
+          <w:sz w:val="24"/>
+          <w:szCs w:val="24"/>
+          <w:lang w:val="en-US"/>
+        </w:rPr>
+        <w:t xml:space="preserve">, đánh giá ta chọn Random Forest để dự báo cho tệp dữ liệu </w:t>
+      </w:r>
+      <w:r>
+        <w:rPr>
+          <w:rFonts w:asciiTheme="majorHAnsi" w:hAnsiTheme="majorHAnsi" w:cstheme="majorHAnsi"/>
+          <w:b/>
+          <w:sz w:val="24"/>
+          <w:szCs w:val="24"/>
+          <w:lang w:val="en-US"/>
+        </w:rPr>
+        <w:t>Data 20%</w:t>
+      </w:r>
+      <w:r>
+        <w:rPr>
+          <w:rFonts w:asciiTheme="majorHAnsi" w:hAnsiTheme="majorHAnsi" w:cstheme="majorHAnsi"/>
+          <w:sz w:val="24"/>
+          <w:szCs w:val="24"/>
+          <w:lang w:val="en-US"/>
+        </w:rPr>
+        <w:t xml:space="preserve">, ta được </w:t>
+      </w:r>
+      <w:r>
+        <w:rPr>
+          <w:rFonts w:asciiTheme="majorHAnsi" w:hAnsiTheme="majorHAnsi" w:cstheme="majorHAnsi"/>
+          <w:b/>
+          <w:sz w:val="24"/>
+          <w:szCs w:val="24"/>
+          <w:lang w:val="en-US"/>
+        </w:rPr>
+        <w:t>kết quả</w:t>
+      </w:r>
+      <w:r>
+        <w:rPr>
+          <w:rFonts w:asciiTheme="majorHAnsi" w:hAnsiTheme="majorHAnsi" w:cstheme="majorHAnsi"/>
+          <w:sz w:val="24"/>
+          <w:szCs w:val="24"/>
+          <w:lang w:val="en-US"/>
+        </w:rPr>
+        <w:t xml:space="preserve"> như hình sau:</w:t>
       </w:r>
     </w:p>
     <w:p>
@@ -14080,7 +17133,7 @@
           <w:lang w:eastAsia="vi-VN"/>
         </w:rPr>
         <w:drawing>
-          <wp:inline distT="0" distB="0" distL="0" distR="0" wp14:anchorId="6FEDA249" wp14:editId="0A77C22F">
+          <wp:inline distT="0" distB="0" distL="0" distR="0" wp14:anchorId="72B61792" wp14:editId="4EB32444">
             <wp:extent cx="5760085" cy="3096895"/>
             <wp:effectExtent l="0" t="0" r="0" b="8255"/>
             <wp:docPr id="27" name="Picture 27"/>
@@ -14165,7 +17218,64 @@
           <w:szCs w:val="24"/>
           <w:lang w:val="en-US"/>
         </w:rPr>
-        <w:t>Trên đây là kết quả dự đoán của phương pháp Random Forest. Cột đầu tiên là xác suất mà mô hình gán cho từng biến mục tiêu Air Quality. Tương ứng với các xác suất thuộc các lớp Good, Hazardous, Moderate và Poor. Xác suất này sẽ quyết định dự đoán cuối cùng của mô hình. Ở cột Air Quality thể hiện những giá trị thực tế của biến mục tiêu Air Quality trong tập dữ liệu, ta dựa vào cột này để có thể so sánh dự đoán của mô hình với giá trị thực tế để đánh giá độ chính xác của mô hình. Các cột còn lại như Temperature, Humidity, PM</w:t>
+        <w:t xml:space="preserve">Trên đây là </w:t>
+      </w:r>
+      <w:r>
+        <w:rPr>
+          <w:rFonts w:asciiTheme="majorHAnsi" w:hAnsiTheme="majorHAnsi" w:cstheme="majorHAnsi"/>
+          <w:b/>
+          <w:sz w:val="24"/>
+          <w:szCs w:val="24"/>
+          <w:lang w:val="en-US"/>
+        </w:rPr>
+        <w:t>kết quả dự đoán</w:t>
+      </w:r>
+      <w:r>
+        <w:rPr>
+          <w:rFonts w:asciiTheme="majorHAnsi" w:hAnsiTheme="majorHAnsi" w:cstheme="majorHAnsi"/>
+          <w:sz w:val="24"/>
+          <w:szCs w:val="24"/>
+          <w:lang w:val="en-US"/>
+        </w:rPr>
+        <w:t xml:space="preserve"> của phương pháp </w:t>
+      </w:r>
+      <w:r>
+        <w:rPr>
+          <w:rFonts w:asciiTheme="majorHAnsi" w:hAnsiTheme="majorHAnsi" w:cstheme="majorHAnsi"/>
+          <w:b/>
+          <w:sz w:val="24"/>
+          <w:szCs w:val="24"/>
+          <w:lang w:val="en-US"/>
+        </w:rPr>
+        <w:t>Random Forest</w:t>
+      </w:r>
+      <w:r>
+        <w:rPr>
+          <w:rFonts w:asciiTheme="majorHAnsi" w:hAnsiTheme="majorHAnsi" w:cstheme="majorHAnsi"/>
+          <w:sz w:val="24"/>
+          <w:szCs w:val="24"/>
+          <w:lang w:val="en-US"/>
+        </w:rPr>
+        <w:t xml:space="preserve">. Cột đầu tiên là xác suất mà mô hình gán cho từng biến mục tiêu Air Quality. Tương ứng với các xác suất thuộc các lớp </w:t>
+      </w:r>
+      <w:r>
+        <w:rPr>
+          <w:rFonts w:asciiTheme="majorHAnsi" w:hAnsiTheme="majorHAnsi" w:cstheme="majorHAnsi"/>
+          <w:b/>
+          <w:sz w:val="24"/>
+          <w:szCs w:val="24"/>
+          <w:lang w:val="en-US"/>
+        </w:rPr>
+        <w:t>Good, Hazardous, Moderate và Poor</w:t>
+      </w:r>
+      <w:r>
+        <w:rPr>
+          <w:rFonts w:asciiTheme="majorHAnsi" w:hAnsiTheme="majorHAnsi" w:cstheme="majorHAnsi"/>
+          <w:sz w:val="24"/>
+          <w:szCs w:val="24"/>
+          <w:lang w:val="en-US"/>
+        </w:rPr>
+        <w:t>. Xác suất này sẽ quyết định dự đoán cuối cùng của mô hình. Ở cột Air Quality thể hiện những giá trị thực tế của biến mục tiêu Air Quality trong tập dữ liệu, ta dựa vào cột này để có thể so sánh dự đoán của mô hình với giá trị thực tế để đánh giá độ chính xác của mô hình. Các cột còn lại như Temperature, Humidity, PM</w:t>
       </w:r>
       <w:proofErr w:type="gramStart"/>
       <w:r>
@@ -14211,7 +17321,7 @@
           <w:lang w:val="en-US"/>
         </w:rPr>
       </w:pPr>
-      <w:bookmarkStart w:id="46" w:name="_Toc225340466"/>
+      <w:bookmarkStart w:id="46" w:name="_Toc225437390"/>
       <w:r>
         <w:rPr>
           <w:rFonts w:asciiTheme="majorHAnsi" w:hAnsiTheme="majorHAnsi" w:cstheme="majorHAnsi"/>
@@ -14243,11 +17353,154 @@
       <w:r>
         <w:rPr>
           <w:rFonts w:asciiTheme="majorHAnsi" w:hAnsiTheme="majorHAnsi" w:cstheme="majorHAnsi"/>
-          <w:sz w:val="24"/>
-          <w:szCs w:val="24"/>
-          <w:lang w:val="en-US"/>
-        </w:rPr>
-        <w:t>Trong bộ dữ liệu được chọn gồm 5000 mẫu quan sát, nhóm đã sử dụng 4000 mẫu làm dữ liệu huấn luyện và 1000 mẫu còn lại để kiểm tra và dự báo. Nhóm đã nghiên cứu và phân tích bộ dữ liệu</w:t>
+          <w:b/>
+          <w:sz w:val="24"/>
+          <w:szCs w:val="24"/>
+          <w:lang w:val="en-US"/>
+        </w:rPr>
+        <w:t>Trong bộ dữ liệu</w:t>
+      </w:r>
+      <w:r>
+        <w:rPr>
+          <w:rFonts w:asciiTheme="majorHAnsi" w:hAnsiTheme="majorHAnsi" w:cstheme="majorHAnsi"/>
+          <w:sz w:val="24"/>
+          <w:szCs w:val="24"/>
+          <w:lang w:val="en-US"/>
+        </w:rPr>
+        <w:t xml:space="preserve"> được chọn </w:t>
+      </w:r>
+      <w:r>
+        <w:rPr>
+          <w:rFonts w:asciiTheme="majorHAnsi" w:hAnsiTheme="majorHAnsi" w:cstheme="majorHAnsi"/>
+          <w:b/>
+          <w:sz w:val="24"/>
+          <w:szCs w:val="24"/>
+          <w:lang w:val="en-US"/>
+        </w:rPr>
+        <w:t>gồm 5000 mẫu</w:t>
+      </w:r>
+      <w:r>
+        <w:rPr>
+          <w:rFonts w:asciiTheme="majorHAnsi" w:hAnsiTheme="majorHAnsi" w:cstheme="majorHAnsi"/>
+          <w:sz w:val="24"/>
+          <w:szCs w:val="24"/>
+          <w:lang w:val="en-US"/>
+        </w:rPr>
+        <w:t xml:space="preserve"> quan sát, </w:t>
+      </w:r>
+      <w:r>
+        <w:rPr>
+          <w:rFonts w:asciiTheme="majorHAnsi" w:hAnsiTheme="majorHAnsi" w:cstheme="majorHAnsi"/>
+          <w:b/>
+          <w:sz w:val="24"/>
+          <w:szCs w:val="24"/>
+          <w:lang w:val="en-US"/>
+        </w:rPr>
+        <w:t>nhóm</w:t>
+      </w:r>
+      <w:r>
+        <w:rPr>
+          <w:rFonts w:asciiTheme="majorHAnsi" w:hAnsiTheme="majorHAnsi" w:cstheme="majorHAnsi"/>
+          <w:sz w:val="24"/>
+          <w:szCs w:val="24"/>
+          <w:lang w:val="en-US"/>
+        </w:rPr>
+        <w:t xml:space="preserve"> đã </w:t>
+      </w:r>
+      <w:r>
+        <w:rPr>
+          <w:rFonts w:asciiTheme="majorHAnsi" w:hAnsiTheme="majorHAnsi" w:cstheme="majorHAnsi"/>
+          <w:b/>
+          <w:sz w:val="24"/>
+          <w:szCs w:val="24"/>
+          <w:lang w:val="en-US"/>
+        </w:rPr>
+        <w:t>sử dụng 4000 mẫu làm</w:t>
+      </w:r>
+      <w:r>
+        <w:rPr>
+          <w:rFonts w:asciiTheme="majorHAnsi" w:hAnsiTheme="majorHAnsi" w:cstheme="majorHAnsi"/>
+          <w:sz w:val="24"/>
+          <w:szCs w:val="24"/>
+          <w:lang w:val="en-US"/>
+        </w:rPr>
+        <w:t xml:space="preserve"> dữ liệu </w:t>
+      </w:r>
+      <w:r>
+        <w:rPr>
+          <w:rFonts w:asciiTheme="majorHAnsi" w:hAnsiTheme="majorHAnsi" w:cstheme="majorHAnsi"/>
+          <w:b/>
+          <w:sz w:val="24"/>
+          <w:szCs w:val="24"/>
+          <w:lang w:val="en-US"/>
+        </w:rPr>
+        <w:t>huấn luyện</w:t>
+      </w:r>
+      <w:r>
+        <w:rPr>
+          <w:rFonts w:asciiTheme="majorHAnsi" w:hAnsiTheme="majorHAnsi" w:cstheme="majorHAnsi"/>
+          <w:sz w:val="24"/>
+          <w:szCs w:val="24"/>
+          <w:lang w:val="en-US"/>
+        </w:rPr>
+        <w:t xml:space="preserve"> và </w:t>
+      </w:r>
+      <w:r>
+        <w:rPr>
+          <w:rFonts w:asciiTheme="majorHAnsi" w:hAnsiTheme="majorHAnsi" w:cstheme="majorHAnsi"/>
+          <w:b/>
+          <w:sz w:val="24"/>
+          <w:szCs w:val="24"/>
+          <w:lang w:val="en-US"/>
+        </w:rPr>
+        <w:t>1000 mẫu còn lại</w:t>
+      </w:r>
+      <w:r>
+        <w:rPr>
+          <w:rFonts w:asciiTheme="majorHAnsi" w:hAnsiTheme="majorHAnsi" w:cstheme="majorHAnsi"/>
+          <w:sz w:val="24"/>
+          <w:szCs w:val="24"/>
+          <w:lang w:val="en-US"/>
+        </w:rPr>
+        <w:t xml:space="preserve"> để </w:t>
+      </w:r>
+      <w:r>
+        <w:rPr>
+          <w:rFonts w:asciiTheme="majorHAnsi" w:hAnsiTheme="majorHAnsi" w:cstheme="majorHAnsi"/>
+          <w:b/>
+          <w:sz w:val="24"/>
+          <w:szCs w:val="24"/>
+          <w:lang w:val="en-US"/>
+        </w:rPr>
+        <w:t>kiểm tra</w:t>
+      </w:r>
+      <w:r>
+        <w:rPr>
+          <w:rFonts w:asciiTheme="majorHAnsi" w:hAnsiTheme="majorHAnsi" w:cstheme="majorHAnsi"/>
+          <w:sz w:val="24"/>
+          <w:szCs w:val="24"/>
+          <w:lang w:val="en-US"/>
+        </w:rPr>
+        <w:t xml:space="preserve"> và </w:t>
+      </w:r>
+      <w:r>
+        <w:rPr>
+          <w:rFonts w:asciiTheme="majorHAnsi" w:hAnsiTheme="majorHAnsi" w:cstheme="majorHAnsi"/>
+          <w:b/>
+          <w:sz w:val="24"/>
+          <w:szCs w:val="24"/>
+          <w:lang w:val="en-US"/>
+        </w:rPr>
+        <w:t>dự báo</w:t>
+      </w:r>
+      <w:r>
+        <w:rPr>
+          <w:rFonts w:asciiTheme="majorHAnsi" w:hAnsiTheme="majorHAnsi" w:cstheme="majorHAnsi"/>
+          <w:sz w:val="24"/>
+          <w:szCs w:val="24"/>
+          <w:lang w:val="en-US"/>
+        </w:rPr>
+        <w:t>. Nhóm đã nghiên cứu và phân tích bộ dữ liệu</w:t>
       </w:r>
       <w:r>
         <w:rPr>
@@ -14269,6 +17522,7 @@
           <w:id w:val="-1861118113"/>
           <w:citation/>
         </w:sdtPr>
+        <w:sdtEndPr/>
         <w:sdtContent>
           <w:r>
             <w:rPr>
@@ -14409,6 +17663,7 @@
           <w:lang w:val="en-US"/>
         </w:rPr>
       </w:pPr>
+      <w:bookmarkStart w:id="47" w:name="_Toc225437391"/>
       <w:r>
         <w:rPr>
           <w:rFonts w:asciiTheme="majorHAnsi" w:hAnsiTheme="majorHAnsi" w:cstheme="majorHAnsi"/>
@@ -14419,6 +17674,7 @@
         </w:rPr>
         <w:t>Quản lý mã nguồn bằng Git</w:t>
       </w:r>
+      <w:bookmarkEnd w:id="47"/>
     </w:p>
     <w:p>
       <w:pPr>
@@ -14470,7 +17726,7 @@
           <w:lang w:eastAsia="vi-VN"/>
         </w:rPr>
         <w:drawing>
-          <wp:inline distT="0" distB="0" distL="0" distR="0">
+          <wp:inline distT="0" distB="0" distL="0" distR="0" wp14:anchorId="498311A7" wp14:editId="44492269">
             <wp:extent cx="5760085" cy="4178935"/>
             <wp:effectExtent l="0" t="0" r="0" b="0"/>
             <wp:docPr id="30" name="Picture 30"/>
@@ -14519,14 +17775,14 @@
           <w:b/>
         </w:rPr>
       </w:pPr>
-      <w:bookmarkStart w:id="47" w:name="_Toc225355985"/>
+      <w:bookmarkStart w:id="48" w:name="_Toc225355985"/>
       <w:r>
         <w:rPr>
           <w:b/>
         </w:rPr>
         <w:t>Hình 5.5.1: Quản lý dự án bằng Git</w:t>
       </w:r>
-      <w:bookmarkEnd w:id="47"/>
+      <w:bookmarkEnd w:id="48"/>
     </w:p>
     <w:p>
       <w:pPr>
@@ -14560,6 +17816,7 @@
         </w:tabs>
         <w:spacing w:after="0" w:line="360" w:lineRule="auto"/>
         <w:rPr>
+          <w:rStyle w:val="Hyperlink"/>
           <w:rFonts w:asciiTheme="majorHAnsi" w:hAnsiTheme="majorHAnsi" w:cstheme="majorHAnsi"/>
           <w:sz w:val="24"/>
           <w:szCs w:val="24"/>
@@ -14581,6 +17838,20 @@
     </w:p>
     <w:p>
       <w:pPr>
+        <w:tabs>
+          <w:tab w:val="left" w:pos="0"/>
+        </w:tabs>
+        <w:spacing w:after="0" w:line="360" w:lineRule="auto"/>
+        <w:rPr>
+          <w:rFonts w:asciiTheme="majorHAnsi" w:hAnsiTheme="majorHAnsi" w:cstheme="majorHAnsi"/>
+          <w:sz w:val="24"/>
+          <w:szCs w:val="24"/>
+          <w:lang w:val="en-US"/>
+        </w:rPr>
+      </w:pPr>
+    </w:p>
+    <w:p>
+      <w:pPr>
         <w:pStyle w:val="ListParagraph"/>
         <w:tabs>
           <w:tab w:val="left" w:pos="0"/>
@@ -14603,7 +17874,7 @@
           <w:lang w:eastAsia="vi-VN"/>
         </w:rPr>
         <w:drawing>
-          <wp:inline distT="0" distB="0" distL="0" distR="0">
+          <wp:inline distT="0" distB="0" distL="0" distR="0" wp14:anchorId="44BA01D1" wp14:editId="2EE48971">
             <wp:extent cx="5760085" cy="1718310"/>
             <wp:effectExtent l="0" t="0" r="0" b="0"/>
             <wp:docPr id="28" name="Picture 28"/>
@@ -14652,14 +17923,14 @@
           <w:b/>
         </w:rPr>
       </w:pPr>
-      <w:bookmarkStart w:id="48" w:name="_Toc225355986"/>
+      <w:bookmarkStart w:id="49" w:name="_Toc225355986"/>
       <w:r>
         <w:rPr>
           <w:b/>
         </w:rPr>
         <w:t>Hình 5.5.2: Lưu trữ trên Github</w:t>
       </w:r>
-      <w:bookmarkEnd w:id="48"/>
+      <w:bookmarkEnd w:id="49"/>
     </w:p>
     <w:p>
       <w:pPr>
@@ -14682,7 +17953,7 @@
           <w:lang w:val="en-US"/>
         </w:rPr>
       </w:pPr>
-      <w:bookmarkStart w:id="49" w:name="_Toc225340467"/>
+      <w:bookmarkStart w:id="50" w:name="_Toc225437392"/>
       <w:r>
         <w:rPr>
           <w:rFonts w:asciiTheme="majorHAnsi" w:hAnsiTheme="majorHAnsi" w:cstheme="majorHAnsi"/>
@@ -14693,7 +17964,7 @@
         </w:rPr>
         <w:t>KẾT LUẬN</w:t>
       </w:r>
-      <w:bookmarkEnd w:id="49"/>
+      <w:bookmarkEnd w:id="50"/>
     </w:p>
     <w:p>
       <w:pPr>
@@ -14717,7 +17988,7 @@
           <w:lang w:val="en-US"/>
         </w:rPr>
       </w:pPr>
-      <w:bookmarkStart w:id="50" w:name="_Toc225340468"/>
+      <w:bookmarkStart w:id="51" w:name="_Toc225437393"/>
       <w:r>
         <w:rPr>
           <w:rFonts w:asciiTheme="majorHAnsi" w:hAnsiTheme="majorHAnsi" w:cstheme="majorHAnsi"/>
@@ -14728,7 +17999,7 @@
         </w:rPr>
         <w:t>Ưu/ Nhược điểm của phương pháp đã chọn</w:t>
       </w:r>
-      <w:bookmarkEnd w:id="50"/>
+      <w:bookmarkEnd w:id="51"/>
     </w:p>
     <w:p>
       <w:pPr>
@@ -14753,11 +18024,21 @@
       <w:r>
         <w:rPr>
           <w:rFonts w:asciiTheme="majorHAnsi" w:hAnsiTheme="majorHAnsi" w:cstheme="majorHAnsi"/>
-          <w:sz w:val="24"/>
-          <w:szCs w:val="24"/>
-          <w:lang w:val="en-US"/>
-        </w:rPr>
-        <w:t>Ưu điểm: Mô hình Random Forest nổi bật với độ chính xác cao nhờ kết hợp nhiều cây quyết định, giúp dự đoán tổng thể ổn định và giảm nguy cơ overfitting so với Decision Tree đơn lẻ. Nó có khả năng xử lý tốt các bộ dữ liệu lớn với nhiều biến đầu vào và đồng thời cung cấp thông tin về tầm quan trọng của từng biến trong việc dự đoán. Nhờ các đặc tính này, Random Forest trở thành một công cụ mạnh mẽ trong việc phân lớp dữ liệu phức tạp như chất lượng không khí.</w:t>
+          <w:b/>
+          <w:sz w:val="24"/>
+          <w:szCs w:val="24"/>
+          <w:lang w:val="en-US"/>
+        </w:rPr>
+        <w:t>Ưu điểm</w:t>
+      </w:r>
+      <w:r>
+        <w:rPr>
+          <w:rFonts w:asciiTheme="majorHAnsi" w:hAnsiTheme="majorHAnsi" w:cstheme="majorHAnsi"/>
+          <w:sz w:val="24"/>
+          <w:szCs w:val="24"/>
+          <w:lang w:val="en-US"/>
+        </w:rPr>
+        <w:t>: Mô hình Random Forest nổi bật với độ chính xác cao nhờ kết hợp nhiều cây quyết định, giúp dự đoán tổng thể ổn định và giảm nguy cơ overfitting so với Decision Tree đơn lẻ. Nó có khả năng xử lý tốt các bộ dữ liệu lớn với nhiều biến đầu vào và đồng thời cung cấp thông tin về tầm quan trọng của từng biến trong việc dự đoán. Nhờ các đặc tính này, Random Forest trở thành một công cụ mạnh mẽ trong việc phân lớp dữ liệu phức tạp như chất lượng không khí.</w:t>
       </w:r>
     </w:p>
     <w:p>
@@ -14783,11 +18064,21 @@
       <w:r>
         <w:rPr>
           <w:rFonts w:asciiTheme="majorHAnsi" w:hAnsiTheme="majorHAnsi" w:cstheme="majorHAnsi"/>
-          <w:sz w:val="24"/>
-          <w:szCs w:val="24"/>
-          <w:lang w:val="en-US"/>
-        </w:rPr>
-        <w:t>Nhược điểm: Tuy nhiên, Random Forest cũng tồn tại một số hạn chế. Việc tạo nhiều cây làm tăng thời gian tính toán so với Decision Tree đơn lẻ, đồng thời mô hình khó giải thích trực quan bằng sơ đồ cây. Ngoài ra, nếu số lượng cây quá ít hoặc các tham số chưa được tối ưu, mô hình vẫn có thể gặp tình trạng overfitting hoặc dự đoán kém tổng quát trên dữ liệu mới.</w:t>
+          <w:b/>
+          <w:sz w:val="24"/>
+          <w:szCs w:val="24"/>
+          <w:lang w:val="en-US"/>
+        </w:rPr>
+        <w:t>Nhược điểm</w:t>
+      </w:r>
+      <w:r>
+        <w:rPr>
+          <w:rFonts w:asciiTheme="majorHAnsi" w:hAnsiTheme="majorHAnsi" w:cstheme="majorHAnsi"/>
+          <w:sz w:val="24"/>
+          <w:szCs w:val="24"/>
+          <w:lang w:val="en-US"/>
+        </w:rPr>
+        <w:t>: Tuy nhiên, Random Forest cũng tồn tại một số hạn chế. Việc tạo nhiều cây làm tăng thời gian tính toán so với Decision Tree đơn lẻ, đồng thời mô hình khó giải thích trực quan bằng sơ đồ cây. Ngoài ra, nếu số lượng cây quá ít hoặc các tham số chưa được tối ưu, mô hình vẫn có thể gặp tình trạng overfitting hoặc dự đoán kém tổng quát trên dữ liệu mới.</w:t>
       </w:r>
     </w:p>
     <w:p>
@@ -14841,7 +18132,7 @@
         <w:br w:type="page"/>
       </w:r>
     </w:p>
-    <w:bookmarkStart w:id="51" w:name="_Toc225340469" w:displacedByCustomXml="next"/>
+    <w:bookmarkStart w:id="52" w:name="_Toc225437394" w:displacedByCustomXml="next"/>
     <w:sdt>
       <w:sdtPr>
         <w:id w:val="1195569515"/>
@@ -14850,6 +18141,7 @@
           <w:docPartUnique/>
         </w:docPartObj>
       </w:sdtPr>
+      <w:sdtEndPr/>
       <w:sdtContent>
         <w:p>
           <w:pPr>
@@ -14876,7 +18168,7 @@
             </w:rPr>
             <w:t>TÀI LIỆU THAM KHẢO</w:t>
           </w:r>
-          <w:bookmarkEnd w:id="51"/>
+          <w:bookmarkEnd w:id="52"/>
         </w:p>
         <w:sdt>
           <w:sdtPr>
@@ -14888,6 +18180,7 @@
             <w:id w:val="111145805"/>
             <w:bibliography/>
           </w:sdtPr>
+          <w:sdtEndPr/>
           <w:sdtContent>
             <w:p>
               <w:pPr>
@@ -18041,7 +21334,7 @@
 </file>
 
 <file path=customXml/itemProps1.xml><?xml version="1.0" encoding="utf-8"?>
-<ds:datastoreItem xmlns:ds="http://schemas.openxmlformats.org/officeDocument/2006/customXml" ds:itemID="{78036CF6-3C85-44DF-B976-E2A017810262}">
+<ds:datastoreItem xmlns:ds="http://schemas.openxmlformats.org/officeDocument/2006/customXml" ds:itemID="{6DEFD181-792F-48CB-8BBD-3F660998C3DC}">
   <ds:schemaRefs>
     <ds:schemaRef ds:uri="http://schemas.openxmlformats.org/officeDocument/2006/bibliography"/>
   </ds:schemaRefs>
